--- a/shinmok1/pack/2510/H1MOGO25-10_41-42_SET.docx
+++ b/shinmok1/pack/2510/H1MOGO25-10_41-42_SET.docx
@@ -58,7 +58,7 @@
           <w:sz w:val="16"/>
           <w:u w:val="none"/>
         </w:rPr>
-        <w:t>(   )반 (   )번 이름(            )  CHECK ___/35  전용 ___/29.2점</w:t>
+        <w:t>(   )반 (   )번 이름(            )  CHECK ___/35  전용 ___/30.0점</w:t>
       </w:r>
     </w:p>
     <w:p>
@@ -1458,7 +1458,7 @@
           <w:sz w:val="18"/>
           <w:u w:val="none"/>
         </w:rPr>
-        <w:t>PART 2 · 전용문제  (선택형 8 · 서답형 2 · 29.2점)</w:t>
+        <w:t>PART 2 · 전용문제  (선택형 8 · 서답형 2 · 30.0점)</w:t>
       </w:r>
     </w:p>
     <w:p>
@@ -1483,7 +1483,25 @@
           <w:sz w:val="17"/>
           <w:u w:val="none"/>
         </w:rPr>
-        <w:t xml:space="preserve"> 다음 빈칸에 들어갈 말로 가장 적절한 것은? [2.7점]</w:t>
+        <w:t xml:space="preserve"> 다음 글에 대한 &lt;보기&gt;의 설명 중 </w:t>
+      </w:r>
+      <w:r>
+        <w:rPr>
+          <w:rFonts w:ascii="맑은 고딕" w:hAnsi="맑은 고딕" w:eastAsia="맑은 고딕"/>
+          <w:b w:val="0"/>
+          <w:sz w:val="17"/>
+          <w:u w:val="single"/>
+        </w:rPr>
+        <w:t>틀린</w:t>
+      </w:r>
+      <w:r>
+        <w:rPr>
+          <w:rFonts w:ascii="맑은 고딕" w:hAnsi="맑은 고딕" w:eastAsia="맑은 고딕"/>
+          <w:b w:val="0"/>
+          <w:sz w:val="17"/>
+          <w:u w:val="none"/>
+        </w:rPr>
+        <w:t xml:space="preserve"> 것만을 있는 대로 고른 것은? [3.3점]</w:t>
       </w:r>
     </w:p>
     <w:p>
@@ -1506,14 +1524,80 @@
           <w:sz w:val="17"/>
           <w:u w:val="none"/>
         </w:rPr>
-        <w:t>The ease with which AI can generate content can discourage the kind of struggle and experimentation that often leads to breakthroughs. The creative process is often messy and repetitive, involving numerous failures and setbacks. It is through these challenges that we refine our skills, develop our unique perspectives, and push the boundaries of what is possible. If AI provides instant solutions, it can ______________________________, ultimately inhibiting the development of true creative talent.</w:t>
+        <w:t>Creativity is the ability to generate novel and valuable ideas. It involves divergent thinking, imagination, and a willingness to experiment and take risks. While AI can be a powerful tool for creative efforts, it also carries the risk of limiting originality and innovation. AI algorithms are trained on existing datasets, often identifying patterns and trends in past creations. While this can be useful for generating new content in similar styles or formats, it can also lead to ⓐ</w:t>
+      </w:r>
+      <w:r>
+        <w:rPr>
+          <w:rFonts w:ascii="맑은 고딕" w:hAnsi="맑은 고딕" w:eastAsia="맑은 고딕"/>
+          <w:b w:val="0"/>
+          <w:sz w:val="17"/>
+          <w:u w:val="single"/>
+        </w:rPr>
+        <w:t>derivative</w:t>
+      </w:r>
+      <w:r>
+        <w:rPr>
+          <w:rFonts w:ascii="맑은 고딕" w:hAnsi="맑은 고딕" w:eastAsia="맑은 고딕"/>
+          <w:b w:val="0"/>
+          <w:sz w:val="17"/>
+          <w:u w:val="none"/>
+        </w:rPr>
+        <w:t xml:space="preserve"> works that lack genuine originality. If artists and designers rely too heavily on AI for inspiration and content generation, they may find themselves trapped in a cycle of imitation, unable to break free from the constraints of the AI’s training data. (A) ________, the ease ⓑ</w:t>
+      </w:r>
+      <w:r>
+        <w:rPr>
+          <w:rFonts w:ascii="맑은 고딕" w:hAnsi="맑은 고딕" w:eastAsia="맑은 고딕"/>
+          <w:b w:val="0"/>
+          <w:sz w:val="17"/>
+          <w:u w:val="single"/>
+        </w:rPr>
+        <w:t>with which</w:t>
+      </w:r>
+      <w:r>
+        <w:rPr>
+          <w:rFonts w:ascii="맑은 고딕" w:hAnsi="맑은 고딕" w:eastAsia="맑은 고딕"/>
+          <w:b w:val="0"/>
+          <w:sz w:val="17"/>
+          <w:u w:val="none"/>
+        </w:rPr>
+        <w:t xml:space="preserve"> AI can generate content can discourage the kind of struggle and experimentation that often leads to breakthroughs. The creative process is often messy and repetitive, involving numerous failures and setbacks. It is through these challenges that we refine our skills, develop our unique perspectives, and push the boundaries of what is possible. If AI provides instant solutions, it can bypass this essential process of learning through trial and error, ultimately inhibiting the development of true creative talent.</w:t>
       </w:r>
     </w:p>
     <w:p>
       <w:pPr>
-        <w:spacing w:before="0" w:after="0" w:line="269" w:lineRule="auto"/>
-        <w:ind w:left="180" w:hanging="180"/>
+        <w:spacing w:before="0" w:after="0" w:line="288" w:lineRule="auto"/>
+        <w:ind w:left="40"/>
         <w:snapToGrid w:val="0"/>
+        <w:pBdr>
+          <w:top w:val="single" w:sz="4" w:space="2" w:color="9B6BD0"/>
+          <w:left w:val="single" w:sz="4" w:space="2" w:color="9B6BD0"/>
+          <w:bottom w:val="single" w:sz="4" w:space="2" w:color="9B6BD0"/>
+          <w:right w:val="single" w:sz="4" w:space="2" w:color="9B6BD0"/>
+        </w:pBdr>
+        <w:shd w:val="clear" w:color="auto" w:fill="FAF5FF"/>
+      </w:pPr>
+      <w:r>
+        <w:rPr>
+          <w:rFonts w:ascii="맑은 고딕" w:hAnsi="맑은 고딕" w:eastAsia="맑은 고딕"/>
+          <w:b/>
+          <w:sz w:val="17"/>
+          <w:u w:val="none"/>
+        </w:rPr>
+        <w:t>&lt;보 기&gt;</w:t>
+      </w:r>
+    </w:p>
+    <w:p>
+      <w:pPr>
+        <w:spacing w:before="0" w:after="0" w:line="288" w:lineRule="auto"/>
+        <w:ind w:left="40"/>
+        <w:snapToGrid w:val="0"/>
+        <w:pBdr>
+          <w:top w:val="single" w:sz="4" w:space="2" w:color="9B6BD0"/>
+          <w:left w:val="single" w:sz="4" w:space="2" w:color="9B6BD0"/>
+          <w:bottom w:val="single" w:sz="4" w:space="2" w:color="9B6BD0"/>
+          <w:right w:val="single" w:sz="4" w:space="2" w:color="9B6BD0"/>
+        </w:pBdr>
+        <w:shd w:val="clear" w:color="auto" w:fill="FAF5FF"/>
       </w:pPr>
       <w:r>
         <w:rPr>
@@ -1522,14 +1606,21 @@
           <w:sz w:val="17"/>
           <w:u w:val="none"/>
         </w:rPr>
-        <w:t>① let us skip the failing and retrying from which ability grows</w:t>
+        <w:t>(a) AI is trained on existing data and often finds patterns in past works.</w:t>
       </w:r>
     </w:p>
     <w:p>
       <w:pPr>
-        <w:spacing w:before="0" w:after="0" w:line="269" w:lineRule="auto"/>
-        <w:ind w:left="180" w:hanging="180"/>
+        <w:spacing w:before="0" w:after="0" w:line="288" w:lineRule="auto"/>
+        <w:ind w:left="40"/>
         <w:snapToGrid w:val="0"/>
+        <w:pBdr>
+          <w:top w:val="single" w:sz="4" w:space="2" w:color="9B6BD0"/>
+          <w:left w:val="single" w:sz="4" w:space="2" w:color="9B6BD0"/>
+          <w:bottom w:val="single" w:sz="4" w:space="2" w:color="9B6BD0"/>
+          <w:right w:val="single" w:sz="4" w:space="2" w:color="9B6BD0"/>
+        </w:pBdr>
+        <w:shd w:val="clear" w:color="auto" w:fill="FAF5FF"/>
       </w:pPr>
       <w:r>
         <w:rPr>
@@ -1538,14 +1629,21 @@
           <w:sz w:val="17"/>
           <w:u w:val="none"/>
         </w:rPr>
-        <w:t>② free us to spend more of our time on trial and error</w:t>
+        <w:t>(b) The appropriate expression for (A) is ‘Nevertheless’.</w:t>
       </w:r>
     </w:p>
     <w:p>
       <w:pPr>
-        <w:spacing w:before="0" w:after="0" w:line="269" w:lineRule="auto"/>
-        <w:ind w:left="180" w:hanging="180"/>
+        <w:spacing w:before="0" w:after="0" w:line="288" w:lineRule="auto"/>
+        <w:ind w:left="40"/>
         <w:snapToGrid w:val="0"/>
+        <w:pBdr>
+          <w:top w:val="single" w:sz="4" w:space="2" w:color="9B6BD0"/>
+          <w:left w:val="single" w:sz="4" w:space="2" w:color="9B6BD0"/>
+          <w:bottom w:val="single" w:sz="4" w:space="2" w:color="9B6BD0"/>
+          <w:right w:val="single" w:sz="4" w:space="2" w:color="9B6BD0"/>
+        </w:pBdr>
+        <w:shd w:val="clear" w:color="auto" w:fill="FAF5FF"/>
       </w:pPr>
       <w:r>
         <w:rPr>
@@ -1554,14 +1652,21 @@
           <w:sz w:val="17"/>
           <w:u w:val="none"/>
         </w:rPr>
-        <w:t>③ make the creative process even messier than it already is</w:t>
+        <w:t>(c) In ⓑ, ‘with which AI can generate content’ modifies ‘the ease’.</w:t>
       </w:r>
     </w:p>
     <w:p>
       <w:pPr>
-        <w:spacing w:before="0" w:after="0" w:line="269" w:lineRule="auto"/>
-        <w:ind w:left="180" w:hanging="180"/>
+        <w:spacing w:before="0" w:after="0" w:line="288" w:lineRule="auto"/>
+        <w:ind w:left="40"/>
         <w:snapToGrid w:val="0"/>
+        <w:pBdr>
+          <w:top w:val="single" w:sz="4" w:space="2" w:color="9B6BD0"/>
+          <w:left w:val="single" w:sz="4" w:space="2" w:color="9B6BD0"/>
+          <w:bottom w:val="single" w:sz="4" w:space="2" w:color="9B6BD0"/>
+          <w:right w:val="single" w:sz="4" w:space="2" w:color="9B6BD0"/>
+        </w:pBdr>
+        <w:shd w:val="clear" w:color="auto" w:fill="FAF5FF"/>
       </w:pPr>
       <w:r>
         <w:rPr>
@@ -1570,14 +1675,21 @@
           <w:sz w:val="17"/>
           <w:u w:val="none"/>
         </w:rPr>
-        <w:t>④ repeat our past mistakes along with our past successes</w:t>
+        <w:t>(d) In the context, ⓐ ‘derivative’ can be replaced by ‘original’.</w:t>
       </w:r>
     </w:p>
     <w:p>
       <w:pPr>
-        <w:spacing w:before="0" w:after="0" w:line="269" w:lineRule="auto"/>
-        <w:ind w:left="180" w:hanging="180"/>
+        <w:spacing w:before="0" w:after="60" w:line="288" w:lineRule="auto"/>
+        <w:ind w:left="40"/>
         <w:snapToGrid w:val="0"/>
+        <w:pBdr>
+          <w:top w:val="single" w:sz="4" w:space="2" w:color="9B6BD0"/>
+          <w:left w:val="single" w:sz="4" w:space="2" w:color="9B6BD0"/>
+          <w:bottom w:val="single" w:sz="4" w:space="2" w:color="9B6BD0"/>
+          <w:right w:val="single" w:sz="4" w:space="2" w:color="9B6BD0"/>
+        </w:pBdr>
+        <w:shd w:val="clear" w:color="auto" w:fill="FAF5FF"/>
       </w:pPr>
       <w:r>
         <w:rPr>
@@ -1586,7 +1698,23 @@
           <w:sz w:val="17"/>
           <w:u w:val="none"/>
         </w:rPr>
-        <w:t>⑤ take the place of human artists in most creative fields</w:t>
+        <w:t>(e) According to the writer, failures and setbacks help us refine our skills.</w:t>
+      </w:r>
+    </w:p>
+    <w:p>
+      <w:pPr>
+        <w:spacing w:before="0" w:after="20" w:line="276" w:lineRule="auto"/>
+        <w:ind w:left="80"/>
+        <w:snapToGrid w:val="0"/>
+      </w:pPr>
+      <w:r>
+        <w:rPr>
+          <w:rFonts w:ascii="맑은 고딕" w:hAnsi="맑은 고딕" w:eastAsia="맑은 고딕"/>
+          <w:b w:val="0"/>
+          <w:sz w:val="17"/>
+          <w:u w:val="none"/>
+        </w:rPr>
+        <w:t>① (a), (c)    ② (b), (c), (d)    ③ (c), (e)    ④ (a), (b), (e)    ⑤ (b), (d)</w:t>
       </w:r>
     </w:p>
     <w:p>
@@ -1611,25 +1739,25 @@
           <w:sz w:val="17"/>
           <w:u w:val="none"/>
         </w:rPr>
-        <w:t xml:space="preserve"> 밑줄 친 </w:t>
-      </w:r>
-      <w:r>
-        <w:rPr>
-          <w:rFonts w:ascii="맑은 고딕" w:hAnsi="맑은 고딕" w:eastAsia="맑은 고딕"/>
-          <w:b/>
-          <w:sz w:val="17"/>
-          <w:u w:val="none"/>
-        </w:rPr>
-        <w:t>trapped in a cycle of imitation</w:t>
+        <w:t xml:space="preserve"> 다음 글의 밑줄 친 ⓐ ~ ⓕ 중, 어법상 </w:t>
       </w:r>
       <w:r>
         <w:rPr>
           <w:rFonts w:ascii="맑은 고딕" w:hAnsi="맑은 고딕" w:eastAsia="맑은 고딕"/>
           <w:b w:val="0"/>
           <w:sz w:val="17"/>
-          <w:u w:val="none"/>
-        </w:rPr>
-        <w:t>이 다음 글에서 의미하는 바로 가장 적절한 것은? [2.7점]</w:t>
+          <w:u w:val="single"/>
+        </w:rPr>
+        <w:t>틀린</w:t>
+      </w:r>
+      <w:r>
+        <w:rPr>
+          <w:rFonts w:ascii="맑은 고딕" w:hAnsi="맑은 고딕" w:eastAsia="맑은 고딕"/>
+          <w:b w:val="0"/>
+          <w:sz w:val="17"/>
+          <w:u w:val="none"/>
+        </w:rPr>
+        <w:t xml:space="preserve"> 것을 모두 고른 것은? [3.1점]</w:t>
       </w:r>
     </w:p>
     <w:p>
@@ -1652,7 +1780,7 @@
           <w:sz w:val="17"/>
           <w:u w:val="none"/>
         </w:rPr>
-        <w:t xml:space="preserve">AI algorithms are trained on existing datasets, often identifying patterns and trends in past creations. While this can be useful for generating new content in similar styles or formats, it can also lead to derivative works that lack genuine originality. If artists and designers rely too heavily on AI for inspiration and content generation, they may find themselves </w:t>
+        <w:t>Creativity is the ability to generate novel and valuable ideas. It involves divergent thinking, imagination, and a willingness to experiment and take risks. While AI can be a powerful tool for creative efforts, it also carries the risk of limiting originality and innovation. AI algorithms are trained on existing datasets, often ⓐ</w:t>
       </w:r>
       <w:r>
         <w:rPr>
@@ -1661,7 +1789,7 @@
           <w:sz w:val="17"/>
           <w:u w:val="single"/>
         </w:rPr>
-        <w:t>trapped in a cycle of imitation</w:t>
+        <w:t>identifying</w:t>
       </w:r>
       <w:r>
         <w:rPr>
@@ -1670,7 +1798,161 @@
           <w:sz w:val="17"/>
           <w:u w:val="none"/>
         </w:rPr>
-        <w:t>, unable to break free from the constraints of the AI’s training data.</w:t>
+        <w:t xml:space="preserve"> patterns and trends in past creations. While this can be useful for generating new content in similar styles or formats, it can also lead to derivative works that lack genuine originality. If artists and designers rely too heavily on AI for inspiration and content generation, they may find themselves ⓑ</w:t>
+      </w:r>
+      <w:r>
+        <w:rPr>
+          <w:rFonts w:ascii="맑은 고딕" w:hAnsi="맑은 고딕" w:eastAsia="맑은 고딕"/>
+          <w:b w:val="0"/>
+          <w:sz w:val="17"/>
+          <w:u w:val="single"/>
+        </w:rPr>
+        <w:t>trapping</w:t>
+      </w:r>
+      <w:r>
+        <w:rPr>
+          <w:rFonts w:ascii="맑은 고딕" w:hAnsi="맑은 고딕" w:eastAsia="맑은 고딕"/>
+          <w:b w:val="0"/>
+          <w:sz w:val="17"/>
+          <w:u w:val="none"/>
+        </w:rPr>
+        <w:t xml:space="preserve"> in a cycle of imitation, ⓒ</w:t>
+      </w:r>
+      <w:r>
+        <w:rPr>
+          <w:rFonts w:ascii="맑은 고딕" w:hAnsi="맑은 고딕" w:eastAsia="맑은 고딕"/>
+          <w:b w:val="0"/>
+          <w:sz w:val="17"/>
+          <w:u w:val="single"/>
+        </w:rPr>
+        <w:t>unable</w:t>
+      </w:r>
+      <w:r>
+        <w:rPr>
+          <w:rFonts w:ascii="맑은 고딕" w:hAnsi="맑은 고딕" w:eastAsia="맑은 고딕"/>
+          <w:b w:val="0"/>
+          <w:sz w:val="17"/>
+          <w:u w:val="none"/>
+        </w:rPr>
+        <w:t xml:space="preserve"> to break free from the constraints of the AI’s training data. Moreover, the ease ⓓ</w:t>
+      </w:r>
+      <w:r>
+        <w:rPr>
+          <w:rFonts w:ascii="맑은 고딕" w:hAnsi="맑은 고딕" w:eastAsia="맑은 고딕"/>
+          <w:b w:val="0"/>
+          <w:sz w:val="17"/>
+          <w:u w:val="single"/>
+        </w:rPr>
+        <w:t>which</w:t>
+      </w:r>
+      <w:r>
+        <w:rPr>
+          <w:rFonts w:ascii="맑은 고딕" w:hAnsi="맑은 고딕" w:eastAsia="맑은 고딕"/>
+          <w:b w:val="0"/>
+          <w:sz w:val="17"/>
+          <w:u w:val="none"/>
+        </w:rPr>
+        <w:t xml:space="preserve"> AI can generate content can discourage the kind of struggle and experimentation that often leads to breakthroughs. The creative process is often messy and repetitive, ⓔ</w:t>
+      </w:r>
+      <w:r>
+        <w:rPr>
+          <w:rFonts w:ascii="맑은 고딕" w:hAnsi="맑은 고딕" w:eastAsia="맑은 고딕"/>
+          <w:b w:val="0"/>
+          <w:sz w:val="17"/>
+          <w:u w:val="single"/>
+        </w:rPr>
+        <w:t>involving</w:t>
+      </w:r>
+      <w:r>
+        <w:rPr>
+          <w:rFonts w:ascii="맑은 고딕" w:hAnsi="맑은 고딕" w:eastAsia="맑은 고딕"/>
+          <w:b w:val="0"/>
+          <w:sz w:val="17"/>
+          <w:u w:val="none"/>
+        </w:rPr>
+        <w:t xml:space="preserve"> numerous failures and setbacks. It is through these challenges that we refine our skills, develop our unique perspectives, and push the boundaries of ⓕ</w:t>
+      </w:r>
+      <w:r>
+        <w:rPr>
+          <w:rFonts w:ascii="맑은 고딕" w:hAnsi="맑은 고딕" w:eastAsia="맑은 고딕"/>
+          <w:b w:val="0"/>
+          <w:sz w:val="17"/>
+          <w:u w:val="single"/>
+        </w:rPr>
+        <w:t>that</w:t>
+      </w:r>
+      <w:r>
+        <w:rPr>
+          <w:rFonts w:ascii="맑은 고딕" w:hAnsi="맑은 고딕" w:eastAsia="맑은 고딕"/>
+          <w:b w:val="0"/>
+          <w:sz w:val="17"/>
+          <w:u w:val="none"/>
+        </w:rPr>
+        <w:t xml:space="preserve"> is possible. If AI provides instant solutions, it can bypass this essential process of learning through trial and error, ultimately inhibiting the development of true creative talent.</w:t>
+      </w:r>
+    </w:p>
+    <w:p>
+      <w:pPr>
+        <w:spacing w:before="0" w:after="20" w:line="276" w:lineRule="auto"/>
+        <w:ind w:left="80"/>
+        <w:snapToGrid w:val="0"/>
+      </w:pPr>
+      <w:r>
+        <w:rPr>
+          <w:rFonts w:ascii="맑은 고딕" w:hAnsi="맑은 고딕" w:eastAsia="맑은 고딕"/>
+          <w:b w:val="0"/>
+          <w:sz w:val="17"/>
+          <w:u w:val="none"/>
+        </w:rPr>
+        <w:t>① ⓐ, ⓒ    ② ⓑ, ⓓ, ⓕ    ③ ⓒ, ⓔ    ④ ⓐ, ⓓ, ⓔ    ⑤ ⓑ, ⓕ</w:t>
+      </w:r>
+    </w:p>
+    <w:p>
+      <w:pPr>
+        <w:keepNext/>
+        <w:spacing w:before="80" w:after="20" w:line="276" w:lineRule="auto"/>
+        <w:snapToGrid w:val="0"/>
+      </w:pPr>
+      <w:r>
+        <w:rPr>
+          <w:rFonts w:ascii="맑은 고딕" w:hAnsi="맑은 고딕" w:eastAsia="맑은 고딕"/>
+          <w:b/>
+          <w:sz w:val="17"/>
+          <w:u w:val="none"/>
+        </w:rPr>
+        <w:t>41-3.</w:t>
+      </w:r>
+      <w:r>
+        <w:rPr>
+          <w:rFonts w:ascii="맑은 고딕" w:hAnsi="맑은 고딕" w:eastAsia="맑은 고딕"/>
+          <w:b w:val="0"/>
+          <w:sz w:val="17"/>
+          <w:u w:val="none"/>
+        </w:rPr>
+        <w:t xml:space="preserve"> 다음 글의 (A), (B), (C)의 각 네모 안에서 문맥에 맞는 낱말로 가장 적절한 것은? [3.0점]</w:t>
+      </w:r>
+    </w:p>
+    <w:p>
+      <w:pPr>
+        <w:spacing w:before="0" w:after="60" w:line="288" w:lineRule="auto"/>
+        <w:ind w:left="40"/>
+        <w:snapToGrid w:val="0"/>
+        <w:pBdr>
+          <w:top w:val="single" w:sz="4" w:space="2" w:color="999999"/>
+          <w:left w:val="single" w:sz="4" w:space="2" w:color="999999"/>
+          <w:bottom w:val="single" w:sz="4" w:space="2" w:color="999999"/>
+          <w:right w:val="single" w:sz="4" w:space="2" w:color="999999"/>
+        </w:pBdr>
+        <w:shd w:val="clear" w:color="auto" w:fill="F6F3EA"/>
+      </w:pPr>
+      <w:r>
+        <w:rPr>
+          <w:rFonts w:ascii="맑은 고딕" w:hAnsi="맑은 고딕" w:eastAsia="맑은 고딕"/>
+          <w:b w:val="0"/>
+          <w:sz w:val="17"/>
+          <w:u w:val="none"/>
+        </w:rPr>
+        <w:t>Creativity is the ability to generate novel and valuable ideas. It involves divergent thinking, imagination, and a willingness to experiment and take risks. While AI can be a powerful tool for creative efforts, it also carries the risk of (A) [limiting / expanding] originality and innovation. AI algorithms are trained on existing datasets, often identifying patterns and trends in past creations. While this can be useful for generating new content in similar styles or formats, it can also lead to derivative works that lack genuine originality. If artists and designers rely too heavily on AI for inspiration and content generation, they may find themselves trapped in a cycle of imitation, unable to break free from the constraints of the AI’s training data. Moreover, the ease with which AI can generate content can (B) [discourage / encourage] the kind of struggle and experimentation that often leads to breakthroughs. The creative process is often messy and repetitive, involving numerous failures and setbacks. It is through these challenges that we refine our skills, develop our unique perspectives, and push the boundaries of what is possible. If AI provides instant solutions, it can bypass this essential process of learning through trial and error, ultimately (C) [inhibiting / promoting] the development of true creative talent.</w:t>
       </w:r>
     </w:p>
     <w:p>
@@ -1686,7 +1968,7 @@
           <w:sz w:val="17"/>
           <w:u w:val="none"/>
         </w:rPr>
-        <w:t>① accused of copying other artists’ work without permission</w:t>
+        <w:t>① (A) expanding  (B) discourage  (C) inhibiting</w:t>
       </w:r>
     </w:p>
     <w:p>
@@ -1702,7 +1984,7 @@
           <w:sz w:val="17"/>
           <w:u w:val="none"/>
         </w:rPr>
-        <w:t>② repeating the same failures until they finally succeed</w:t>
+        <w:t>② (A) limiting  (B) encourage  (C) inhibiting</w:t>
       </w:r>
     </w:p>
     <w:p>
@@ -1718,7 +2000,7 @@
           <w:sz w:val="17"/>
           <w:u w:val="none"/>
         </w:rPr>
-        <w:t>③ unable to stop AI from imitating their personal styles</w:t>
+        <w:t>③ (A) limiting  (B) discourage  (C) inhibiting</w:t>
       </w:r>
     </w:p>
     <w:p>
@@ -1734,7 +2016,7 @@
           <w:sz w:val="17"/>
           <w:u w:val="none"/>
         </w:rPr>
-        <w:t>④ cut off from the data on which the AI was trained</w:t>
+        <w:t>④ (A) expanding  (B) encourage  (C) promoting</w:t>
       </w:r>
     </w:p>
     <w:p>
@@ -1750,7 +2032,7 @@
           <w:sz w:val="17"/>
           <w:u w:val="none"/>
         </w:rPr>
-        <w:t>⑤ turning out versions of what already exists rather than anything new</w:t>
+        <w:t>⑤ (A) limiting  (B) discourage  (C) promoting</w:t>
       </w:r>
     </w:p>
     <w:p>
@@ -1766,7 +2048,7 @@
           <w:sz w:val="17"/>
           <w:u w:val="none"/>
         </w:rPr>
-        <w:t>41-3.</w:t>
+        <w:t>41-4.</w:t>
       </w:r>
       <w:r>
         <w:rPr>
@@ -1775,8 +2057,136 @@
           <w:sz w:val="17"/>
           <w:u w:val="none"/>
         </w:rPr>
-        <w:t xml:space="preserve"> 다음은 어떤 글을 읽은 두 학생의 대화이다. 대화의 내용을 아래 표로 정리할 때, ①~⑤ 중 대화의 내용과 일치하지 </w:t>
-      </w:r>
+        <w:t xml:space="preserve"> According to the passage, which of the following is </w:t>
+      </w:r>
+      <w:r>
+        <w:rPr>
+          <w:rFonts w:ascii="맑은 고딕" w:hAnsi="맑은 고딕" w:eastAsia="맑은 고딕"/>
+          <w:b w:val="0"/>
+          <w:sz w:val="17"/>
+          <w:u w:val="single"/>
+        </w:rPr>
+        <w:t>NOT</w:t>
+      </w:r>
+      <w:r>
+        <w:rPr>
+          <w:rFonts w:ascii="맑은 고딕" w:hAnsi="맑은 고딕" w:eastAsia="맑은 고딕"/>
+          <w:b w:val="0"/>
+          <w:sz w:val="17"/>
+          <w:u w:val="none"/>
+        </w:rPr>
+        <w:t xml:space="preserve"> true? [2.8점]</w:t>
+      </w:r>
+    </w:p>
+    <w:p>
+      <w:pPr>
+        <w:spacing w:before="0" w:after="60" w:line="288" w:lineRule="auto"/>
+        <w:ind w:left="40"/>
+        <w:snapToGrid w:val="0"/>
+        <w:pBdr>
+          <w:top w:val="single" w:sz="4" w:space="2" w:color="999999"/>
+          <w:left w:val="single" w:sz="4" w:space="2" w:color="999999"/>
+          <w:bottom w:val="single" w:sz="4" w:space="2" w:color="999999"/>
+          <w:right w:val="single" w:sz="4" w:space="2" w:color="999999"/>
+        </w:pBdr>
+        <w:shd w:val="clear" w:color="auto" w:fill="F6F3EA"/>
+      </w:pPr>
+      <w:r>
+        <w:rPr>
+          <w:rFonts w:ascii="맑은 고딕" w:hAnsi="맑은 고딕" w:eastAsia="맑은 고딕"/>
+          <w:b w:val="0"/>
+          <w:sz w:val="17"/>
+          <w:u w:val="none"/>
+        </w:rPr>
+        <w:t>Creativity is the ability to generate novel and valuable ideas. It involves divergent thinking, imagination, and a willingness to experiment and take risks. While AI can be a powerful tool for creative efforts, it also carries the risk of limiting originality and innovation. AI algorithms are trained on existing datasets, often identifying patterns and trends in past creations. While this can be useful for generating new content in similar styles or formats, it can also lead to derivative works that lack genuine originality. If artists and designers rely too heavily on AI for inspiration and content generation, they may find themselves trapped in a cycle of imitation, unable to break free from the constraints of the AI’s training data. Moreover, the ease with which AI can generate content can discourage the kind of struggle and experimentation that often leads to breakthroughs. The creative process is often messy and repetitive, involving numerous failures and setbacks. It is through these challenges that we refine our skills, develop our unique perspectives, and push the boundaries of what is possible. If AI provides instant solutions, it can bypass this essential process of learning through trial and error, ultimately inhibiting the development of true creative talent.</w:t>
+      </w:r>
+    </w:p>
+    <w:p>
+      <w:pPr>
+        <w:spacing w:before="0" w:after="0" w:line="269" w:lineRule="auto"/>
+        <w:ind w:left="180" w:hanging="180"/>
+        <w:snapToGrid w:val="0"/>
+      </w:pPr>
+      <w:r>
+        <w:rPr>
+          <w:rFonts w:ascii="맑은 고딕" w:hAnsi="맑은 고딕" w:eastAsia="맑은 고딕"/>
+          <w:b w:val="0"/>
+          <w:sz w:val="17"/>
+          <w:u w:val="none"/>
+        </w:rPr>
+        <w:t>① Creativity includes a willingness to take risks.</w:t>
+      </w:r>
+    </w:p>
+    <w:p>
+      <w:pPr>
+        <w:spacing w:before="0" w:after="0" w:line="269" w:lineRule="auto"/>
+        <w:ind w:left="180" w:hanging="180"/>
+        <w:snapToGrid w:val="0"/>
+      </w:pPr>
+      <w:r>
+        <w:rPr>
+          <w:rFonts w:ascii="맑은 고딕" w:hAnsi="맑은 고딕" w:eastAsia="맑은 고딕"/>
+          <w:b w:val="0"/>
+          <w:sz w:val="17"/>
+          <w:u w:val="none"/>
+        </w:rPr>
+        <w:t>② AI can be useful for producing content in similar styles.</w:t>
+      </w:r>
+    </w:p>
+    <w:p>
+      <w:pPr>
+        <w:spacing w:before="0" w:after="0" w:line="269" w:lineRule="auto"/>
+        <w:ind w:left="180" w:hanging="180"/>
+        <w:snapToGrid w:val="0"/>
+      </w:pPr>
+      <w:r>
+        <w:rPr>
+          <w:rFonts w:ascii="맑은 고딕" w:hAnsi="맑은 고딕" w:eastAsia="맑은 고딕"/>
+          <w:b w:val="0"/>
+          <w:sz w:val="17"/>
+          <w:u w:val="none"/>
+        </w:rPr>
+        <w:t>③ Relying too much on AI may trap creators in a cycle of imitation.</w:t>
+      </w:r>
+    </w:p>
+    <w:p>
+      <w:pPr>
+        <w:spacing w:before="0" w:after="0" w:line="269" w:lineRule="auto"/>
+        <w:ind w:left="180" w:hanging="180"/>
+        <w:snapToGrid w:val="0"/>
+      </w:pPr>
+      <w:r>
+        <w:rPr>
+          <w:rFonts w:ascii="맑은 고딕" w:hAnsi="맑은 고딕" w:eastAsia="맑은 고딕"/>
+          <w:b w:val="0"/>
+          <w:sz w:val="17"/>
+          <w:u w:val="none"/>
+        </w:rPr>
+        <w:t>④ The writer describes the creative process as usually neat and quick.</w:t>
+      </w:r>
+    </w:p>
+    <w:p>
+      <w:pPr>
+        <w:spacing w:before="0" w:after="0" w:line="269" w:lineRule="auto"/>
+        <w:ind w:left="180" w:hanging="180"/>
+        <w:snapToGrid w:val="0"/>
+      </w:pPr>
+      <w:r>
+        <w:rPr>
+          <w:rFonts w:ascii="맑은 고딕" w:hAnsi="맑은 고딕" w:eastAsia="맑은 고딕"/>
+          <w:b w:val="0"/>
+          <w:sz w:val="17"/>
+          <w:u w:val="none"/>
+        </w:rPr>
+        <w:t>⑤ Learning through trial and error is essential for developing creative talent.</w:t>
+      </w:r>
+    </w:p>
+    <w:p>
+      <w:pPr>
+        <w:keepNext/>
+        <w:spacing w:before="80" w:after="20" w:line="276" w:lineRule="auto"/>
+        <w:snapToGrid w:val="0"/>
+      </w:pPr>
       <w:r>
         <w:rPr>
           <w:rFonts w:ascii="맑은 고딕" w:hAnsi="맑은 고딕" w:eastAsia="맑은 고딕"/>
@@ -1784,7 +2194,7 @@
           <w:sz w:val="17"/>
           <w:u w:val="none"/>
         </w:rPr>
-        <w:t>않는</w:t>
+        <w:t>41-5.</w:t>
       </w:r>
       <w:r>
         <w:rPr>
@@ -1793,7 +2203,833 @@
           <w:sz w:val="17"/>
           <w:u w:val="none"/>
         </w:rPr>
-        <w:t xml:space="preserve"> 것은? [3.3점]</w:t>
+        <w:t xml:space="preserve"> [A]와 [B]를 읽고 이해한 것으로 가장 적절한 것은? [3.2점]</w:t>
+      </w:r>
+    </w:p>
+    <w:p>
+      <w:pPr>
+        <w:spacing w:before="0" w:after="60" w:line="288" w:lineRule="auto"/>
+        <w:ind w:left="40"/>
+        <w:snapToGrid w:val="0"/>
+        <w:pBdr>
+          <w:top w:val="single" w:sz="4" w:space="2" w:color="999999"/>
+          <w:left w:val="single" w:sz="4" w:space="2" w:color="999999"/>
+          <w:bottom w:val="single" w:sz="4" w:space="2" w:color="999999"/>
+          <w:right w:val="single" w:sz="4" w:space="2" w:color="999999"/>
+        </w:pBdr>
+        <w:shd w:val="clear" w:color="auto" w:fill="F6F3EA"/>
+      </w:pPr>
+      <w:r>
+        <w:rPr>
+          <w:rFonts w:ascii="맑은 고딕" w:hAnsi="맑은 고딕" w:eastAsia="맑은 고딕"/>
+          <w:b w:val="0"/>
+          <w:sz w:val="17"/>
+          <w:u w:val="none"/>
+        </w:rPr>
+        <w:t>[A] The creative process is often messy and repetitive, involving numerous failures and setbacks. It is through these challenges that we refine our skills. If AI provides instant solutions, it can bypass this essential process of learning through trial and error, ultimately inhibiting the development of true creative talent.</w:t>
+      </w:r>
+    </w:p>
+    <w:p>
+      <w:pPr>
+        <w:spacing w:before="0" w:after="60" w:line="288" w:lineRule="auto"/>
+        <w:ind w:left="40"/>
+        <w:snapToGrid w:val="0"/>
+        <w:pBdr>
+          <w:top w:val="single" w:sz="4" w:space="2" w:color="6B7FB8"/>
+          <w:left w:val="single" w:sz="4" w:space="2" w:color="6B7FB8"/>
+          <w:bottom w:val="single" w:sz="4" w:space="2" w:color="6B7FB8"/>
+          <w:right w:val="single" w:sz="4" w:space="2" w:color="6B7FB8"/>
+        </w:pBdr>
+        <w:shd w:val="clear" w:color="auto" w:fill="EEF2FF"/>
+      </w:pPr>
+      <w:r>
+        <w:rPr>
+          <w:rFonts w:ascii="맑은 고딕" w:hAnsi="맑은 고딕" w:eastAsia="맑은 고딕"/>
+          <w:b w:val="0"/>
+          <w:sz w:val="17"/>
+          <w:u w:val="none"/>
+        </w:rPr>
+        <w:t>[B] Junho used an app that showed him the full solution to every math problem the moment he got stuck. His homework was always complete and correct. On the exam, however, faced with problems he had never seen, he did not know where to begin, because he had never wrestled with a hard problem on his own.</w:t>
+      </w:r>
+    </w:p>
+    <w:p>
+      <w:pPr>
+        <w:spacing w:before="0" w:after="0" w:line="269" w:lineRule="auto"/>
+        <w:ind w:left="180" w:hanging="180"/>
+        <w:snapToGrid w:val="0"/>
+      </w:pPr>
+      <w:r>
+        <w:rPr>
+          <w:rFonts w:ascii="맑은 고딕" w:hAnsi="맑은 고딕" w:eastAsia="맑은 고딕"/>
+          <w:b w:val="0"/>
+          <w:sz w:val="17"/>
+          <w:u w:val="none"/>
+        </w:rPr>
+        <w:t>① [A] claims that AI always produces wrong answers, while [B] shows that apps make mistakes.</w:t>
+      </w:r>
+    </w:p>
+    <w:p>
+      <w:pPr>
+        <w:spacing w:before="0" w:after="0" w:line="269" w:lineRule="auto"/>
+        <w:ind w:left="180" w:hanging="180"/>
+        <w:snapToGrid w:val="0"/>
+      </w:pPr>
+      <w:r>
+        <w:rPr>
+          <w:rFonts w:ascii="맑은 고딕" w:hAnsi="맑은 고딕" w:eastAsia="맑은 고딕"/>
+          <w:b w:val="0"/>
+          <w:sz w:val="17"/>
+          <w:u w:val="none"/>
+        </w:rPr>
+        <w:t>② Both texts suggest that getting instant answers can skip the struggle needed to build real ability.</w:t>
+      </w:r>
+    </w:p>
+    <w:p>
+      <w:pPr>
+        <w:spacing w:before="0" w:after="0" w:line="269" w:lineRule="auto"/>
+        <w:ind w:left="180" w:hanging="180"/>
+        <w:snapToGrid w:val="0"/>
+      </w:pPr>
+      <w:r>
+        <w:rPr>
+          <w:rFonts w:ascii="맑은 고딕" w:hAnsi="맑은 고딕" w:eastAsia="맑은 고딕"/>
+          <w:b w:val="0"/>
+          <w:sz w:val="17"/>
+          <w:u w:val="none"/>
+        </w:rPr>
+        <w:t>③ [B] argues that Junho failed because he did not do his homework.</w:t>
+      </w:r>
+    </w:p>
+    <w:p>
+      <w:pPr>
+        <w:spacing w:before="0" w:after="0" w:line="269" w:lineRule="auto"/>
+        <w:ind w:left="180" w:hanging="180"/>
+        <w:snapToGrid w:val="0"/>
+      </w:pPr>
+      <w:r>
+        <w:rPr>
+          <w:rFonts w:ascii="맑은 고딕" w:hAnsi="맑은 고딕" w:eastAsia="맑은 고딕"/>
+          <w:b w:val="0"/>
+          <w:sz w:val="17"/>
+          <w:u w:val="none"/>
+        </w:rPr>
+        <w:t>④ Both texts say that failure should be avoided whenever possible.</w:t>
+      </w:r>
+    </w:p>
+    <w:p>
+      <w:pPr>
+        <w:spacing w:before="0" w:after="0" w:line="269" w:lineRule="auto"/>
+        <w:ind w:left="180" w:hanging="180"/>
+        <w:snapToGrid w:val="0"/>
+      </w:pPr>
+      <w:r>
+        <w:rPr>
+          <w:rFonts w:ascii="맑은 고딕" w:hAnsi="맑은 고딕" w:eastAsia="맑은 고딕"/>
+          <w:b w:val="0"/>
+          <w:sz w:val="17"/>
+          <w:u w:val="none"/>
+        </w:rPr>
+        <w:t>⑤ [A] focuses on art, while [B] shows that math does not require creativity.</w:t>
+      </w:r>
+    </w:p>
+    <w:p>
+      <w:pPr>
+        <w:keepNext/>
+        <w:spacing w:before="80" w:after="20" w:line="276" w:lineRule="auto"/>
+        <w:snapToGrid w:val="0"/>
+      </w:pPr>
+      <w:r>
+        <w:rPr>
+          <w:rFonts w:ascii="맑은 고딕" w:hAnsi="맑은 고딕" w:eastAsia="맑은 고딕"/>
+          <w:b/>
+          <w:sz w:val="17"/>
+          <w:u w:val="none"/>
+        </w:rPr>
+        <w:t>41-6.</w:t>
+      </w:r>
+      <w:r>
+        <w:rPr>
+          <w:rFonts w:ascii="맑은 고딕" w:hAnsi="맑은 고딕" w:eastAsia="맑은 고딕"/>
+          <w:b w:val="0"/>
+          <w:sz w:val="17"/>
+          <w:u w:val="none"/>
+        </w:rPr>
+        <w:t xml:space="preserve"> 윗글의 제목으로 가장 적절한 것은? [2.9점]</w:t>
+      </w:r>
+    </w:p>
+    <w:p>
+      <w:pPr>
+        <w:spacing w:before="0" w:after="60" w:line="288" w:lineRule="auto"/>
+        <w:ind w:left="40"/>
+        <w:snapToGrid w:val="0"/>
+        <w:pBdr>
+          <w:top w:val="single" w:sz="4" w:space="2" w:color="999999"/>
+          <w:left w:val="single" w:sz="4" w:space="2" w:color="999999"/>
+          <w:bottom w:val="single" w:sz="4" w:space="2" w:color="999999"/>
+          <w:right w:val="single" w:sz="4" w:space="2" w:color="999999"/>
+        </w:pBdr>
+        <w:shd w:val="clear" w:color="auto" w:fill="F6F3EA"/>
+      </w:pPr>
+      <w:r>
+        <w:rPr>
+          <w:rFonts w:ascii="맑은 고딕" w:hAnsi="맑은 고딕" w:eastAsia="맑은 고딕"/>
+          <w:b w:val="0"/>
+          <w:sz w:val="17"/>
+          <w:u w:val="none"/>
+        </w:rPr>
+        <w:t>Creativity is the ability to generate novel and valuable ideas. It involves divergent thinking, imagination, and a willingness to experiment and take risks. While AI can be a powerful tool for creative efforts, it also carries the risk of limiting originality and innovation. AI algorithms are trained on existing datasets, often identifying patterns and trends in past creations. While this can be useful for generating new content in similar styles or formats, it can also lead to derivative works that lack genuine originality. If artists and designers rely too heavily on AI for inspiration and content generation, they may find themselves trapped in a cycle of imitation, unable to break free from the constraints of the AI’s training data. Moreover, the ease with which AI can generate content can discourage the kind of struggle and experimentation that often leads to breakthroughs. The creative process is often messy and repetitive, involving numerous failures and setbacks. It is through these challenges that we refine our skills, develop our unique perspectives, and push the boundaries of what is possible. If AI provides instant solutions, it can bypass this essential process of learning through trial and error, ultimately inhibiting the development of true creative talent.</w:t>
+      </w:r>
+    </w:p>
+    <w:p>
+      <w:pPr>
+        <w:spacing w:before="0" w:after="0" w:line="269" w:lineRule="auto"/>
+        <w:ind w:left="180" w:hanging="180"/>
+        <w:snapToGrid w:val="0"/>
+      </w:pPr>
+      <w:r>
+        <w:rPr>
+          <w:rFonts w:ascii="맑은 고딕" w:hAnsi="맑은 고딕" w:eastAsia="맑은 고딕"/>
+          <w:b w:val="0"/>
+          <w:sz w:val="17"/>
+          <w:u w:val="none"/>
+        </w:rPr>
+        <w:t>① The Hidden Cost of Easy Answers: How AI Can Hold Back Creativity</w:t>
+      </w:r>
+    </w:p>
+    <w:p>
+      <w:pPr>
+        <w:spacing w:before="0" w:after="0" w:line="269" w:lineRule="auto"/>
+        <w:ind w:left="180" w:hanging="180"/>
+        <w:snapToGrid w:val="0"/>
+      </w:pPr>
+      <w:r>
+        <w:rPr>
+          <w:rFonts w:ascii="맑은 고딕" w:hAnsi="맑은 고딕" w:eastAsia="맑은 고딕"/>
+          <w:b w:val="0"/>
+          <w:sz w:val="17"/>
+          <w:u w:val="none"/>
+        </w:rPr>
+        <w:t>② AI: The Key to Unlimited Originality</w:t>
+      </w:r>
+    </w:p>
+    <w:p>
+      <w:pPr>
+        <w:spacing w:before="0" w:after="0" w:line="269" w:lineRule="auto"/>
+        <w:ind w:left="180" w:hanging="180"/>
+        <w:snapToGrid w:val="0"/>
+      </w:pPr>
+      <w:r>
+        <w:rPr>
+          <w:rFonts w:ascii="맑은 고딕" w:hAnsi="맑은 고딕" w:eastAsia="맑은 고딕"/>
+          <w:b w:val="0"/>
+          <w:sz w:val="17"/>
+          <w:u w:val="none"/>
+        </w:rPr>
+        <w:t>③ How Algorithms Learn from Data</w:t>
+      </w:r>
+    </w:p>
+    <w:p>
+      <w:pPr>
+        <w:spacing w:before="0" w:after="0" w:line="269" w:lineRule="auto"/>
+        <w:ind w:left="180" w:hanging="180"/>
+        <w:snapToGrid w:val="0"/>
+      </w:pPr>
+      <w:r>
+        <w:rPr>
+          <w:rFonts w:ascii="맑은 고딕" w:hAnsi="맑은 고딕" w:eastAsia="맑은 고딕"/>
+          <w:b w:val="0"/>
+          <w:sz w:val="17"/>
+          <w:u w:val="none"/>
+        </w:rPr>
+        <w:t>④ Why Artists Should Avoid All Technology</w:t>
+      </w:r>
+    </w:p>
+    <w:p>
+      <w:pPr>
+        <w:spacing w:before="0" w:after="0" w:line="269" w:lineRule="auto"/>
+        <w:ind w:left="180" w:hanging="180"/>
+        <w:snapToGrid w:val="0"/>
+      </w:pPr>
+      <w:r>
+        <w:rPr>
+          <w:rFonts w:ascii="맑은 고딕" w:hAnsi="맑은 고딕" w:eastAsia="맑은 고딕"/>
+          <w:b w:val="0"/>
+          <w:sz w:val="17"/>
+          <w:u w:val="none"/>
+        </w:rPr>
+        <w:t>⑤ Failure: The Biggest Enemy of Creative Work</w:t>
+      </w:r>
+    </w:p>
+    <w:p>
+      <w:pPr>
+        <w:keepNext/>
+        <w:spacing w:before="80" w:after="20" w:line="276" w:lineRule="auto"/>
+        <w:snapToGrid w:val="0"/>
+      </w:pPr>
+      <w:r>
+        <w:rPr>
+          <w:rFonts w:ascii="맑은 고딕" w:hAnsi="맑은 고딕" w:eastAsia="맑은 고딕"/>
+          <w:b/>
+          <w:sz w:val="17"/>
+          <w:u w:val="none"/>
+        </w:rPr>
+        <w:t>41-7.</w:t>
+      </w:r>
+      <w:r>
+        <w:rPr>
+          <w:rFonts w:ascii="맑은 고딕" w:hAnsi="맑은 고딕" w:eastAsia="맑은 고딕"/>
+          <w:b w:val="0"/>
+          <w:sz w:val="17"/>
+          <w:u w:val="none"/>
+        </w:rPr>
+        <w:t xml:space="preserve"> 다음 글에서 전체 흐름과 관계 </w:t>
+      </w:r>
+      <w:r>
+        <w:rPr>
+          <w:rFonts w:ascii="맑은 고딕" w:hAnsi="맑은 고딕" w:eastAsia="맑은 고딕"/>
+          <w:b w:val="0"/>
+          <w:sz w:val="17"/>
+          <w:u w:val="single"/>
+        </w:rPr>
+        <w:t>없는</w:t>
+      </w:r>
+      <w:r>
+        <w:rPr>
+          <w:rFonts w:ascii="맑은 고딕" w:hAnsi="맑은 고딕" w:eastAsia="맑은 고딕"/>
+          <w:b w:val="0"/>
+          <w:sz w:val="17"/>
+          <w:u w:val="none"/>
+        </w:rPr>
+        <w:t xml:space="preserve"> 문장은? [3.0점]</w:t>
+      </w:r>
+    </w:p>
+    <w:p>
+      <w:pPr>
+        <w:spacing w:before="0" w:after="60" w:line="288" w:lineRule="auto"/>
+        <w:ind w:left="40"/>
+        <w:snapToGrid w:val="0"/>
+        <w:pBdr>
+          <w:top w:val="single" w:sz="4" w:space="2" w:color="999999"/>
+          <w:left w:val="single" w:sz="4" w:space="2" w:color="999999"/>
+          <w:bottom w:val="single" w:sz="4" w:space="2" w:color="999999"/>
+          <w:right w:val="single" w:sz="4" w:space="2" w:color="999999"/>
+        </w:pBdr>
+        <w:shd w:val="clear" w:color="auto" w:fill="F6F3EA"/>
+      </w:pPr>
+      <w:r>
+        <w:rPr>
+          <w:rFonts w:ascii="맑은 고딕" w:hAnsi="맑은 고딕" w:eastAsia="맑은 고딕"/>
+          <w:b w:val="0"/>
+          <w:sz w:val="17"/>
+          <w:u w:val="none"/>
+        </w:rPr>
+        <w:t>AI algorithms are trained on existing datasets, often identifying patterns and trends in past creations. ① While this can be useful for generating new content in similar styles or formats, it can also lead to derivative works that lack genuine originality. ② If artists and designers rely too heavily on AI for inspiration and content generation, they may find themselves trapped in a cycle of imitation, unable to break free from the constraints of the AI’s training data. ③ Moreover, the ease with which AI can generate content can discourage the kind of struggle and experimentation that often leads to breakthroughs. ④ Many companies now use AI chatbots to answer customer questions within seconds. ⑤ The creative process is often messy and repetitive, involving numerous failures and setbacks.</w:t>
+      </w:r>
+    </w:p>
+    <w:p>
+      <w:pPr>
+        <w:spacing w:before="0" w:after="20" w:line="276" w:lineRule="auto"/>
+        <w:ind w:left="80"/>
+        <w:snapToGrid w:val="0"/>
+      </w:pPr>
+      <w:r>
+        <w:rPr>
+          <w:rFonts w:ascii="맑은 고딕" w:hAnsi="맑은 고딕" w:eastAsia="맑은 고딕"/>
+          <w:b w:val="0"/>
+          <w:sz w:val="17"/>
+          <w:u w:val="none"/>
+        </w:rPr>
+        <w:t>① ①    ② ②    ③ ③    ④ ④    ⑤ ⑤</w:t>
+      </w:r>
+    </w:p>
+    <w:p>
+      <w:pPr>
+        <w:keepNext/>
+        <w:spacing w:before="80" w:after="40" w:line="276" w:lineRule="auto"/>
+        <w:snapToGrid w:val="0"/>
+        <w:shd w:val="clear" w:color="auto" w:fill="8A3A12"/>
+      </w:pPr>
+      <w:r>
+        <w:rPr>
+          <w:rFonts w:ascii="맑은 고딕" w:hAnsi="맑은 고딕" w:eastAsia="맑은 고딕"/>
+          <w:b/>
+          <w:color w:val="FFFFFF"/>
+          <w:sz w:val="17"/>
+          <w:u w:val="none"/>
+        </w:rPr>
+        <w:t>서답형  41-서1 ~ 41-서2</w:t>
+      </w:r>
+    </w:p>
+    <w:p>
+      <w:pPr>
+        <w:keepNext/>
+        <w:spacing w:before="80" w:after="20" w:line="276" w:lineRule="auto"/>
+        <w:snapToGrid w:val="0"/>
+      </w:pPr>
+      <w:r>
+        <w:rPr>
+          <w:rFonts w:ascii="맑은 고딕" w:hAnsi="맑은 고딕" w:eastAsia="맑은 고딕"/>
+          <w:b/>
+          <w:sz w:val="17"/>
+          <w:u w:val="none"/>
+        </w:rPr>
+        <w:t>41-서1.</w:t>
+      </w:r>
+      <w:r>
+        <w:rPr>
+          <w:rFonts w:ascii="맑은 고딕" w:hAnsi="맑은 고딕" w:eastAsia="맑은 고딕"/>
+          <w:b w:val="0"/>
+          <w:sz w:val="17"/>
+          <w:u w:val="none"/>
+        </w:rPr>
+        <w:t xml:space="preserve"> 다음 글의 내용을 요약하고자 한다. 빈칸 (1)~(3)에 들어갈 말을 본문에서 찾아 </w:t>
+      </w:r>
+      <w:r>
+        <w:rPr>
+          <w:rFonts w:ascii="맑은 고딕" w:hAnsi="맑은 고딕" w:eastAsia="맑은 고딕"/>
+          <w:b w:val="0"/>
+          <w:sz w:val="17"/>
+          <w:u w:val="single"/>
+        </w:rPr>
+        <w:t>반드시 변형하여</w:t>
+      </w:r>
+      <w:r>
+        <w:rPr>
+          <w:rFonts w:ascii="맑은 고딕" w:hAnsi="맑은 고딕" w:eastAsia="맑은 고딕"/>
+          <w:b w:val="0"/>
+          <w:sz w:val="17"/>
+          <w:u w:val="none"/>
+        </w:rPr>
+        <w:t xml:space="preserve"> 쓰시오. (한 칸에 한 단어) [각 1점, 총 3점] [3.0점]</w:t>
+      </w:r>
+    </w:p>
+    <w:p>
+      <w:pPr>
+        <w:spacing w:before="0" w:after="60" w:line="288" w:lineRule="auto"/>
+        <w:ind w:left="40"/>
+        <w:snapToGrid w:val="0"/>
+        <w:pBdr>
+          <w:top w:val="single" w:sz="4" w:space="2" w:color="999999"/>
+          <w:left w:val="single" w:sz="4" w:space="2" w:color="999999"/>
+          <w:bottom w:val="single" w:sz="4" w:space="2" w:color="999999"/>
+          <w:right w:val="single" w:sz="4" w:space="2" w:color="999999"/>
+        </w:pBdr>
+        <w:shd w:val="clear" w:color="auto" w:fill="F6F3EA"/>
+      </w:pPr>
+      <w:r>
+        <w:rPr>
+          <w:rFonts w:ascii="맑은 고딕" w:hAnsi="맑은 고딕" w:eastAsia="맑은 고딕"/>
+          <w:b w:val="0"/>
+          <w:sz w:val="17"/>
+          <w:u w:val="none"/>
+        </w:rPr>
+        <w:t>Creativity is the ability to generate novel and valuable ideas. It involves divergent thinking, imagination, and a willingness to experiment and take risks. While AI can be a powerful tool for creative efforts, it also carries the risk of limiting originality and innovation. AI algorithms are trained on existing datasets, often identifying patterns and trends in past creations. While this can be useful for generating new content in similar styles or formats, it can also lead to derivative works that lack genuine originality. If artists and designers rely too heavily on AI for inspiration and content generation, they may find themselves trapped in a cycle of imitation, unable to break free from the constraints of the AI’s training data. Moreover, the ease with which AI can generate content can discourage the kind of struggle and experimentation that often leads to breakthroughs. The creative process is often messy and repetitive, involving numerous failures and setbacks. It is through these challenges that we refine our skills, develop our unique perspectives, and push the boundaries of what is possible. If AI provides instant solutions, it can bypass this essential process of learning through trial and error, ultimately inhibiting the development of true creative talent.</w:t>
+      </w:r>
+    </w:p>
+    <w:p>
+      <w:pPr>
+        <w:spacing w:before="0" w:after="60" w:line="288" w:lineRule="auto"/>
+        <w:ind w:left="40"/>
+        <w:snapToGrid w:val="0"/>
+        <w:pBdr>
+          <w:top w:val="single" w:sz="4" w:space="2" w:color="C99B4E"/>
+          <w:left w:val="single" w:sz="4" w:space="2" w:color="C99B4E"/>
+          <w:bottom w:val="single" w:sz="4" w:space="2" w:color="C99B4E"/>
+          <w:right w:val="single" w:sz="4" w:space="2" w:color="C99B4E"/>
+        </w:pBdr>
+        <w:shd w:val="clear" w:color="auto" w:fill="FFF8E1"/>
+      </w:pPr>
+      <w:r>
+        <w:rPr>
+          <w:rFonts w:ascii="맑은 고딕" w:hAnsi="맑은 고딕" w:eastAsia="맑은 고딕"/>
+          <w:b w:val="0"/>
+          <w:sz w:val="17"/>
+          <w:u w:val="none"/>
+        </w:rPr>
+        <w:t>(1) ________ reliance on AI can make creative work (2) ________ and less (3) ________, because it skips the trial and error that builds true talent.</w:t>
+      </w:r>
+    </w:p>
+    <w:p>
+      <w:pPr>
+        <w:spacing w:before="0" w:after="0" w:line="288" w:lineRule="auto"/>
+        <w:ind w:left="40"/>
+        <w:snapToGrid w:val="0"/>
+        <w:pBdr>
+          <w:top w:val="single" w:sz="4" w:space="2" w:color="9B6BD0"/>
+          <w:left w:val="single" w:sz="4" w:space="2" w:color="9B6BD0"/>
+          <w:bottom w:val="single" w:sz="4" w:space="2" w:color="9B6BD0"/>
+          <w:right w:val="single" w:sz="4" w:space="2" w:color="9B6BD0"/>
+        </w:pBdr>
+        <w:shd w:val="clear" w:color="auto" w:fill="FAF5FF"/>
+      </w:pPr>
+      <w:r>
+        <w:rPr>
+          <w:rFonts w:ascii="맑은 고딕" w:hAnsi="맑은 고딕" w:eastAsia="맑은 고딕"/>
+          <w:b/>
+          <w:sz w:val="17"/>
+          <w:u w:val="none"/>
+        </w:rPr>
+        <w:t>&lt;조 건&gt;</w:t>
+      </w:r>
+    </w:p>
+    <w:p>
+      <w:pPr>
+        <w:spacing w:before="0" w:after="0" w:line="288" w:lineRule="auto"/>
+        <w:ind w:left="40"/>
+        <w:snapToGrid w:val="0"/>
+        <w:pBdr>
+          <w:top w:val="single" w:sz="4" w:space="2" w:color="9B6BD0"/>
+          <w:left w:val="single" w:sz="4" w:space="2" w:color="9B6BD0"/>
+          <w:bottom w:val="single" w:sz="4" w:space="2" w:color="9B6BD0"/>
+          <w:right w:val="single" w:sz="4" w:space="2" w:color="9B6BD0"/>
+        </w:pBdr>
+        <w:shd w:val="clear" w:color="auto" w:fill="FAF5FF"/>
+      </w:pPr>
+      <w:r>
+        <w:rPr>
+          <w:rFonts w:ascii="맑은 고딕" w:hAnsi="맑은 고딕" w:eastAsia="맑은 고딕"/>
+          <w:b w:val="0"/>
+          <w:sz w:val="17"/>
+          <w:u w:val="none"/>
+        </w:rPr>
+        <w:t>1. 본문의 단어를 반드시 변형(품사·어형)하여 쓸 것 — 본문 형태 그대로 쓰면 0점</w:t>
+      </w:r>
+    </w:p>
+    <w:p>
+      <w:pPr>
+        <w:spacing w:before="0" w:after="60" w:line="288" w:lineRule="auto"/>
+        <w:ind w:left="40"/>
+        <w:snapToGrid w:val="0"/>
+        <w:pBdr>
+          <w:top w:val="single" w:sz="4" w:space="2" w:color="9B6BD0"/>
+          <w:left w:val="single" w:sz="4" w:space="2" w:color="9B6BD0"/>
+          <w:bottom w:val="single" w:sz="4" w:space="2" w:color="9B6BD0"/>
+          <w:right w:val="single" w:sz="4" w:space="2" w:color="9B6BD0"/>
+        </w:pBdr>
+        <w:shd w:val="clear" w:color="auto" w:fill="FAF5FF"/>
+      </w:pPr>
+      <w:r>
+        <w:rPr>
+          <w:rFonts w:ascii="맑은 고딕" w:hAnsi="맑은 고딕" w:eastAsia="맑은 고딕"/>
+          <w:b w:val="0"/>
+          <w:sz w:val="17"/>
+          <w:u w:val="none"/>
+        </w:rPr>
+        <w:t>2. 답안지에 소문항 번호를 정확하게 기입할 것  예) 1-(1) 1-(2) 1-(3)</w:t>
+      </w:r>
+    </w:p>
+    <w:p>
+      <w:pPr>
+        <w:spacing w:before="0" w:after="40" w:line="360" w:lineRule="auto"/>
+        <w:snapToGrid w:val="0"/>
+      </w:pPr>
+      <w:r>
+        <w:rPr>
+          <w:rFonts w:ascii="맑은 고딕" w:hAnsi="맑은 고딕" w:eastAsia="맑은 고딕"/>
+          <w:b w:val="0"/>
+          <w:sz w:val="17"/>
+          <w:u w:val="none"/>
+        </w:rPr>
+        <w:t>(1) ______________   (2) ______________   (3) ______________</w:t>
+      </w:r>
+    </w:p>
+    <w:p>
+      <w:pPr>
+        <w:keepNext/>
+        <w:spacing w:before="80" w:after="20" w:line="276" w:lineRule="auto"/>
+        <w:snapToGrid w:val="0"/>
+      </w:pPr>
+      <w:r>
+        <w:rPr>
+          <w:rFonts w:ascii="맑은 고딕" w:hAnsi="맑은 고딕" w:eastAsia="맑은 고딕"/>
+          <w:b/>
+          <w:sz w:val="17"/>
+          <w:u w:val="none"/>
+        </w:rPr>
+        <w:t>41-서2.</w:t>
+      </w:r>
+      <w:r>
+        <w:rPr>
+          <w:rFonts w:ascii="맑은 고딕" w:hAnsi="맑은 고딕" w:eastAsia="맑은 고딕"/>
+          <w:b w:val="0"/>
+          <w:sz w:val="17"/>
+          <w:u w:val="none"/>
+        </w:rPr>
+        <w:t xml:space="preserve"> 다음 우리말과 같은 뜻이 되도록 &lt;보기&gt;의 표현을 사용하여 &lt;조건&gt;에 맞게 영작하시오. [3점] [3.0점]</w:t>
+      </w:r>
+    </w:p>
+    <w:p>
+      <w:pPr>
+        <w:spacing w:before="0" w:after="60" w:line="288" w:lineRule="auto"/>
+        <w:ind w:left="40"/>
+        <w:snapToGrid w:val="0"/>
+        <w:pBdr>
+          <w:top w:val="single" w:sz="4" w:space="2" w:color="999999"/>
+          <w:left w:val="single" w:sz="4" w:space="2" w:color="999999"/>
+          <w:bottom w:val="single" w:sz="4" w:space="2" w:color="999999"/>
+          <w:right w:val="single" w:sz="4" w:space="2" w:color="999999"/>
+        </w:pBdr>
+        <w:shd w:val="clear" w:color="auto" w:fill="F6F3EA"/>
+      </w:pPr>
+      <w:r>
+        <w:rPr>
+          <w:rFonts w:ascii="맑은 고딕" w:hAnsi="맑은 고딕" w:eastAsia="맑은 고딕"/>
+          <w:b w:val="0"/>
+          <w:sz w:val="17"/>
+          <w:u w:val="none"/>
+        </w:rPr>
+        <w:t>우리가 기술을 다듬고 고유한 관점을 키우는 것은 바로 이러한 도전들을 통해서이다.</w:t>
+      </w:r>
+    </w:p>
+    <w:p>
+      <w:pPr>
+        <w:spacing w:before="0" w:after="60" w:line="288" w:lineRule="auto"/>
+        <w:ind w:left="40"/>
+        <w:snapToGrid w:val="0"/>
+        <w:pBdr>
+          <w:top w:val="single" w:sz="4" w:space="2" w:color="9B6BD0"/>
+          <w:left w:val="single" w:sz="4" w:space="2" w:color="9B6BD0"/>
+          <w:bottom w:val="single" w:sz="4" w:space="2" w:color="9B6BD0"/>
+          <w:right w:val="single" w:sz="4" w:space="2" w:color="9B6BD0"/>
+        </w:pBdr>
+        <w:shd w:val="clear" w:color="auto" w:fill="FAF5FF"/>
+      </w:pPr>
+      <w:r>
+        <w:rPr>
+          <w:rFonts w:ascii="맑은 고딕" w:hAnsi="맑은 고딕" w:eastAsia="맑은 고딕"/>
+          <w:b/>
+          <w:sz w:val="17"/>
+          <w:u w:val="none"/>
+        </w:rPr>
+        <w:t>&lt;보 기&gt;</w:t>
+      </w:r>
+      <w:r>
+        <w:rPr>
+          <w:rFonts w:ascii="맑은 고딕" w:hAnsi="맑은 고딕" w:eastAsia="맑은 고딕"/>
+          <w:b w:val="0"/>
+          <w:sz w:val="17"/>
+          <w:u w:val="none"/>
+        </w:rPr>
+        <w:t xml:space="preserve"> it / is / through these challenges / that / what / we / refine / our skills / and / develop / our unique perspectives</w:t>
+      </w:r>
+    </w:p>
+    <w:p>
+      <w:pPr>
+        <w:spacing w:before="0" w:after="0" w:line="288" w:lineRule="auto"/>
+        <w:ind w:left="40"/>
+        <w:snapToGrid w:val="0"/>
+        <w:pBdr>
+          <w:top w:val="single" w:sz="4" w:space="2" w:color="9B6BD0"/>
+          <w:left w:val="single" w:sz="4" w:space="2" w:color="9B6BD0"/>
+          <w:bottom w:val="single" w:sz="4" w:space="2" w:color="9B6BD0"/>
+          <w:right w:val="single" w:sz="4" w:space="2" w:color="9B6BD0"/>
+        </w:pBdr>
+        <w:shd w:val="clear" w:color="auto" w:fill="FAF5FF"/>
+      </w:pPr>
+      <w:r>
+        <w:rPr>
+          <w:rFonts w:ascii="맑은 고딕" w:hAnsi="맑은 고딕" w:eastAsia="맑은 고딕"/>
+          <w:b/>
+          <w:sz w:val="17"/>
+          <w:u w:val="none"/>
+        </w:rPr>
+        <w:t>&lt;조 건&gt;</w:t>
+      </w:r>
+    </w:p>
+    <w:p>
+      <w:pPr>
+        <w:spacing w:before="0" w:after="0" w:line="288" w:lineRule="auto"/>
+        <w:ind w:left="40"/>
+        <w:snapToGrid w:val="0"/>
+        <w:pBdr>
+          <w:top w:val="single" w:sz="4" w:space="2" w:color="9B6BD0"/>
+          <w:left w:val="single" w:sz="4" w:space="2" w:color="9B6BD0"/>
+          <w:bottom w:val="single" w:sz="4" w:space="2" w:color="9B6BD0"/>
+          <w:right w:val="single" w:sz="4" w:space="2" w:color="9B6BD0"/>
+        </w:pBdr>
+        <w:shd w:val="clear" w:color="auto" w:fill="FAF5FF"/>
+      </w:pPr>
+      <w:r>
+        <w:rPr>
+          <w:rFonts w:ascii="맑은 고딕" w:hAnsi="맑은 고딕" w:eastAsia="맑은 고딕"/>
+          <w:b w:val="0"/>
+          <w:sz w:val="17"/>
+          <w:u w:val="none"/>
+        </w:rPr>
+        <w:t>1. &lt;보기&gt;에서 필요 없는 한 단어를 제외하고 나머지를 모두 한 번씩만 사용할 것</w:t>
+      </w:r>
+    </w:p>
+    <w:p>
+      <w:pPr>
+        <w:spacing w:before="0" w:after="0" w:line="288" w:lineRule="auto"/>
+        <w:ind w:left="40"/>
+        <w:snapToGrid w:val="0"/>
+        <w:pBdr>
+          <w:top w:val="single" w:sz="4" w:space="2" w:color="9B6BD0"/>
+          <w:left w:val="single" w:sz="4" w:space="2" w:color="9B6BD0"/>
+          <w:bottom w:val="single" w:sz="4" w:space="2" w:color="9B6BD0"/>
+          <w:right w:val="single" w:sz="4" w:space="2" w:color="9B6BD0"/>
+        </w:pBdr>
+        <w:shd w:val="clear" w:color="auto" w:fill="FAF5FF"/>
+      </w:pPr>
+      <w:r>
+        <w:rPr>
+          <w:rFonts w:ascii="맑은 고딕" w:hAnsi="맑은 고딕" w:eastAsia="맑은 고딕"/>
+          <w:b w:val="0"/>
+          <w:sz w:val="17"/>
+          <w:u w:val="none"/>
+        </w:rPr>
+        <w:t>2. 어형을 바꾸지 말고 다른 단어를 추가하지 말 것</w:t>
+      </w:r>
+    </w:p>
+    <w:p>
+      <w:pPr>
+        <w:spacing w:before="0" w:after="0" w:line="288" w:lineRule="auto"/>
+        <w:ind w:left="40"/>
+        <w:snapToGrid w:val="0"/>
+        <w:pBdr>
+          <w:top w:val="single" w:sz="4" w:space="2" w:color="9B6BD0"/>
+          <w:left w:val="single" w:sz="4" w:space="2" w:color="9B6BD0"/>
+          <w:bottom w:val="single" w:sz="4" w:space="2" w:color="9B6BD0"/>
+          <w:right w:val="single" w:sz="4" w:space="2" w:color="9B6BD0"/>
+        </w:pBdr>
+        <w:shd w:val="clear" w:color="auto" w:fill="FAF5FF"/>
+      </w:pPr>
+      <w:r>
+        <w:rPr>
+          <w:rFonts w:ascii="맑은 고딕" w:hAnsi="맑은 고딕" w:eastAsia="맑은 고딕"/>
+          <w:b w:val="0"/>
+          <w:sz w:val="17"/>
+          <w:u w:val="none"/>
+        </w:rPr>
+        <w:t>3. ‘It is ~ that …’ 강조구문으로 부사구를 강조할 것</w:t>
+      </w:r>
+    </w:p>
+    <w:p>
+      <w:pPr>
+        <w:spacing w:before="0" w:after="0" w:line="288" w:lineRule="auto"/>
+        <w:ind w:left="40"/>
+        <w:snapToGrid w:val="0"/>
+        <w:pBdr>
+          <w:top w:val="single" w:sz="4" w:space="2" w:color="9B6BD0"/>
+          <w:left w:val="single" w:sz="4" w:space="2" w:color="9B6BD0"/>
+          <w:bottom w:val="single" w:sz="4" w:space="2" w:color="9B6BD0"/>
+          <w:right w:val="single" w:sz="4" w:space="2" w:color="9B6BD0"/>
+        </w:pBdr>
+        <w:shd w:val="clear" w:color="auto" w:fill="FAF5FF"/>
+      </w:pPr>
+      <w:r>
+        <w:rPr>
+          <w:rFonts w:ascii="맑은 고딕" w:hAnsi="맑은 고딕" w:eastAsia="맑은 고딕"/>
+          <w:b w:val="0"/>
+          <w:sz w:val="17"/>
+          <w:u w:val="none"/>
+        </w:rPr>
+        <w:t>4. 총 15단어로 쓸 것</w:t>
+      </w:r>
+    </w:p>
+    <w:p>
+      <w:pPr>
+        <w:spacing w:before="0" w:after="60" w:line="288" w:lineRule="auto"/>
+        <w:ind w:left="40"/>
+        <w:snapToGrid w:val="0"/>
+        <w:pBdr>
+          <w:top w:val="single" w:sz="4" w:space="2" w:color="9B6BD0"/>
+          <w:left w:val="single" w:sz="4" w:space="2" w:color="9B6BD0"/>
+          <w:bottom w:val="single" w:sz="4" w:space="2" w:color="9B6BD0"/>
+          <w:right w:val="single" w:sz="4" w:space="2" w:color="9B6BD0"/>
+        </w:pBdr>
+        <w:shd w:val="clear" w:color="auto" w:fill="FAF5FF"/>
+      </w:pPr>
+      <w:r>
+        <w:rPr>
+          <w:rFonts w:ascii="맑은 고딕" w:hAnsi="맑은 고딕" w:eastAsia="맑은 고딕"/>
+          <w:b w:val="0"/>
+          <w:sz w:val="17"/>
+          <w:u w:val="none"/>
+        </w:rPr>
+        <w:t>5. 답안지에 소문항 번호를 정확하게 기입할 것</w:t>
+      </w:r>
+    </w:p>
+    <w:p>
+      <w:pPr>
+        <w:spacing w:before="0" w:after="40" w:line="360" w:lineRule="auto"/>
+        <w:snapToGrid w:val="0"/>
+      </w:pPr>
+      <w:r>
+        <w:rPr>
+          <w:rFonts w:ascii="맑은 고딕" w:hAnsi="맑은 고딕" w:eastAsia="맑은 고딕"/>
+          <w:b w:val="0"/>
+          <w:sz w:val="17"/>
+          <w:u w:val="none"/>
+        </w:rPr>
+        <w:t>⇒ It ______________________________________________________________ .</w:t>
+      </w:r>
+    </w:p>
+    <w:p>
+      <w:pPr>
+        <w:keepNext/>
+        <w:spacing w:before="80" w:after="40" w:line="276" w:lineRule="auto"/>
+        <w:snapToGrid w:val="0"/>
+        <w:shd w:val="clear" w:color="auto" w:fill="6B21A8"/>
+      </w:pPr>
+      <w:r>
+        <w:rPr>
+          <w:rFonts w:ascii="맑은 고딕" w:hAnsi="맑은 고딕" w:eastAsia="맑은 고딕"/>
+          <w:b/>
+          <w:color w:val="FFFFFF"/>
+          <w:sz w:val="17"/>
+          <w:u w:val="none"/>
+        </w:rPr>
+        <w:t>[지문 구조]  ※ 앞 문항을 모두 푼 뒤에 풀 것</w:t>
+      </w:r>
+    </w:p>
+    <w:p>
+      <w:pPr>
+        <w:keepNext/>
+        <w:spacing w:before="80" w:after="20" w:line="276" w:lineRule="auto"/>
+        <w:snapToGrid w:val="0"/>
+      </w:pPr>
+      <w:r>
+        <w:rPr>
+          <w:rFonts w:ascii="맑은 고딕" w:hAnsi="맑은 고딕" w:eastAsia="맑은 고딕"/>
+          <w:b/>
+          <w:sz w:val="17"/>
+          <w:u w:val="none"/>
+        </w:rPr>
+        <w:t>41-8.</w:t>
+      </w:r>
+      <w:r>
+        <w:rPr>
+          <w:rFonts w:ascii="맑은 고딕" w:hAnsi="맑은 고딕" w:eastAsia="맑은 고딕"/>
+          <w:b w:val="0"/>
+          <w:sz w:val="17"/>
+          <w:u w:val="none"/>
+        </w:rPr>
+        <w:t xml:space="preserve"> 주어진 글 다음에 이어질 글의 순서로 가장 적절한 것은? [2.7점]</w:t>
+      </w:r>
+    </w:p>
+    <w:p>
+      <w:pPr>
+        <w:spacing w:before="0" w:after="60" w:line="288" w:lineRule="auto"/>
+        <w:ind w:left="40"/>
+        <w:snapToGrid w:val="0"/>
+        <w:pBdr>
+          <w:top w:val="single" w:sz="4" w:space="2" w:color="C99B4E"/>
+          <w:left w:val="single" w:sz="4" w:space="2" w:color="C99B4E"/>
+          <w:bottom w:val="single" w:sz="4" w:space="2" w:color="C99B4E"/>
+          <w:right w:val="single" w:sz="4" w:space="2" w:color="C99B4E"/>
+        </w:pBdr>
+        <w:shd w:val="clear" w:color="auto" w:fill="FFF8E1"/>
+      </w:pPr>
+      <w:r>
+        <w:rPr>
+          <w:rFonts w:ascii="맑은 고딕" w:hAnsi="맑은 고딕" w:eastAsia="맑은 고딕"/>
+          <w:b w:val="0"/>
+          <w:sz w:val="17"/>
+          <w:u w:val="none"/>
+        </w:rPr>
+        <w:t>Creativity is the ability to generate novel and valuable ideas. It involves divergent thinking, imagination, and a willingness to experiment and take risks. While AI can be a powerful tool for creative efforts, it also carries the risk of limiting originality and innovation.</w:t>
       </w:r>
     </w:p>
     <w:p>
@@ -1812,20 +3048,11 @@
       <w:r>
         <w:rPr>
           <w:rFonts w:ascii="맑은 고딕" w:hAnsi="맑은 고딕" w:eastAsia="맑은 고딕"/>
-          <w:b/>
-          <w:sz w:val="17"/>
-          <w:u w:val="none"/>
-        </w:rPr>
-        <w:t>A:</w:t>
-      </w:r>
-      <w:r>
-        <w:rPr>
-          <w:rFonts w:ascii="맑은 고딕" w:hAnsi="맑은 고딕" w:eastAsia="맑은 고딕"/>
           <w:b w:val="0"/>
           <w:sz w:val="17"/>
           <w:u w:val="none"/>
         </w:rPr>
-        <w:t xml:space="preserve"> The writer says AI helps creative work but brings two dangers.</w:t>
+        <w:t>(A) Moreover, the ease with which AI can generate content can discourage the kind of struggle and experimentation that often leads to breakthroughs. The creative process is often messy and repetitive, involving numerous failures and setbacks.</w:t>
       </w:r>
     </w:p>
     <w:p>
@@ -1844,244 +3071,11 @@
       <w:r>
         <w:rPr>
           <w:rFonts w:ascii="맑은 고딕" w:hAnsi="맑은 고딕" w:eastAsia="맑은 고딕"/>
-          <w:b/>
-          <w:sz w:val="17"/>
-          <w:u w:val="none"/>
-        </w:rPr>
-        <w:t>B:</w:t>
-      </w:r>
-      <w:r>
-        <w:rPr>
-          <w:rFonts w:ascii="맑은 고딕" w:hAnsi="맑은 고딕" w:eastAsia="맑은 고딕"/>
           <w:b w:val="0"/>
           <w:sz w:val="17"/>
           <w:u w:val="none"/>
         </w:rPr>
-        <w:t xml:space="preserve"> What’s the first one?</w:t>
-      </w:r>
-    </w:p>
-    <w:p>
-      <w:pPr>
-        <w:spacing w:before="0" w:after="0" w:line="288" w:lineRule="auto"/>
-        <w:ind w:left="40"/>
-        <w:snapToGrid w:val="0"/>
-        <w:pBdr>
-          <w:top w:val="single" w:sz="4" w:space="2" w:color="999999"/>
-          <w:left w:val="single" w:sz="4" w:space="2" w:color="999999"/>
-          <w:bottom w:val="single" w:sz="4" w:space="2" w:color="999999"/>
-          <w:right w:val="single" w:sz="4" w:space="2" w:color="999999"/>
-        </w:pBdr>
-        <w:shd w:val="clear" w:color="auto" w:fill="F6F3EA"/>
-      </w:pPr>
-      <w:r>
-        <w:rPr>
-          <w:rFonts w:ascii="맑은 고딕" w:hAnsi="맑은 고딕" w:eastAsia="맑은 고딕"/>
-          <w:b/>
-          <w:sz w:val="17"/>
-          <w:u w:val="none"/>
-        </w:rPr>
-        <w:t>A:</w:t>
-      </w:r>
-      <w:r>
-        <w:rPr>
-          <w:rFonts w:ascii="맑은 고딕" w:hAnsi="맑은 고딕" w:eastAsia="맑은 고딕"/>
-          <w:b w:val="0"/>
-          <w:sz w:val="17"/>
-          <w:u w:val="none"/>
-        </w:rPr>
-        <w:t xml:space="preserve"> AI learns from existing datasets, so it mostly finds patterns in what people have already made.</w:t>
-      </w:r>
-    </w:p>
-    <w:p>
-      <w:pPr>
-        <w:spacing w:before="0" w:after="0" w:line="288" w:lineRule="auto"/>
-        <w:ind w:left="40"/>
-        <w:snapToGrid w:val="0"/>
-        <w:pBdr>
-          <w:top w:val="single" w:sz="4" w:space="2" w:color="999999"/>
-          <w:left w:val="single" w:sz="4" w:space="2" w:color="999999"/>
-          <w:bottom w:val="single" w:sz="4" w:space="2" w:color="999999"/>
-          <w:right w:val="single" w:sz="4" w:space="2" w:color="999999"/>
-        </w:pBdr>
-        <w:shd w:val="clear" w:color="auto" w:fill="F6F3EA"/>
-      </w:pPr>
-      <w:r>
-        <w:rPr>
-          <w:rFonts w:ascii="맑은 고딕" w:hAnsi="맑은 고딕" w:eastAsia="맑은 고딕"/>
-          <w:b/>
-          <w:sz w:val="17"/>
-          <w:u w:val="none"/>
-        </w:rPr>
-        <w:t>B:</w:t>
-      </w:r>
-      <w:r>
-        <w:rPr>
-          <w:rFonts w:ascii="맑은 고딕" w:hAnsi="맑은 고딕" w:eastAsia="맑은 고딕"/>
-          <w:b w:val="0"/>
-          <w:sz w:val="17"/>
-          <w:u w:val="none"/>
-        </w:rPr>
-        <w:t xml:space="preserve"> So what comes out resembles the past.</w:t>
-      </w:r>
-    </w:p>
-    <w:p>
-      <w:pPr>
-        <w:spacing w:before="0" w:after="0" w:line="288" w:lineRule="auto"/>
-        <w:ind w:left="40"/>
-        <w:snapToGrid w:val="0"/>
-        <w:pBdr>
-          <w:top w:val="single" w:sz="4" w:space="2" w:color="999999"/>
-          <w:left w:val="single" w:sz="4" w:space="2" w:color="999999"/>
-          <w:bottom w:val="single" w:sz="4" w:space="2" w:color="999999"/>
-          <w:right w:val="single" w:sz="4" w:space="2" w:color="999999"/>
-        </w:pBdr>
-        <w:shd w:val="clear" w:color="auto" w:fill="F6F3EA"/>
-      </w:pPr>
-      <w:r>
-        <w:rPr>
-          <w:rFonts w:ascii="맑은 고딕" w:hAnsi="맑은 고딕" w:eastAsia="맑은 고딕"/>
-          <w:b/>
-          <w:sz w:val="17"/>
-          <w:u w:val="none"/>
-        </w:rPr>
-        <w:t>A:</w:t>
-      </w:r>
-      <w:r>
-        <w:rPr>
-          <w:rFonts w:ascii="맑은 고딕" w:hAnsi="맑은 고딕" w:eastAsia="맑은 고딕"/>
-          <w:b w:val="0"/>
-          <w:sz w:val="17"/>
-          <w:u w:val="none"/>
-        </w:rPr>
-        <w:t xml:space="preserve"> Right. It may look familiar but lack real originality, and artists who lean on it too much can get stuck imitating what the training data contain.</w:t>
-      </w:r>
-    </w:p>
-    <w:p>
-      <w:pPr>
-        <w:spacing w:before="0" w:after="0" w:line="288" w:lineRule="auto"/>
-        <w:ind w:left="40"/>
-        <w:snapToGrid w:val="0"/>
-        <w:pBdr>
-          <w:top w:val="single" w:sz="4" w:space="2" w:color="999999"/>
-          <w:left w:val="single" w:sz="4" w:space="2" w:color="999999"/>
-          <w:bottom w:val="single" w:sz="4" w:space="2" w:color="999999"/>
-          <w:right w:val="single" w:sz="4" w:space="2" w:color="999999"/>
-        </w:pBdr>
-        <w:shd w:val="clear" w:color="auto" w:fill="F6F3EA"/>
-      </w:pPr>
-      <w:r>
-        <w:rPr>
-          <w:rFonts w:ascii="맑은 고딕" w:hAnsi="맑은 고딕" w:eastAsia="맑은 고딕"/>
-          <w:b/>
-          <w:sz w:val="17"/>
-          <w:u w:val="none"/>
-        </w:rPr>
-        <w:t>B:</w:t>
-      </w:r>
-      <w:r>
-        <w:rPr>
-          <w:rFonts w:ascii="맑은 고딕" w:hAnsi="맑은 고딕" w:eastAsia="맑은 고딕"/>
-          <w:b w:val="0"/>
-          <w:sz w:val="17"/>
-          <w:u w:val="none"/>
-        </w:rPr>
-        <w:t xml:space="preserve"> And the second danger?</w:t>
-      </w:r>
-    </w:p>
-    <w:p>
-      <w:pPr>
-        <w:spacing w:before="0" w:after="0" w:line="288" w:lineRule="auto"/>
-        <w:ind w:left="40"/>
-        <w:snapToGrid w:val="0"/>
-        <w:pBdr>
-          <w:top w:val="single" w:sz="4" w:space="2" w:color="999999"/>
-          <w:left w:val="single" w:sz="4" w:space="2" w:color="999999"/>
-          <w:bottom w:val="single" w:sz="4" w:space="2" w:color="999999"/>
-          <w:right w:val="single" w:sz="4" w:space="2" w:color="999999"/>
-        </w:pBdr>
-        <w:shd w:val="clear" w:color="auto" w:fill="F6F3EA"/>
-      </w:pPr>
-      <w:r>
-        <w:rPr>
-          <w:rFonts w:ascii="맑은 고딕" w:hAnsi="맑은 고딕" w:eastAsia="맑은 고딕"/>
-          <w:b/>
-          <w:sz w:val="17"/>
-          <w:u w:val="none"/>
-        </w:rPr>
-        <w:t>A:</w:t>
-      </w:r>
-      <w:r>
-        <w:rPr>
-          <w:rFonts w:ascii="맑은 고딕" w:hAnsi="맑은 고딕" w:eastAsia="맑은 고딕"/>
-          <w:b w:val="0"/>
-          <w:sz w:val="17"/>
-          <w:u w:val="none"/>
-        </w:rPr>
-        <w:t xml:space="preserve"> AI makes content so easily that people may stop struggling and experimenting.</w:t>
-      </w:r>
-    </w:p>
-    <w:p>
-      <w:pPr>
-        <w:spacing w:before="0" w:after="0" w:line="288" w:lineRule="auto"/>
-        <w:ind w:left="40"/>
-        <w:snapToGrid w:val="0"/>
-        <w:pBdr>
-          <w:top w:val="single" w:sz="4" w:space="2" w:color="999999"/>
-          <w:left w:val="single" w:sz="4" w:space="2" w:color="999999"/>
-          <w:bottom w:val="single" w:sz="4" w:space="2" w:color="999999"/>
-          <w:right w:val="single" w:sz="4" w:space="2" w:color="999999"/>
-        </w:pBdr>
-        <w:shd w:val="clear" w:color="auto" w:fill="F6F3EA"/>
-      </w:pPr>
-      <w:r>
-        <w:rPr>
-          <w:rFonts w:ascii="맑은 고딕" w:hAnsi="맑은 고딕" w:eastAsia="맑은 고딕"/>
-          <w:b/>
-          <w:sz w:val="17"/>
-          <w:u w:val="none"/>
-        </w:rPr>
-        <w:t>B:</w:t>
-      </w:r>
-      <w:r>
-        <w:rPr>
-          <w:rFonts w:ascii="맑은 고딕" w:hAnsi="맑은 고딕" w:eastAsia="맑은 고딕"/>
-          <w:b w:val="0"/>
-          <w:sz w:val="17"/>
-          <w:u w:val="none"/>
-        </w:rPr>
-        <w:t xml:space="preserve"> Isn’t that good? Creating is messy and full of failures.</w:t>
-      </w:r>
-    </w:p>
-    <w:p>
-      <w:pPr>
-        <w:spacing w:before="0" w:after="0" w:line="288" w:lineRule="auto"/>
-        <w:ind w:left="40"/>
-        <w:snapToGrid w:val="0"/>
-        <w:pBdr>
-          <w:top w:val="single" w:sz="4" w:space="2" w:color="999999"/>
-          <w:left w:val="single" w:sz="4" w:space="2" w:color="999999"/>
-          <w:bottom w:val="single" w:sz="4" w:space="2" w:color="999999"/>
-          <w:right w:val="single" w:sz="4" w:space="2" w:color="999999"/>
-        </w:pBdr>
-        <w:shd w:val="clear" w:color="auto" w:fill="F6F3EA"/>
-      </w:pPr>
-      <w:r>
-        <w:rPr>
-          <w:rFonts w:ascii="맑은 고딕" w:hAnsi="맑은 고딕" w:eastAsia="맑은 고딕"/>
-          <w:b/>
-          <w:sz w:val="17"/>
-          <w:u w:val="none"/>
-        </w:rPr>
-        <w:t>A:</w:t>
-      </w:r>
-      <w:r>
-        <w:rPr>
-          <w:rFonts w:ascii="맑은 고딕" w:hAnsi="맑은 고딕" w:eastAsia="맑은 고딕"/>
-          <w:b w:val="0"/>
-          <w:sz w:val="17"/>
-          <w:u w:val="none"/>
-        </w:rPr>
-        <w:t xml:space="preserve"> That’s the point. We sharpen our skills by getting through those failures.</w:t>
+        <w:t>(B) AI algorithms are trained on existing datasets, often identifying patterns and trends in past creations. While this can be useful for generating new content in similar styles or formats, it can also lead to derivative works that lack genuine originality.</w:t>
       </w:r>
     </w:p>
     <w:p>
@@ -2100,1084 +3094,11 @@
       <w:r>
         <w:rPr>
           <w:rFonts w:ascii="맑은 고딕" w:hAnsi="맑은 고딕" w:eastAsia="맑은 고딕"/>
-          <w:b/>
-          <w:sz w:val="17"/>
-          <w:u w:val="none"/>
-        </w:rPr>
-        <w:t>B:</w:t>
-      </w:r>
-      <w:r>
-        <w:rPr>
-          <w:rFonts w:ascii="맑은 고딕" w:hAnsi="맑은 고딕" w:eastAsia="맑은 고딕"/>
           <w:b w:val="0"/>
           <w:sz w:val="17"/>
           <w:u w:val="none"/>
         </w:rPr>
-        <w:t xml:space="preserve"> So if we skip trial and error, real creative talent is held back.</w:t>
-      </w:r>
-    </w:p>
-    <w:p>
-      <w:pPr>
-        <w:spacing w:before="0" w:after="0" w:line="288" w:lineRule="auto"/>
-        <w:ind w:left="40"/>
-        <w:snapToGrid w:val="0"/>
-        <w:pBdr>
-          <w:top w:val="single" w:sz="4" w:space="2" w:color="555555"/>
-          <w:left w:val="single" w:sz="4" w:space="2" w:color="555555"/>
-          <w:bottom w:val="single" w:sz="4" w:space="2" w:color="555555"/>
-          <w:right w:val="single" w:sz="4" w:space="2" w:color="555555"/>
-        </w:pBdr>
-        <w:shd w:val="clear" w:color="auto" w:fill="FFFFFF"/>
-      </w:pPr>
-      <w:r>
-        <w:rPr>
-          <w:rFonts w:ascii="맑은 고딕" w:hAnsi="맑은 고딕" w:eastAsia="맑은 고딕"/>
-          <w:b w:val="0"/>
-          <w:sz w:val="17"/>
-          <w:u w:val="none"/>
-        </w:rPr>
-        <w:t>Danger 1: less originality  |  Danger 2: less struggle</w:t>
-      </w:r>
-    </w:p>
-    <w:p>
-      <w:pPr>
-        <w:spacing w:before="0" w:after="0" w:line="288" w:lineRule="auto"/>
-        <w:ind w:left="40"/>
-        <w:snapToGrid w:val="0"/>
-        <w:pBdr>
-          <w:top w:val="single" w:sz="4" w:space="2" w:color="555555"/>
-          <w:left w:val="single" w:sz="4" w:space="2" w:color="555555"/>
-          <w:bottom w:val="single" w:sz="4" w:space="2" w:color="555555"/>
-          <w:right w:val="single" w:sz="4" w:space="2" w:color="555555"/>
-        </w:pBdr>
-        <w:shd w:val="clear" w:color="auto" w:fill="FFFFFF"/>
-      </w:pPr>
-      <w:r>
-        <w:rPr>
-          <w:rFonts w:ascii="맑은 고딕" w:hAnsi="맑은 고딕" w:eastAsia="맑은 고딕"/>
-          <w:b w:val="0"/>
-          <w:sz w:val="17"/>
-          <w:u w:val="none"/>
-        </w:rPr>
-        <w:t>① AI learns from existing datasets and finds patterns in past work  |  ③ people may stop struggling and experimenting</w:t>
-      </w:r>
-    </w:p>
-    <w:p>
-      <w:pPr>
-        <w:spacing w:before="0" w:after="0" w:line="288" w:lineRule="auto"/>
-        <w:ind w:left="40"/>
-        <w:snapToGrid w:val="0"/>
-        <w:pBdr>
-          <w:top w:val="single" w:sz="4" w:space="2" w:color="555555"/>
-          <w:left w:val="single" w:sz="4" w:space="2" w:color="555555"/>
-          <w:bottom w:val="single" w:sz="4" w:space="2" w:color="555555"/>
-          <w:right w:val="single" w:sz="4" w:space="2" w:color="555555"/>
-        </w:pBdr>
-        <w:shd w:val="clear" w:color="auto" w:fill="FFFFFF"/>
-      </w:pPr>
-      <w:r>
-        <w:rPr>
-          <w:rFonts w:ascii="맑은 고딕" w:hAnsi="맑은 고딕" w:eastAsia="맑은 고딕"/>
-          <w:b w:val="0"/>
-          <w:sz w:val="17"/>
-          <w:u w:val="none"/>
-        </w:rPr>
-        <w:t>② output may look familiar but lack real originality  |  ④ artists get stuck imitating what the training data contain</w:t>
-      </w:r>
-    </w:p>
-    <w:p>
-      <w:pPr>
-        <w:spacing w:before="0" w:after="60" w:line="288" w:lineRule="auto"/>
-        <w:ind w:left="40"/>
-        <w:snapToGrid w:val="0"/>
-        <w:pBdr>
-          <w:top w:val="single" w:sz="4" w:space="2" w:color="555555"/>
-          <w:left w:val="single" w:sz="4" w:space="2" w:color="555555"/>
-          <w:bottom w:val="single" w:sz="4" w:space="2" w:color="555555"/>
-          <w:right w:val="single" w:sz="4" w:space="2" w:color="555555"/>
-        </w:pBdr>
-        <w:shd w:val="clear" w:color="auto" w:fill="FFFFFF"/>
-      </w:pPr>
-      <w:r>
-        <w:rPr>
-          <w:rFonts w:ascii="맑은 고딕" w:hAnsi="맑은 고딕" w:eastAsia="맑은 고딕"/>
-          <w:b w:val="0"/>
-          <w:sz w:val="17"/>
-          <w:u w:val="none"/>
-        </w:rPr>
-        <w:t xml:space="preserve">  |  ⑤ skipping trial and error holds back creative talent</w:t>
-      </w:r>
-    </w:p>
-    <w:p>
-      <w:pPr>
-        <w:keepNext/>
-        <w:spacing w:before="80" w:after="20" w:line="276" w:lineRule="auto"/>
-        <w:snapToGrid w:val="0"/>
-      </w:pPr>
-      <w:r>
-        <w:rPr>
-          <w:rFonts w:ascii="맑은 고딕" w:hAnsi="맑은 고딕" w:eastAsia="맑은 고딕"/>
-          <w:b/>
-          <w:sz w:val="17"/>
-          <w:u w:val="none"/>
-        </w:rPr>
-        <w:t>41-4.</w:t>
-      </w:r>
-      <w:r>
-        <w:rPr>
-          <w:rFonts w:ascii="맑은 고딕" w:hAnsi="맑은 고딕" w:eastAsia="맑은 고딕"/>
-          <w:b w:val="0"/>
-          <w:sz w:val="17"/>
-          <w:u w:val="none"/>
-        </w:rPr>
-        <w:t xml:space="preserve"> 글의 흐름으로 보아, 주어진 문장이 들어가기에 가장 적절한 곳은? [3.0점]</w:t>
-      </w:r>
-    </w:p>
-    <w:p>
-      <w:pPr>
-        <w:spacing w:before="0" w:after="60" w:line="288" w:lineRule="auto"/>
-        <w:ind w:left="40"/>
-        <w:snapToGrid w:val="0"/>
-        <w:pBdr>
-          <w:top w:val="single" w:sz="4" w:space="2" w:color="C99B4E"/>
-          <w:left w:val="single" w:sz="4" w:space="2" w:color="C99B4E"/>
-          <w:bottom w:val="single" w:sz="4" w:space="2" w:color="C99B4E"/>
-          <w:right w:val="single" w:sz="4" w:space="2" w:color="C99B4E"/>
-        </w:pBdr>
-        <w:shd w:val="clear" w:color="auto" w:fill="FFF8E1"/>
-      </w:pPr>
-      <w:r>
-        <w:rPr>
-          <w:rFonts w:ascii="맑은 고딕" w:hAnsi="맑은 고딕" w:eastAsia="맑은 고딕"/>
-          <w:b w:val="0"/>
-          <w:sz w:val="17"/>
-          <w:u w:val="none"/>
-        </w:rPr>
-        <w:t>Moreover, the ease with which AI can generate content can discourage the kind of struggle and experimentation that often leads to breakthroughs.</w:t>
-      </w:r>
-    </w:p>
-    <w:p>
-      <w:pPr>
-        <w:spacing w:before="0" w:after="60" w:line="288" w:lineRule="auto"/>
-        <w:ind w:left="40"/>
-        <w:snapToGrid w:val="0"/>
-        <w:pBdr>
-          <w:top w:val="single" w:sz="4" w:space="2" w:color="999999"/>
-          <w:left w:val="single" w:sz="4" w:space="2" w:color="999999"/>
-          <w:bottom w:val="single" w:sz="4" w:space="2" w:color="999999"/>
-          <w:right w:val="single" w:sz="4" w:space="2" w:color="999999"/>
-        </w:pBdr>
-        <w:shd w:val="clear" w:color="auto" w:fill="F6F3EA"/>
-      </w:pPr>
-      <w:r>
-        <w:rPr>
-          <w:rFonts w:ascii="맑은 고딕" w:hAnsi="맑은 고딕" w:eastAsia="맑은 고딕"/>
-          <w:b w:val="0"/>
-          <w:sz w:val="17"/>
-          <w:u w:val="none"/>
-        </w:rPr>
-        <w:t>AI algorithms are trained on existing datasets, often identifying patterns and trends in past creations. ( ① ) While this can be useful for generating new content in similar styles or formats, it can also lead to derivative works that lack genuine originality. ( ② ) If artists and designers rely too heavily on AI for inspiration and content generation, they may find themselves trapped in a cycle of imitation, unable to break free from the constraints of the AI’s training data. ( ③ ) The creative process is often messy and repetitive, involving numerous failures and setbacks. ( ④ ) It is through these challenges that we refine our skills, develop our unique perspectives, and push the boundaries of what is possible. ( ⑤ ) If AI provides instant solutions, it can bypass this essential process of learning through trial and error.</w:t>
-      </w:r>
-    </w:p>
-    <w:p>
-      <w:pPr>
-        <w:keepNext/>
-        <w:spacing w:before="80" w:after="20" w:line="276" w:lineRule="auto"/>
-        <w:snapToGrid w:val="0"/>
-      </w:pPr>
-      <w:r>
-        <w:rPr>
-          <w:rFonts w:ascii="맑은 고딕" w:hAnsi="맑은 고딕" w:eastAsia="맑은 고딕"/>
-          <w:b/>
-          <w:sz w:val="17"/>
-          <w:u w:val="none"/>
-        </w:rPr>
-        <w:t>41-5.</w:t>
-      </w:r>
-      <w:r>
-        <w:rPr>
-          <w:rFonts w:ascii="맑은 고딕" w:hAnsi="맑은 고딕" w:eastAsia="맑은 고딕"/>
-          <w:b w:val="0"/>
-          <w:sz w:val="17"/>
-          <w:u w:val="none"/>
-        </w:rPr>
-        <w:t xml:space="preserve"> 다음 글에 대한 &lt;보기&gt;의 설명 중 옳은 것만을 </w:t>
-      </w:r>
-      <w:r>
-        <w:rPr>
-          <w:rFonts w:ascii="맑은 고딕" w:hAnsi="맑은 고딕" w:eastAsia="맑은 고딕"/>
-          <w:b/>
-          <w:sz w:val="17"/>
-          <w:u w:val="none"/>
-        </w:rPr>
-        <w:t>있는 대로</w:t>
-      </w:r>
-      <w:r>
-        <w:rPr>
-          <w:rFonts w:ascii="맑은 고딕" w:hAnsi="맑은 고딕" w:eastAsia="맑은 고딕"/>
-          <w:b w:val="0"/>
-          <w:sz w:val="17"/>
-          <w:u w:val="none"/>
-        </w:rPr>
-        <w:t xml:space="preserve"> 고른 것은? [3.1점]</w:t>
-      </w:r>
-    </w:p>
-    <w:p>
-      <w:pPr>
-        <w:spacing w:before="0" w:after="60" w:line="288" w:lineRule="auto"/>
-        <w:ind w:left="40"/>
-        <w:snapToGrid w:val="0"/>
-        <w:pBdr>
-          <w:top w:val="single" w:sz="4" w:space="2" w:color="999999"/>
-          <w:left w:val="single" w:sz="4" w:space="2" w:color="999999"/>
-          <w:bottom w:val="single" w:sz="4" w:space="2" w:color="999999"/>
-          <w:right w:val="single" w:sz="4" w:space="2" w:color="999999"/>
-        </w:pBdr>
-        <w:shd w:val="clear" w:color="auto" w:fill="F6F3EA"/>
-      </w:pPr>
-      <w:r>
-        <w:rPr>
-          <w:rFonts w:ascii="맑은 고딕" w:hAnsi="맑은 고딕" w:eastAsia="맑은 고딕"/>
-          <w:b w:val="0"/>
-          <w:sz w:val="17"/>
-          <w:u w:val="none"/>
-        </w:rPr>
-        <w:t>Creativity means coming up with ideas that are both new and valuable. AI can support this work, but it learns from existing work, so what it produces tends to follow earlier patterns. Artists who lean on it too much may end up ⓐ</w:t>
-      </w:r>
-      <w:r>
-        <w:rPr>
-          <w:rFonts w:ascii="맑은 고딕" w:hAnsi="맑은 고딕" w:eastAsia="맑은 고딕"/>
-          <w:b/>
-          <w:sz w:val="17"/>
-          <w:u w:val="none"/>
-        </w:rPr>
-        <w:t>[ repeating / to repeat ]</w:t>
-      </w:r>
-      <w:r>
-        <w:rPr>
-          <w:rFonts w:ascii="맑은 고딕" w:hAnsi="맑은 고딕" w:eastAsia="맑은 고딕"/>
-          <w:b w:val="0"/>
-          <w:sz w:val="17"/>
-          <w:u w:val="none"/>
-        </w:rPr>
-        <w:t xml:space="preserve"> the past. There is a second problem. ⓑ</w:t>
-      </w:r>
-      <w:r>
-        <w:rPr>
-          <w:rFonts w:ascii="맑은 고딕" w:hAnsi="맑은 고딕" w:eastAsia="맑은 고딕"/>
-          <w:b w:val="0"/>
-          <w:sz w:val="17"/>
-          <w:u w:val="single"/>
-        </w:rPr>
-        <w:t>Because AI hands over results with so little effort, people may no longer go through the difficulty and testing from which big advances usually come</w:t>
-      </w:r>
-      <w:r>
-        <w:rPr>
-          <w:rFonts w:ascii="맑은 고딕" w:hAnsi="맑은 고딕" w:eastAsia="맑은 고딕"/>
-          <w:b w:val="0"/>
-          <w:sz w:val="17"/>
-          <w:u w:val="none"/>
-        </w:rPr>
-        <w:t>. Yet failing and trying again is how skill is built.</w:t>
-      </w:r>
-    </w:p>
-    <w:p>
-      <w:pPr>
-        <w:spacing w:before="0" w:after="0" w:line="288" w:lineRule="auto"/>
-        <w:ind w:left="40"/>
-        <w:snapToGrid w:val="0"/>
-        <w:pBdr>
-          <w:top w:val="single" w:sz="4" w:space="2" w:color="9B6BD0"/>
-          <w:left w:val="single" w:sz="4" w:space="2" w:color="9B6BD0"/>
-          <w:bottom w:val="single" w:sz="4" w:space="2" w:color="9B6BD0"/>
-          <w:right w:val="single" w:sz="4" w:space="2" w:color="9B6BD0"/>
-        </w:pBdr>
-        <w:shd w:val="clear" w:color="auto" w:fill="FAF5FF"/>
-      </w:pPr>
-      <w:r>
-        <w:rPr>
-          <w:rFonts w:ascii="맑은 고딕" w:hAnsi="맑은 고딕" w:eastAsia="맑은 고딕"/>
-          <w:b/>
-          <w:sz w:val="17"/>
-          <w:u w:val="none"/>
-        </w:rPr>
-        <w:t>&lt;보 기&gt;</w:t>
-      </w:r>
-    </w:p>
-    <w:p>
-      <w:pPr>
-        <w:spacing w:before="0" w:after="60" w:line="288" w:lineRule="auto"/>
-        <w:ind w:left="40"/>
-        <w:snapToGrid w:val="0"/>
-        <w:pBdr>
-          <w:top w:val="single" w:sz="4" w:space="2" w:color="9B6BD0"/>
-          <w:left w:val="single" w:sz="4" w:space="2" w:color="9B6BD0"/>
-          <w:bottom w:val="single" w:sz="4" w:space="2" w:color="9B6BD0"/>
-          <w:right w:val="single" w:sz="4" w:space="2" w:color="9B6BD0"/>
-        </w:pBdr>
-        <w:shd w:val="clear" w:color="auto" w:fill="FAF5FF"/>
-      </w:pPr>
-      <w:r>
-        <w:rPr>
-          <w:rFonts w:ascii="맑은 고딕" w:hAnsi="맑은 고딕" w:eastAsia="맑은 고딕"/>
-          <w:b w:val="0"/>
-          <w:sz w:val="17"/>
-          <w:u w:val="none"/>
-        </w:rPr>
-        <w:t>(A) 윗글에서 필자는 AI에 의존할 때의 문제를 두 가지로 제시한다.</w:t>
-      </w:r>
-    </w:p>
-    <w:p>
-      <w:pPr>
-        <w:spacing w:before="0" w:after="20" w:line="276" w:lineRule="auto"/>
-        <w:ind w:left="80"/>
-        <w:snapToGrid w:val="0"/>
-      </w:pPr>
-      <w:r>
-        <w:rPr>
-          <w:rFonts w:ascii="맑은 고딕" w:hAnsi="맑은 고딕" w:eastAsia="맑은 고딕"/>
-          <w:b w:val="0"/>
-          <w:sz w:val="17"/>
-          <w:u w:val="none"/>
-        </w:rPr>
-        <w:t>① (A), (B)    ② (A), (C)    ③ (B), (D)    ④ (A), (C), (D)    ⑤ (B), (C), (D)</w:t>
-      </w:r>
-    </w:p>
-    <w:p>
-      <w:pPr>
-        <w:keepNext/>
-        <w:spacing w:before="80" w:after="20" w:line="276" w:lineRule="auto"/>
-        <w:snapToGrid w:val="0"/>
-      </w:pPr>
-      <w:r>
-        <w:rPr>
-          <w:rFonts w:ascii="맑은 고딕" w:hAnsi="맑은 고딕" w:eastAsia="맑은 고딕"/>
-          <w:b/>
-          <w:sz w:val="17"/>
-          <w:u w:val="none"/>
-        </w:rPr>
-        <w:t>41-6.</w:t>
-      </w:r>
-      <w:r>
-        <w:rPr>
-          <w:rFonts w:ascii="맑은 고딕" w:hAnsi="맑은 고딕" w:eastAsia="맑은 고딕"/>
-          <w:b w:val="0"/>
-          <w:sz w:val="17"/>
-          <w:u w:val="none"/>
-        </w:rPr>
-        <w:t xml:space="preserve"> 다음 글의 내용과 일치하지 </w:t>
-      </w:r>
-      <w:r>
-        <w:rPr>
-          <w:rFonts w:ascii="맑은 고딕" w:hAnsi="맑은 고딕" w:eastAsia="맑은 고딕"/>
-          <w:b/>
-          <w:sz w:val="17"/>
-          <w:u w:val="none"/>
-        </w:rPr>
-        <w:t>않는</w:t>
-      </w:r>
-      <w:r>
-        <w:rPr>
-          <w:rFonts w:ascii="맑은 고딕" w:hAnsi="맑은 고딕" w:eastAsia="맑은 고딕"/>
-          <w:b w:val="0"/>
-          <w:sz w:val="17"/>
-          <w:u w:val="none"/>
-        </w:rPr>
-        <w:t xml:space="preserve"> 것은? [2.7점]</w:t>
-      </w:r>
-    </w:p>
-    <w:p>
-      <w:pPr>
-        <w:spacing w:before="0" w:after="60" w:line="288" w:lineRule="auto"/>
-        <w:ind w:left="40"/>
-        <w:snapToGrid w:val="0"/>
-        <w:pBdr>
-          <w:top w:val="single" w:sz="4" w:space="2" w:color="999999"/>
-          <w:left w:val="single" w:sz="4" w:space="2" w:color="999999"/>
-          <w:bottom w:val="single" w:sz="4" w:space="2" w:color="999999"/>
-          <w:right w:val="single" w:sz="4" w:space="2" w:color="999999"/>
-        </w:pBdr>
-        <w:shd w:val="clear" w:color="auto" w:fill="F6F3EA"/>
-      </w:pPr>
-      <w:r>
-        <w:rPr>
-          <w:rFonts w:ascii="맑은 고딕" w:hAnsi="맑은 고딕" w:eastAsia="맑은 고딕"/>
-          <w:b w:val="0"/>
-          <w:sz w:val="17"/>
-          <w:u w:val="none"/>
-        </w:rPr>
-        <w:t>Creativity involves divergent thinking, imagination, and a willingness to experiment and take risks. While AI can be a powerful tool for creative efforts, it also carries the risk of limiting originality and innovation. AI algorithms are trained on existing datasets, and the new content they generate in similar styles or formats can be derivative works that lack genuine originality. Moreover, the ease with which AI can generate content can discourage the kind of struggle and experimentation that often leads to breakthroughs.</w:t>
-      </w:r>
-    </w:p>
-    <w:p>
-      <w:pPr>
-        <w:spacing w:before="0" w:after="0" w:line="269" w:lineRule="auto"/>
-        <w:ind w:left="180" w:hanging="180"/>
-        <w:snapToGrid w:val="0"/>
-      </w:pPr>
-      <w:r>
-        <w:rPr>
-          <w:rFonts w:ascii="맑은 고딕" w:hAnsi="맑은 고딕" w:eastAsia="맑은 고딕"/>
-          <w:b w:val="0"/>
-          <w:sz w:val="17"/>
-          <w:u w:val="none"/>
-        </w:rPr>
-        <w:t>① Creativity involves being willing to take risks.</w:t>
-      </w:r>
-    </w:p>
-    <w:p>
-      <w:pPr>
-        <w:spacing w:before="0" w:after="0" w:line="269" w:lineRule="auto"/>
-        <w:ind w:left="180" w:hanging="180"/>
-        <w:snapToGrid w:val="0"/>
-      </w:pPr>
-      <w:r>
-        <w:rPr>
-          <w:rFonts w:ascii="맑은 고딕" w:hAnsi="맑은 고딕" w:eastAsia="맑은 고딕"/>
-          <w:b w:val="0"/>
-          <w:sz w:val="17"/>
-          <w:u w:val="none"/>
-        </w:rPr>
-        <w:t>② AI can serve as a powerful tool for creative work.</w:t>
-      </w:r>
-    </w:p>
-    <w:p>
-      <w:pPr>
-        <w:spacing w:before="0" w:after="0" w:line="269" w:lineRule="auto"/>
-        <w:ind w:left="180" w:hanging="180"/>
-        <w:snapToGrid w:val="0"/>
-      </w:pPr>
-      <w:r>
-        <w:rPr>
-          <w:rFonts w:ascii="맑은 고딕" w:hAnsi="맑은 고딕" w:eastAsia="맑은 고딕"/>
-          <w:b w:val="0"/>
-          <w:sz w:val="17"/>
-          <w:u w:val="none"/>
-        </w:rPr>
-        <w:t>③ AI algorithms learn from datasets that already exist.</w:t>
-      </w:r>
-    </w:p>
-    <w:p>
-      <w:pPr>
-        <w:spacing w:before="0" w:after="0" w:line="269" w:lineRule="auto"/>
-        <w:ind w:left="180" w:hanging="180"/>
-        <w:snapToGrid w:val="0"/>
-      </w:pPr>
-      <w:r>
-        <w:rPr>
-          <w:rFonts w:ascii="맑은 고딕" w:hAnsi="맑은 고딕" w:eastAsia="맑은 고딕"/>
-          <w:b w:val="0"/>
-          <w:sz w:val="17"/>
-          <w:u w:val="none"/>
-        </w:rPr>
-        <w:t>④ Content that AI generates in similar styles may lack real originality.</w:t>
-      </w:r>
-    </w:p>
-    <w:p>
-      <w:pPr>
-        <w:spacing w:before="0" w:after="0" w:line="269" w:lineRule="auto"/>
-        <w:ind w:left="180" w:hanging="180"/>
-        <w:snapToGrid w:val="0"/>
-      </w:pPr>
-      <w:r>
-        <w:rPr>
-          <w:rFonts w:ascii="맑은 고딕" w:hAnsi="맑은 고딕" w:eastAsia="맑은 고딕"/>
-          <w:b w:val="0"/>
-          <w:sz w:val="17"/>
-          <w:u w:val="none"/>
-        </w:rPr>
-        <w:t>⑤ Struggle and experimentation seldom play a part in creative breakthroughs.</w:t>
-      </w:r>
-    </w:p>
-    <w:p>
-      <w:pPr>
-        <w:keepNext/>
-        <w:spacing w:before="80" w:after="20" w:line="276" w:lineRule="auto"/>
-        <w:snapToGrid w:val="0"/>
-      </w:pPr>
-      <w:r>
-        <w:rPr>
-          <w:rFonts w:ascii="맑은 고딕" w:hAnsi="맑은 고딕" w:eastAsia="맑은 고딕"/>
-          <w:b/>
-          <w:sz w:val="17"/>
-          <w:u w:val="none"/>
-        </w:rPr>
-        <w:t>41-7.</w:t>
-      </w:r>
-      <w:r>
-        <w:rPr>
-          <w:rFonts w:ascii="맑은 고딕" w:hAnsi="맑은 고딕" w:eastAsia="맑은 고딕"/>
-          <w:b w:val="0"/>
-          <w:sz w:val="17"/>
-          <w:u w:val="none"/>
-        </w:rPr>
-        <w:t xml:space="preserve"> 다음 글의 내용을 한 문장으로 요약하고자 한다. 빈칸 (A), (B)에 들어갈 말로 가장 적절한 것은? [3.0점]</w:t>
-      </w:r>
-    </w:p>
-    <w:p>
-      <w:pPr>
-        <w:spacing w:before="0" w:after="60" w:line="288" w:lineRule="auto"/>
-        <w:ind w:left="40"/>
-        <w:snapToGrid w:val="0"/>
-        <w:pBdr>
-          <w:top w:val="single" w:sz="4" w:space="2" w:color="999999"/>
-          <w:left w:val="single" w:sz="4" w:space="2" w:color="999999"/>
-          <w:bottom w:val="single" w:sz="4" w:space="2" w:color="999999"/>
-          <w:right w:val="single" w:sz="4" w:space="2" w:color="999999"/>
-        </w:pBdr>
-        <w:shd w:val="clear" w:color="auto" w:fill="F6F3EA"/>
-      </w:pPr>
-      <w:r>
-        <w:rPr>
-          <w:rFonts w:ascii="맑은 고딕" w:hAnsi="맑은 고딕" w:eastAsia="맑은 고딕"/>
-          <w:b w:val="0"/>
-          <w:sz w:val="17"/>
-          <w:u w:val="none"/>
-        </w:rPr>
-        <w:t>AI algorithms are trained on existing datasets, so the content they generate can be derivative works that lack genuine originality. Artists and designers who rely too heavily on AI may find themselves trapped in a cycle of imitation. Moreover, the creative process is often messy, involving numerous failures and setbacks, and it is through these challenges that we refine our skills. If AI provides instant solutions, it can bypass this essential process of learning through trial and error.</w:t>
-      </w:r>
-    </w:p>
-    <w:p>
-      <w:pPr>
-        <w:spacing w:before="0" w:after="60" w:line="288" w:lineRule="auto"/>
-        <w:ind w:left="40"/>
-        <w:snapToGrid w:val="0"/>
-        <w:pBdr>
-          <w:top w:val="single" w:sz="4" w:space="2" w:color="C99B4E"/>
-          <w:left w:val="single" w:sz="4" w:space="2" w:color="C99B4E"/>
-          <w:bottom w:val="single" w:sz="4" w:space="2" w:color="C99B4E"/>
-          <w:right w:val="single" w:sz="4" w:space="2" w:color="C99B4E"/>
-        </w:pBdr>
-        <w:shd w:val="clear" w:color="auto" w:fill="FFF8E1"/>
-      </w:pPr>
-      <w:r>
-        <w:rPr>
-          <w:rFonts w:ascii="맑은 고딕" w:hAnsi="맑은 고딕" w:eastAsia="맑은 고딕"/>
-          <w:b w:val="0"/>
-          <w:sz w:val="17"/>
-          <w:u w:val="none"/>
-        </w:rPr>
-        <w:t>Heavy dependence on AI may make creative work more ______(A)______ and take away the ______(B)______ through which creative ability grows.</w:t>
-      </w:r>
-    </w:p>
-    <w:p>
-      <w:pPr>
-        <w:spacing w:before="0" w:after="0" w:line="269" w:lineRule="auto"/>
-        <w:ind w:left="180" w:hanging="180"/>
-        <w:snapToGrid w:val="0"/>
-      </w:pPr>
-      <w:r>
-        <w:rPr>
-          <w:rFonts w:ascii="맑은 고딕" w:hAnsi="맑은 고딕" w:eastAsia="맑은 고딕"/>
-          <w:b w:val="0"/>
-          <w:sz w:val="17"/>
-          <w:u w:val="none"/>
-        </w:rPr>
-        <w:t>① (A) imitative  (B) freedom</w:t>
-      </w:r>
-    </w:p>
-    <w:p>
-      <w:pPr>
-        <w:spacing w:before="0" w:after="0" w:line="269" w:lineRule="auto"/>
-        <w:ind w:left="180" w:hanging="180"/>
-        <w:snapToGrid w:val="0"/>
-      </w:pPr>
-      <w:r>
-        <w:rPr>
-          <w:rFonts w:ascii="맑은 고딕" w:hAnsi="맑은 고딕" w:eastAsia="맑은 고딕"/>
-          <w:b w:val="0"/>
-          <w:sz w:val="17"/>
-          <w:u w:val="none"/>
-        </w:rPr>
-        <w:t>② (A) experimental  (B) struggle</w:t>
-      </w:r>
-    </w:p>
-    <w:p>
-      <w:pPr>
-        <w:spacing w:before="0" w:after="0" w:line="269" w:lineRule="auto"/>
-        <w:ind w:left="180" w:hanging="180"/>
-        <w:snapToGrid w:val="0"/>
-      </w:pPr>
-      <w:r>
-        <w:rPr>
-          <w:rFonts w:ascii="맑은 고딕" w:hAnsi="맑은 고딕" w:eastAsia="맑은 고딕"/>
-          <w:b w:val="0"/>
-          <w:sz w:val="17"/>
-          <w:u w:val="none"/>
-        </w:rPr>
-        <w:t>③ (A) imitative  (B) struggle</w:t>
-      </w:r>
-    </w:p>
-    <w:p>
-      <w:pPr>
-        <w:spacing w:before="0" w:after="0" w:line="269" w:lineRule="auto"/>
-        <w:ind w:left="180" w:hanging="180"/>
-        <w:snapToGrid w:val="0"/>
-      </w:pPr>
-      <w:r>
-        <w:rPr>
-          <w:rFonts w:ascii="맑은 고딕" w:hAnsi="맑은 고딕" w:eastAsia="맑은 고딕"/>
-          <w:b w:val="0"/>
-          <w:sz w:val="17"/>
-          <w:u w:val="none"/>
-        </w:rPr>
-        <w:t>④ (A) expensive  (B) feedback</w:t>
-      </w:r>
-    </w:p>
-    <w:p>
-      <w:pPr>
-        <w:spacing w:before="0" w:after="0" w:line="269" w:lineRule="auto"/>
-        <w:ind w:left="180" w:hanging="180"/>
-        <w:snapToGrid w:val="0"/>
-      </w:pPr>
-      <w:r>
-        <w:rPr>
-          <w:rFonts w:ascii="맑은 고딕" w:hAnsi="맑은 고딕" w:eastAsia="맑은 고딕"/>
-          <w:b w:val="0"/>
-          <w:sz w:val="17"/>
-          <w:u w:val="none"/>
-        </w:rPr>
-        <w:t>⑤ (A) original  (B) shortcuts</w:t>
-      </w:r>
-    </w:p>
-    <w:p>
-      <w:pPr>
-        <w:keepNext/>
-        <w:spacing w:before="80" w:after="40" w:line="276" w:lineRule="auto"/>
-        <w:snapToGrid w:val="0"/>
-        <w:shd w:val="clear" w:color="auto" w:fill="8A3A12"/>
-      </w:pPr>
-      <w:r>
-        <w:rPr>
-          <w:rFonts w:ascii="맑은 고딕" w:hAnsi="맑은 고딕" w:eastAsia="맑은 고딕"/>
-          <w:b/>
-          <w:color w:val="FFFFFF"/>
-          <w:sz w:val="17"/>
-          <w:u w:val="none"/>
-        </w:rPr>
-        <w:t>서답형  41-서1 ~ 41-서2</w:t>
-      </w:r>
-    </w:p>
-    <w:p>
-      <w:pPr>
-        <w:keepNext/>
-        <w:spacing w:before="80" w:after="20" w:line="276" w:lineRule="auto"/>
-        <w:snapToGrid w:val="0"/>
-      </w:pPr>
-      <w:r>
-        <w:rPr>
-          <w:rFonts w:ascii="맑은 고딕" w:hAnsi="맑은 고딕" w:eastAsia="맑은 고딕"/>
-          <w:b/>
-          <w:sz w:val="17"/>
-          <w:u w:val="none"/>
-        </w:rPr>
-        <w:t>41-서1.</w:t>
-      </w:r>
-      <w:r>
-        <w:rPr>
-          <w:rFonts w:ascii="맑은 고딕" w:hAnsi="맑은 고딕" w:eastAsia="맑은 고딕"/>
-          <w:b w:val="0"/>
-          <w:sz w:val="17"/>
-          <w:u w:val="none"/>
-        </w:rPr>
-        <w:t xml:space="preserve"> 다음 글의 밑줄 친 부분과 의미가 통하도록 &lt;조건&gt;에 맞게 아래 문장을 완성하시오. [3.0점]</w:t>
-      </w:r>
-    </w:p>
-    <w:p>
-      <w:pPr>
-        <w:spacing w:before="0" w:after="60" w:line="288" w:lineRule="auto"/>
-        <w:ind w:left="40"/>
-        <w:snapToGrid w:val="0"/>
-        <w:pBdr>
-          <w:top w:val="single" w:sz="4" w:space="2" w:color="999999"/>
-          <w:left w:val="single" w:sz="4" w:space="2" w:color="999999"/>
-          <w:bottom w:val="single" w:sz="4" w:space="2" w:color="999999"/>
-          <w:right w:val="single" w:sz="4" w:space="2" w:color="999999"/>
-        </w:pBdr>
-        <w:shd w:val="clear" w:color="auto" w:fill="F6F3EA"/>
-      </w:pPr>
-      <w:r>
-        <w:rPr>
-          <w:rFonts w:ascii="맑은 고딕" w:hAnsi="맑은 고딕" w:eastAsia="맑은 고딕"/>
-          <w:b w:val="0"/>
-          <w:sz w:val="17"/>
-          <w:u w:val="none"/>
-        </w:rPr>
-        <w:t xml:space="preserve">Moreover, </w:t>
-      </w:r>
-      <w:r>
-        <w:rPr>
-          <w:rFonts w:ascii="맑은 고딕" w:hAnsi="맑은 고딕" w:eastAsia="맑은 고딕"/>
-          <w:b w:val="0"/>
-          <w:sz w:val="17"/>
-          <w:u w:val="single"/>
-        </w:rPr>
-        <w:t>the ease with which AI can generate content</w:t>
-      </w:r>
-      <w:r>
-        <w:rPr>
-          <w:rFonts w:ascii="맑은 고딕" w:hAnsi="맑은 고딕" w:eastAsia="맑은 고딕"/>
-          <w:b w:val="0"/>
-          <w:sz w:val="17"/>
-          <w:u w:val="none"/>
-        </w:rPr>
-        <w:t xml:space="preserve"> can discourage the kind of struggle and experimentation that often leads to breakthroughs.</w:t>
-      </w:r>
-    </w:p>
-    <w:p>
-      <w:pPr>
-        <w:spacing w:before="0" w:after="0" w:line="288" w:lineRule="auto"/>
-        <w:ind w:left="40"/>
-        <w:snapToGrid w:val="0"/>
-        <w:pBdr>
-          <w:top w:val="single" w:sz="4" w:space="2" w:color="9B6BD0"/>
-          <w:left w:val="single" w:sz="4" w:space="2" w:color="9B6BD0"/>
-          <w:bottom w:val="single" w:sz="4" w:space="2" w:color="9B6BD0"/>
-          <w:right w:val="single" w:sz="4" w:space="2" w:color="9B6BD0"/>
-        </w:pBdr>
-        <w:shd w:val="clear" w:color="auto" w:fill="FAF5FF"/>
-      </w:pPr>
-      <w:r>
-        <w:rPr>
-          <w:rFonts w:ascii="맑은 고딕" w:hAnsi="맑은 고딕" w:eastAsia="맑은 고딕"/>
-          <w:b/>
-          <w:sz w:val="17"/>
-          <w:u w:val="none"/>
-        </w:rPr>
-        <w:t>&lt;조 건&gt;</w:t>
-      </w:r>
-    </w:p>
-    <w:p>
-      <w:pPr>
-        <w:spacing w:before="0" w:after="60" w:line="288" w:lineRule="auto"/>
-        <w:ind w:left="40"/>
-        <w:snapToGrid w:val="0"/>
-        <w:pBdr>
-          <w:top w:val="single" w:sz="4" w:space="2" w:color="9B6BD0"/>
-          <w:left w:val="single" w:sz="4" w:space="2" w:color="9B6BD0"/>
-          <w:bottom w:val="single" w:sz="4" w:space="2" w:color="9B6BD0"/>
-          <w:right w:val="single" w:sz="4" w:space="2" w:color="9B6BD0"/>
-        </w:pBdr>
-        <w:shd w:val="clear" w:color="auto" w:fill="FAF5FF"/>
-      </w:pPr>
-      <w:r>
-        <w:rPr>
-          <w:rFonts w:ascii="맑은 고딕" w:hAnsi="맑은 고딕" w:eastAsia="맑은 고딕"/>
-          <w:b w:val="0"/>
-          <w:sz w:val="17"/>
-          <w:u w:val="none"/>
-        </w:rPr>
-        <w:t>1. How로 시작하는 명사절로 쓸 것</w:t>
-      </w:r>
-    </w:p>
-    <w:p>
-      <w:pPr>
-        <w:spacing w:before="0" w:after="40" w:line="360" w:lineRule="auto"/>
-        <w:snapToGrid w:val="0"/>
-      </w:pPr>
-      <w:r>
-        <w:rPr>
-          <w:rFonts w:ascii="맑은 고딕" w:hAnsi="맑은 고딕" w:eastAsia="맑은 고딕"/>
-          <w:b w:val="0"/>
-          <w:sz w:val="17"/>
-          <w:u w:val="none"/>
-        </w:rPr>
-        <w:t>→ ________  ________  ________  ________  ________  ________</w:t>
-      </w:r>
-    </w:p>
-    <w:p>
-      <w:pPr>
-        <w:spacing w:before="0" w:after="40" w:line="360" w:lineRule="auto"/>
-        <w:snapToGrid w:val="0"/>
-      </w:pPr>
-      <w:r>
-        <w:rPr>
-          <w:rFonts w:ascii="맑은 고딕" w:hAnsi="맑은 고딕" w:eastAsia="맑은 고딕"/>
-          <w:b w:val="0"/>
-          <w:sz w:val="17"/>
-          <w:u w:val="none"/>
-        </w:rPr>
-        <w:t>can discourage the kind of struggle and experimentation …</w:t>
-      </w:r>
-    </w:p>
-    <w:p>
-      <w:pPr>
-        <w:keepNext/>
-        <w:spacing w:before="80" w:after="20" w:line="276" w:lineRule="auto"/>
-        <w:snapToGrid w:val="0"/>
-      </w:pPr>
-      <w:r>
-        <w:rPr>
-          <w:rFonts w:ascii="맑은 고딕" w:hAnsi="맑은 고딕" w:eastAsia="맑은 고딕"/>
-          <w:b/>
-          <w:sz w:val="17"/>
-          <w:u w:val="none"/>
-        </w:rPr>
-        <w:t>41-서2.</w:t>
-      </w:r>
-      <w:r>
-        <w:rPr>
-          <w:rFonts w:ascii="맑은 고딕" w:hAnsi="맑은 고딕" w:eastAsia="맑은 고딕"/>
-          <w:b w:val="0"/>
-          <w:sz w:val="17"/>
-          <w:u w:val="none"/>
-        </w:rPr>
-        <w:t xml:space="preserve"> 다음 글의 내용을 요약한 문장의 빈칸 (A)~(C)에 들어갈 말을 &lt;보기&gt;에서 골라 쓰시오. (단, 필요한 경우 어형을 바꾸고, 각 빈칸에 한 단어만 쓸 것) [3.0점]</w:t>
-      </w:r>
-    </w:p>
-    <w:p>
-      <w:pPr>
-        <w:spacing w:before="0" w:after="60" w:line="288" w:lineRule="auto"/>
-        <w:ind w:left="40"/>
-        <w:snapToGrid w:val="0"/>
-        <w:pBdr>
-          <w:top w:val="single" w:sz="4" w:space="2" w:color="999999"/>
-          <w:left w:val="single" w:sz="4" w:space="2" w:color="999999"/>
-          <w:bottom w:val="single" w:sz="4" w:space="2" w:color="999999"/>
-          <w:right w:val="single" w:sz="4" w:space="2" w:color="999999"/>
-        </w:pBdr>
-        <w:shd w:val="clear" w:color="auto" w:fill="F6F3EA"/>
-      </w:pPr>
-      <w:r>
-        <w:rPr>
-          <w:rFonts w:ascii="맑은 고딕" w:hAnsi="맑은 고딕" w:eastAsia="맑은 고딕"/>
-          <w:b w:val="0"/>
-          <w:sz w:val="17"/>
-          <w:u w:val="none"/>
-        </w:rPr>
-        <w:t>AI algorithms pick up patterns from existing datasets, so their output is often derivative. They also give answers at once. But people gain skill by failing and trying again, and instant answers let them avoid that.</w:t>
-      </w:r>
-    </w:p>
-    <w:p>
-      <w:pPr>
-        <w:spacing w:before="0" w:after="60" w:line="288" w:lineRule="auto"/>
-        <w:ind w:left="40"/>
-        <w:snapToGrid w:val="0"/>
-        <w:pBdr>
-          <w:top w:val="single" w:sz="4" w:space="2" w:color="C99B4E"/>
-          <w:left w:val="single" w:sz="4" w:space="2" w:color="C99B4E"/>
-          <w:bottom w:val="single" w:sz="4" w:space="2" w:color="C99B4E"/>
-          <w:right w:val="single" w:sz="4" w:space="2" w:color="C99B4E"/>
-        </w:pBdr>
-        <w:shd w:val="clear" w:color="auto" w:fill="FFF8E1"/>
-      </w:pPr>
-      <w:r>
-        <w:rPr>
-          <w:rFonts w:ascii="맑은 고딕" w:hAnsi="맑은 고딕" w:eastAsia="맑은 고딕"/>
-          <w:b w:val="0"/>
-          <w:sz w:val="17"/>
-          <w:u w:val="none"/>
-        </w:rPr>
-        <w:t>AI, ___(A)___ on existing datasets, tends to produce derivative works, and by ___(B)___ instant solutions it keeps people from ___(C)___ through trial and error.</w:t>
-      </w:r>
-    </w:p>
-    <w:p>
-      <w:pPr>
-        <w:spacing w:before="0" w:after="60" w:line="288" w:lineRule="auto"/>
-        <w:ind w:left="40"/>
-        <w:snapToGrid w:val="0"/>
-        <w:pBdr>
-          <w:top w:val="single" w:sz="4" w:space="2" w:color="9B6BD0"/>
-          <w:left w:val="single" w:sz="4" w:space="2" w:color="9B6BD0"/>
-          <w:bottom w:val="single" w:sz="4" w:space="2" w:color="9B6BD0"/>
-          <w:right w:val="single" w:sz="4" w:space="2" w:color="9B6BD0"/>
-        </w:pBdr>
-        <w:shd w:val="clear" w:color="auto" w:fill="FAF5FF"/>
-      </w:pPr>
-      <w:r>
-        <w:rPr>
-          <w:rFonts w:ascii="맑은 고딕" w:hAnsi="맑은 고딕" w:eastAsia="맑은 고딕"/>
-          <w:b/>
-          <w:sz w:val="17"/>
-          <w:u w:val="none"/>
-        </w:rPr>
-        <w:t>&lt;보 기&gt;</w:t>
-      </w:r>
-      <w:r>
-        <w:rPr>
-          <w:rFonts w:ascii="맑은 고딕" w:hAnsi="맑은 고딕" w:eastAsia="맑은 고딕"/>
-          <w:b w:val="0"/>
-          <w:sz w:val="17"/>
-          <w:u w:val="none"/>
-        </w:rPr>
-        <w:t xml:space="preserve"> train / provide / learn / lack / trap / refine / discourage / identify / limit / carry / imitate / involve</w:t>
-      </w:r>
-    </w:p>
-    <w:p>
-      <w:pPr>
-        <w:spacing w:before="0" w:after="40" w:line="360" w:lineRule="auto"/>
-        <w:snapToGrid w:val="0"/>
-      </w:pPr>
-      <w:r>
-        <w:rPr>
-          <w:rFonts w:ascii="맑은 고딕" w:hAnsi="맑은 고딕" w:eastAsia="맑은 고딕"/>
-          <w:b w:val="0"/>
-          <w:sz w:val="17"/>
-          <w:u w:val="none"/>
-        </w:rPr>
-        <w:t>(A) ______________   (B) ______________   (C) ______________</w:t>
-      </w:r>
-    </w:p>
-    <w:p>
-      <w:pPr>
-        <w:keepNext/>
-        <w:spacing w:before="80" w:after="40" w:line="276" w:lineRule="auto"/>
-        <w:snapToGrid w:val="0"/>
-        <w:shd w:val="clear" w:color="auto" w:fill="6B21A8"/>
-      </w:pPr>
-      <w:r>
-        <w:rPr>
-          <w:rFonts w:ascii="맑은 고딕" w:hAnsi="맑은 고딕" w:eastAsia="맑은 고딕"/>
-          <w:b/>
-          <w:color w:val="FFFFFF"/>
-          <w:sz w:val="17"/>
-          <w:u w:val="none"/>
-        </w:rPr>
-        <w:t>[지문 구조]  ※ 앞 문항을 모두 푼 뒤에 풀 것</w:t>
-      </w:r>
-    </w:p>
-    <w:p>
-      <w:pPr>
-        <w:keepNext/>
-        <w:spacing w:before="80" w:after="20" w:line="276" w:lineRule="auto"/>
-        <w:snapToGrid w:val="0"/>
-      </w:pPr>
-      <w:r>
-        <w:rPr>
-          <w:rFonts w:ascii="맑은 고딕" w:hAnsi="맑은 고딕" w:eastAsia="맑은 고딕"/>
-          <w:b/>
-          <w:sz w:val="17"/>
-          <w:u w:val="none"/>
-        </w:rPr>
-        <w:t>41-8.</w:t>
-      </w:r>
-      <w:r>
-        <w:rPr>
-          <w:rFonts w:ascii="맑은 고딕" w:hAnsi="맑은 고딕" w:eastAsia="맑은 고딕"/>
-          <w:b w:val="0"/>
-          <w:sz w:val="17"/>
-          <w:u w:val="none"/>
-        </w:rPr>
-        <w:t xml:space="preserve"> 주어진 글 다음에 이어질 글의 순서로 가장 적절한 것은? [2.7점]</w:t>
-      </w:r>
-    </w:p>
-    <w:p>
-      <w:pPr>
-        <w:spacing w:before="0" w:after="60" w:line="288" w:lineRule="auto"/>
-        <w:ind w:left="40"/>
-        <w:snapToGrid w:val="0"/>
-        <w:pBdr>
-          <w:top w:val="single" w:sz="4" w:space="2" w:color="C99B4E"/>
-          <w:left w:val="single" w:sz="4" w:space="2" w:color="C99B4E"/>
-          <w:bottom w:val="single" w:sz="4" w:space="2" w:color="C99B4E"/>
-          <w:right w:val="single" w:sz="4" w:space="2" w:color="C99B4E"/>
-        </w:pBdr>
-        <w:shd w:val="clear" w:color="auto" w:fill="FFF8E1"/>
-      </w:pPr>
-      <w:r>
-        <w:rPr>
-          <w:rFonts w:ascii="맑은 고딕" w:hAnsi="맑은 고딕" w:eastAsia="맑은 고딕"/>
-          <w:b w:val="0"/>
-          <w:sz w:val="17"/>
-          <w:u w:val="none"/>
-        </w:rPr>
-        <w:t>While AI can be a powerful tool for creative efforts, it also carries the risk of limiting originality and innovation.</w:t>
-      </w:r>
-    </w:p>
-    <w:p>
-      <w:pPr>
-        <w:spacing w:before="0" w:after="0" w:line="288" w:lineRule="auto"/>
-        <w:ind w:left="40"/>
-        <w:snapToGrid w:val="0"/>
-        <w:pBdr>
-          <w:top w:val="single" w:sz="4" w:space="2" w:color="999999"/>
-          <w:left w:val="single" w:sz="4" w:space="2" w:color="999999"/>
-          <w:bottom w:val="single" w:sz="4" w:space="2" w:color="999999"/>
-          <w:right w:val="single" w:sz="4" w:space="2" w:color="999999"/>
-        </w:pBdr>
-        <w:shd w:val="clear" w:color="auto" w:fill="F6F3EA"/>
-      </w:pPr>
-      <w:r>
-        <w:rPr>
-          <w:rFonts w:ascii="맑은 고딕" w:hAnsi="맑은 고딕" w:eastAsia="맑은 고딕"/>
-          <w:b/>
-          <w:sz w:val="17"/>
-          <w:u w:val="none"/>
-        </w:rPr>
-        <w:t>(A)</w:t>
-      </w:r>
-      <w:r>
-        <w:rPr>
-          <w:rFonts w:ascii="맑은 고딕" w:hAnsi="맑은 고딕" w:eastAsia="맑은 고딕"/>
-          <w:b w:val="0"/>
-          <w:sz w:val="17"/>
-          <w:u w:val="none"/>
-        </w:rPr>
-        <w:t xml:space="preserve"> If artists and designers rely too heavily on AI for inspiration and content generation, they may find themselves trapped in a cycle of imitation. Moreover, the ease with which AI can generate content can discourage the kind of struggle and experimentation that often leads to breakthroughs.</w:t>
-      </w:r>
-    </w:p>
-    <w:p>
-      <w:pPr>
-        <w:spacing w:before="0" w:after="0" w:line="288" w:lineRule="auto"/>
-        <w:ind w:left="40"/>
-        <w:snapToGrid w:val="0"/>
-        <w:pBdr>
-          <w:top w:val="single" w:sz="4" w:space="2" w:color="999999"/>
-          <w:left w:val="single" w:sz="4" w:space="2" w:color="999999"/>
-          <w:bottom w:val="single" w:sz="4" w:space="2" w:color="999999"/>
-          <w:right w:val="single" w:sz="4" w:space="2" w:color="999999"/>
-        </w:pBdr>
-        <w:shd w:val="clear" w:color="auto" w:fill="F6F3EA"/>
-      </w:pPr>
-      <w:r>
-        <w:rPr>
-          <w:rFonts w:ascii="맑은 고딕" w:hAnsi="맑은 고딕" w:eastAsia="맑은 고딕"/>
-          <w:b/>
-          <w:sz w:val="17"/>
-          <w:u w:val="none"/>
-        </w:rPr>
-        <w:t>(B)</w:t>
-      </w:r>
-      <w:r>
-        <w:rPr>
-          <w:rFonts w:ascii="맑은 고딕" w:hAnsi="맑은 고딕" w:eastAsia="맑은 고딕"/>
-          <w:b w:val="0"/>
-          <w:sz w:val="17"/>
-          <w:u w:val="none"/>
-        </w:rPr>
-        <w:t xml:space="preserve"> AI algorithms are trained on existing datasets, often identifying patterns and trends in past creations. While this can be useful for generating new content in similar styles or formats, it can also lead to derivative works that lack genuine originality.</w:t>
-      </w:r>
-    </w:p>
-    <w:p>
-      <w:pPr>
-        <w:spacing w:before="0" w:after="60" w:line="288" w:lineRule="auto"/>
-        <w:ind w:left="40"/>
-        <w:snapToGrid w:val="0"/>
-        <w:pBdr>
-          <w:top w:val="single" w:sz="4" w:space="2" w:color="999999"/>
-          <w:left w:val="single" w:sz="4" w:space="2" w:color="999999"/>
-          <w:bottom w:val="single" w:sz="4" w:space="2" w:color="999999"/>
-          <w:right w:val="single" w:sz="4" w:space="2" w:color="999999"/>
-        </w:pBdr>
-        <w:shd w:val="clear" w:color="auto" w:fill="F6F3EA"/>
-      </w:pPr>
-      <w:r>
-        <w:rPr>
-          <w:rFonts w:ascii="맑은 고딕" w:hAnsi="맑은 고딕" w:eastAsia="맑은 고딕"/>
-          <w:b/>
-          <w:sz w:val="17"/>
-          <w:u w:val="none"/>
-        </w:rPr>
-        <w:t>(C)</w:t>
-      </w:r>
-      <w:r>
-        <w:rPr>
-          <w:rFonts w:ascii="맑은 고딕" w:hAnsi="맑은 고딕" w:eastAsia="맑은 고딕"/>
-          <w:b w:val="0"/>
-          <w:sz w:val="17"/>
-          <w:u w:val="none"/>
-        </w:rPr>
-        <w:t xml:space="preserve"> The creative process is often messy and repetitive, involving numerous failures and setbacks. It is through these challenges that we refine our skills. If AI provides instant solutions, it can bypass this essential process of learning through trial and error.</w:t>
+        <w:t>(C) If artists and designers rely too heavily on AI for inspiration and content generation, they may find themselves trapped in a cycle of imitation, unable to break free from the constraints of the AI’s training data.</w:t>
       </w:r>
     </w:p>
     <w:p>
@@ -4226,7 +4147,7 @@
           <w:sz w:val="15"/>
           <w:u w:val="none"/>
         </w:rPr>
-        <w:t xml:space="preserve"> 정답 ①</w:t>
+        <w:t xml:space="preserve"> 정답 ⑤ — (a) ○ (b) ✕ (c) ○ (d) ✕ (e) ○</w:t>
       </w:r>
     </w:p>
     <w:p>
@@ -4251,7 +4172,7 @@
           <w:sz w:val="15"/>
           <w:u w:val="none"/>
         </w:rPr>
-        <w:t xml:space="preserve"> 정답 ⑤</w:t>
+        <w:t xml:space="preserve"> 정답 ② — ⓑ trapping → trapped / ⓓ which → with which / ⓕ that → what</w:t>
       </w:r>
     </w:p>
     <w:p>
@@ -4276,7 +4197,7 @@
           <w:sz w:val="15"/>
           <w:u w:val="none"/>
         </w:rPr>
-        <w:t xml:space="preserve"> 정답 ④</w:t>
+        <w:t xml:space="preserve"> 정답 ③ — limiting · discourage · inhibiting</w:t>
       </w:r>
     </w:p>
     <w:p>
@@ -4301,7 +4222,7 @@
           <w:sz w:val="15"/>
           <w:u w:val="none"/>
         </w:rPr>
-        <w:t xml:space="preserve"> 정답 ③</w:t>
+        <w:t xml:space="preserve"> 정답 ④</w:t>
       </w:r>
     </w:p>
     <w:p>
@@ -4326,7 +4247,7 @@
           <w:sz w:val="15"/>
           <w:u w:val="none"/>
         </w:rPr>
-        <w:t xml:space="preserve"> 정답 ② — (A) ○ (B) ✕ (C) ○ (D) ✕</w:t>
+        <w:t xml:space="preserve"> 정답 ②</w:t>
       </w:r>
     </w:p>
     <w:p>
@@ -4351,7 +4272,7 @@
           <w:sz w:val="15"/>
           <w:u w:val="none"/>
         </w:rPr>
-        <w:t xml:space="preserve"> 정답 ⑤</w:t>
+        <w:t xml:space="preserve"> 정답 ①</w:t>
       </w:r>
     </w:p>
     <w:p>
@@ -4376,7 +4297,7 @@
           <w:sz w:val="15"/>
           <w:u w:val="none"/>
         </w:rPr>
-        <w:t xml:space="preserve"> 정답 ③</w:t>
+        <w:t xml:space="preserve"> 정답 ④</w:t>
       </w:r>
     </w:p>
     <w:p>
@@ -4401,7 +4322,7 @@
           <w:sz w:val="15"/>
           <w:u w:val="none"/>
         </w:rPr>
-        <w:t xml:space="preserve"> How easily AI can generate content</w:t>
+        <w:t xml:space="preserve"> (1) Heavy  (2) imitative  (3) original</w:t>
       </w:r>
     </w:p>
     <w:p>
@@ -4426,7 +4347,7 @@
           <w:sz w:val="15"/>
           <w:u w:val="none"/>
         </w:rPr>
-        <w:t xml:space="preserve"> (A) trained  (B) providing  (C) learning</w:t>
+        <w:t xml:space="preserve"> It is through these challenges that we refine our skills and develop our unique perspectives. (제외: what)</w:t>
       </w:r>
     </w:p>
     <w:p>
@@ -4451,7 +4372,7 @@
           <w:sz w:val="15"/>
           <w:u w:val="none"/>
         </w:rPr>
-        <w:t xml:space="preserve"> 정답 ② (B) – (A) – (C)</w:t>
+        <w:t xml:space="preserve"> 정답 ③</w:t>
       </w:r>
     </w:p>
     <w:p>
@@ -4492,7 +4413,7 @@
           <w:sz w:val="14"/>
           <w:u w:val="none"/>
         </w:rPr>
-        <w:t xml:space="preserve"> 원문 bypass this essential process of learning through trial and error를 bypass → let us skip, trial and error → failing and retrying, essential … learning → from which ability grows로 환언. </w:t>
+        <w:t xml:space="preserve"> </w:t>
       </w:r>
       <w:r>
         <w:rPr>
@@ -4501,7 +4422,7 @@
           <w:sz w:val="14"/>
           <w:u w:val="none"/>
         </w:rPr>
-        <w:t>② [한 끗·방향 반전]</w:t>
+        <w:t>(c)(e) [decoy]</w:t>
       </w:r>
       <w:r>
         <w:rPr>
@@ -4510,7 +4431,7 @@
           <w:sz w:val="14"/>
           <w:u w:val="none"/>
         </w:rPr>
-        <w:t xml:space="preserve"> trial and error가 그대로 보여 끌리지만 ‘더 많이 하게 한다’는 반대. </w:t>
+        <w:t xml:space="preserve"> 옳은 진술 — 고르면 ②·③·④. </w:t>
       </w:r>
       <w:r>
         <w:rPr>
@@ -4519,7 +4440,7 @@
           <w:sz w:val="14"/>
           <w:u w:val="none"/>
         </w:rPr>
-        <w:t>⑤ [과장·통념]</w:t>
+        <w:t>(b) [연결어 함정]</w:t>
       </w:r>
       <w:r>
         <w:rPr>
@@ -4528,7 +4449,7 @@
           <w:sz w:val="14"/>
           <w:u w:val="none"/>
         </w:rPr>
-        <w:t xml:space="preserve"> 대체가 아니라 인간의 재능 ‘발달’을 막는다는 글. </w:t>
+        <w:t xml:space="preserve"> 앞뒤 모두 AI의 ‘위험’이므로 양보가 아닌 첨가. </w:t>
       </w:r>
       <w:r>
         <w:rPr>
@@ -4537,7 +4458,7 @@
           <w:sz w:val="14"/>
           <w:u w:val="none"/>
         </w:rPr>
-        <w:t>④</w:t>
+        <w:t>(d)</w:t>
       </w:r>
       <w:r>
         <w:rPr>
@@ -4546,7 +4467,7 @@
           <w:sz w:val="14"/>
           <w:u w:val="none"/>
         </w:rPr>
-        <w:t xml:space="preserve"> 앞부분(과거 패턴 학습)의 소재.</w:t>
+        <w:t xml:space="preserve"> lack genuine originality가 결정적 단서.</w:t>
       </w:r>
     </w:p>
     <w:p>
@@ -4571,7 +4492,7 @@
           <w:sz w:val="14"/>
           <w:u w:val="none"/>
         </w:rPr>
-        <w:t xml:space="preserve"> imitation = 과거 창작물을 닮은 결과물, cycle = 거기서 벗어나지 못하고 반복. </w:t>
+        <w:t xml:space="preserve"> </w:t>
       </w:r>
       <w:r>
         <w:rPr>
@@ -4580,7 +4501,7 @@
           <w:sz w:val="14"/>
           <w:u w:val="none"/>
         </w:rPr>
-        <w:t>① [한 끗]</w:t>
+        <w:t>ⓒ [decoy]</w:t>
       </w:r>
       <w:r>
         <w:rPr>
@@ -4589,7 +4510,7 @@
           <w:sz w:val="14"/>
           <w:u w:val="none"/>
         </w:rPr>
-        <w:t xml:space="preserve"> imitation을 ‘표절 시비’로 읽은 것 — 글은 법적·윤리적 문제가 아니라 독창성의 결여를 말한다. </w:t>
+        <w:t xml:space="preserve"> 동사 없이 형용사로 시작해 틀려 보이지만 being이 생략된 분사구문 — ①·③은 이것을 틀렸다고 본 선지. </w:t>
       </w:r>
       <w:r>
         <w:rPr>
@@ -4598,7 +4519,7 @@
           <w:sz w:val="14"/>
           <w:u w:val="none"/>
         </w:rPr>
-        <w:t>③ [주객전도]</w:t>
+        <w:t>ⓓ</w:t>
       </w:r>
       <w:r>
         <w:rPr>
@@ -4607,43 +4528,7 @@
           <w:sz w:val="14"/>
           <w:u w:val="none"/>
         </w:rPr>
-        <w:t xml:space="preserve"> 모방에 갇히는 쪽은 예술가. </w:t>
-      </w:r>
-      <w:r>
-        <w:rPr>
-          <w:rFonts w:ascii="맑은 고딕" w:hAnsi="맑은 고딕" w:eastAsia="맑은 고딕"/>
-          <w:b/>
-          <w:sz w:val="14"/>
-          <w:u w:val="none"/>
-        </w:rPr>
-        <w:t>② [뒤 내용 소재]</w:t>
-      </w:r>
-      <w:r>
-        <w:rPr>
-          <w:rFonts w:ascii="맑은 고딕" w:hAnsi="맑은 고딕" w:eastAsia="맑은 고딕"/>
-          <w:b w:val="0"/>
-          <w:sz w:val="14"/>
-          <w:u w:val="none"/>
-        </w:rPr>
-        <w:t xml:space="preserve"> 실패의 반복은 뒤에서 긍정적으로 다룬 창작 과정. </w:t>
-      </w:r>
-      <w:r>
-        <w:rPr>
-          <w:rFonts w:ascii="맑은 고딕" w:hAnsi="맑은 고딕" w:eastAsia="맑은 고딕"/>
-          <w:b/>
-          <w:sz w:val="14"/>
-          <w:u w:val="none"/>
-        </w:rPr>
-        <w:t>④ [방향 반전]</w:t>
-      </w:r>
-      <w:r>
-        <w:rPr>
-          <w:rFonts w:ascii="맑은 고딕" w:hAnsi="맑은 고딕" w:eastAsia="맑은 고딕"/>
-          <w:b w:val="0"/>
-          <w:sz w:val="14"/>
-          <w:u w:val="none"/>
-        </w:rPr>
-        <w:t xml:space="preserve"> 차단이 아니라 묶여 있다.</w:t>
+        <w:t xml:space="preserve"> 관계사 뒤 절이 완전한지 확인하지 않으면 놓친다.</w:t>
       </w:r>
     </w:p>
     <w:p>
@@ -4677,7 +4562,7 @@
           <w:sz w:val="14"/>
           <w:u w:val="none"/>
         </w:rPr>
-        <w:t>④ [열 교차]</w:t>
+        <w:t>⑤ [한 끗]</w:t>
       </w:r>
       <w:r>
         <w:rPr>
@@ -4686,7 +4571,7 @@
           <w:sz w:val="14"/>
           <w:u w:val="none"/>
         </w:rPr>
-        <w:t xml:space="preserve"> ‘모방에 갇힘’은 And the second danger? 이전, 첫째 위험(독창성)의 결과로 말한 내용 — 왼쪽 열에 들어가야 한다. get stuck이 ‘막힘·어려움’을 떠올리게 해 struggle 열에 어울려 보이는 것이 함정. </w:t>
+        <w:t xml:space="preserve"> (A)(B)는 맞고 (C)만 promoting — bypass this essential process(필수 과정을 건너뛴다)의 결과가 될 수 없다. </w:t>
       </w:r>
       <w:r>
         <w:rPr>
@@ -4695,7 +4580,7 @@
           <w:sz w:val="14"/>
           <w:u w:val="none"/>
         </w:rPr>
-        <w:t>⑤ [한 끗]</w:t>
+        <w:t>①</w:t>
       </w:r>
       <w:r>
         <w:rPr>
@@ -4704,7 +4589,7 @@
           <w:sz w:val="14"/>
           <w:u w:val="none"/>
         </w:rPr>
-        <w:t xml:space="preserve"> B의 말이지만 A가 이끈 결론을 정리한 것이므로 대화와 일치.</w:t>
+        <w:t xml:space="preserve"> risk와 expanding은 호응하지 않는다.</w:t>
       </w:r>
     </w:p>
     <w:p>
@@ -4729,7 +4614,7 @@
           <w:sz w:val="14"/>
           <w:u w:val="none"/>
         </w:rPr>
-        <w:t xml:space="preserve"> 첫째 위험(독창성 결여)이 모방의 순환으로 마무리된 뒤, 둘째 위험을 여는 자리 = </w:t>
+        <w:t xml:space="preserve"> </w:t>
       </w:r>
       <w:r>
         <w:rPr>
@@ -4738,7 +4623,7 @@
           <w:sz w:val="14"/>
           <w:u w:val="none"/>
         </w:rPr>
-        <w:t>③</w:t>
+        <w:t>④ [속성 반전]</w:t>
       </w:r>
       <w:r>
         <w:rPr>
@@ -4747,7 +4632,7 @@
           <w:sz w:val="14"/>
           <w:u w:val="none"/>
         </w:rPr>
-        <w:t xml:space="preserve">. </w:t>
+        <w:t xml:space="preserve"> messy and repetitive를 neat and quick으로 뒤집었다 — ‘빠름’은 오히려 AI의 instant solutions의 특징. </w:t>
       </w:r>
       <w:r>
         <w:rPr>
@@ -4756,7 +4641,7 @@
           <w:sz w:val="14"/>
           <w:u w:val="none"/>
         </w:rPr>
-        <w:t>④ [한 끗]</w:t>
+        <w:t>②</w:t>
       </w:r>
       <w:r>
         <w:rPr>
@@ -4765,61 +4650,7 @@
           <w:sz w:val="14"/>
           <w:u w:val="none"/>
         </w:rPr>
-        <w:t xml:space="preserve"> ④에 넣으면 It is through </w:t>
-      </w:r>
-      <w:r>
-        <w:rPr>
-          <w:rFonts w:ascii="맑은 고딕" w:hAnsi="맑은 고딕" w:eastAsia="맑은 고딕"/>
-          <w:b/>
-          <w:sz w:val="14"/>
-          <w:u w:val="none"/>
-        </w:rPr>
-        <w:t>these challenges</w:t>
-      </w:r>
-      <w:r>
-        <w:rPr>
-          <w:rFonts w:ascii="맑은 고딕" w:hAnsi="맑은 고딕" w:eastAsia="맑은 고딕"/>
-          <w:b w:val="0"/>
-          <w:sz w:val="14"/>
-          <w:u w:val="none"/>
-        </w:rPr>
-        <w:t xml:space="preserve">의 these가 바로 앞 failures and setbacks와 끊긴다. </w:t>
-      </w:r>
-      <w:r>
-        <w:rPr>
-          <w:rFonts w:ascii="맑은 고딕" w:hAnsi="맑은 고딕" w:eastAsia="맑은 고딕"/>
-          <w:b/>
-          <w:sz w:val="14"/>
-          <w:u w:val="none"/>
-        </w:rPr>
-        <w:t>⑤</w:t>
-      </w:r>
-      <w:r>
-        <w:rPr>
-          <w:rFonts w:ascii="맑은 고딕" w:hAnsi="맑은 고딕" w:eastAsia="맑은 고딕"/>
-          <w:b w:val="0"/>
-          <w:sz w:val="14"/>
-          <w:u w:val="none"/>
-        </w:rPr>
-        <w:t xml:space="preserve"> this essential process가 가리킬 대상과 떨어진다. </w:t>
-      </w:r>
-      <w:r>
-        <w:rPr>
-          <w:rFonts w:ascii="맑은 고딕" w:hAnsi="맑은 고딕" w:eastAsia="맑은 고딕"/>
-          <w:b/>
-          <w:sz w:val="14"/>
-          <w:u w:val="none"/>
-        </w:rPr>
-        <w:t>②</w:t>
-      </w:r>
-      <w:r>
-        <w:rPr>
-          <w:rFonts w:ascii="맑은 고딕" w:hAnsi="맑은 고딕" w:eastAsia="맑은 고딕"/>
-          <w:b w:val="0"/>
-          <w:sz w:val="14"/>
-          <w:u w:val="none"/>
-        </w:rPr>
-        <w:t xml:space="preserve"> 첫째 위험의 설명(파생 작품 → 모방) 한가운데를 끊는다.</w:t>
+        <w:t xml:space="preserve"> While this can be useful … — 참.</w:t>
       </w:r>
     </w:p>
     <w:p>
@@ -4853,7 +4684,7 @@
           <w:sz w:val="14"/>
           <w:u w:val="none"/>
         </w:rPr>
-        <w:t>(A) ○</w:t>
+        <w:t>③ [사실 왜곡]</w:t>
       </w:r>
       <w:r>
         <w:rPr>
@@ -4862,7 +4693,7 @@
           <w:sz w:val="14"/>
           <w:u w:val="none"/>
         </w:rPr>
-        <w:t xml:space="preserve"> 과거 반복 + 고군분투의 상실. </w:t>
+        <w:t xml:space="preserve"> His homework was always complete and correct — 숙제는 했다. 문제는 ‘혼자 씨름하지 않은 것’. </w:t>
       </w:r>
       <w:r>
         <w:rPr>
@@ -4871,7 +4702,7 @@
           <w:sz w:val="14"/>
           <w:u w:val="none"/>
         </w:rPr>
-        <w:t>(B) ✕</w:t>
+        <w:t>④</w:t>
       </w:r>
       <w:r>
         <w:rPr>
@@ -4880,43 +4711,7 @@
           <w:sz w:val="14"/>
           <w:u w:val="none"/>
         </w:rPr>
-        <w:t xml:space="preserve"> end up + 동명사(결국 ~하게 되다) → repeating. </w:t>
-      </w:r>
-      <w:r>
-        <w:rPr>
-          <w:rFonts w:ascii="맑은 고딕" w:hAnsi="맑은 고딕" w:eastAsia="맑은 고딕"/>
-          <w:b/>
-          <w:sz w:val="14"/>
-          <w:u w:val="none"/>
-        </w:rPr>
-        <w:t>(C) ○</w:t>
-      </w:r>
-      <w:r>
-        <w:rPr>
-          <w:rFonts w:ascii="맑은 고딕" w:hAnsi="맑은 고딕" w:eastAsia="맑은 고딕"/>
-          <w:b w:val="0"/>
-          <w:sz w:val="14"/>
-          <w:u w:val="none"/>
-        </w:rPr>
-        <w:t xml:space="preserve"> 쉬운 결과물이 돌파구로 이어지는 힘든 과정을 없앤다 — 같은 뜻. </w:t>
-      </w:r>
-      <w:r>
-        <w:rPr>
-          <w:rFonts w:ascii="맑은 고딕" w:hAnsi="맑은 고딕" w:eastAsia="맑은 고딕"/>
-          <w:b/>
-          <w:sz w:val="14"/>
-          <w:u w:val="none"/>
-        </w:rPr>
-        <w:t>(D) ✕</w:t>
-      </w:r>
-      <w:r>
-        <w:rPr>
-          <w:rFonts w:ascii="맑은 고딕" w:hAnsi="맑은 고딕" w:eastAsia="맑은 고딕"/>
-          <w:b w:val="0"/>
-          <w:sz w:val="14"/>
-          <w:u w:val="none"/>
-        </w:rPr>
-        <w:t xml:space="preserve"> 전치사 from 뒤 → developing. → ④는 (D)에, ①은 (B)에 속은 경우.</w:t>
+        <w:t xml:space="preserve"> 두 글 모두 실패·고투가 필요하다는 입장.</w:t>
       </w:r>
     </w:p>
     <w:p>
@@ -4950,7 +4745,7 @@
           <w:sz w:val="14"/>
           <w:u w:val="none"/>
         </w:rPr>
-        <w:t>⑤ [빈도 뒤집기]</w:t>
+        <w:t>④ [과잉 일반화]</w:t>
       </w:r>
       <w:r>
         <w:rPr>
@@ -4959,7 +4754,7 @@
           <w:sz w:val="14"/>
           <w:u w:val="none"/>
         </w:rPr>
-        <w:t xml:space="preserve"> often을 seldom으로 바꾸었다. 문장 앞의 discourage(억제하다)라는 부정적 동사 때문에 struggle이 부정적으로 그려진 것처럼 읽기 쉽다. </w:t>
+        <w:t xml:space="preserve"> 필자는 AI를 powerful tool로 인정 — ‘모든 기술 회피’가 아니라 ‘지나친 의존’ 경계. </w:t>
       </w:r>
       <w:r>
         <w:rPr>
@@ -4968,7 +4763,7 @@
           <w:sz w:val="14"/>
           <w:u w:val="none"/>
         </w:rPr>
-        <w:t>② [한 끗]</w:t>
+        <w:t>⑤ [방향 반전]</w:t>
       </w:r>
       <w:r>
         <w:rPr>
@@ -4977,25 +4772,7 @@
           <w:sz w:val="14"/>
           <w:u w:val="none"/>
         </w:rPr>
-        <w:t xml:space="preserve"> 글이 AI를 비판하지만 While절에서 장점을 인정했다. </w:t>
-      </w:r>
-      <w:r>
-        <w:rPr>
-          <w:rFonts w:ascii="맑은 고딕" w:hAnsi="맑은 고딕" w:eastAsia="맑은 고딕"/>
-          <w:b/>
-          <w:sz w:val="14"/>
-          <w:u w:val="none"/>
-        </w:rPr>
-        <w:t>③</w:t>
-      </w:r>
-      <w:r>
-        <w:rPr>
-          <w:rFonts w:ascii="맑은 고딕" w:hAnsi="맑은 고딕" w:eastAsia="맑은 고딕"/>
-          <w:b w:val="0"/>
-          <w:sz w:val="14"/>
-          <w:u w:val="none"/>
-        </w:rPr>
-        <w:t xml:space="preserve"> are trained on existing datasets → learn from datasets that already exist.</w:t>
+        <w:t xml:space="preserve"> 실패는 기술을 다듬는 과정.</w:t>
       </w:r>
     </w:p>
     <w:p>
@@ -5020,7 +4797,7 @@
           <w:sz w:val="14"/>
           <w:u w:val="none"/>
         </w:rPr>
-        <w:t xml:space="preserve"> (A) derivative·imitation → imitative. (B) failures, setbacks, challenges, trial and error → struggle. </w:t>
+        <w:t xml:space="preserve"> </w:t>
       </w:r>
       <w:r>
         <w:rPr>
@@ -5029,7 +4806,7 @@
           <w:sz w:val="14"/>
           <w:u w:val="none"/>
         </w:rPr>
-        <w:t>① [한 끗]</w:t>
+        <w:t>④ [소재어 재사용 함정]</w:t>
       </w:r>
       <w:r>
         <w:rPr>
@@ -5038,43 +4815,7 @@
           <w:sz w:val="14"/>
           <w:u w:val="none"/>
         </w:rPr>
-        <w:t xml:space="preserve"> (A)는 맞지만 (B) — 사라지는 것은 자유가 아니라 힘든 과정이다(오히려 훈련 데이터의 ‘제약’에 묶인다). </w:t>
-      </w:r>
-      <w:r>
-        <w:rPr>
-          <w:rFonts w:ascii="맑은 고딕" w:hAnsi="맑은 고딕" w:eastAsia="맑은 고딕"/>
-          <w:b/>
-          <w:sz w:val="14"/>
-          <w:u w:val="none"/>
-        </w:rPr>
-        <w:t>② [한 끗]</w:t>
-      </w:r>
-      <w:r>
-        <w:rPr>
-          <w:rFonts w:ascii="맑은 고딕" w:hAnsi="맑은 고딕" w:eastAsia="맑은 고딕"/>
-          <w:b w:val="0"/>
-          <w:sz w:val="14"/>
-          <w:u w:val="none"/>
-        </w:rPr>
-        <w:t xml:space="preserve"> (B)는 맞지만 (A)가 반대. </w:t>
-      </w:r>
-      <w:r>
-        <w:rPr>
-          <w:rFonts w:ascii="맑은 고딕" w:hAnsi="맑은 고딕" w:eastAsia="맑은 고딕"/>
-          <w:b/>
-          <w:sz w:val="14"/>
-          <w:u w:val="none"/>
-        </w:rPr>
-        <w:t>⑤ [방향 반전]</w:t>
-      </w:r>
-      <w:r>
-        <w:rPr>
-          <w:rFonts w:ascii="맑은 고딕" w:hAnsi="맑은 고딕" w:eastAsia="맑은 고딕"/>
-          <w:b w:val="0"/>
-          <w:sz w:val="14"/>
-          <w:u w:val="none"/>
-        </w:rPr>
-        <w:t xml:space="preserve"> AI는 지름길을 없애는 것이 아니라 제공한다.</w:t>
+        <w:t xml:space="preserve"> AI·within seconds(빠름)로 자연스러워 보이지만 ‘창의성’과 무관. ④를 빼면 struggle → messy process가 바로 이어진다.</w:t>
       </w:r>
     </w:p>
     <w:p>
@@ -5099,7 +4840,7 @@
           <w:sz w:val="14"/>
           <w:u w:val="none"/>
         </w:rPr>
-        <w:t xml:space="preserve"> How easy ✕ — generate를 수식하므로 부사. How easily can AI generate … ✕ — 문장의 주어로 쓰인 명사절이므로 「주어 + 동사」 어순(의문문 어순 아님). with는 easily에 흡수되므로 남기지 않는다. [채점] How easily 1 · 어순 1 · 나머지 1.</w:t>
+        <w:t xml:space="preserve"> (1) Heavily ✕ — 명사 수식. (2) imitation ✕ — 목적격보어 형용사(‘모방적인’). (3) originality ✕ — less + 형용사. [채점] 각 1점.</w:t>
       </w:r>
     </w:p>
     <w:p>
@@ -5133,7 +4874,7 @@
           <w:sz w:val="14"/>
           <w:u w:val="none"/>
         </w:rPr>
-        <w:t>(A)</w:t>
+        <w:t>It is through these challenges what …</w:t>
       </w:r>
       <w:r>
         <w:rPr>
@@ -5142,7 +4883,7 @@
           <w:sz w:val="14"/>
           <w:u w:val="none"/>
         </w:rPr>
-        <w:t xml:space="preserve"> 주어 AI 뒤에 삽입된 분사구, AI가 ‘훈련된’ 수동 + 전치사 on → </w:t>
+        <w:t xml:space="preserve"> ✕ — what은 강조구문에 쓸 수 없다. </w:t>
       </w:r>
       <w:r>
         <w:rPr>
@@ -5151,7 +4892,7 @@
           <w:sz w:val="14"/>
           <w:u w:val="none"/>
         </w:rPr>
-        <w:t>trained</w:t>
+        <w:t>It is these challenges that we refine …</w:t>
       </w:r>
       <w:r>
         <w:rPr>
@@ -5160,79 +4901,7 @@
           <w:sz w:val="14"/>
           <w:u w:val="none"/>
         </w:rPr>
-        <w:t xml:space="preserve">. </w:t>
-      </w:r>
-      <w:r>
-        <w:rPr>
-          <w:rFonts w:ascii="맑은 고딕" w:hAnsi="맑은 고딕" w:eastAsia="맑은 고딕"/>
-          <w:b/>
-          <w:sz w:val="14"/>
-          <w:u w:val="none"/>
-        </w:rPr>
-        <w:t>(B)</w:t>
-      </w:r>
-      <w:r>
-        <w:rPr>
-          <w:rFonts w:ascii="맑은 고딕" w:hAnsi="맑은 고딕" w:eastAsia="맑은 고딕"/>
-          <w:b w:val="0"/>
-          <w:sz w:val="14"/>
-          <w:u w:val="none"/>
-        </w:rPr>
-        <w:t xml:space="preserve"> by + 동명사, give → </w:t>
-      </w:r>
-      <w:r>
-        <w:rPr>
-          <w:rFonts w:ascii="맑은 고딕" w:hAnsi="맑은 고딕" w:eastAsia="맑은 고딕"/>
-          <w:b/>
-          <w:sz w:val="14"/>
-          <w:u w:val="none"/>
-        </w:rPr>
-        <w:t>providing</w:t>
-      </w:r>
-      <w:r>
-        <w:rPr>
-          <w:rFonts w:ascii="맑은 고딕" w:hAnsi="맑은 고딕" w:eastAsia="맑은 고딕"/>
-          <w:b w:val="0"/>
-          <w:sz w:val="14"/>
-          <w:u w:val="none"/>
-        </w:rPr>
-        <w:t xml:space="preserve">. </w:t>
-      </w:r>
-      <w:r>
-        <w:rPr>
-          <w:rFonts w:ascii="맑은 고딕" w:hAnsi="맑은 고딕" w:eastAsia="맑은 고딕"/>
-          <w:b/>
-          <w:sz w:val="14"/>
-          <w:u w:val="none"/>
-        </w:rPr>
-        <w:t>(C)</w:t>
-      </w:r>
-      <w:r>
-        <w:rPr>
-          <w:rFonts w:ascii="맑은 고딕" w:hAnsi="맑은 고딕" w:eastAsia="맑은 고딕"/>
-          <w:b w:val="0"/>
-          <w:sz w:val="14"/>
-          <w:u w:val="none"/>
-        </w:rPr>
-        <w:t xml:space="preserve"> keep A from -ing, gain skill → </w:t>
-      </w:r>
-      <w:r>
-        <w:rPr>
-          <w:rFonts w:ascii="맑은 고딕" w:hAnsi="맑은 고딕" w:eastAsia="맑은 고딕"/>
-          <w:b/>
-          <w:sz w:val="14"/>
-          <w:u w:val="none"/>
-        </w:rPr>
-        <w:t>learning</w:t>
-      </w:r>
-      <w:r>
-        <w:rPr>
-          <w:rFonts w:ascii="맑은 고딕" w:hAnsi="맑은 고딕" w:eastAsia="맑은 고딕"/>
-          <w:b w:val="0"/>
-          <w:sz w:val="14"/>
-          <w:u w:val="none"/>
-        </w:rPr>
-        <w:t>(자동사 — 뒤에 목적어 없음. refining은 목적어가 필요). 과거분사 1 + -ing 2. [채점] 각 1점, 어형 오류 0점.</w:t>
+        <w:t xml:space="preserve"> ✕ — through 누락 시 의미 변화. [채점] 강조구문 1.5 / 어순 1 / 단어 수·철자 0.5.</w:t>
       </w:r>
     </w:p>
     <w:p>
@@ -5257,7 +4926,7 @@
           <w:sz w:val="14"/>
           <w:u w:val="none"/>
         </w:rPr>
-        <w:t xml:space="preserve"> 원인 (B) → 귀결과 둘째 위험 (A) → 둘째 위험의 설명 (C). </w:t>
+        <w:t xml:space="preserve"> </w:t>
       </w:r>
       <w:r>
         <w:rPr>
@@ -5266,7 +4935,7 @@
           <w:sz w:val="14"/>
           <w:u w:val="none"/>
         </w:rPr>
-        <w:t>③ [한 끗]</w:t>
+        <w:t>② [한 끗]</w:t>
       </w:r>
       <w:r>
         <w:rPr>
@@ -5275,7 +4944,7 @@
           <w:sz w:val="14"/>
           <w:u w:val="none"/>
         </w:rPr>
-        <w:t xml:space="preserve"> (B) 뒤에 (C)를 놓으면 창작 과정 이야기가 소개 없이 시작되고, (A)의 Moreover가 이미 설명이 끝난 내용을 뒤늦게 덧붙이게 된다.</w:t>
+        <w:t xml:space="preserve"> (B) 뒤 (A)를 두면 Moreover 뒤에 다시 첫 번째 위험의 결과((C))가 와서 논리가 역행한다.</w:t>
       </w:r>
     </w:p>
     <w:p>

--- a/shinmok1/pack/2510/H1MOGO25-10_41-42_SET.docx
+++ b/shinmok1/pack/2510/H1MOGO25-10_41-42_SET.docx
@@ -107,7 +107,7 @@
     </w:p>
     <w:p>
       <w:pPr>
-        <w:spacing w:before="0" w:after="20" w:line="360" w:lineRule="auto"/>
+        <w:spacing w:before="0" w:after="20" w:line="300" w:lineRule="auto"/>
         <w:jc w:val="both"/>
         <w:snapToGrid w:val="0"/>
       </w:pPr>
@@ -147,7 +147,7 @@
           <w:sz w:val="17"/>
           <w:u w:val="none"/>
         </w:rPr>
-        <w:t xml:space="preserve"> novel and valuable ideas. It involves </w:t>
+        <w:t xml:space="preserve"> </w:t>
       </w:r>
       <w:r>
         <w:rPr>
@@ -167,7 +167,7 @@
           <w:sz w:val="17"/>
           <w:u w:val="none"/>
         </w:rPr>
-        <w:t>[ divergent / convergent ]</w:t>
+        <w:t>[ novel / conventional ]</w:t>
       </w:r>
       <w:r>
         <w:rPr>
@@ -176,7 +176,7 @@
           <w:sz w:val="17"/>
           <w:u w:val="none"/>
         </w:rPr>
-        <w:t xml:space="preserve"> thinking, imagination, and a willingness to experiment and take </w:t>
+        <w:t xml:space="preserve"> and valuable ideas. It involves </w:t>
       </w:r>
       <w:r>
         <w:rPr>
@@ -196,7 +196,7 @@
           <w:sz w:val="17"/>
           <w:u w:val="none"/>
         </w:rPr>
-        <w:t xml:space="preserve">r________. While AI can be a powerful tool for creative efforts, it also carries the risk of </w:t>
+        <w:t xml:space="preserve">________(diverge) thinking, </w:t>
       </w:r>
       <w:r>
         <w:rPr>
@@ -212,20 +212,11 @@
       <w:r>
         <w:rPr>
           <w:rFonts w:ascii="맑은 고딕" w:hAnsi="맑은 고딕" w:eastAsia="맑은 고딕"/>
-          <w:b/>
-          <w:sz w:val="17"/>
-          <w:u w:val="none"/>
-        </w:rPr>
-        <w:t>[ limiting / limited ]</w:t>
-      </w:r>
-      <w:r>
-        <w:rPr>
-          <w:rFonts w:ascii="맑은 고딕" w:hAnsi="맑은 고딕" w:eastAsia="맑은 고딕"/>
           <w:b w:val="0"/>
           <w:sz w:val="17"/>
           <w:u w:val="none"/>
         </w:rPr>
-        <w:t xml:space="preserve"> originality and innovation. AI algorithms </w:t>
+        <w:t xml:space="preserve">i________, and a willingness to experiment and take risks. While AI can be a powerful tool for creative efforts, it also carries the risk of </w:t>
       </w:r>
       <w:r>
         <w:rPr>
@@ -245,7 +236,7 @@
           <w:sz w:val="17"/>
           <w:u w:val="none"/>
         </w:rPr>
-        <w:t>[ are trained / train ]</w:t>
+        <w:t>[ limiting / limited ]</w:t>
       </w:r>
       <w:r>
         <w:rPr>
@@ -254,7 +245,7 @@
           <w:sz w:val="17"/>
           <w:u w:val="none"/>
         </w:rPr>
-        <w:t xml:space="preserve"> on existing datasets, often </w:t>
+        <w:t xml:space="preserve"> </w:t>
       </w:r>
       <w:r>
         <w:rPr>
@@ -270,20 +261,11 @@
       <w:r>
         <w:rPr>
           <w:rFonts w:ascii="맑은 고딕" w:hAnsi="맑은 고딕" w:eastAsia="맑은 고딕"/>
-          <w:b/>
-          <w:sz w:val="17"/>
-          <w:u w:val="none"/>
-        </w:rPr>
-        <w:t>[ identifying / identified ]</w:t>
-      </w:r>
-      <w:r>
-        <w:rPr>
-          <w:rFonts w:ascii="맑은 고딕" w:hAnsi="맑은 고딕" w:eastAsia="맑은 고딕"/>
           <w:b w:val="0"/>
           <w:sz w:val="17"/>
           <w:u w:val="none"/>
         </w:rPr>
-        <w:t xml:space="preserve"> patterns and trends in past creations. While this can be useful for generating new content in similar styles or formats, it can also lead to </w:t>
+        <w:t xml:space="preserve">o________ and innovation. AI algorithms </w:t>
       </w:r>
       <w:r>
         <w:rPr>
@@ -299,11 +281,20 @@
       <w:r>
         <w:rPr>
           <w:rFonts w:ascii="맑은 고딕" w:hAnsi="맑은 고딕" w:eastAsia="맑은 고딕"/>
+          <w:b/>
+          <w:sz w:val="17"/>
+          <w:u w:val="none"/>
+        </w:rPr>
+        <w:t>[ are trained / train ]</w:t>
+      </w:r>
+      <w:r>
+        <w:rPr>
+          <w:rFonts w:ascii="맑은 고딕" w:hAnsi="맑은 고딕" w:eastAsia="맑은 고딕"/>
           <w:b w:val="0"/>
           <w:sz w:val="17"/>
           <w:u w:val="none"/>
         </w:rPr>
-        <w:t xml:space="preserve">________(derive) works that </w:t>
+        <w:t xml:space="preserve"> on existing datasets, often </w:t>
       </w:r>
       <w:r>
         <w:rPr>
@@ -319,20 +310,11 @@
       <w:r>
         <w:rPr>
           <w:rFonts w:ascii="맑은 고딕" w:hAnsi="맑은 고딕" w:eastAsia="맑은 고딕"/>
-          <w:b/>
-          <w:sz w:val="17"/>
-          <w:u w:val="none"/>
-        </w:rPr>
-        <w:t>[ lack / lacks ]</w:t>
-      </w:r>
-      <w:r>
-        <w:rPr>
-          <w:rFonts w:ascii="맑은 고딕" w:hAnsi="맑은 고딕" w:eastAsia="맑은 고딕"/>
           <w:b w:val="0"/>
           <w:sz w:val="17"/>
           <w:u w:val="none"/>
         </w:rPr>
-        <w:t xml:space="preserve"> genuine </w:t>
+        <w:t xml:space="preserve">________(identify) patterns and trends in past creations. While this can be useful for generating new content in similar styles or formats, it can also lead to </w:t>
       </w:r>
       <w:r>
         <w:rPr>
@@ -348,11 +330,20 @@
       <w:r>
         <w:rPr>
           <w:rFonts w:ascii="맑은 고딕" w:hAnsi="맑은 고딕" w:eastAsia="맑은 고딕"/>
+          <w:b/>
+          <w:sz w:val="17"/>
+          <w:u w:val="none"/>
+        </w:rPr>
+        <w:t>[ derivative / original ]</w:t>
+      </w:r>
+      <w:r>
+        <w:rPr>
+          <w:rFonts w:ascii="맑은 고딕" w:hAnsi="맑은 고딕" w:eastAsia="맑은 고딕"/>
           <w:b w:val="0"/>
           <w:sz w:val="17"/>
           <w:u w:val="none"/>
         </w:rPr>
-        <w:t xml:space="preserve">o________. If artists and designers rely too </w:t>
+        <w:t xml:space="preserve"> works </w:t>
       </w:r>
       <w:r>
         <w:rPr>
@@ -372,7 +363,7 @@
           <w:sz w:val="17"/>
           <w:u w:val="none"/>
         </w:rPr>
-        <w:t>[ heavily / heavy ]</w:t>
+        <w:t>[ that / what ]</w:t>
       </w:r>
       <w:r>
         <w:rPr>
@@ -381,7 +372,7 @@
           <w:sz w:val="17"/>
           <w:u w:val="none"/>
         </w:rPr>
-        <w:t xml:space="preserve"> on AI for inspiration and content generation, they may find themselves </w:t>
+        <w:t xml:space="preserve"> lack genuine originality. If artists and designers rely too </w:t>
       </w:r>
       <w:r>
         <w:rPr>
@@ -401,7 +392,7 @@
           <w:sz w:val="17"/>
           <w:u w:val="none"/>
         </w:rPr>
-        <w:t>[ trapped / trapping ]</w:t>
+        <w:t>[ heavily / heavy ]</w:t>
       </w:r>
       <w:r>
         <w:rPr>
@@ -410,7 +401,7 @@
           <w:sz w:val="17"/>
           <w:u w:val="none"/>
         </w:rPr>
-        <w:t xml:space="preserve"> in a cycle of </w:t>
+        <w:t xml:space="preserve"> on AI for inspiration and content generation, they may find themselves </w:t>
       </w:r>
       <w:r>
         <w:rPr>
@@ -426,11 +417,20 @@
       <w:r>
         <w:rPr>
           <w:rFonts w:ascii="맑은 고딕" w:hAnsi="맑은 고딕" w:eastAsia="맑은 고딕"/>
+          <w:b/>
+          <w:sz w:val="17"/>
+          <w:u w:val="none"/>
+        </w:rPr>
+        <w:t>[ trapped / trapping ]</w:t>
+      </w:r>
+      <w:r>
+        <w:rPr>
+          <w:rFonts w:ascii="맑은 고딕" w:hAnsi="맑은 고딕" w:eastAsia="맑은 고딕"/>
           <w:b w:val="0"/>
           <w:sz w:val="17"/>
           <w:u w:val="none"/>
         </w:rPr>
-        <w:t xml:space="preserve">________(imitate), unable to break free from the </w:t>
+        <w:t xml:space="preserve"> in a cycle of imitation, unable to break free from the </w:t>
       </w:r>
       <w:r>
         <w:rPr>
@@ -450,7 +450,7 @@
           <w:sz w:val="17"/>
           <w:u w:val="none"/>
         </w:rPr>
-        <w:t xml:space="preserve">c________ of the AI’s training data. Moreover, the ease </w:t>
+        <w:t xml:space="preserve">c________ of the AI’s training data. Moreover, the ease with which AI can generate content can discourage the kind of struggle and experimentation that often </w:t>
       </w:r>
       <w:r>
         <w:rPr>
@@ -470,7 +470,7 @@
           <w:sz w:val="17"/>
           <w:u w:val="none"/>
         </w:rPr>
-        <w:t>[ with which / which ]</w:t>
+        <w:t>[ leads / lead ]</w:t>
       </w:r>
       <w:r>
         <w:rPr>
@@ -479,7 +479,7 @@
           <w:sz w:val="17"/>
           <w:u w:val="none"/>
         </w:rPr>
-        <w:t xml:space="preserve"> AI can generate content can </w:t>
+        <w:t xml:space="preserve"> to breakthroughs. The creative process is often messy and </w:t>
       </w:r>
       <w:r>
         <w:rPr>
@@ -495,20 +495,11 @@
       <w:r>
         <w:rPr>
           <w:rFonts w:ascii="맑은 고딕" w:hAnsi="맑은 고딕" w:eastAsia="맑은 고딕"/>
-          <w:b/>
-          <w:sz w:val="17"/>
-          <w:u w:val="none"/>
-        </w:rPr>
-        <w:t>[ discourage / encourage ]</w:t>
-      </w:r>
-      <w:r>
-        <w:rPr>
-          <w:rFonts w:ascii="맑은 고딕" w:hAnsi="맑은 고딕" w:eastAsia="맑은 고딕"/>
           <w:b w:val="0"/>
           <w:sz w:val="17"/>
           <w:u w:val="none"/>
         </w:rPr>
-        <w:t xml:space="preserve"> the kind of struggle and experimentation that often leads to </w:t>
+        <w:t xml:space="preserve">________(repeat), </w:t>
       </w:r>
       <w:r>
         <w:rPr>
@@ -524,11 +515,20 @@
       <w:r>
         <w:rPr>
           <w:rFonts w:ascii="맑은 고딕" w:hAnsi="맑은 고딕" w:eastAsia="맑은 고딕"/>
+          <w:b/>
+          <w:sz w:val="17"/>
+          <w:u w:val="none"/>
+        </w:rPr>
+        <w:t>[ involving / involved ]</w:t>
+      </w:r>
+      <w:r>
+        <w:rPr>
+          <w:rFonts w:ascii="맑은 고딕" w:hAnsi="맑은 고딕" w:eastAsia="맑은 고딕"/>
           <w:b w:val="0"/>
           <w:sz w:val="17"/>
           <w:u w:val="none"/>
         </w:rPr>
-        <w:t xml:space="preserve">b________. The creative process is often messy and </w:t>
+        <w:t xml:space="preserve"> numerous failures and </w:t>
       </w:r>
       <w:r>
         <w:rPr>
@@ -548,7 +548,7 @@
           <w:sz w:val="17"/>
           <w:u w:val="none"/>
         </w:rPr>
-        <w:t xml:space="preserve">________(repeat), involving numerous failures and setbacks. </w:t>
+        <w:t xml:space="preserve">s________. It is through these challenges that we refine our skills, develop our </w:t>
       </w:r>
       <w:r>
         <w:rPr>
@@ -568,7 +568,7 @@
           <w:sz w:val="17"/>
           <w:u w:val="none"/>
         </w:rPr>
-        <w:t>[ It / That ]</w:t>
+        <w:t>[ unique / common ]</w:t>
       </w:r>
       <w:r>
         <w:rPr>
@@ -577,7 +577,7 @@
           <w:sz w:val="17"/>
           <w:u w:val="none"/>
         </w:rPr>
-        <w:t xml:space="preserve"> is through these challenges that we refine our skills, develop our unique perspectives, and push the boundaries of what is possible. If AI provides </w:t>
+        <w:t xml:space="preserve"> perspectives, and push the </w:t>
       </w:r>
       <w:r>
         <w:rPr>
@@ -593,20 +593,11 @@
       <w:r>
         <w:rPr>
           <w:rFonts w:ascii="맑은 고딕" w:hAnsi="맑은 고딕" w:eastAsia="맑은 고딕"/>
-          <w:b/>
-          <w:sz w:val="17"/>
-          <w:u w:val="none"/>
-        </w:rPr>
-        <w:t>[ instant / gradual ]</w:t>
-      </w:r>
-      <w:r>
-        <w:rPr>
-          <w:rFonts w:ascii="맑은 고딕" w:hAnsi="맑은 고딕" w:eastAsia="맑은 고딕"/>
           <w:b w:val="0"/>
           <w:sz w:val="17"/>
           <w:u w:val="none"/>
         </w:rPr>
-        <w:t xml:space="preserve"> solutions, it can bypass this essential process of learning through trial and </w:t>
+        <w:t xml:space="preserve">b________ of what is possible. If AI </w:t>
       </w:r>
       <w:r>
         <w:rPr>
@@ -622,11 +613,20 @@
       <w:r>
         <w:rPr>
           <w:rFonts w:ascii="맑은 고딕" w:hAnsi="맑은 고딕" w:eastAsia="맑은 고딕"/>
+          <w:b/>
+          <w:sz w:val="17"/>
+          <w:u w:val="none"/>
+        </w:rPr>
+        <w:t>[ provides / will provide ]</w:t>
+      </w:r>
+      <w:r>
+        <w:rPr>
+          <w:rFonts w:ascii="맑은 고딕" w:hAnsi="맑은 고딕" w:eastAsia="맑은 고딕"/>
           <w:b w:val="0"/>
           <w:sz w:val="17"/>
           <w:u w:val="none"/>
         </w:rPr>
-        <w:t xml:space="preserve">e________, ultimately </w:t>
+        <w:t xml:space="preserve"> instant solutions, it can bypass this essential process of learning through trial and error, </w:t>
       </w:r>
       <w:r>
         <w:rPr>
@@ -646,7 +646,7 @@
           <w:sz w:val="17"/>
           <w:u w:val="none"/>
         </w:rPr>
-        <w:t>________(inhibit) the development of true creative talent.</w:t>
+        <w:t>________(ultimate) inhibiting the development of true creative talent.</w:t>
       </w:r>
     </w:p>
     <w:p>
@@ -698,7 +698,7 @@
           <w:sz w:val="17"/>
           <w:u w:val="none"/>
         </w:rPr>
-        <w:t xml:space="preserve">Moreover, the ease with which AI can generate content </w:t>
+        <w:t xml:space="preserve">Moreover, the ease </w:t>
       </w:r>
       <w:r>
         <w:rPr>
@@ -707,7 +707,7 @@
           <w:sz w:val="17"/>
           <w:u w:val="single"/>
         </w:rPr>
-        <w:t>can discourage</w:t>
+        <w:t>with which</w:t>
       </w:r>
       <w:r>
         <w:rPr>
@@ -716,7 +716,7 @@
           <w:sz w:val="17"/>
           <w:u w:val="none"/>
         </w:rPr>
-        <w:t xml:space="preserve"> the kind of struggle …  → 제시 교정: </w:t>
+        <w:t xml:space="preserve"> AI can generate content can discourage the kind of struggle …  → 제시 교정: </w:t>
       </w:r>
       <w:r>
         <w:rPr>
@@ -725,7 +725,7 @@
           <w:sz w:val="17"/>
           <w:u w:val="none"/>
         </w:rPr>
-        <w:t>can discourages</w:t>
+        <w:t>which</w:t>
       </w:r>
       <w:r>
         <w:rPr>
@@ -758,9 +758,62 @@
           <w:rFonts w:ascii="맑은 고딕" w:hAnsi="맑은 고딕" w:eastAsia="맑은 고딕"/>
           <w:b w:val="0"/>
           <w:sz w:val="17"/>
-          <w:u w:val="none"/>
-        </w:rPr>
-        <w:t xml:space="preserve">…, it can also lead to derivative works </w:t>
+          <w:u w:val="single"/>
+        </w:rPr>
+        <w:t>It is through these challenges that</w:t>
+      </w:r>
+      <w:r>
+        <w:rPr>
+          <w:rFonts w:ascii="맑은 고딕" w:hAnsi="맑은 고딕" w:eastAsia="맑은 고딕"/>
+          <w:b w:val="0"/>
+          <w:sz w:val="17"/>
+          <w:u w:val="none"/>
+        </w:rPr>
+        <w:t xml:space="preserve"> we refine our skills, develop our unique perspectives, …  → 제시 교정: </w:t>
+      </w:r>
+      <w:r>
+        <w:rPr>
+          <w:rFonts w:ascii="맑은 고딕" w:hAnsi="맑은 고딕" w:eastAsia="맑은 고딕"/>
+          <w:b/>
+          <w:sz w:val="17"/>
+          <w:u w:val="none"/>
+        </w:rPr>
+        <w:t>Through these challenges,</w:t>
+      </w:r>
+      <w:r>
+        <w:rPr>
+          <w:rFonts w:ascii="맑은 고딕" w:hAnsi="맑은 고딕" w:eastAsia="맑은 고딕"/>
+          <w:b w:val="0"/>
+          <w:sz w:val="17"/>
+          <w:u w:val="none"/>
+        </w:rPr>
+        <w:t xml:space="preserve">  ( ○ / ✕ ) → ________</w:t>
+      </w:r>
+    </w:p>
+    <w:p>
+      <w:pPr>
+        <w:spacing w:before="0" w:after="20" w:line="276" w:lineRule="auto"/>
+        <w:snapToGrid w:val="0"/>
+      </w:pPr>
+      <w:r>
+        <w:rPr>
+          <w:rFonts w:ascii="맑은 고딕" w:hAnsi="맑은 고딕" w:eastAsia="맑은 고딕"/>
+          <w:b/>
+          <w:color w:val="C01F1F"/>
+          <w:sz w:val="17"/>
+          <w:u w:val="none"/>
+          <w:vertAlign w:val="superscript"/>
+        </w:rPr>
+        <w:t>24)</w:t>
+      </w:r>
+      <w:r>
+        <w:rPr>
+          <w:rFonts w:ascii="맑은 고딕" w:hAnsi="맑은 고딕" w:eastAsia="맑은 고딕"/>
+          <w:b w:val="0"/>
+          <w:sz w:val="17"/>
+          <w:u w:val="none"/>
+        </w:rPr>
+        <w:t xml:space="preserve">… it can bypass this essential process of learning through trial and error, </w:t>
       </w:r>
       <w:r>
         <w:rPr>
@@ -769,7 +822,7 @@
           <w:sz w:val="17"/>
           <w:u w:val="single"/>
         </w:rPr>
-        <w:t>that lack</w:t>
+        <w:t>ultimately inhibiting</w:t>
       </w:r>
       <w:r>
         <w:rPr>
@@ -778,7 +831,7 @@
           <w:sz w:val="17"/>
           <w:u w:val="none"/>
         </w:rPr>
-        <w:t xml:space="preserve"> genuine originality.  → 제시 교정: </w:t>
+        <w:t xml:space="preserve"> the development of true creative talent.  → 제시 교정: </w:t>
       </w:r>
       <w:r>
         <w:rPr>
@@ -787,69 +840,7 @@
           <w:sz w:val="17"/>
           <w:u w:val="none"/>
         </w:rPr>
-        <w:t>lacking</w:t>
-      </w:r>
-      <w:r>
-        <w:rPr>
-          <w:rFonts w:ascii="맑은 고딕" w:hAnsi="맑은 고딕" w:eastAsia="맑은 고딕"/>
-          <w:b w:val="0"/>
-          <w:sz w:val="17"/>
-          <w:u w:val="none"/>
-        </w:rPr>
-        <w:t xml:space="preserve">  ( ○ / ✕ ) → ________</w:t>
-      </w:r>
-    </w:p>
-    <w:p>
-      <w:pPr>
-        <w:spacing w:before="0" w:after="20" w:line="276" w:lineRule="auto"/>
-        <w:snapToGrid w:val="0"/>
-      </w:pPr>
-      <w:r>
-        <w:rPr>
-          <w:rFonts w:ascii="맑은 고딕" w:hAnsi="맑은 고딕" w:eastAsia="맑은 고딕"/>
-          <w:b/>
-          <w:color w:val="C01F1F"/>
-          <w:sz w:val="17"/>
-          <w:u w:val="none"/>
-          <w:vertAlign w:val="superscript"/>
-        </w:rPr>
-        <w:t>24)</w:t>
-      </w:r>
-      <w:r>
-        <w:rPr>
-          <w:rFonts w:ascii="맑은 고딕" w:hAnsi="맑은 고딕" w:eastAsia="맑은 고딕"/>
-          <w:b w:val="0"/>
-          <w:sz w:val="17"/>
-          <w:u w:val="none"/>
-        </w:rPr>
-        <w:t xml:space="preserve">If AI provides instant solutions, it can bypass this essential process …, </w:t>
-      </w:r>
-      <w:r>
-        <w:rPr>
-          <w:rFonts w:ascii="맑은 고딕" w:hAnsi="맑은 고딕" w:eastAsia="맑은 고딕"/>
-          <w:b w:val="0"/>
-          <w:sz w:val="17"/>
-          <w:u w:val="single"/>
-        </w:rPr>
-        <w:t>ultimately inhibiting</w:t>
-      </w:r>
-      <w:r>
-        <w:rPr>
-          <w:rFonts w:ascii="맑은 고딕" w:hAnsi="맑은 고딕" w:eastAsia="맑은 고딕"/>
-          <w:b w:val="0"/>
-          <w:sz w:val="17"/>
-          <w:u w:val="none"/>
-        </w:rPr>
-        <w:t xml:space="preserve"> the development …  → 제시 교정: </w:t>
-      </w:r>
-      <w:r>
-        <w:rPr>
-          <w:rFonts w:ascii="맑은 고딕" w:hAnsi="맑은 고딕" w:eastAsia="맑은 고딕"/>
-          <w:b/>
-          <w:sz w:val="17"/>
-          <w:u w:val="none"/>
-        </w:rPr>
-        <w:t>which ultimately inhibits</w:t>
+        <w:t>and ultimately inhibit</w:t>
       </w:r>
       <w:r>
         <w:rPr>
@@ -910,7 +901,7 @@
           <w:sz w:val="17"/>
           <w:u w:val="none"/>
         </w:rPr>
-        <w:t>창의적 과정은 흔히 지저분하고 반복적이며, 수많은 실패와 좌절을 수반한다.</w:t>
+        <w:t>AI 알고리즘은 기존의 데이터 세트로 훈련되어, 흔히 과거 창작물의 패턴과 경향을 찾아낸다.</w:t>
       </w:r>
     </w:p>
     <w:p>
@@ -927,7 +918,7 @@
           <w:sz w:val="17"/>
           <w:u w:val="none"/>
         </w:rPr>
-        <w:t>the creative process / is / messy / and / repetitive / involve / numerous / failures and setbacks / repetition</w:t>
+        <w:t>by / on / AI algorithms / be / existing datasets / identify / train / in / past creations / patterns and trends</w:t>
       </w:r>
     </w:p>
     <w:p>
@@ -962,7 +953,7 @@
           <w:sz w:val="17"/>
           <w:u w:val="none"/>
         </w:rPr>
-        <w:t>우리가 기술을 다듬는 것은 바로 이러한 도전을 통해서이다.</w:t>
+        <w:t>게다가 AI가 콘텐츠를 생성할 수 있는 그 쉬움이, 흔히 돌파구로 이어지는 그런 고군분투와 실험을 억제할 수 있다.</w:t>
       </w:r>
     </w:p>
     <w:p>
@@ -979,7 +970,7 @@
           <w:sz w:val="17"/>
           <w:u w:val="none"/>
         </w:rPr>
-        <w:t>it / is / these challenges / that / we / refine / our skills / which</w:t>
+        <w:t>generate / the ease / AI / with which / can / discourage / content / the kind of / moreover / can / struggle and experimentation / often / to breakthroughs / what / lead</w:t>
       </w:r>
     </w:p>
     <w:p>
@@ -1040,7 +1031,7 @@
           <w:sz w:val="17"/>
           <w:u w:val="none"/>
         </w:rPr>
-        <w:t>AI 알고리즘은 기존 데이터 세트로 훈련되며, 흔히 과거 창작물의 패턴과 경향을 식별한다.</w:t>
+        <w:t>AI가 즉각적인 해결책을 제공하면, 시행착오를 통해 배우는 이 필수적인 과정을 건너뛰게 하여 결국 진정한 창의적 재능의 발달을 저해할 수 있다.</w:t>
       </w:r>
     </w:p>
     <w:p>
@@ -1057,7 +1048,7 @@
           <w:sz w:val="17"/>
           <w:u w:val="none"/>
         </w:rPr>
-        <w:t>AI algorithms / are trained / on existing datasets / often / identify / patterns and trends / in past creations</w:t>
+        <w:t>provides / AI / instant solutions / can / bypass / if / it / of learning / ultimately / this essential process / through trial and error / inhibit / the development / of true creative talent</w:t>
       </w:r>
     </w:p>
     <w:p>
@@ -1127,7 +1118,7 @@
           <w:sz w:val="17"/>
           <w:u w:val="none"/>
         </w:rPr>
-        <w:t xml:space="preserve"> involves divergent thinking — It이 가리키는 말(1단어): ______________</w:t>
+        <w:t xml:space="preserve"> involves divergent thinking, imagination, … — It이 가리키는 말(1단어): ______________</w:t>
       </w:r>
     </w:p>
     <w:p>
@@ -1171,7 +1162,7 @@
           <w:sz w:val="17"/>
           <w:u w:val="none"/>
         </w:rPr>
-        <w:t xml:space="preserve"> can be useful — this가 가리키는 내용을 우리말로: ______________________________________</w:t>
+        <w:t xml:space="preserve"> can be useful for generating new content — this가 가리키는 내용을 우리말로: ____________________________________________</w:t>
       </w:r>
     </w:p>
     <w:p>
@@ -1197,7 +1188,7 @@
           <w:sz w:val="17"/>
           <w:u w:val="none"/>
         </w:rPr>
-        <w:t xml:space="preserve">they may find </w:t>
+        <w:t xml:space="preserve">It is through </w:t>
       </w:r>
       <w:r>
         <w:rPr>
@@ -1206,7 +1197,7 @@
           <w:sz w:val="17"/>
           <w:u w:val="none"/>
         </w:rPr>
-        <w:t>themselves</w:t>
+        <w:t>these challenges</w:t>
       </w:r>
       <w:r>
         <w:rPr>
@@ -1215,7 +1206,7 @@
           <w:sz w:val="17"/>
           <w:u w:val="none"/>
         </w:rPr>
-        <w:t xml:space="preserve"> trapped — themselves가 가리키는 말을 본문에서(3단어): ______________________</w:t>
+        <w:t xml:space="preserve"> that we refine our skills — these challenges가 가리키는 말을 본문에서(4단어): ______________________________</w:t>
       </w:r>
     </w:p>
     <w:p>
@@ -1241,7 +1232,7 @@
           <w:sz w:val="17"/>
           <w:u w:val="none"/>
         </w:rPr>
-        <w:t xml:space="preserve">bypass </w:t>
+        <w:t xml:space="preserve">it can bypass </w:t>
       </w:r>
       <w:r>
         <w:rPr>
@@ -1259,7 +1250,7 @@
           <w:sz w:val="17"/>
           <w:u w:val="none"/>
         </w:rPr>
-        <w:t xml:space="preserve"> — 같은 과정을 가리키는 앞 문장의 표현(2단어): ______________________</w:t>
+        <w:t xml:space="preserve"> — 그 과정의 내용을 본문에서(5단어): ______________________________</w:t>
       </w:r>
     </w:p>
     <w:p>
@@ -1290,7 +1281,7 @@
     </w:p>
     <w:p>
       <w:pPr>
-        <w:spacing w:before="0" w:after="20" w:line="360" w:lineRule="auto"/>
+        <w:spacing w:before="0" w:after="20" w:line="300" w:lineRule="auto"/>
         <w:jc w:val="both"/>
         <w:snapToGrid w:val="0"/>
       </w:pPr>
@@ -1301,7 +1292,7 @@
           <w:sz w:val="17"/>
           <w:u w:val="none"/>
         </w:rPr>
-        <w:t xml:space="preserve">Musicians face a similar risk with auto-accompaniment apps. A student who </w:t>
+        <w:t xml:space="preserve">A similar worry surrounds navigation apps. A driver who </w:t>
       </w:r>
       <w:r>
         <w:rPr>
@@ -1321,7 +1312,7 @@
           <w:sz w:val="17"/>
           <w:u w:val="none"/>
         </w:rPr>
-        <w:t>[ relies / rely ]</w:t>
+        <w:t>[ follows / following ]</w:t>
       </w:r>
       <w:r>
         <w:rPr>
@@ -1330,7 +1321,7 @@
           <w:sz w:val="17"/>
           <w:u w:val="none"/>
         </w:rPr>
-        <w:t xml:space="preserve"> on the app to fill in every chord may play smoothly from the first day, but she never learns why one chord follows another. The hours </w:t>
+        <w:t xml:space="preserve"> turn-by-turn directions every day may reach each destination without a single wrong turn, yet never build a mental map of the city. The wrong turns, the backtracking, the moment of recognizing a landmark—these are what </w:t>
       </w:r>
       <w:r>
         <w:rPr>
@@ -1350,7 +1341,7 @@
           <w:sz w:val="17"/>
           <w:u w:val="none"/>
         </w:rPr>
-        <w:t>[ spent / spending ]</w:t>
+        <w:t>[ teach / teaches ]</w:t>
       </w:r>
       <w:r>
         <w:rPr>
@@ -1359,7 +1350,7 @@
           <w:sz w:val="17"/>
           <w:u w:val="none"/>
         </w:rPr>
-        <w:t xml:space="preserve"> struggling at the piano, hitting wrong notes, are exactly </w:t>
+        <w:t xml:space="preserve"> the brain how the streets fit together. Remove them, and the driver stays dependent on the screen, </w:t>
       </w:r>
       <w:r>
         <w:rPr>
@@ -1379,7 +1370,7 @@
           <w:sz w:val="17"/>
           <w:u w:val="none"/>
         </w:rPr>
-        <w:t>[ what / that ]</w:t>
+        <w:t>[ unable / unably ]</w:t>
       </w:r>
       <w:r>
         <w:rPr>
@@ -1388,7 +1379,7 @@
           <w:sz w:val="17"/>
           <w:u w:val="none"/>
         </w:rPr>
-        <w:t xml:space="preserve"> builds a musician’s ear.</w:t>
+        <w:t xml:space="preserve"> to find the way the moment the signal drops.</w:t>
       </w:r>
     </w:p>
     <w:p>
@@ -1440,7 +1431,7 @@
           <w:sz w:val="17"/>
           <w:u w:val="none"/>
         </w:rPr>
-        <w:t>Relying too much on AI can weaken creativity by removing the s____________ that leads to original ideas.</w:t>
+        <w:t>AI makes creating easier, but skipping the struggle of trial and error can hold back the growth of real creative t____________.</w:t>
       </w:r>
     </w:p>
     <w:p>
@@ -1524,43 +1515,7 @@
           <w:sz w:val="17"/>
           <w:u w:val="none"/>
         </w:rPr>
-        <w:t>Creativity is the ability to generate novel and valuable ideas. It involves divergent thinking, imagination, and a willingness to experiment and take risks. While AI can be a powerful tool for creative efforts, it also carries the risk of limiting originality and innovation. AI algorithms are trained on existing datasets, often identifying patterns and trends in past creations. While this can be useful for generating new content in similar styles or formats, it can also lead to ⓐ</w:t>
-      </w:r>
-      <w:r>
-        <w:rPr>
-          <w:rFonts w:ascii="맑은 고딕" w:hAnsi="맑은 고딕" w:eastAsia="맑은 고딕"/>
-          <w:b w:val="0"/>
-          <w:sz w:val="17"/>
-          <w:u w:val="single"/>
-        </w:rPr>
-        <w:t>derivative</w:t>
-      </w:r>
-      <w:r>
-        <w:rPr>
-          <w:rFonts w:ascii="맑은 고딕" w:hAnsi="맑은 고딕" w:eastAsia="맑은 고딕"/>
-          <w:b w:val="0"/>
-          <w:sz w:val="17"/>
-          <w:u w:val="none"/>
-        </w:rPr>
-        <w:t xml:space="preserve"> works that lack genuine originality. If artists and designers rely too heavily on AI for inspiration and content generation, they may find themselves trapped in a cycle of imitation, unable to break free from the constraints of the AI’s training data. (A) ________, the ease ⓑ</w:t>
-      </w:r>
-      <w:r>
-        <w:rPr>
-          <w:rFonts w:ascii="맑은 고딕" w:hAnsi="맑은 고딕" w:eastAsia="맑은 고딕"/>
-          <w:b w:val="0"/>
-          <w:sz w:val="17"/>
-          <w:u w:val="single"/>
-        </w:rPr>
-        <w:t>with which</w:t>
-      </w:r>
-      <w:r>
-        <w:rPr>
-          <w:rFonts w:ascii="맑은 고딕" w:hAnsi="맑은 고딕" w:eastAsia="맑은 고딕"/>
-          <w:b w:val="0"/>
-          <w:sz w:val="17"/>
-          <w:u w:val="none"/>
-        </w:rPr>
-        <w:t xml:space="preserve"> AI can generate content can discourage the kind of struggle and experimentation that often leads to breakthroughs. The creative process is often messy and repetitive, involving numerous failures and setbacks. It is through these challenges that we refine our skills, develop our unique perspectives, and push the boundaries of what is possible. If AI provides instant solutions, it can bypass this essential process of learning through trial and error, ultimately inhibiting the development of true creative talent.</w:t>
+        <w:t>Creativity means being able to come up with ideas that are both new and worthwhile. It calls for thinking in many directions, imagination, and a readiness to try things out and accept risk. AI can be a powerful aid to creative work, yet it also threatens to narrow originality and innovation. Because AI systems learn from datasets that already exist, they tend to pick out patterns and trends in what has been made before. That is handy for producing fresh content in familiar styles or formats, but it can also result in copied-looking work with no real originality. Artists and designers who lean too much on AI for ideas and material may end up stuck in a loop of imitation, unable to escape the limits of the data the AI was trained on. On top of that, the very ease (ⓐ) [with which / which] AI turns out content can put people off the kind of struggle and experimenting that so often produces breakthroughs. Creating something is usually untidy and repetitive, full of failures and setbacks. It is by working through such difficulties that we sharpen our skills, form our own point of view, and stretch what is possible. When AI hands us instant answers, it lets us skip this essential learning by trial and error, and in the end that holds back the growth of real creative talent.</w:t>
       </w:r>
     </w:p>
     <w:p>
@@ -1606,7 +1561,7 @@
           <w:sz w:val="17"/>
           <w:u w:val="none"/>
         </w:rPr>
-        <w:t>(a) AI is trained on existing data and often finds patterns in past works.</w:t>
+        <w:t>(A) ‘Fresh content in familiar styles or formats’ is given as an example of the genuine originality that AI makes possible.</w:t>
       </w:r>
     </w:p>
     <w:p>
@@ -1629,7 +1584,7 @@
           <w:sz w:val="17"/>
           <w:u w:val="none"/>
         </w:rPr>
-        <w:t>(b) The appropriate expression for (A) is ‘Nevertheless’.</w:t>
+        <w:t>(B) ‘with which’ is the right choice for (ⓐ), because the clause that follows (AI turns out content) is complete.</w:t>
       </w:r>
     </w:p>
     <w:p>
@@ -1652,7 +1607,1291 @@
           <w:sz w:val="17"/>
           <w:u w:val="none"/>
         </w:rPr>
-        <w:t>(c) In ⓑ, ‘with which AI can generate content’ modifies ‘the ease’.</w:t>
+        <w:t>(C) ‘It lets us skip this essential learning by trial and error’ means that AI removes a step the writer regards as necessary for growth.</w:t>
+      </w:r>
+    </w:p>
+    <w:p>
+      <w:pPr>
+        <w:spacing w:before="0" w:after="60" w:line="288" w:lineRule="auto"/>
+        <w:ind w:left="40"/>
+        <w:snapToGrid w:val="0"/>
+        <w:pBdr>
+          <w:top w:val="single" w:sz="4" w:space="2" w:color="9B6BD0"/>
+          <w:left w:val="single" w:sz="4" w:space="2" w:color="9B6BD0"/>
+          <w:bottom w:val="single" w:sz="4" w:space="2" w:color="9B6BD0"/>
+          <w:right w:val="single" w:sz="4" w:space="2" w:color="9B6BD0"/>
+        </w:pBdr>
+        <w:shd w:val="clear" w:color="auto" w:fill="FAF5FF"/>
+      </w:pPr>
+      <w:r>
+        <w:rPr>
+          <w:rFonts w:ascii="맑은 고딕" w:hAnsi="맑은 고딕" w:eastAsia="맑은 고딕"/>
+          <w:b w:val="0"/>
+          <w:sz w:val="17"/>
+          <w:u w:val="none"/>
+        </w:rPr>
+        <w:t>(D) In the summary ‘Relying on AI too heavily make creators skip the struggle that builds real talent’, the verb ‘make’ agrees with its subject.</w:t>
+      </w:r>
+    </w:p>
+    <w:p>
+      <w:pPr>
+        <w:spacing w:before="0" w:after="20" w:line="276" w:lineRule="auto"/>
+        <w:ind w:left="80"/>
+        <w:snapToGrid w:val="0"/>
+      </w:pPr>
+      <w:r>
+        <w:rPr>
+          <w:rFonts w:ascii="맑은 고딕" w:hAnsi="맑은 고딕" w:eastAsia="맑은 고딕"/>
+          <w:b w:val="0"/>
+          <w:sz w:val="17"/>
+          <w:u w:val="none"/>
+        </w:rPr>
+        <w:t>① (A), (B)    ② (B), (C)    ③ (A), (D)    ④ (A), (C), (D)    ⑤ (B), (D)</w:t>
+      </w:r>
+    </w:p>
+    <w:p>
+      <w:pPr>
+        <w:keepNext/>
+        <w:spacing w:before="80" w:after="20" w:line="276" w:lineRule="auto"/>
+        <w:snapToGrid w:val="0"/>
+      </w:pPr>
+      <w:r>
+        <w:rPr>
+          <w:rFonts w:ascii="맑은 고딕" w:hAnsi="맑은 고딕" w:eastAsia="맑은 고딕"/>
+          <w:b/>
+          <w:sz w:val="17"/>
+          <w:u w:val="none"/>
+        </w:rPr>
+        <w:t>41-2.</w:t>
+      </w:r>
+      <w:r>
+        <w:rPr>
+          <w:rFonts w:ascii="맑은 고딕" w:hAnsi="맑은 고딕" w:eastAsia="맑은 고딕"/>
+          <w:b w:val="0"/>
+          <w:sz w:val="17"/>
+          <w:u w:val="none"/>
+        </w:rPr>
+        <w:t xml:space="preserve"> 다음은 윗글을 읽은 두 학생의 대화이다. 대화 내용을 아래 표로 정리할 때, 일치하지 </w:t>
+      </w:r>
+      <w:r>
+        <w:rPr>
+          <w:rFonts w:ascii="맑은 고딕" w:hAnsi="맑은 고딕" w:eastAsia="맑은 고딕"/>
+          <w:b w:val="0"/>
+          <w:sz w:val="17"/>
+          <w:u w:val="single"/>
+        </w:rPr>
+        <w:t>않는</w:t>
+      </w:r>
+      <w:r>
+        <w:rPr>
+          <w:rFonts w:ascii="맑은 고딕" w:hAnsi="맑은 고딕" w:eastAsia="맑은 고딕"/>
+          <w:b w:val="0"/>
+          <w:sz w:val="17"/>
+          <w:u w:val="none"/>
+        </w:rPr>
+        <w:t xml:space="preserve"> 것은? [3.3점]</w:t>
+      </w:r>
+    </w:p>
+    <w:p>
+      <w:pPr>
+        <w:spacing w:before="0" w:after="60" w:line="288" w:lineRule="auto"/>
+        <w:ind w:left="40"/>
+        <w:snapToGrid w:val="0"/>
+        <w:pBdr>
+          <w:top w:val="single" w:sz="4" w:space="2" w:color="999999"/>
+          <w:left w:val="single" w:sz="4" w:space="2" w:color="999999"/>
+          <w:bottom w:val="single" w:sz="4" w:space="2" w:color="999999"/>
+          <w:right w:val="single" w:sz="4" w:space="2" w:color="999999"/>
+        </w:pBdr>
+        <w:shd w:val="clear" w:color="auto" w:fill="F6F3EA"/>
+      </w:pPr>
+      <w:r>
+        <w:rPr>
+          <w:rFonts w:ascii="맑은 고딕" w:hAnsi="맑은 고딕" w:eastAsia="맑은 고딕"/>
+          <w:b w:val="0"/>
+          <w:sz w:val="17"/>
+          <w:u w:val="none"/>
+        </w:rPr>
+        <w:t>While this can be useful for generating new content in similar styles or formats, it can also lead to derivative works that lack genuine originality. Moreover, the ease with which AI can generate content can discourage the kind of struggle and experimentation that often leads to breakthroughs. It is through these challenges that we refine our skills, develop our unique perspectives, and push the boundaries of what is possible.</w:t>
+      </w:r>
+    </w:p>
+    <w:p>
+      <w:pPr>
+        <w:spacing w:before="0" w:after="0" w:line="288" w:lineRule="auto"/>
+        <w:ind w:left="40"/>
+        <w:snapToGrid w:val="0"/>
+        <w:pBdr>
+          <w:top w:val="single" w:sz="4" w:space="2" w:color="999999"/>
+          <w:left w:val="single" w:sz="4" w:space="2" w:color="999999"/>
+          <w:bottom w:val="single" w:sz="4" w:space="2" w:color="999999"/>
+          <w:right w:val="single" w:sz="4" w:space="2" w:color="999999"/>
+        </w:pBdr>
+        <w:shd w:val="clear" w:color="auto" w:fill="F6F3EA"/>
+      </w:pPr>
+      <w:r>
+        <w:rPr>
+          <w:rFonts w:ascii="맑은 고딕" w:hAnsi="맑은 고딕" w:eastAsia="맑은 고딕"/>
+          <w:b w:val="0"/>
+          <w:sz w:val="17"/>
+          <w:u w:val="none"/>
+        </w:rPr>
+        <w:t>수아: For the poster contest I asked an AI for ten drafts in the style of old travel posters. In two minutes I had them all.</w:t>
+      </w:r>
+    </w:p>
+    <w:p>
+      <w:pPr>
+        <w:spacing w:before="0" w:after="0" w:line="288" w:lineRule="auto"/>
+        <w:ind w:left="40"/>
+        <w:snapToGrid w:val="0"/>
+        <w:pBdr>
+          <w:top w:val="single" w:sz="4" w:space="2" w:color="999999"/>
+          <w:left w:val="single" w:sz="4" w:space="2" w:color="999999"/>
+          <w:bottom w:val="single" w:sz="4" w:space="2" w:color="999999"/>
+          <w:right w:val="single" w:sz="4" w:space="2" w:color="999999"/>
+        </w:pBdr>
+        <w:shd w:val="clear" w:color="auto" w:fill="F6F3EA"/>
+      </w:pPr>
+      <w:r>
+        <w:rPr>
+          <w:rFonts w:ascii="맑은 고딕" w:hAnsi="맑은 고딕" w:eastAsia="맑은 고딕"/>
+          <w:b w:val="0"/>
+          <w:sz w:val="17"/>
+          <w:u w:val="none"/>
+        </w:rPr>
+        <w:t>도윤: That’s the ‘similar styles or formats’ part — it really is faster. Did you use one?</w:t>
+      </w:r>
+    </w:p>
+    <w:p>
+      <w:pPr>
+        <w:spacing w:before="0" w:after="0" w:line="288" w:lineRule="auto"/>
+        <w:ind w:left="40"/>
+        <w:snapToGrid w:val="0"/>
+        <w:pBdr>
+          <w:top w:val="single" w:sz="4" w:space="2" w:color="999999"/>
+          <w:left w:val="single" w:sz="4" w:space="2" w:color="999999"/>
+          <w:bottom w:val="single" w:sz="4" w:space="2" w:color="999999"/>
+          <w:right w:val="single" w:sz="4" w:space="2" w:color="999999"/>
+        </w:pBdr>
+        <w:shd w:val="clear" w:color="auto" w:fill="F6F3EA"/>
+      </w:pPr>
+      <w:r>
+        <w:rPr>
+          <w:rFonts w:ascii="맑은 고딕" w:hAnsi="맑은 고딕" w:eastAsia="맑은 고딕"/>
+          <w:b w:val="0"/>
+          <w:sz w:val="17"/>
+          <w:u w:val="none"/>
+        </w:rPr>
+        <w:t>수아: Almost. Then I noticed every draft looked like posters I’d already seen. Nothing in them was mine.</w:t>
+      </w:r>
+    </w:p>
+    <w:p>
+      <w:pPr>
+        <w:spacing w:before="0" w:after="0" w:line="288" w:lineRule="auto"/>
+        <w:ind w:left="40"/>
+        <w:snapToGrid w:val="0"/>
+        <w:pBdr>
+          <w:top w:val="single" w:sz="4" w:space="2" w:color="999999"/>
+          <w:left w:val="single" w:sz="4" w:space="2" w:color="999999"/>
+          <w:bottom w:val="single" w:sz="4" w:space="2" w:color="999999"/>
+          <w:right w:val="single" w:sz="4" w:space="2" w:color="999999"/>
+        </w:pBdr>
+        <w:shd w:val="clear" w:color="auto" w:fill="F6F3EA"/>
+      </w:pPr>
+      <w:r>
+        <w:rPr>
+          <w:rFonts w:ascii="맑은 고딕" w:hAnsi="맑은 고딕" w:eastAsia="맑은 고딕"/>
+          <w:b w:val="0"/>
+          <w:sz w:val="17"/>
+          <w:u w:val="none"/>
+        </w:rPr>
+        <w:t>도윤: The passage calls that a loop of imitation. What did you do?</w:t>
+      </w:r>
+    </w:p>
+    <w:p>
+      <w:pPr>
+        <w:spacing w:before="0" w:after="0" w:line="288" w:lineRule="auto"/>
+        <w:ind w:left="40"/>
+        <w:snapToGrid w:val="0"/>
+        <w:pBdr>
+          <w:top w:val="single" w:sz="4" w:space="2" w:color="999999"/>
+          <w:left w:val="single" w:sz="4" w:space="2" w:color="999999"/>
+          <w:bottom w:val="single" w:sz="4" w:space="2" w:color="999999"/>
+          <w:right w:val="single" w:sz="4" w:space="2" w:color="999999"/>
+        </w:pBdr>
+        <w:shd w:val="clear" w:color="auto" w:fill="F6F3EA"/>
+      </w:pPr>
+      <w:r>
+        <w:rPr>
+          <w:rFonts w:ascii="맑은 고딕" w:hAnsi="맑은 고딕" w:eastAsia="맑은 고딕"/>
+          <w:b w:val="0"/>
+          <w:sz w:val="17"/>
+          <w:u w:val="none"/>
+        </w:rPr>
+        <w:t>수아: I put the drafts away and sketched by hand. My first five were awful.</w:t>
+      </w:r>
+    </w:p>
+    <w:p>
+      <w:pPr>
+        <w:spacing w:before="0" w:after="0" w:line="288" w:lineRule="auto"/>
+        <w:ind w:left="40"/>
+        <w:snapToGrid w:val="0"/>
+        <w:pBdr>
+          <w:top w:val="single" w:sz="4" w:space="2" w:color="999999"/>
+          <w:left w:val="single" w:sz="4" w:space="2" w:color="999999"/>
+          <w:bottom w:val="single" w:sz="4" w:space="2" w:color="999999"/>
+          <w:right w:val="single" w:sz="4" w:space="2" w:color="999999"/>
+        </w:pBdr>
+        <w:shd w:val="clear" w:color="auto" w:fill="F6F3EA"/>
+      </w:pPr>
+      <w:r>
+        <w:rPr>
+          <w:rFonts w:ascii="맑은 고딕" w:hAnsi="맑은 고딕" w:eastAsia="맑은 고딕"/>
+          <w:b w:val="0"/>
+          <w:sz w:val="17"/>
+          <w:u w:val="none"/>
+        </w:rPr>
+        <w:t>도윤: But the sixth?</w:t>
+      </w:r>
+    </w:p>
+    <w:p>
+      <w:pPr>
+        <w:spacing w:before="0" w:after="0" w:line="288" w:lineRule="auto"/>
+        <w:ind w:left="40"/>
+        <w:snapToGrid w:val="0"/>
+        <w:pBdr>
+          <w:top w:val="single" w:sz="4" w:space="2" w:color="999999"/>
+          <w:left w:val="single" w:sz="4" w:space="2" w:color="999999"/>
+          <w:bottom w:val="single" w:sz="4" w:space="2" w:color="999999"/>
+          <w:right w:val="single" w:sz="4" w:space="2" w:color="999999"/>
+        </w:pBdr>
+        <w:shd w:val="clear" w:color="auto" w:fill="F6F3EA"/>
+      </w:pPr>
+      <w:r>
+        <w:rPr>
+          <w:rFonts w:ascii="맑은 고딕" w:hAnsi="맑은 고딕" w:eastAsia="맑은 고딕"/>
+          <w:b w:val="0"/>
+          <w:sz w:val="17"/>
+          <w:u w:val="none"/>
+        </w:rPr>
+        <w:t>수아: The sixth had a strange angle I would never have thought of without the five failures. The AI drafts never gave me that.</w:t>
+      </w:r>
+    </w:p>
+    <w:p>
+      <w:pPr>
+        <w:spacing w:before="0" w:after="0" w:line="288" w:lineRule="auto"/>
+        <w:ind w:left="40"/>
+        <w:snapToGrid w:val="0"/>
+        <w:pBdr>
+          <w:top w:val="single" w:sz="4" w:space="2" w:color="999999"/>
+          <w:left w:val="single" w:sz="4" w:space="2" w:color="999999"/>
+          <w:bottom w:val="single" w:sz="4" w:space="2" w:color="999999"/>
+          <w:right w:val="single" w:sz="4" w:space="2" w:color="999999"/>
+        </w:pBdr>
+        <w:shd w:val="clear" w:color="auto" w:fill="F6F3EA"/>
+      </w:pPr>
+      <w:r>
+        <w:rPr>
+          <w:rFonts w:ascii="맑은 고딕" w:hAnsi="맑은 고딕" w:eastAsia="맑은 고딕"/>
+          <w:b w:val="0"/>
+          <w:sz w:val="17"/>
+          <w:u w:val="none"/>
+        </w:rPr>
+        <w:t>도윤: So the failures were the part worth keeping. I did the opposite in music — I let the app finish every melody for me.</w:t>
+      </w:r>
+    </w:p>
+    <w:p>
+      <w:pPr>
+        <w:spacing w:before="0" w:after="0" w:line="288" w:lineRule="auto"/>
+        <w:ind w:left="40"/>
+        <w:snapToGrid w:val="0"/>
+        <w:pBdr>
+          <w:top w:val="single" w:sz="4" w:space="2" w:color="999999"/>
+          <w:left w:val="single" w:sz="4" w:space="2" w:color="999999"/>
+          <w:bottom w:val="single" w:sz="4" w:space="2" w:color="999999"/>
+          <w:right w:val="single" w:sz="4" w:space="2" w:color="999999"/>
+        </w:pBdr>
+        <w:shd w:val="clear" w:color="auto" w:fill="F6F3EA"/>
+      </w:pPr>
+      <w:r>
+        <w:rPr>
+          <w:rFonts w:ascii="맑은 고딕" w:hAnsi="맑은 고딕" w:eastAsia="맑은 고딕"/>
+          <w:b w:val="0"/>
+          <w:sz w:val="17"/>
+          <w:u w:val="none"/>
+        </w:rPr>
+        <w:t>수아: And?</w:t>
+      </w:r>
+    </w:p>
+    <w:p>
+      <w:pPr>
+        <w:spacing w:before="0" w:after="60" w:line="288" w:lineRule="auto"/>
+        <w:ind w:left="40"/>
+        <w:snapToGrid w:val="0"/>
+        <w:pBdr>
+          <w:top w:val="single" w:sz="4" w:space="2" w:color="999999"/>
+          <w:left w:val="single" w:sz="4" w:space="2" w:color="999999"/>
+          <w:bottom w:val="single" w:sz="4" w:space="2" w:color="999999"/>
+          <w:right w:val="single" w:sz="4" w:space="2" w:color="999999"/>
+        </w:pBdr>
+        <w:shd w:val="clear" w:color="auto" w:fill="F6F3EA"/>
+      </w:pPr>
+      <w:r>
+        <w:rPr>
+          <w:rFonts w:ascii="맑은 고딕" w:hAnsi="맑은 고딕" w:eastAsia="맑은 고딕"/>
+          <w:b w:val="0"/>
+          <w:sz w:val="17"/>
+          <w:u w:val="none"/>
+        </w:rPr>
+        <w:t>도윤: I got instant results, but when the app was gone I couldn’t write even eight bars on my own. I’d skipped the whole trial-and-error stage.</w:t>
+      </w:r>
+    </w:p>
+    <w:p>
+      <w:pPr>
+        <w:spacing w:before="0" w:after="0" w:line="288" w:lineRule="auto"/>
+        <w:ind w:left="40"/>
+        <w:snapToGrid w:val="0"/>
+        <w:pBdr>
+          <w:top w:val="single" w:sz="4" w:space="2" w:color="555555"/>
+          <w:left w:val="single" w:sz="4" w:space="2" w:color="555555"/>
+          <w:bottom w:val="single" w:sz="4" w:space="2" w:color="555555"/>
+          <w:right w:val="single" w:sz="4" w:space="2" w:color="555555"/>
+        </w:pBdr>
+        <w:shd w:val="clear" w:color="auto" w:fill="FFFFFF"/>
+      </w:pPr>
+      <w:r>
+        <w:rPr>
+          <w:rFonts w:ascii="맑은 고딕" w:hAnsi="맑은 고딕" w:eastAsia="맑은 고딕"/>
+          <w:b w:val="0"/>
+          <w:sz w:val="17"/>
+          <w:u w:val="none"/>
+        </w:rPr>
+        <w:t>What AI made easier for them  |  What AI took away or threatened</w:t>
+      </w:r>
+    </w:p>
+    <w:p>
+      <w:pPr>
+        <w:spacing w:before="0" w:after="0" w:line="288" w:lineRule="auto"/>
+        <w:ind w:left="40"/>
+        <w:snapToGrid w:val="0"/>
+        <w:pBdr>
+          <w:top w:val="single" w:sz="4" w:space="2" w:color="555555"/>
+          <w:left w:val="single" w:sz="4" w:space="2" w:color="555555"/>
+          <w:bottom w:val="single" w:sz="4" w:space="2" w:color="555555"/>
+          <w:right w:val="single" w:sz="4" w:space="2" w:color="555555"/>
+        </w:pBdr>
+        <w:shd w:val="clear" w:color="auto" w:fill="FFFFFF"/>
+      </w:pPr>
+      <w:r>
+        <w:rPr>
+          <w:rFonts w:ascii="맑은 고딕" w:hAnsi="맑은 고딕" w:eastAsia="맑은 고딕"/>
+          <w:b w:val="0"/>
+          <w:sz w:val="17"/>
+          <w:u w:val="none"/>
+        </w:rPr>
+        <w:t>① Producing many drafts in a familiar style  |  ② Finding an angle of one’s own</w:t>
+      </w:r>
+    </w:p>
+    <w:p>
+      <w:pPr>
+        <w:spacing w:before="0" w:after="0" w:line="288" w:lineRule="auto"/>
+        <w:ind w:left="40"/>
+        <w:snapToGrid w:val="0"/>
+        <w:pBdr>
+          <w:top w:val="single" w:sz="4" w:space="2" w:color="555555"/>
+          <w:left w:val="single" w:sz="4" w:space="2" w:color="555555"/>
+          <w:bottom w:val="single" w:sz="4" w:space="2" w:color="555555"/>
+          <w:right w:val="single" w:sz="4" w:space="2" w:color="555555"/>
+        </w:pBdr>
+        <w:shd w:val="clear" w:color="auto" w:fill="FFFFFF"/>
+      </w:pPr>
+      <w:r>
+        <w:rPr>
+          <w:rFonts w:ascii="맑은 고딕" w:hAnsi="맑은 고딕" w:eastAsia="맑은 고딕"/>
+          <w:b w:val="0"/>
+          <w:sz w:val="17"/>
+          <w:u w:val="none"/>
+        </w:rPr>
+        <w:t>③ Getting a finished melody instantly  |  ⑤ Moving beyond what already exists</w:t>
+      </w:r>
+    </w:p>
+    <w:p>
+      <w:pPr>
+        <w:spacing w:before="0" w:after="60" w:line="288" w:lineRule="auto"/>
+        <w:ind w:left="40"/>
+        <w:snapToGrid w:val="0"/>
+        <w:pBdr>
+          <w:top w:val="single" w:sz="4" w:space="2" w:color="555555"/>
+          <w:left w:val="single" w:sz="4" w:space="2" w:color="555555"/>
+          <w:bottom w:val="single" w:sz="4" w:space="2" w:color="555555"/>
+          <w:right w:val="single" w:sz="4" w:space="2" w:color="555555"/>
+        </w:pBdr>
+        <w:shd w:val="clear" w:color="auto" w:fill="FFFFFF"/>
+      </w:pPr>
+      <w:r>
+        <w:rPr>
+          <w:rFonts w:ascii="맑은 고딕" w:hAnsi="맑은 고딕" w:eastAsia="맑은 고딕"/>
+          <w:b w:val="0"/>
+          <w:sz w:val="17"/>
+          <w:u w:val="none"/>
+        </w:rPr>
+        <w:t xml:space="preserve">④ Learning through trial and error  |  </w:t>
+      </w:r>
+    </w:p>
+    <w:p>
+      <w:pPr>
+        <w:spacing w:before="0" w:after="20" w:line="276" w:lineRule="auto"/>
+        <w:ind w:left="80"/>
+        <w:snapToGrid w:val="0"/>
+      </w:pPr>
+      <w:r>
+        <w:rPr>
+          <w:rFonts w:ascii="맑은 고딕" w:hAnsi="맑은 고딕" w:eastAsia="맑은 고딕"/>
+          <w:b w:val="0"/>
+          <w:sz w:val="17"/>
+          <w:u w:val="none"/>
+        </w:rPr>
+        <w:t>① ①    ② ②    ③ ③    ④ ④    ⑤ ⑤</w:t>
+      </w:r>
+    </w:p>
+    <w:p>
+      <w:pPr>
+        <w:keepNext/>
+        <w:spacing w:before="80" w:after="20" w:line="276" w:lineRule="auto"/>
+        <w:snapToGrid w:val="0"/>
+      </w:pPr>
+      <w:r>
+        <w:rPr>
+          <w:rFonts w:ascii="맑은 고딕" w:hAnsi="맑은 고딕" w:eastAsia="맑은 고딕"/>
+          <w:b/>
+          <w:sz w:val="17"/>
+          <w:u w:val="none"/>
+        </w:rPr>
+        <w:t>41-3.</w:t>
+      </w:r>
+      <w:r>
+        <w:rPr>
+          <w:rFonts w:ascii="맑은 고딕" w:hAnsi="맑은 고딕" w:eastAsia="맑은 고딕"/>
+          <w:b w:val="0"/>
+          <w:sz w:val="17"/>
+          <w:u w:val="none"/>
+        </w:rPr>
+        <w:t xml:space="preserve"> 다음 글의 빈칸에 들어갈 말로 가장 적절한 것은? [3.1점]</w:t>
+      </w:r>
+    </w:p>
+    <w:p>
+      <w:pPr>
+        <w:spacing w:before="0" w:after="60" w:line="288" w:lineRule="auto"/>
+        <w:ind w:left="40"/>
+        <w:snapToGrid w:val="0"/>
+        <w:pBdr>
+          <w:top w:val="single" w:sz="4" w:space="2" w:color="999999"/>
+          <w:left w:val="single" w:sz="4" w:space="2" w:color="999999"/>
+          <w:bottom w:val="single" w:sz="4" w:space="2" w:color="999999"/>
+          <w:right w:val="single" w:sz="4" w:space="2" w:color="999999"/>
+        </w:pBdr>
+        <w:shd w:val="clear" w:color="auto" w:fill="F6F3EA"/>
+      </w:pPr>
+      <w:r>
+        <w:rPr>
+          <w:rFonts w:ascii="맑은 고딕" w:hAnsi="맑은 고딕" w:eastAsia="맑은 고딕"/>
+          <w:b w:val="0"/>
+          <w:sz w:val="17"/>
+          <w:u w:val="none"/>
+        </w:rPr>
+        <w:t>Creativity is the ability to generate novel and valuable ideas. It involves divergent thinking, imagination, and a willingness to experiment and take risks. While AI can be a powerful tool for creative efforts, ________________________________. AI algorithms are trained on existing datasets, often identifying patterns and trends in past creations. While this can be useful for generating new content in similar styles or formats, it can also lead to derivative works that lack genuine originality. Artists and designers who lean too much on AI for ideas and material may end up stuck in a loop of imitation, unable to escape the limits of the data the AI was trained on. Moreover, the ease with which AI can generate content can discourage the kind of struggle and experimentation that often leads to breakthroughs. The creative process is often messy and repetitive, involving numerous failures and setbacks. It is through these challenges that we refine our skills, develop our unique perspectives, and push the boundaries of what is possible.</w:t>
+      </w:r>
+    </w:p>
+    <w:p>
+      <w:pPr>
+        <w:spacing w:before="0" w:after="0" w:line="269" w:lineRule="auto"/>
+        <w:ind w:left="180" w:hanging="180"/>
+        <w:snapToGrid w:val="0"/>
+      </w:pPr>
+      <w:r>
+        <w:rPr>
+          <w:rFonts w:ascii="맑은 고딕" w:hAnsi="맑은 고딕" w:eastAsia="맑은 고딕"/>
+          <w:b w:val="0"/>
+          <w:sz w:val="17"/>
+          <w:u w:val="none"/>
+        </w:rPr>
+        <w:t>① it may also hold back the very originality it is meant to serve</w:t>
+      </w:r>
+    </w:p>
+    <w:p>
+      <w:pPr>
+        <w:spacing w:before="0" w:after="0" w:line="269" w:lineRule="auto"/>
+        <w:ind w:left="180" w:hanging="180"/>
+        <w:snapToGrid w:val="0"/>
+      </w:pPr>
+      <w:r>
+        <w:rPr>
+          <w:rFonts w:ascii="맑은 고딕" w:hAnsi="맑은 고딕" w:eastAsia="맑은 고딕"/>
+          <w:b w:val="0"/>
+          <w:sz w:val="17"/>
+          <w:u w:val="none"/>
+        </w:rPr>
+        <w:t>② it cannot replace human artists in the near future</w:t>
+      </w:r>
+    </w:p>
+    <w:p>
+      <w:pPr>
+        <w:spacing w:before="0" w:after="0" w:line="269" w:lineRule="auto"/>
+        <w:ind w:left="180" w:hanging="180"/>
+        <w:snapToGrid w:val="0"/>
+      </w:pPr>
+      <w:r>
+        <w:rPr>
+          <w:rFonts w:ascii="맑은 고딕" w:hAnsi="맑은 고딕" w:eastAsia="맑은 고딕"/>
+          <w:b w:val="0"/>
+          <w:sz w:val="17"/>
+          <w:u w:val="none"/>
+        </w:rPr>
+        <w:t>③ it should be trained on a much wider range of data</w:t>
+      </w:r>
+    </w:p>
+    <w:p>
+      <w:pPr>
+        <w:spacing w:before="0" w:after="0" w:line="269" w:lineRule="auto"/>
+        <w:ind w:left="180" w:hanging="180"/>
+        <w:snapToGrid w:val="0"/>
+      </w:pPr>
+      <w:r>
+        <w:rPr>
+          <w:rFonts w:ascii="맑은 고딕" w:hAnsi="맑은 고딕" w:eastAsia="맑은 고딕"/>
+          <w:b w:val="0"/>
+          <w:sz w:val="17"/>
+          <w:u w:val="none"/>
+        </w:rPr>
+        <w:t>④ it is most useful when creators follow its suggestions closely</w:t>
+      </w:r>
+    </w:p>
+    <w:p>
+      <w:pPr>
+        <w:spacing w:before="0" w:after="0" w:line="269" w:lineRule="auto"/>
+        <w:ind w:left="180" w:hanging="180"/>
+        <w:snapToGrid w:val="0"/>
+      </w:pPr>
+      <w:r>
+        <w:rPr>
+          <w:rFonts w:ascii="맑은 고딕" w:hAnsi="맑은 고딕" w:eastAsia="맑은 고딕"/>
+          <w:b w:val="0"/>
+          <w:sz w:val="17"/>
+          <w:u w:val="none"/>
+        </w:rPr>
+        <w:t>⑤ it makes the creative process far less repetitive and painful</w:t>
+      </w:r>
+    </w:p>
+    <w:p>
+      <w:pPr>
+        <w:keepNext/>
+        <w:spacing w:before="80" w:after="20" w:line="276" w:lineRule="auto"/>
+        <w:snapToGrid w:val="0"/>
+      </w:pPr>
+      <w:r>
+        <w:rPr>
+          <w:rFonts w:ascii="맑은 고딕" w:hAnsi="맑은 고딕" w:eastAsia="맑은 고딕"/>
+          <w:b/>
+          <w:sz w:val="17"/>
+          <w:u w:val="none"/>
+        </w:rPr>
+        <w:t>41-4.</w:t>
+      </w:r>
+      <w:r>
+        <w:rPr>
+          <w:rFonts w:ascii="맑은 고딕" w:hAnsi="맑은 고딕" w:eastAsia="맑은 고딕"/>
+          <w:b w:val="0"/>
+          <w:sz w:val="17"/>
+          <w:u w:val="none"/>
+        </w:rPr>
+        <w:t xml:space="preserve"> 다음 글의 내용을 한 문장으로 요약하고자 한다. 빈칸 (A), (B)에 들어갈 말로 가장 적절한 것은? [2.9점]</w:t>
+      </w:r>
+    </w:p>
+    <w:p>
+      <w:pPr>
+        <w:spacing w:before="0" w:after="60" w:line="288" w:lineRule="auto"/>
+        <w:ind w:left="40"/>
+        <w:snapToGrid w:val="0"/>
+        <w:pBdr>
+          <w:top w:val="single" w:sz="4" w:space="2" w:color="999999"/>
+          <w:left w:val="single" w:sz="4" w:space="2" w:color="999999"/>
+          <w:bottom w:val="single" w:sz="4" w:space="2" w:color="999999"/>
+          <w:right w:val="single" w:sz="4" w:space="2" w:color="999999"/>
+        </w:pBdr>
+        <w:shd w:val="clear" w:color="auto" w:fill="F6F3EA"/>
+      </w:pPr>
+      <w:r>
+        <w:rPr>
+          <w:rFonts w:ascii="맑은 고딕" w:hAnsi="맑은 고딕" w:eastAsia="맑은 고딕"/>
+          <w:b w:val="0"/>
+          <w:sz w:val="17"/>
+          <w:u w:val="none"/>
+        </w:rPr>
+        <w:t>Creativity means being able to come up with ideas that are both new and worthwhile. It calls for thinking in many directions, imagination, and a readiness to try things out and accept risk. AI can be a powerful aid to creative work, yet it also threatens to narrow originality and innovation. Because AI systems learn from datasets that already exist, they tend to pick out patterns and trends in what has been made before. That is handy for producing fresh content in familiar styles or formats, but it can also result in copied-looking work with no real originality. Artists and designers who lean too much on AI for ideas and material may end up stuck in a loop of imitation, unable to escape the limits of the data the AI was trained on. On top of that, the very ease with which AI turns out content can put people off the kind of struggle and experimenting that so often produces breakthroughs. Creating something is usually untidy and repetitive, full of failures and setbacks. It is by working through such difficulties that we sharpen our skills, form our own point of view, and stretch what is possible. When AI hands us instant answers, it lets us skip this essential learning by trial and error, and in the end that holds back the growth of real creative talent.</w:t>
+      </w:r>
+    </w:p>
+    <w:p>
+      <w:pPr>
+        <w:spacing w:before="0" w:after="60" w:line="288" w:lineRule="auto"/>
+        <w:ind w:left="40"/>
+        <w:snapToGrid w:val="0"/>
+        <w:pBdr>
+          <w:top w:val="single" w:sz="4" w:space="2" w:color="C99B4E"/>
+          <w:left w:val="single" w:sz="4" w:space="2" w:color="C99B4E"/>
+          <w:bottom w:val="single" w:sz="4" w:space="2" w:color="C99B4E"/>
+          <w:right w:val="single" w:sz="4" w:space="2" w:color="C99B4E"/>
+        </w:pBdr>
+        <w:shd w:val="clear" w:color="auto" w:fill="FFF8E1"/>
+      </w:pPr>
+      <w:r>
+        <w:rPr>
+          <w:rFonts w:ascii="맑은 고딕" w:hAnsi="맑은 고딕" w:eastAsia="맑은 고딕"/>
+          <w:b w:val="0"/>
+          <w:sz w:val="17"/>
+          <w:u w:val="none"/>
+        </w:rPr>
+        <w:t>Because AI learns from what already exists and offers answers instantly, leaning on it too much can keep creators (A) ________ to past patterns and deprive them of the (B) ________ through which real creative skill grows.</w:t>
+      </w:r>
+    </w:p>
+    <w:p>
+      <w:pPr>
+        <w:spacing w:before="0" w:after="0" w:line="269" w:lineRule="auto"/>
+        <w:ind w:left="180" w:hanging="180"/>
+        <w:snapToGrid w:val="0"/>
+      </w:pPr>
+      <w:r>
+        <w:rPr>
+          <w:rFonts w:ascii="맑은 고딕" w:hAnsi="맑은 고딕" w:eastAsia="맑은 고딕"/>
+          <w:b w:val="0"/>
+          <w:sz w:val="17"/>
+          <w:u w:val="none"/>
+        </w:rPr>
+        <w:t>① (A) tied  (B) comfort</w:t>
+      </w:r>
+    </w:p>
+    <w:p>
+      <w:pPr>
+        <w:spacing w:before="0" w:after="0" w:line="269" w:lineRule="auto"/>
+        <w:ind w:left="180" w:hanging="180"/>
+        <w:snapToGrid w:val="0"/>
+      </w:pPr>
+      <w:r>
+        <w:rPr>
+          <w:rFonts w:ascii="맑은 고딕" w:hAnsi="맑은 고딕" w:eastAsia="맑은 고딕"/>
+          <w:b w:val="0"/>
+          <w:sz w:val="17"/>
+          <w:u w:val="none"/>
+        </w:rPr>
+        <w:t>② (A) open  (B) struggle</w:t>
+      </w:r>
+    </w:p>
+    <w:p>
+      <w:pPr>
+        <w:spacing w:before="0" w:after="0" w:line="269" w:lineRule="auto"/>
+        <w:ind w:left="180" w:hanging="180"/>
+        <w:snapToGrid w:val="0"/>
+      </w:pPr>
+      <w:r>
+        <w:rPr>
+          <w:rFonts w:ascii="맑은 고딕" w:hAnsi="맑은 고딕" w:eastAsia="맑은 고딕"/>
+          <w:b w:val="0"/>
+          <w:sz w:val="17"/>
+          <w:u w:val="none"/>
+        </w:rPr>
+        <w:t>③ (A) tied  (B) shortcut</w:t>
+      </w:r>
+    </w:p>
+    <w:p>
+      <w:pPr>
+        <w:spacing w:before="0" w:after="0" w:line="269" w:lineRule="auto"/>
+        <w:ind w:left="180" w:hanging="180"/>
+        <w:snapToGrid w:val="0"/>
+      </w:pPr>
+      <w:r>
+        <w:rPr>
+          <w:rFonts w:ascii="맑은 고딕" w:hAnsi="맑은 고딕" w:eastAsia="맑은 고딕"/>
+          <w:b w:val="0"/>
+          <w:sz w:val="17"/>
+          <w:u w:val="none"/>
+        </w:rPr>
+        <w:t>④ (A) indifferent  (B) struggle</w:t>
+      </w:r>
+    </w:p>
+    <w:p>
+      <w:pPr>
+        <w:spacing w:before="0" w:after="0" w:line="269" w:lineRule="auto"/>
+        <w:ind w:left="180" w:hanging="180"/>
+        <w:snapToGrid w:val="0"/>
+      </w:pPr>
+      <w:r>
+        <w:rPr>
+          <w:rFonts w:ascii="맑은 고딕" w:hAnsi="맑은 고딕" w:eastAsia="맑은 고딕"/>
+          <w:b w:val="0"/>
+          <w:sz w:val="17"/>
+          <w:u w:val="none"/>
+        </w:rPr>
+        <w:t>⑤ (A) tied  (B) struggle</w:t>
+      </w:r>
+    </w:p>
+    <w:p>
+      <w:pPr>
+        <w:keepNext/>
+        <w:spacing w:before="80" w:after="20" w:line="276" w:lineRule="auto"/>
+        <w:snapToGrid w:val="0"/>
+      </w:pPr>
+      <w:r>
+        <w:rPr>
+          <w:rFonts w:ascii="맑은 고딕" w:hAnsi="맑은 고딕" w:eastAsia="맑은 고딕"/>
+          <w:b/>
+          <w:sz w:val="17"/>
+          <w:u w:val="none"/>
+        </w:rPr>
+        <w:t>41-5.</w:t>
+      </w:r>
+      <w:r>
+        <w:rPr>
+          <w:rFonts w:ascii="맑은 고딕" w:hAnsi="맑은 고딕" w:eastAsia="맑은 고딕"/>
+          <w:b w:val="0"/>
+          <w:sz w:val="17"/>
+          <w:u w:val="none"/>
+        </w:rPr>
+        <w:t xml:space="preserve"> According to the passage, which of the following is </w:t>
+      </w:r>
+      <w:r>
+        <w:rPr>
+          <w:rFonts w:ascii="맑은 고딕" w:hAnsi="맑은 고딕" w:eastAsia="맑은 고딕"/>
+          <w:b w:val="0"/>
+          <w:sz w:val="17"/>
+          <w:u w:val="single"/>
+        </w:rPr>
+        <w:t>NOT</w:t>
+      </w:r>
+      <w:r>
+        <w:rPr>
+          <w:rFonts w:ascii="맑은 고딕" w:hAnsi="맑은 고딕" w:eastAsia="맑은 고딕"/>
+          <w:b w:val="0"/>
+          <w:sz w:val="17"/>
+          <w:u w:val="none"/>
+        </w:rPr>
+        <w:t xml:space="preserve"> true? [2.9점]</w:t>
+      </w:r>
+    </w:p>
+    <w:p>
+      <w:pPr>
+        <w:spacing w:before="0" w:after="60" w:line="288" w:lineRule="auto"/>
+        <w:ind w:left="40"/>
+        <w:snapToGrid w:val="0"/>
+        <w:pBdr>
+          <w:top w:val="single" w:sz="4" w:space="2" w:color="999999"/>
+          <w:left w:val="single" w:sz="4" w:space="2" w:color="999999"/>
+          <w:bottom w:val="single" w:sz="4" w:space="2" w:color="999999"/>
+          <w:right w:val="single" w:sz="4" w:space="2" w:color="999999"/>
+        </w:pBdr>
+        <w:shd w:val="clear" w:color="auto" w:fill="F6F3EA"/>
+      </w:pPr>
+      <w:r>
+        <w:rPr>
+          <w:rFonts w:ascii="맑은 고딕" w:hAnsi="맑은 고딕" w:eastAsia="맑은 고딕"/>
+          <w:b w:val="0"/>
+          <w:sz w:val="17"/>
+          <w:u w:val="none"/>
+        </w:rPr>
+        <w:t>Creativity means being able to come up with ideas that are both new and worthwhile. It calls for thinking in many directions, imagination, and a readiness to try things out and accept risk. AI can be a powerful aid to creative work, yet it also threatens to narrow originality and innovation. Because AI systems learn from datasets that already exist, they tend to pick out patterns and trends in what has been made before. That is handy for producing fresh content in familiar styles or formats, but it can also result in copied-looking work with no real originality. Artists and designers who lean too much on AI for ideas and material may end up stuck in a loop of imitation, unable to escape the limits of the data the AI was trained on. On top of that, the very ease with which AI turns out content can put people off the kind of struggle and experimenting that so often produces breakthroughs. Creating something is usually untidy and repetitive, full of failures and setbacks. It is by working through such difficulties that we sharpen our skills, form our own point of view, and stretch what is possible. When AI hands us instant answers, it lets us skip this essential learning by trial and error, and in the end that holds back the growth of real creative talent.</w:t>
+      </w:r>
+    </w:p>
+    <w:p>
+      <w:pPr>
+        <w:spacing w:before="0" w:after="0" w:line="269" w:lineRule="auto"/>
+        <w:ind w:left="180" w:hanging="180"/>
+        <w:snapToGrid w:val="0"/>
+      </w:pPr>
+      <w:r>
+        <w:rPr>
+          <w:rFonts w:ascii="맑은 고딕" w:hAnsi="맑은 고딕" w:eastAsia="맑은 고딕"/>
+          <w:b w:val="0"/>
+          <w:sz w:val="17"/>
+          <w:u w:val="none"/>
+        </w:rPr>
+        <w:t>① Creativity requires imagination and a willingness to take risks.</w:t>
+      </w:r>
+    </w:p>
+    <w:p>
+      <w:pPr>
+        <w:spacing w:before="0" w:after="0" w:line="269" w:lineRule="auto"/>
+        <w:ind w:left="180" w:hanging="180"/>
+        <w:snapToGrid w:val="0"/>
+      </w:pPr>
+      <w:r>
+        <w:rPr>
+          <w:rFonts w:ascii="맑은 고딕" w:hAnsi="맑은 고딕" w:eastAsia="맑은 고딕"/>
+          <w:b w:val="0"/>
+          <w:sz w:val="17"/>
+          <w:u w:val="none"/>
+        </w:rPr>
+        <w:t>② Because AI produces content so easily, it encourages people to experiment more than before.</w:t>
+      </w:r>
+    </w:p>
+    <w:p>
+      <w:pPr>
+        <w:spacing w:before="0" w:after="0" w:line="269" w:lineRule="auto"/>
+        <w:ind w:left="180" w:hanging="180"/>
+        <w:snapToGrid w:val="0"/>
+      </w:pPr>
+      <w:r>
+        <w:rPr>
+          <w:rFonts w:ascii="맑은 고딕" w:hAnsi="맑은 고딕" w:eastAsia="맑은 고딕"/>
+          <w:b w:val="0"/>
+          <w:sz w:val="17"/>
+          <w:u w:val="none"/>
+        </w:rPr>
+        <w:t>③ AI systems find patterns in existing works because that is what they are trained on.</w:t>
+      </w:r>
+    </w:p>
+    <w:p>
+      <w:pPr>
+        <w:spacing w:before="0" w:after="0" w:line="269" w:lineRule="auto"/>
+        <w:ind w:left="180" w:hanging="180"/>
+        <w:snapToGrid w:val="0"/>
+      </w:pPr>
+      <w:r>
+        <w:rPr>
+          <w:rFonts w:ascii="맑은 고딕" w:hAnsi="맑은 고딕" w:eastAsia="맑은 고딕"/>
+          <w:b w:val="0"/>
+          <w:sz w:val="17"/>
+          <w:u w:val="none"/>
+        </w:rPr>
+        <w:t>④ Depending too much on AI can trap creators within the limits of its training data.</w:t>
+      </w:r>
+    </w:p>
+    <w:p>
+      <w:pPr>
+        <w:spacing w:before="0" w:after="0" w:line="269" w:lineRule="auto"/>
+        <w:ind w:left="180" w:hanging="180"/>
+        <w:snapToGrid w:val="0"/>
+      </w:pPr>
+      <w:r>
+        <w:rPr>
+          <w:rFonts w:ascii="맑은 고딕" w:hAnsi="맑은 고딕" w:eastAsia="맑은 고딕"/>
+          <w:b w:val="0"/>
+          <w:sz w:val="17"/>
+          <w:u w:val="none"/>
+        </w:rPr>
+        <w:t>⑤ The writer sees failures and setbacks as a necessary part of becoming truly creative.</w:t>
+      </w:r>
+    </w:p>
+    <w:p>
+      <w:pPr>
+        <w:keepNext/>
+        <w:spacing w:before="80" w:after="20" w:line="276" w:lineRule="auto"/>
+        <w:snapToGrid w:val="0"/>
+      </w:pPr>
+      <w:r>
+        <w:rPr>
+          <w:rFonts w:ascii="맑은 고딕" w:hAnsi="맑은 고딕" w:eastAsia="맑은 고딕"/>
+          <w:b/>
+          <w:sz w:val="17"/>
+          <w:u w:val="none"/>
+        </w:rPr>
+        <w:t>41-6.</w:t>
+      </w:r>
+      <w:r>
+        <w:rPr>
+          <w:rFonts w:ascii="맑은 고딕" w:hAnsi="맑은 고딕" w:eastAsia="맑은 고딕"/>
+          <w:b w:val="0"/>
+          <w:sz w:val="17"/>
+          <w:u w:val="none"/>
+        </w:rPr>
+        <w:t xml:space="preserve"> What is the main idea of the passage? [2.8점]</w:t>
+      </w:r>
+    </w:p>
+    <w:p>
+      <w:pPr>
+        <w:spacing w:before="0" w:after="60" w:line="288" w:lineRule="auto"/>
+        <w:ind w:left="40"/>
+        <w:snapToGrid w:val="0"/>
+        <w:pBdr>
+          <w:top w:val="single" w:sz="4" w:space="2" w:color="999999"/>
+          <w:left w:val="single" w:sz="4" w:space="2" w:color="999999"/>
+          <w:bottom w:val="single" w:sz="4" w:space="2" w:color="999999"/>
+          <w:right w:val="single" w:sz="4" w:space="2" w:color="999999"/>
+        </w:pBdr>
+        <w:shd w:val="clear" w:color="auto" w:fill="F6F3EA"/>
+      </w:pPr>
+      <w:r>
+        <w:rPr>
+          <w:rFonts w:ascii="맑은 고딕" w:hAnsi="맑은 고딕" w:eastAsia="맑은 고딕"/>
+          <w:b w:val="0"/>
+          <w:sz w:val="17"/>
+          <w:u w:val="none"/>
+        </w:rPr>
+        <w:t>Creativity means being able to come up with ideas that are both new and worthwhile. It calls for thinking in many directions, imagination, and a readiness to try things out and accept risk. AI can be a powerful aid to creative work, yet it also threatens to narrow originality and innovation. Because AI systems learn from datasets that already exist, they tend to pick out patterns and trends in what has been made before. That is handy for producing fresh content in familiar styles or formats, but it can also result in copied-looking work with no real originality. Artists and designers who lean too much on AI for ideas and material may end up stuck in a loop of imitation, unable to escape the limits of the data the AI was trained on. On top of that, the very ease with which AI turns out content can put people off the kind of struggle and experimenting that so often produces breakthroughs. Creating something is usually untidy and repetitive, full of failures and setbacks. It is by working through such difficulties that we sharpen our skills, form our own point of view, and stretch what is possible. When AI hands us instant answers, it lets us skip this essential learning by trial and error, and in the end that holds back the growth of real creative talent.</w:t>
+      </w:r>
+    </w:p>
+    <w:p>
+      <w:pPr>
+        <w:spacing w:before="0" w:after="0" w:line="269" w:lineRule="auto"/>
+        <w:ind w:left="180" w:hanging="180"/>
+        <w:snapToGrid w:val="0"/>
+      </w:pPr>
+      <w:r>
+        <w:rPr>
+          <w:rFonts w:ascii="맑은 고딕" w:hAnsi="맑은 고딕" w:eastAsia="맑은 고딕"/>
+          <w:b w:val="0"/>
+          <w:sz w:val="17"/>
+          <w:u w:val="none"/>
+        </w:rPr>
+        <w:t>① Over-reliance on AI can weaken creativity by locking people into past patterns and sparing them the struggle that builds skill.</w:t>
+      </w:r>
+    </w:p>
+    <w:p>
+      <w:pPr>
+        <w:spacing w:before="0" w:after="0" w:line="269" w:lineRule="auto"/>
+        <w:ind w:left="180" w:hanging="180"/>
+        <w:snapToGrid w:val="0"/>
+      </w:pPr>
+      <w:r>
+        <w:rPr>
+          <w:rFonts w:ascii="맑은 고딕" w:hAnsi="맑은 고딕" w:eastAsia="맑은 고딕"/>
+          <w:b w:val="0"/>
+          <w:sz w:val="17"/>
+          <w:u w:val="none"/>
+        </w:rPr>
+        <w:t>② AI should be banned from art and design schools until it can produce original work.</w:t>
+      </w:r>
+    </w:p>
+    <w:p>
+      <w:pPr>
+        <w:spacing w:before="0" w:after="0" w:line="269" w:lineRule="auto"/>
+        <w:ind w:left="180" w:hanging="180"/>
+        <w:snapToGrid w:val="0"/>
+      </w:pPr>
+      <w:r>
+        <w:rPr>
+          <w:rFonts w:ascii="맑은 고딕" w:hAnsi="맑은 고딕" w:eastAsia="맑은 고딕"/>
+          <w:b w:val="0"/>
+          <w:sz w:val="17"/>
+          <w:u w:val="none"/>
+        </w:rPr>
+        <w:t>③ Creative people fail more often than others because they take more risks.</w:t>
+      </w:r>
+    </w:p>
+    <w:p>
+      <w:pPr>
+        <w:spacing w:before="0" w:after="0" w:line="269" w:lineRule="auto"/>
+        <w:ind w:left="180" w:hanging="180"/>
+        <w:snapToGrid w:val="0"/>
+      </w:pPr>
+      <w:r>
+        <w:rPr>
+          <w:rFonts w:ascii="맑은 고딕" w:hAnsi="맑은 고딕" w:eastAsia="맑은 고딕"/>
+          <w:b w:val="0"/>
+          <w:sz w:val="17"/>
+          <w:u w:val="none"/>
+        </w:rPr>
+        <w:t>④ AI is incapable of generating any content that humans would find valuable.</w:t>
+      </w:r>
+    </w:p>
+    <w:p>
+      <w:pPr>
+        <w:spacing w:before="0" w:after="0" w:line="269" w:lineRule="auto"/>
+        <w:ind w:left="180" w:hanging="180"/>
+        <w:snapToGrid w:val="0"/>
+      </w:pPr>
+      <w:r>
+        <w:rPr>
+          <w:rFonts w:ascii="맑은 고딕" w:hAnsi="맑은 고딕" w:eastAsia="맑은 고딕"/>
+          <w:b w:val="0"/>
+          <w:sz w:val="17"/>
+          <w:u w:val="none"/>
+        </w:rPr>
+        <w:t>⑤ The best way to learn creativity is to copy the styles of past masters.</w:t>
+      </w:r>
+    </w:p>
+    <w:p>
+      <w:pPr>
+        <w:keepNext/>
+        <w:spacing w:before="80" w:after="20" w:line="276" w:lineRule="auto"/>
+        <w:snapToGrid w:val="0"/>
+      </w:pPr>
+      <w:r>
+        <w:rPr>
+          <w:rFonts w:ascii="맑은 고딕" w:hAnsi="맑은 고딕" w:eastAsia="맑은 고딕"/>
+          <w:b/>
+          <w:sz w:val="17"/>
+          <w:u w:val="none"/>
+        </w:rPr>
+        <w:t>41-7.</w:t>
+      </w:r>
+      <w:r>
+        <w:rPr>
+          <w:rFonts w:ascii="맑은 고딕" w:hAnsi="맑은 고딕" w:eastAsia="맑은 고딕"/>
+          <w:b w:val="0"/>
+          <w:sz w:val="17"/>
+          <w:u w:val="none"/>
+        </w:rPr>
+        <w:t xml:space="preserve"> 다음 글의 밑줄 친 부분 중, 문맥상 낱말의 쓰임이 적절하지 </w:t>
+      </w:r>
+      <w:r>
+        <w:rPr>
+          <w:rFonts w:ascii="맑은 고딕" w:hAnsi="맑은 고딕" w:eastAsia="맑은 고딕"/>
+          <w:b w:val="0"/>
+          <w:sz w:val="17"/>
+          <w:u w:val="single"/>
+        </w:rPr>
+        <w:t>않은</w:t>
+      </w:r>
+      <w:r>
+        <w:rPr>
+          <w:rFonts w:ascii="맑은 고딕" w:hAnsi="맑은 고딕" w:eastAsia="맑은 고딕"/>
+          <w:b w:val="0"/>
+          <w:sz w:val="17"/>
+          <w:u w:val="none"/>
+        </w:rPr>
+        <w:t xml:space="preserve"> 것은? [3.0점]</w:t>
+      </w:r>
+    </w:p>
+    <w:p>
+      <w:pPr>
+        <w:spacing w:before="0" w:after="60" w:line="288" w:lineRule="auto"/>
+        <w:ind w:left="40"/>
+        <w:snapToGrid w:val="0"/>
+        <w:pBdr>
+          <w:top w:val="single" w:sz="4" w:space="2" w:color="999999"/>
+          <w:left w:val="single" w:sz="4" w:space="2" w:color="999999"/>
+          <w:bottom w:val="single" w:sz="4" w:space="2" w:color="999999"/>
+          <w:right w:val="single" w:sz="4" w:space="2" w:color="999999"/>
+        </w:pBdr>
+        <w:shd w:val="clear" w:color="auto" w:fill="F6F3EA"/>
+      </w:pPr>
+      <w:r>
+        <w:rPr>
+          <w:rFonts w:ascii="맑은 고딕" w:hAnsi="맑은 고딕" w:eastAsia="맑은 고딕"/>
+          <w:b w:val="0"/>
+          <w:sz w:val="17"/>
+          <w:u w:val="none"/>
+        </w:rPr>
+        <w:t>Creativity is the ability to generate ①</w:t>
+      </w:r>
+      <w:r>
+        <w:rPr>
+          <w:rFonts w:ascii="맑은 고딕" w:hAnsi="맑은 고딕" w:eastAsia="맑은 고딕"/>
+          <w:b w:val="0"/>
+          <w:sz w:val="17"/>
+          <w:u w:val="single"/>
+        </w:rPr>
+        <w:t>novel</w:t>
+      </w:r>
+      <w:r>
+        <w:rPr>
+          <w:rFonts w:ascii="맑은 고딕" w:hAnsi="맑은 고딕" w:eastAsia="맑은 고딕"/>
+          <w:b w:val="0"/>
+          <w:sz w:val="17"/>
+          <w:u w:val="none"/>
+        </w:rPr>
+        <w:t xml:space="preserve"> and valuable ideas. It involves divergent thinking, imagination, and a willingness to experiment and take risks. AI can be a powerful aid to creative work, yet it also threatens to narrow originality and innovation. AI algorithms are trained on existing datasets, often identifying patterns and trends in past creations. While this can be useful for generating new content in similar styles or formats, it can also lead to ②</w:t>
+      </w:r>
+      <w:r>
+        <w:rPr>
+          <w:rFonts w:ascii="맑은 고딕" w:hAnsi="맑은 고딕" w:eastAsia="맑은 고딕"/>
+          <w:b w:val="0"/>
+          <w:sz w:val="17"/>
+          <w:u w:val="single"/>
+        </w:rPr>
+        <w:t>derivative</w:t>
+      </w:r>
+      <w:r>
+        <w:rPr>
+          <w:rFonts w:ascii="맑은 고딕" w:hAnsi="맑은 고딕" w:eastAsia="맑은 고딕"/>
+          <w:b w:val="0"/>
+          <w:sz w:val="17"/>
+          <w:u w:val="none"/>
+        </w:rPr>
+        <w:t xml:space="preserve"> works that lack genuine originality. Artists and designers who lean too much on AI for ideas and material may end up stuck in a loop of imitation, unable to escape the limits of the data the AI was trained on. Moreover, the ease with which AI can generate content can ③</w:t>
+      </w:r>
+      <w:r>
+        <w:rPr>
+          <w:rFonts w:ascii="맑은 고딕" w:hAnsi="맑은 고딕" w:eastAsia="맑은 고딕"/>
+          <w:b w:val="0"/>
+          <w:sz w:val="17"/>
+          <w:u w:val="single"/>
+        </w:rPr>
+        <w:t>encourage</w:t>
+      </w:r>
+      <w:r>
+        <w:rPr>
+          <w:rFonts w:ascii="맑은 고딕" w:hAnsi="맑은 고딕" w:eastAsia="맑은 고딕"/>
+          <w:b w:val="0"/>
+          <w:sz w:val="17"/>
+          <w:u w:val="none"/>
+        </w:rPr>
+        <w:t xml:space="preserve"> the kind of struggle and experimentation that often leads to breakthroughs. The creative process is often ④</w:t>
+      </w:r>
+      <w:r>
+        <w:rPr>
+          <w:rFonts w:ascii="맑은 고딕" w:hAnsi="맑은 고딕" w:eastAsia="맑은 고딕"/>
+          <w:b w:val="0"/>
+          <w:sz w:val="17"/>
+          <w:u w:val="single"/>
+        </w:rPr>
+        <w:t>messy</w:t>
+      </w:r>
+      <w:r>
+        <w:rPr>
+          <w:rFonts w:ascii="맑은 고딕" w:hAnsi="맑은 고딕" w:eastAsia="맑은 고딕"/>
+          <w:b w:val="0"/>
+          <w:sz w:val="17"/>
+          <w:u w:val="none"/>
+        </w:rPr>
+        <w:t xml:space="preserve"> and repetitive, involving numerous failures and setbacks. It is through these challenges that we refine our skills, develop our unique perspectives, and push the boundaries of what is possible. If AI provides instant solutions, it can bypass this essential process of learning through trial and error, ultimately ⑤</w:t>
+      </w:r>
+      <w:r>
+        <w:rPr>
+          <w:rFonts w:ascii="맑은 고딕" w:hAnsi="맑은 고딕" w:eastAsia="맑은 고딕"/>
+          <w:b w:val="0"/>
+          <w:sz w:val="17"/>
+          <w:u w:val="single"/>
+        </w:rPr>
+        <w:t>inhibiting</w:t>
+      </w:r>
+      <w:r>
+        <w:rPr>
+          <w:rFonts w:ascii="맑은 고딕" w:hAnsi="맑은 고딕" w:eastAsia="맑은 고딕"/>
+          <w:b w:val="0"/>
+          <w:sz w:val="17"/>
+          <w:u w:val="none"/>
+        </w:rPr>
+        <w:t xml:space="preserve"> the development of true creative talent.</w:t>
+      </w:r>
+    </w:p>
+    <w:p>
+      <w:pPr>
+        <w:spacing w:before="0" w:after="20" w:line="276" w:lineRule="auto"/>
+        <w:ind w:left="80"/>
+        <w:snapToGrid w:val="0"/>
+      </w:pPr>
+      <w:r>
+        <w:rPr>
+          <w:rFonts w:ascii="맑은 고딕" w:hAnsi="맑은 고딕" w:eastAsia="맑은 고딕"/>
+          <w:b w:val="0"/>
+          <w:sz w:val="17"/>
+          <w:u w:val="none"/>
+        </w:rPr>
+        <w:t>① ①    ② ②    ③ ③    ④ ④    ⑤ ⑤</w:t>
+      </w:r>
+    </w:p>
+    <w:p>
+      <w:pPr>
+        <w:keepNext/>
+        <w:spacing w:before="80" w:after="40" w:line="276" w:lineRule="auto"/>
+        <w:snapToGrid w:val="0"/>
+        <w:shd w:val="clear" w:color="auto" w:fill="8A3A12"/>
+      </w:pPr>
+      <w:r>
+        <w:rPr>
+          <w:rFonts w:ascii="맑은 고딕" w:hAnsi="맑은 고딕" w:eastAsia="맑은 고딕"/>
+          <w:b/>
+          <w:color w:val="FFFFFF"/>
+          <w:sz w:val="17"/>
+          <w:u w:val="none"/>
+        </w:rPr>
+        <w:t>서답형  41-서1 ~ 41-서2</w:t>
+      </w:r>
+    </w:p>
+    <w:p>
+      <w:pPr>
+        <w:keepNext/>
+        <w:spacing w:before="80" w:after="20" w:line="276" w:lineRule="auto"/>
+        <w:snapToGrid w:val="0"/>
+      </w:pPr>
+      <w:r>
+        <w:rPr>
+          <w:rFonts w:ascii="맑은 고딕" w:hAnsi="맑은 고딕" w:eastAsia="맑은 고딕"/>
+          <w:b/>
+          <w:sz w:val="17"/>
+          <w:u w:val="none"/>
+        </w:rPr>
+        <w:t>41-서1.</w:t>
+      </w:r>
+      <w:r>
+        <w:rPr>
+          <w:rFonts w:ascii="맑은 고딕" w:hAnsi="맑은 고딕" w:eastAsia="맑은 고딕"/>
+          <w:b w:val="0"/>
+          <w:sz w:val="17"/>
+          <w:u w:val="none"/>
+        </w:rPr>
+        <w:t xml:space="preserve"> 다음 글의 밑줄 친 부분과 같은 뜻이 되도록 &lt;보기&gt;의 표현을 모두 사용하여 &lt;조건&gt;에 맞게 영작하시오. [3점] [3.0점]</w:t>
+      </w:r>
+    </w:p>
+    <w:p>
+      <w:pPr>
+        <w:spacing w:before="0" w:after="60" w:line="288" w:lineRule="auto"/>
+        <w:ind w:left="40"/>
+        <w:snapToGrid w:val="0"/>
+        <w:pBdr>
+          <w:top w:val="single" w:sz="4" w:space="2" w:color="999999"/>
+          <w:left w:val="single" w:sz="4" w:space="2" w:color="999999"/>
+          <w:bottom w:val="single" w:sz="4" w:space="2" w:color="999999"/>
+          <w:right w:val="single" w:sz="4" w:space="2" w:color="999999"/>
+        </w:pBdr>
+        <w:shd w:val="clear" w:color="auto" w:fill="F6F3EA"/>
+      </w:pPr>
+      <w:r>
+        <w:rPr>
+          <w:rFonts w:ascii="맑은 고딕" w:hAnsi="맑은 고딕" w:eastAsia="맑은 고딕"/>
+          <w:b w:val="0"/>
+          <w:sz w:val="17"/>
+          <w:u w:val="none"/>
+        </w:rPr>
+        <w:t xml:space="preserve">While this can be useful for generating new content in similar styles or formats, it can also lead to derivative works that lack genuine originality. </w:t>
+      </w:r>
+      <w:r>
+        <w:rPr>
+          <w:rFonts w:ascii="맑은 고딕" w:hAnsi="맑은 고딕" w:eastAsia="맑은 고딕"/>
+          <w:b w:val="0"/>
+          <w:sz w:val="17"/>
+          <w:u w:val="single"/>
+        </w:rPr>
+        <w:t>If artists and designers rely too heavily on AI for inspiration and content generation, they may find themselves trapped in a cycle of imitation</w:t>
+      </w:r>
+      <w:r>
+        <w:rPr>
+          <w:rFonts w:ascii="맑은 고딕" w:hAnsi="맑은 고딕" w:eastAsia="맑은 고딕"/>
+          <w:b w:val="0"/>
+          <w:sz w:val="17"/>
+          <w:u w:val="none"/>
+        </w:rPr>
+        <w:t>, unable to break free from the constraints of the AI’s training data.</w:t>
+      </w:r>
+    </w:p>
+    <w:p>
+      <w:pPr>
+        <w:spacing w:before="0" w:after="60" w:line="288" w:lineRule="auto"/>
+        <w:ind w:left="40"/>
+        <w:snapToGrid w:val="0"/>
+        <w:pBdr>
+          <w:top w:val="single" w:sz="4" w:space="2" w:color="9B6BD0"/>
+          <w:left w:val="single" w:sz="4" w:space="2" w:color="9B6BD0"/>
+          <w:bottom w:val="single" w:sz="4" w:space="2" w:color="9B6BD0"/>
+          <w:right w:val="single" w:sz="4" w:space="2" w:color="9B6BD0"/>
+        </w:pBdr>
+        <w:shd w:val="clear" w:color="auto" w:fill="FAF5FF"/>
+      </w:pPr>
+      <w:r>
+        <w:rPr>
+          <w:rFonts w:ascii="맑은 고딕" w:hAnsi="맑은 고딕" w:eastAsia="맑은 고딕"/>
+          <w:b/>
+          <w:sz w:val="17"/>
+          <w:u w:val="none"/>
+        </w:rPr>
+        <w:t>&lt;보 기&gt;</w:t>
+      </w:r>
+      <w:r>
+        <w:rPr>
+          <w:rFonts w:ascii="맑은 고딕" w:hAnsi="맑은 고딕" w:eastAsia="맑은 고딕"/>
+          <w:b w:val="0"/>
+          <w:sz w:val="17"/>
+          <w:u w:val="none"/>
+        </w:rPr>
+        <w:t xml:space="preserve"> relying / too heavily / on AI / for inspiration and content generation / may / leave / artists and designers / trapped / in a cycle of imitation</w:t>
       </w:r>
     </w:p>
     <w:p>
@@ -1671,11 +2910,103 @@
       <w:r>
         <w:rPr>
           <w:rFonts w:ascii="맑은 고딕" w:hAnsi="맑은 고딕" w:eastAsia="맑은 고딕"/>
+          <w:b/>
+          <w:sz w:val="17"/>
+          <w:u w:val="none"/>
+        </w:rPr>
+        <w:t>&lt;조 건&gt;</w:t>
+      </w:r>
+    </w:p>
+    <w:p>
+      <w:pPr>
+        <w:spacing w:before="0" w:after="0" w:line="288" w:lineRule="auto"/>
+        <w:ind w:left="40"/>
+        <w:snapToGrid w:val="0"/>
+        <w:pBdr>
+          <w:top w:val="single" w:sz="4" w:space="2" w:color="9B6BD0"/>
+          <w:left w:val="single" w:sz="4" w:space="2" w:color="9B6BD0"/>
+          <w:bottom w:val="single" w:sz="4" w:space="2" w:color="9B6BD0"/>
+          <w:right w:val="single" w:sz="4" w:space="2" w:color="9B6BD0"/>
+        </w:pBdr>
+        <w:shd w:val="clear" w:color="auto" w:fill="FAF5FF"/>
+      </w:pPr>
+      <w:r>
+        <w:rPr>
+          <w:rFonts w:ascii="맑은 고딕" w:hAnsi="맑은 고딕" w:eastAsia="맑은 고딕"/>
           <w:b w:val="0"/>
           <w:sz w:val="17"/>
           <w:u w:val="none"/>
         </w:rPr>
-        <w:t>(d) In the context, ⓐ ‘derivative’ can be replaced by ‘original’.</w:t>
+        <w:t>1. Use ALL the expressions in the box, each only once.</w:t>
+      </w:r>
+    </w:p>
+    <w:p>
+      <w:pPr>
+        <w:spacing w:before="0" w:after="0" w:line="288" w:lineRule="auto"/>
+        <w:ind w:left="40"/>
+        <w:snapToGrid w:val="0"/>
+        <w:pBdr>
+          <w:top w:val="single" w:sz="4" w:space="2" w:color="9B6BD0"/>
+          <w:left w:val="single" w:sz="4" w:space="2" w:color="9B6BD0"/>
+          <w:bottom w:val="single" w:sz="4" w:space="2" w:color="9B6BD0"/>
+          <w:right w:val="single" w:sz="4" w:space="2" w:color="9B6BD0"/>
+        </w:pBdr>
+        <w:shd w:val="clear" w:color="auto" w:fill="FAF5FF"/>
+      </w:pPr>
+      <w:r>
+        <w:rPr>
+          <w:rFonts w:ascii="맑은 고딕" w:hAnsi="맑은 고딕" w:eastAsia="맑은 고딕"/>
+          <w:b w:val="0"/>
+          <w:sz w:val="17"/>
+          <w:u w:val="none"/>
+        </w:rPr>
+        <w:t>2. Do NOT change the form of any word, and do NOT add any other words (do not use ‘if’, ‘they’, or ‘find’).</w:t>
+      </w:r>
+    </w:p>
+    <w:p>
+      <w:pPr>
+        <w:spacing w:before="0" w:after="0" w:line="288" w:lineRule="auto"/>
+        <w:ind w:left="40"/>
+        <w:snapToGrid w:val="0"/>
+        <w:pBdr>
+          <w:top w:val="single" w:sz="4" w:space="2" w:color="9B6BD0"/>
+          <w:left w:val="single" w:sz="4" w:space="2" w:color="9B6BD0"/>
+          <w:bottom w:val="single" w:sz="4" w:space="2" w:color="9B6BD0"/>
+          <w:right w:val="single" w:sz="4" w:space="2" w:color="9B6BD0"/>
+        </w:pBdr>
+        <w:shd w:val="clear" w:color="auto" w:fill="FAF5FF"/>
+      </w:pPr>
+      <w:r>
+        <w:rPr>
+          <w:rFonts w:ascii="맑은 고딕" w:hAnsi="맑은 고딕" w:eastAsia="맑은 고딕"/>
+          <w:b w:val="0"/>
+          <w:sz w:val="17"/>
+          <w:u w:val="none"/>
+        </w:rPr>
+        <w:t>3. Begin with the gerund ‘Relying’ as the subject, and use ‘leave + 목적어 + 과거분사’ so that the people become the object.</w:t>
+      </w:r>
+    </w:p>
+    <w:p>
+      <w:pPr>
+        <w:spacing w:before="0" w:after="0" w:line="288" w:lineRule="auto"/>
+        <w:ind w:left="40"/>
+        <w:snapToGrid w:val="0"/>
+        <w:pBdr>
+          <w:top w:val="single" w:sz="4" w:space="2" w:color="9B6BD0"/>
+          <w:left w:val="single" w:sz="4" w:space="2" w:color="9B6BD0"/>
+          <w:bottom w:val="single" w:sz="4" w:space="2" w:color="9B6BD0"/>
+          <w:right w:val="single" w:sz="4" w:space="2" w:color="9B6BD0"/>
+        </w:pBdr>
+        <w:shd w:val="clear" w:color="auto" w:fill="FAF5FF"/>
+      </w:pPr>
+      <w:r>
+        <w:rPr>
+          <w:rFonts w:ascii="맑은 고딕" w:hAnsi="맑은 고딕" w:eastAsia="맑은 고딕"/>
+          <w:b w:val="0"/>
+          <w:sz w:val="17"/>
+          <w:u w:val="none"/>
+        </w:rPr>
+        <w:t>4. Write 21 words in total.</w:t>
       </w:r>
     </w:p>
     <w:p>
@@ -1698,13 +3029,12 @@
           <w:sz w:val="17"/>
           <w:u w:val="none"/>
         </w:rPr>
-        <w:t>(e) According to the writer, failures and setbacks help us refine our skills.</w:t>
+        <w:t>5. 답안지에 소문항 번호를 정확하게 기입할 것</w:t>
       </w:r>
     </w:p>
     <w:p>
       <w:pPr>
-        <w:spacing w:before="0" w:after="20" w:line="276" w:lineRule="auto"/>
-        <w:ind w:left="80"/>
+        <w:spacing w:before="0" w:after="40" w:line="360" w:lineRule="auto"/>
         <w:snapToGrid w:val="0"/>
       </w:pPr>
       <w:r>
@@ -1714,7 +3044,7 @@
           <w:sz w:val="17"/>
           <w:u w:val="none"/>
         </w:rPr>
-        <w:t>① (a), (c)    ② (b), (c), (d)    ③ (c), (e)    ④ (a), (b), (e)    ⑤ (b), (d)</w:t>
+        <w:t>⇒ Relying ________________________________________________________________________ .</w:t>
       </w:r>
     </w:p>
     <w:p>
@@ -1730,7 +3060,7 @@
           <w:sz w:val="17"/>
           <w:u w:val="none"/>
         </w:rPr>
-        <w:t>41-2.</w:t>
+        <w:t>41-서2.</w:t>
       </w:r>
       <w:r>
         <w:rPr>
@@ -1739,7 +3069,7 @@
           <w:sz w:val="17"/>
           <w:u w:val="none"/>
         </w:rPr>
-        <w:t xml:space="preserve"> 다음 글의 밑줄 친 ⓐ ~ ⓕ 중, 어법상 </w:t>
+        <w:t xml:space="preserve"> 다음 글을 읽고, 아래 두 질문에 대한 답을 본문 내용에 근거하여 </w:t>
       </w:r>
       <w:r>
         <w:rPr>
@@ -1748,7 +3078,7 @@
           <w:sz w:val="17"/>
           <w:u w:val="single"/>
         </w:rPr>
-        <w:t>틀린</w:t>
+        <w:t>각각 완전한 영어 문장</w:t>
       </w:r>
       <w:r>
         <w:rPr>
@@ -1757,7 +3087,7 @@
           <w:sz w:val="17"/>
           <w:u w:val="none"/>
         </w:rPr>
-        <w:t xml:space="preserve"> 것을 모두 고른 것은? [3.1점]</w:t>
+        <w:t>으로 쓰시오. [각 1.5점, 총 3점] [3.0점]</w:t>
       </w:r>
     </w:p>
     <w:p>
@@ -1780,17 +3110,68 @@
           <w:sz w:val="17"/>
           <w:u w:val="none"/>
         </w:rPr>
-        <w:t>Creativity is the ability to generate novel and valuable ideas. It involves divergent thinking, imagination, and a willingness to experiment and take risks. While AI can be a powerful tool for creative efforts, it also carries the risk of limiting originality and innovation. AI algorithms are trained on existing datasets, often ⓐ</w:t>
-      </w:r>
+        <w:t>Creativity means being able to come up with ideas that are both new and worthwhile. It calls for thinking in many directions, imagination, and a readiness to try things out and accept risk. AI can be a powerful aid to creative work, yet it also threatens to narrow originality and innovation. Because AI systems learn from datasets that already exist, they tend to pick out patterns and trends in what has been made before. That is handy for producing fresh content in familiar styles or formats, but it can also result in copied-looking work with no real originality. Artists and designers who lean too much on AI for ideas and material may end up stuck in a loop of imitation, unable to escape the limits of the data the AI was trained on. On top of that, the very ease with which AI turns out content can put people off the kind of struggle and experimenting that so often produces breakthroughs. Creating something is usually untidy and repetitive, full of failures and setbacks. It is by working through such difficulties that we sharpen our skills, form our own point of view, and stretch what is possible. When AI hands us instant answers, it lets us skip this essential learning by trial and error, and in the end that holds back the growth of real creative talent.</w:t>
+      </w:r>
+    </w:p>
+    <w:p>
+      <w:pPr>
+        <w:spacing w:before="0" w:after="0" w:line="288" w:lineRule="auto"/>
+        <w:ind w:left="40"/>
+        <w:snapToGrid w:val="0"/>
+        <w:pBdr>
+          <w:top w:val="single" w:sz="4" w:space="2" w:color="9B6BD0"/>
+          <w:left w:val="single" w:sz="4" w:space="2" w:color="9B6BD0"/>
+          <w:bottom w:val="single" w:sz="4" w:space="2" w:color="9B6BD0"/>
+          <w:right w:val="single" w:sz="4" w:space="2" w:color="9B6BD0"/>
+        </w:pBdr>
+        <w:shd w:val="clear" w:color="auto" w:fill="FAF5FF"/>
+      </w:pPr>
+      <w:r>
+        <w:rPr>
+          <w:rFonts w:ascii="맑은 고딕" w:hAnsi="맑은 고딕" w:eastAsia="맑은 고딕"/>
+          <w:b/>
+          <w:sz w:val="17"/>
+          <w:u w:val="none"/>
+        </w:rPr>
+        <w:t>&lt;조 건&gt;</w:t>
+      </w:r>
+    </w:p>
+    <w:p>
+      <w:pPr>
+        <w:spacing w:before="0" w:after="0" w:line="288" w:lineRule="auto"/>
+        <w:ind w:left="40"/>
+        <w:snapToGrid w:val="0"/>
+        <w:pBdr>
+          <w:top w:val="single" w:sz="4" w:space="2" w:color="9B6BD0"/>
+          <w:left w:val="single" w:sz="4" w:space="2" w:color="9B6BD0"/>
+          <w:bottom w:val="single" w:sz="4" w:space="2" w:color="9B6BD0"/>
+          <w:right w:val="single" w:sz="4" w:space="2" w:color="9B6BD0"/>
+        </w:pBdr>
+        <w:shd w:val="clear" w:color="auto" w:fill="FAF5FF"/>
+      </w:pPr>
       <w:r>
         <w:rPr>
           <w:rFonts w:ascii="맑은 고딕" w:hAnsi="맑은 고딕" w:eastAsia="맑은 고딕"/>
           <w:b w:val="0"/>
           <w:sz w:val="17"/>
-          <w:u w:val="single"/>
-        </w:rPr>
-        <w:t>identifying</w:t>
-      </w:r>
+          <w:u w:val="none"/>
+        </w:rPr>
+        <w:t>Q1. Why does work produced with heavy help from AI tend to lack real originality?</w:t>
+      </w:r>
+    </w:p>
+    <w:p>
+      <w:pPr>
+        <w:spacing w:before="0" w:after="0" w:line="288" w:lineRule="auto"/>
+        <w:ind w:left="40"/>
+        <w:snapToGrid w:val="0"/>
+        <w:pBdr>
+          <w:top w:val="single" w:sz="4" w:space="2" w:color="9B6BD0"/>
+          <w:left w:val="single" w:sz="4" w:space="2" w:color="9B6BD0"/>
+          <w:bottom w:val="single" w:sz="4" w:space="2" w:color="9B6BD0"/>
+          <w:right w:val="single" w:sz="4" w:space="2" w:color="9B6BD0"/>
+        </w:pBdr>
+        <w:shd w:val="clear" w:color="auto" w:fill="FAF5FF"/>
+      </w:pPr>
       <w:r>
         <w:rPr>
           <w:rFonts w:ascii="맑은 고딕" w:hAnsi="맑은 고딕" w:eastAsia="맑은 고딕"/>
@@ -1798,17 +3179,37 @@
           <w:sz w:val="17"/>
           <w:u w:val="none"/>
         </w:rPr>
-        <w:t xml:space="preserve"> patterns and trends in past creations. While this can be useful for generating new content in similar styles or formats, it can also lead to derivative works that lack genuine originality. If artists and designers rely too heavily on AI for inspiration and content generation, they may find themselves ⓑ</w:t>
-      </w:r>
+        <w:t>Q2. According to the writer, what do creators lose when AI gives them instant answers?</w:t>
+      </w:r>
+    </w:p>
+    <w:p>
+      <w:pPr>
+        <w:spacing w:before="0" w:after="60" w:line="288" w:lineRule="auto"/>
+        <w:ind w:left="40"/>
+        <w:snapToGrid w:val="0"/>
+        <w:pBdr>
+          <w:top w:val="single" w:sz="4" w:space="2" w:color="9B6BD0"/>
+          <w:left w:val="single" w:sz="4" w:space="2" w:color="9B6BD0"/>
+          <w:bottom w:val="single" w:sz="4" w:space="2" w:color="9B6BD0"/>
+          <w:right w:val="single" w:sz="4" w:space="2" w:color="9B6BD0"/>
+        </w:pBdr>
+        <w:shd w:val="clear" w:color="auto" w:fill="FAF5FF"/>
+      </w:pPr>
       <w:r>
         <w:rPr>
           <w:rFonts w:ascii="맑은 고딕" w:hAnsi="맑은 고딕" w:eastAsia="맑은 고딕"/>
           <w:b w:val="0"/>
           <w:sz w:val="17"/>
-          <w:u w:val="single"/>
-        </w:rPr>
-        <w:t>trapping</w:t>
-      </w:r>
+          <w:u w:val="none"/>
+        </w:rPr>
+        <w:t>※ 각 답은 8단어 이상의 완전한 문장으로 쓸 것 · 본문의 표현을 그대로 베끼지 말고 자신의 말로 바꾸어 쓸 것 · 답안지에 소문항 번호를 정확하게 기입할 것  예) 2-Q1 2-Q2</w:t>
+      </w:r>
+    </w:p>
+    <w:p>
+      <w:pPr>
+        <w:spacing w:before="0" w:after="40" w:line="360" w:lineRule="auto"/>
+        <w:snapToGrid w:val="0"/>
+      </w:pPr>
       <w:r>
         <w:rPr>
           <w:rFonts w:ascii="맑은 고딕" w:hAnsi="맑은 고딕" w:eastAsia="맑은 고딕"/>
@@ -1816,95 +3217,40 @@
           <w:sz w:val="17"/>
           <w:u w:val="none"/>
         </w:rPr>
-        <w:t xml:space="preserve"> in a cycle of imitation, ⓒ</w:t>
-      </w:r>
+        <w:t>Q1 ⇒ __________________________________________________________________</w:t>
+      </w:r>
+    </w:p>
+    <w:p>
+      <w:pPr>
+        <w:spacing w:before="0" w:after="40" w:line="360" w:lineRule="auto"/>
+        <w:snapToGrid w:val="0"/>
+      </w:pPr>
       <w:r>
         <w:rPr>
           <w:rFonts w:ascii="맑은 고딕" w:hAnsi="맑은 고딕" w:eastAsia="맑은 고딕"/>
           <w:b w:val="0"/>
           <w:sz w:val="17"/>
-          <w:u w:val="single"/>
-        </w:rPr>
-        <w:t>unable</w:t>
-      </w:r>
-      <w:r>
-        <w:rPr>
-          <w:rFonts w:ascii="맑은 고딕" w:hAnsi="맑은 고딕" w:eastAsia="맑은 고딕"/>
-          <w:b w:val="0"/>
-          <w:sz w:val="17"/>
-          <w:u w:val="none"/>
-        </w:rPr>
-        <w:t xml:space="preserve"> to break free from the constraints of the AI’s training data. Moreover, the ease ⓓ</w:t>
-      </w:r>
-      <w:r>
-        <w:rPr>
-          <w:rFonts w:ascii="맑은 고딕" w:hAnsi="맑은 고딕" w:eastAsia="맑은 고딕"/>
-          <w:b w:val="0"/>
-          <w:sz w:val="17"/>
-          <w:u w:val="single"/>
-        </w:rPr>
-        <w:t>which</w:t>
-      </w:r>
-      <w:r>
-        <w:rPr>
-          <w:rFonts w:ascii="맑은 고딕" w:hAnsi="맑은 고딕" w:eastAsia="맑은 고딕"/>
-          <w:b w:val="0"/>
-          <w:sz w:val="17"/>
-          <w:u w:val="none"/>
-        </w:rPr>
-        <w:t xml:space="preserve"> AI can generate content can discourage the kind of struggle and experimentation that often leads to breakthroughs. The creative process is often messy and repetitive, ⓔ</w:t>
-      </w:r>
-      <w:r>
-        <w:rPr>
-          <w:rFonts w:ascii="맑은 고딕" w:hAnsi="맑은 고딕" w:eastAsia="맑은 고딕"/>
-          <w:b w:val="0"/>
-          <w:sz w:val="17"/>
-          <w:u w:val="single"/>
-        </w:rPr>
-        <w:t>involving</w:t>
-      </w:r>
-      <w:r>
-        <w:rPr>
-          <w:rFonts w:ascii="맑은 고딕" w:hAnsi="맑은 고딕" w:eastAsia="맑은 고딕"/>
-          <w:b w:val="0"/>
-          <w:sz w:val="17"/>
-          <w:u w:val="none"/>
-        </w:rPr>
-        <w:t xml:space="preserve"> numerous failures and setbacks. It is through these challenges that we refine our skills, develop our unique perspectives, and push the boundaries of ⓕ</w:t>
-      </w:r>
-      <w:r>
-        <w:rPr>
-          <w:rFonts w:ascii="맑은 고딕" w:hAnsi="맑은 고딕" w:eastAsia="맑은 고딕"/>
-          <w:b w:val="0"/>
-          <w:sz w:val="17"/>
-          <w:u w:val="single"/>
-        </w:rPr>
-        <w:t>that</w:t>
-      </w:r>
-      <w:r>
-        <w:rPr>
-          <w:rFonts w:ascii="맑은 고딕" w:hAnsi="맑은 고딕" w:eastAsia="맑은 고딕"/>
-          <w:b w:val="0"/>
-          <w:sz w:val="17"/>
-          <w:u w:val="none"/>
-        </w:rPr>
-        <w:t xml:space="preserve"> is possible. If AI provides instant solutions, it can bypass this essential process of learning through trial and error, ultimately inhibiting the development of true creative talent.</w:t>
+          <w:u w:val="none"/>
+        </w:rPr>
+        <w:t>Q2 ⇒ __________________________________________________________________</w:t>
       </w:r>
     </w:p>
     <w:p>
       <w:pPr>
-        <w:spacing w:before="0" w:after="20" w:line="276" w:lineRule="auto"/>
-        <w:ind w:left="80"/>
+        <w:keepNext/>
+        <w:spacing w:before="80" w:after="40" w:line="276" w:lineRule="auto"/>
         <w:snapToGrid w:val="0"/>
-      </w:pPr>
-      <w:r>
-        <w:rPr>
-          <w:rFonts w:ascii="맑은 고딕" w:hAnsi="맑은 고딕" w:eastAsia="맑은 고딕"/>
-          <w:b w:val="0"/>
+        <w:shd w:val="clear" w:color="auto" w:fill="6B21A8"/>
+      </w:pPr>
+      <w:r>
+        <w:rPr>
+          <w:rFonts w:ascii="맑은 고딕" w:hAnsi="맑은 고딕" w:eastAsia="맑은 고딕"/>
+          <w:b/>
+          <w:color w:val="FFFFFF"/>
           <w:sz w:val="17"/>
           <w:u w:val="none"/>
         </w:rPr>
-        <w:t>① ⓐ, ⓒ    ② ⓑ, ⓓ, ⓕ    ③ ⓒ, ⓔ    ④ ⓐ, ⓓ, ⓔ    ⑤ ⓑ, ⓕ</w:t>
+        <w:t>[지문 구조]  ※ 앞 문항을 모두 푼 뒤에 풀 것</w:t>
       </w:r>
     </w:p>
     <w:p>
@@ -1920,7 +3266,7 @@
           <w:sz w:val="17"/>
           <w:u w:val="none"/>
         </w:rPr>
-        <w:t>41-3.</w:t>
+        <w:t>41-8.</w:t>
       </w:r>
       <w:r>
         <w:rPr>
@@ -1929,7 +3275,76 @@
           <w:sz w:val="17"/>
           <w:u w:val="none"/>
         </w:rPr>
-        <w:t xml:space="preserve"> 다음 글의 (A), (B), (C)의 각 네모 안에서 문맥에 맞는 낱말로 가장 적절한 것은? [3.0점]</w:t>
+        <w:t xml:space="preserve"> 주어진 글 다음에 이어질 글의 순서로 가장 적절한 것은? [2.7점]</w:t>
+      </w:r>
+    </w:p>
+    <w:p>
+      <w:pPr>
+        <w:spacing w:before="0" w:after="60" w:line="288" w:lineRule="auto"/>
+        <w:ind w:left="40"/>
+        <w:snapToGrid w:val="0"/>
+        <w:pBdr>
+          <w:top w:val="single" w:sz="4" w:space="2" w:color="C99B4E"/>
+          <w:left w:val="single" w:sz="4" w:space="2" w:color="C99B4E"/>
+          <w:bottom w:val="single" w:sz="4" w:space="2" w:color="C99B4E"/>
+          <w:right w:val="single" w:sz="4" w:space="2" w:color="C99B4E"/>
+        </w:pBdr>
+        <w:shd w:val="clear" w:color="auto" w:fill="FFF8E1"/>
+      </w:pPr>
+      <w:r>
+        <w:rPr>
+          <w:rFonts w:ascii="맑은 고딕" w:hAnsi="맑은 고딕" w:eastAsia="맑은 고딕"/>
+          <w:b w:val="0"/>
+          <w:sz w:val="17"/>
+          <w:u w:val="none"/>
+        </w:rPr>
+        <w:t>Creativity is the ability to generate novel and valuable ideas. It involves divergent thinking, imagination, and a willingness to experiment and take risks. While AI can be a powerful tool for creative efforts, it also carries the risk of limiting originality and innovation.</w:t>
+      </w:r>
+    </w:p>
+    <w:p>
+      <w:pPr>
+        <w:spacing w:before="0" w:after="0" w:line="288" w:lineRule="auto"/>
+        <w:ind w:left="40"/>
+        <w:snapToGrid w:val="0"/>
+        <w:pBdr>
+          <w:top w:val="single" w:sz="4" w:space="2" w:color="999999"/>
+          <w:left w:val="single" w:sz="4" w:space="2" w:color="999999"/>
+          <w:bottom w:val="single" w:sz="4" w:space="2" w:color="999999"/>
+          <w:right w:val="single" w:sz="4" w:space="2" w:color="999999"/>
+        </w:pBdr>
+        <w:shd w:val="clear" w:color="auto" w:fill="F6F3EA"/>
+      </w:pPr>
+      <w:r>
+        <w:rPr>
+          <w:rFonts w:ascii="맑은 고딕" w:hAnsi="맑은 고딕" w:eastAsia="맑은 고딕"/>
+          <w:b w:val="0"/>
+          <w:sz w:val="17"/>
+          <w:u w:val="none"/>
+        </w:rPr>
+        <w:t>(A) The creative process is often messy and repetitive, involving numerous failures and setbacks. It is through these challenges that we refine our skills, develop our unique perspectives, and push the boundaries of what is possible. If AI provides instant solutions, it can bypass this essential process of learning through trial and error, ultimately inhibiting the development of true creative talent.</w:t>
+      </w:r>
+    </w:p>
+    <w:p>
+      <w:pPr>
+        <w:spacing w:before="0" w:after="0" w:line="288" w:lineRule="auto"/>
+        <w:ind w:left="40"/>
+        <w:snapToGrid w:val="0"/>
+        <w:pBdr>
+          <w:top w:val="single" w:sz="4" w:space="2" w:color="999999"/>
+          <w:left w:val="single" w:sz="4" w:space="2" w:color="999999"/>
+          <w:bottom w:val="single" w:sz="4" w:space="2" w:color="999999"/>
+          <w:right w:val="single" w:sz="4" w:space="2" w:color="999999"/>
+        </w:pBdr>
+        <w:shd w:val="clear" w:color="auto" w:fill="F6F3EA"/>
+      </w:pPr>
+      <w:r>
+        <w:rPr>
+          <w:rFonts w:ascii="맑은 고딕" w:hAnsi="맑은 고딕" w:eastAsia="맑은 고딕"/>
+          <w:b w:val="0"/>
+          <w:sz w:val="17"/>
+          <w:u w:val="none"/>
+        </w:rPr>
+        <w:t>(B) If artists and designers rely too heavily on AI for inspiration and content generation, they may find themselves trapped in a cycle of imitation, unable to break free from the constraints of the AI’s training data. Moreover, the ease with which AI can generate content can discourage the kind of struggle and experimentation that often leads to breakthroughs.</w:t>
       </w:r>
     </w:p>
     <w:p>
@@ -1952,7 +3367,7 @@
           <w:sz w:val="17"/>
           <w:u w:val="none"/>
         </w:rPr>
-        <w:t>Creativity is the ability to generate novel and valuable ideas. It involves divergent thinking, imagination, and a willingness to experiment and take risks. While AI can be a powerful tool for creative efforts, it also carries the risk of (A) [limiting / expanding] originality and innovation. AI algorithms are trained on existing datasets, often identifying patterns and trends in past creations. While this can be useful for generating new content in similar styles or formats, it can also lead to derivative works that lack genuine originality. If artists and designers rely too heavily on AI for inspiration and content generation, they may find themselves trapped in a cycle of imitation, unable to break free from the constraints of the AI’s training data. Moreover, the ease with which AI can generate content can (B) [discourage / encourage] the kind of struggle and experimentation that often leads to breakthroughs. The creative process is often messy and repetitive, involving numerous failures and setbacks. It is through these challenges that we refine our skills, develop our unique perspectives, and push the boundaries of what is possible. If AI provides instant solutions, it can bypass this essential process of learning through trial and error, ultimately (C) [inhibiting / promoting] the development of true creative talent.</w:t>
+        <w:t>(C) AI algorithms are trained on existing datasets, often identifying patterns and trends in past creations. While this can be useful for generating new content in similar styles or formats, it can also lead to derivative works that lack genuine originality.</w:t>
       </w:r>
     </w:p>
     <w:p>
@@ -1968,7 +3383,7 @@
           <w:sz w:val="17"/>
           <w:u w:val="none"/>
         </w:rPr>
-        <w:t>① (A) expanding  (B) discourage  (C) inhibiting</w:t>
+        <w:t>① (A) - (C) - (B)</w:t>
       </w:r>
     </w:p>
     <w:p>
@@ -1984,7 +3399,7 @@
           <w:sz w:val="17"/>
           <w:u w:val="none"/>
         </w:rPr>
-        <w:t>② (A) limiting  (B) encourage  (C) inhibiting</w:t>
+        <w:t>② (B) - (A) - (C)</w:t>
       </w:r>
     </w:p>
     <w:p>
@@ -2000,7 +3415,7 @@
           <w:sz w:val="17"/>
           <w:u w:val="none"/>
         </w:rPr>
-        <w:t>③ (A) limiting  (B) discourage  (C) inhibiting</w:t>
+        <w:t>③ (B) - (C) - (A)</w:t>
       </w:r>
     </w:p>
     <w:p>
@@ -2016,7 +3431,7 @@
           <w:sz w:val="17"/>
           <w:u w:val="none"/>
         </w:rPr>
-        <w:t>④ (A) expanding  (B) encourage  (C) promoting</w:t>
+        <w:t>④ (C) - (B) - (A)</w:t>
       </w:r>
     </w:p>
     <w:p>
@@ -2032,1153 +3447,7 @@
           <w:sz w:val="17"/>
           <w:u w:val="none"/>
         </w:rPr>
-        <w:t>⑤ (A) limiting  (B) discourage  (C) promoting</w:t>
-      </w:r>
-    </w:p>
-    <w:p>
-      <w:pPr>
-        <w:keepNext/>
-        <w:spacing w:before="80" w:after="20" w:line="276" w:lineRule="auto"/>
-        <w:snapToGrid w:val="0"/>
-      </w:pPr>
-      <w:r>
-        <w:rPr>
-          <w:rFonts w:ascii="맑은 고딕" w:hAnsi="맑은 고딕" w:eastAsia="맑은 고딕"/>
-          <w:b/>
-          <w:sz w:val="17"/>
-          <w:u w:val="none"/>
-        </w:rPr>
-        <w:t>41-4.</w:t>
-      </w:r>
-      <w:r>
-        <w:rPr>
-          <w:rFonts w:ascii="맑은 고딕" w:hAnsi="맑은 고딕" w:eastAsia="맑은 고딕"/>
-          <w:b w:val="0"/>
-          <w:sz w:val="17"/>
-          <w:u w:val="none"/>
-        </w:rPr>
-        <w:t xml:space="preserve"> According to the passage, which of the following is </w:t>
-      </w:r>
-      <w:r>
-        <w:rPr>
-          <w:rFonts w:ascii="맑은 고딕" w:hAnsi="맑은 고딕" w:eastAsia="맑은 고딕"/>
-          <w:b w:val="0"/>
-          <w:sz w:val="17"/>
-          <w:u w:val="single"/>
-        </w:rPr>
-        <w:t>NOT</w:t>
-      </w:r>
-      <w:r>
-        <w:rPr>
-          <w:rFonts w:ascii="맑은 고딕" w:hAnsi="맑은 고딕" w:eastAsia="맑은 고딕"/>
-          <w:b w:val="0"/>
-          <w:sz w:val="17"/>
-          <w:u w:val="none"/>
-        </w:rPr>
-        <w:t xml:space="preserve"> true? [2.8점]</w:t>
-      </w:r>
-    </w:p>
-    <w:p>
-      <w:pPr>
-        <w:spacing w:before="0" w:after="60" w:line="288" w:lineRule="auto"/>
-        <w:ind w:left="40"/>
-        <w:snapToGrid w:val="0"/>
-        <w:pBdr>
-          <w:top w:val="single" w:sz="4" w:space="2" w:color="999999"/>
-          <w:left w:val="single" w:sz="4" w:space="2" w:color="999999"/>
-          <w:bottom w:val="single" w:sz="4" w:space="2" w:color="999999"/>
-          <w:right w:val="single" w:sz="4" w:space="2" w:color="999999"/>
-        </w:pBdr>
-        <w:shd w:val="clear" w:color="auto" w:fill="F6F3EA"/>
-      </w:pPr>
-      <w:r>
-        <w:rPr>
-          <w:rFonts w:ascii="맑은 고딕" w:hAnsi="맑은 고딕" w:eastAsia="맑은 고딕"/>
-          <w:b w:val="0"/>
-          <w:sz w:val="17"/>
-          <w:u w:val="none"/>
-        </w:rPr>
-        <w:t>Creativity is the ability to generate novel and valuable ideas. It involves divergent thinking, imagination, and a willingness to experiment and take risks. While AI can be a powerful tool for creative efforts, it also carries the risk of limiting originality and innovation. AI algorithms are trained on existing datasets, often identifying patterns and trends in past creations. While this can be useful for generating new content in similar styles or formats, it can also lead to derivative works that lack genuine originality. If artists and designers rely too heavily on AI for inspiration and content generation, they may find themselves trapped in a cycle of imitation, unable to break free from the constraints of the AI’s training data. Moreover, the ease with which AI can generate content can discourage the kind of struggle and experimentation that often leads to breakthroughs. The creative process is often messy and repetitive, involving numerous failures and setbacks. It is through these challenges that we refine our skills, develop our unique perspectives, and push the boundaries of what is possible. If AI provides instant solutions, it can bypass this essential process of learning through trial and error, ultimately inhibiting the development of true creative talent.</w:t>
-      </w:r>
-    </w:p>
-    <w:p>
-      <w:pPr>
-        <w:spacing w:before="0" w:after="0" w:line="269" w:lineRule="auto"/>
-        <w:ind w:left="180" w:hanging="180"/>
-        <w:snapToGrid w:val="0"/>
-      </w:pPr>
-      <w:r>
-        <w:rPr>
-          <w:rFonts w:ascii="맑은 고딕" w:hAnsi="맑은 고딕" w:eastAsia="맑은 고딕"/>
-          <w:b w:val="0"/>
-          <w:sz w:val="17"/>
-          <w:u w:val="none"/>
-        </w:rPr>
-        <w:t>① Creativity includes a willingness to take risks.</w:t>
-      </w:r>
-    </w:p>
-    <w:p>
-      <w:pPr>
-        <w:spacing w:before="0" w:after="0" w:line="269" w:lineRule="auto"/>
-        <w:ind w:left="180" w:hanging="180"/>
-        <w:snapToGrid w:val="0"/>
-      </w:pPr>
-      <w:r>
-        <w:rPr>
-          <w:rFonts w:ascii="맑은 고딕" w:hAnsi="맑은 고딕" w:eastAsia="맑은 고딕"/>
-          <w:b w:val="0"/>
-          <w:sz w:val="17"/>
-          <w:u w:val="none"/>
-        </w:rPr>
-        <w:t>② AI can be useful for producing content in similar styles.</w:t>
-      </w:r>
-    </w:p>
-    <w:p>
-      <w:pPr>
-        <w:spacing w:before="0" w:after="0" w:line="269" w:lineRule="auto"/>
-        <w:ind w:left="180" w:hanging="180"/>
-        <w:snapToGrid w:val="0"/>
-      </w:pPr>
-      <w:r>
-        <w:rPr>
-          <w:rFonts w:ascii="맑은 고딕" w:hAnsi="맑은 고딕" w:eastAsia="맑은 고딕"/>
-          <w:b w:val="0"/>
-          <w:sz w:val="17"/>
-          <w:u w:val="none"/>
-        </w:rPr>
-        <w:t>③ Relying too much on AI may trap creators in a cycle of imitation.</w:t>
-      </w:r>
-    </w:p>
-    <w:p>
-      <w:pPr>
-        <w:spacing w:before="0" w:after="0" w:line="269" w:lineRule="auto"/>
-        <w:ind w:left="180" w:hanging="180"/>
-        <w:snapToGrid w:val="0"/>
-      </w:pPr>
-      <w:r>
-        <w:rPr>
-          <w:rFonts w:ascii="맑은 고딕" w:hAnsi="맑은 고딕" w:eastAsia="맑은 고딕"/>
-          <w:b w:val="0"/>
-          <w:sz w:val="17"/>
-          <w:u w:val="none"/>
-        </w:rPr>
-        <w:t>④ The writer describes the creative process as usually neat and quick.</w:t>
-      </w:r>
-    </w:p>
-    <w:p>
-      <w:pPr>
-        <w:spacing w:before="0" w:after="0" w:line="269" w:lineRule="auto"/>
-        <w:ind w:left="180" w:hanging="180"/>
-        <w:snapToGrid w:val="0"/>
-      </w:pPr>
-      <w:r>
-        <w:rPr>
-          <w:rFonts w:ascii="맑은 고딕" w:hAnsi="맑은 고딕" w:eastAsia="맑은 고딕"/>
-          <w:b w:val="0"/>
-          <w:sz w:val="17"/>
-          <w:u w:val="none"/>
-        </w:rPr>
-        <w:t>⑤ Learning through trial and error is essential for developing creative talent.</w:t>
-      </w:r>
-    </w:p>
-    <w:p>
-      <w:pPr>
-        <w:keepNext/>
-        <w:spacing w:before="80" w:after="20" w:line="276" w:lineRule="auto"/>
-        <w:snapToGrid w:val="0"/>
-      </w:pPr>
-      <w:r>
-        <w:rPr>
-          <w:rFonts w:ascii="맑은 고딕" w:hAnsi="맑은 고딕" w:eastAsia="맑은 고딕"/>
-          <w:b/>
-          <w:sz w:val="17"/>
-          <w:u w:val="none"/>
-        </w:rPr>
-        <w:t>41-5.</w:t>
-      </w:r>
-      <w:r>
-        <w:rPr>
-          <w:rFonts w:ascii="맑은 고딕" w:hAnsi="맑은 고딕" w:eastAsia="맑은 고딕"/>
-          <w:b w:val="0"/>
-          <w:sz w:val="17"/>
-          <w:u w:val="none"/>
-        </w:rPr>
-        <w:t xml:space="preserve"> [A]와 [B]를 읽고 이해한 것으로 가장 적절한 것은? [3.2점]</w:t>
-      </w:r>
-    </w:p>
-    <w:p>
-      <w:pPr>
-        <w:spacing w:before="0" w:after="60" w:line="288" w:lineRule="auto"/>
-        <w:ind w:left="40"/>
-        <w:snapToGrid w:val="0"/>
-        <w:pBdr>
-          <w:top w:val="single" w:sz="4" w:space="2" w:color="999999"/>
-          <w:left w:val="single" w:sz="4" w:space="2" w:color="999999"/>
-          <w:bottom w:val="single" w:sz="4" w:space="2" w:color="999999"/>
-          <w:right w:val="single" w:sz="4" w:space="2" w:color="999999"/>
-        </w:pBdr>
-        <w:shd w:val="clear" w:color="auto" w:fill="F6F3EA"/>
-      </w:pPr>
-      <w:r>
-        <w:rPr>
-          <w:rFonts w:ascii="맑은 고딕" w:hAnsi="맑은 고딕" w:eastAsia="맑은 고딕"/>
-          <w:b w:val="0"/>
-          <w:sz w:val="17"/>
-          <w:u w:val="none"/>
-        </w:rPr>
-        <w:t>[A] The creative process is often messy and repetitive, involving numerous failures and setbacks. It is through these challenges that we refine our skills. If AI provides instant solutions, it can bypass this essential process of learning through trial and error, ultimately inhibiting the development of true creative talent.</w:t>
-      </w:r>
-    </w:p>
-    <w:p>
-      <w:pPr>
-        <w:spacing w:before="0" w:after="60" w:line="288" w:lineRule="auto"/>
-        <w:ind w:left="40"/>
-        <w:snapToGrid w:val="0"/>
-        <w:pBdr>
-          <w:top w:val="single" w:sz="4" w:space="2" w:color="6B7FB8"/>
-          <w:left w:val="single" w:sz="4" w:space="2" w:color="6B7FB8"/>
-          <w:bottom w:val="single" w:sz="4" w:space="2" w:color="6B7FB8"/>
-          <w:right w:val="single" w:sz="4" w:space="2" w:color="6B7FB8"/>
-        </w:pBdr>
-        <w:shd w:val="clear" w:color="auto" w:fill="EEF2FF"/>
-      </w:pPr>
-      <w:r>
-        <w:rPr>
-          <w:rFonts w:ascii="맑은 고딕" w:hAnsi="맑은 고딕" w:eastAsia="맑은 고딕"/>
-          <w:b w:val="0"/>
-          <w:sz w:val="17"/>
-          <w:u w:val="none"/>
-        </w:rPr>
-        <w:t>[B] Junho used an app that showed him the full solution to every math problem the moment he got stuck. His homework was always complete and correct. On the exam, however, faced with problems he had never seen, he did not know where to begin, because he had never wrestled with a hard problem on his own.</w:t>
-      </w:r>
-    </w:p>
-    <w:p>
-      <w:pPr>
-        <w:spacing w:before="0" w:after="0" w:line="269" w:lineRule="auto"/>
-        <w:ind w:left="180" w:hanging="180"/>
-        <w:snapToGrid w:val="0"/>
-      </w:pPr>
-      <w:r>
-        <w:rPr>
-          <w:rFonts w:ascii="맑은 고딕" w:hAnsi="맑은 고딕" w:eastAsia="맑은 고딕"/>
-          <w:b w:val="0"/>
-          <w:sz w:val="17"/>
-          <w:u w:val="none"/>
-        </w:rPr>
-        <w:t>① [A] claims that AI always produces wrong answers, while [B] shows that apps make mistakes.</w:t>
-      </w:r>
-    </w:p>
-    <w:p>
-      <w:pPr>
-        <w:spacing w:before="0" w:after="0" w:line="269" w:lineRule="auto"/>
-        <w:ind w:left="180" w:hanging="180"/>
-        <w:snapToGrid w:val="0"/>
-      </w:pPr>
-      <w:r>
-        <w:rPr>
-          <w:rFonts w:ascii="맑은 고딕" w:hAnsi="맑은 고딕" w:eastAsia="맑은 고딕"/>
-          <w:b w:val="0"/>
-          <w:sz w:val="17"/>
-          <w:u w:val="none"/>
-        </w:rPr>
-        <w:t>② Both texts suggest that getting instant answers can skip the struggle needed to build real ability.</w:t>
-      </w:r>
-    </w:p>
-    <w:p>
-      <w:pPr>
-        <w:spacing w:before="0" w:after="0" w:line="269" w:lineRule="auto"/>
-        <w:ind w:left="180" w:hanging="180"/>
-        <w:snapToGrid w:val="0"/>
-      </w:pPr>
-      <w:r>
-        <w:rPr>
-          <w:rFonts w:ascii="맑은 고딕" w:hAnsi="맑은 고딕" w:eastAsia="맑은 고딕"/>
-          <w:b w:val="0"/>
-          <w:sz w:val="17"/>
-          <w:u w:val="none"/>
-        </w:rPr>
-        <w:t>③ [B] argues that Junho failed because he did not do his homework.</w:t>
-      </w:r>
-    </w:p>
-    <w:p>
-      <w:pPr>
-        <w:spacing w:before="0" w:after="0" w:line="269" w:lineRule="auto"/>
-        <w:ind w:left="180" w:hanging="180"/>
-        <w:snapToGrid w:val="0"/>
-      </w:pPr>
-      <w:r>
-        <w:rPr>
-          <w:rFonts w:ascii="맑은 고딕" w:hAnsi="맑은 고딕" w:eastAsia="맑은 고딕"/>
-          <w:b w:val="0"/>
-          <w:sz w:val="17"/>
-          <w:u w:val="none"/>
-        </w:rPr>
-        <w:t>④ Both texts say that failure should be avoided whenever possible.</w:t>
-      </w:r>
-    </w:p>
-    <w:p>
-      <w:pPr>
-        <w:spacing w:before="0" w:after="0" w:line="269" w:lineRule="auto"/>
-        <w:ind w:left="180" w:hanging="180"/>
-        <w:snapToGrid w:val="0"/>
-      </w:pPr>
-      <w:r>
-        <w:rPr>
-          <w:rFonts w:ascii="맑은 고딕" w:hAnsi="맑은 고딕" w:eastAsia="맑은 고딕"/>
-          <w:b w:val="0"/>
-          <w:sz w:val="17"/>
-          <w:u w:val="none"/>
-        </w:rPr>
-        <w:t>⑤ [A] focuses on art, while [B] shows that math does not require creativity.</w:t>
-      </w:r>
-    </w:p>
-    <w:p>
-      <w:pPr>
-        <w:keepNext/>
-        <w:spacing w:before="80" w:after="20" w:line="276" w:lineRule="auto"/>
-        <w:snapToGrid w:val="0"/>
-      </w:pPr>
-      <w:r>
-        <w:rPr>
-          <w:rFonts w:ascii="맑은 고딕" w:hAnsi="맑은 고딕" w:eastAsia="맑은 고딕"/>
-          <w:b/>
-          <w:sz w:val="17"/>
-          <w:u w:val="none"/>
-        </w:rPr>
-        <w:t>41-6.</w:t>
-      </w:r>
-      <w:r>
-        <w:rPr>
-          <w:rFonts w:ascii="맑은 고딕" w:hAnsi="맑은 고딕" w:eastAsia="맑은 고딕"/>
-          <w:b w:val="0"/>
-          <w:sz w:val="17"/>
-          <w:u w:val="none"/>
-        </w:rPr>
-        <w:t xml:space="preserve"> 윗글의 제목으로 가장 적절한 것은? [2.9점]</w:t>
-      </w:r>
-    </w:p>
-    <w:p>
-      <w:pPr>
-        <w:spacing w:before="0" w:after="60" w:line="288" w:lineRule="auto"/>
-        <w:ind w:left="40"/>
-        <w:snapToGrid w:val="0"/>
-        <w:pBdr>
-          <w:top w:val="single" w:sz="4" w:space="2" w:color="999999"/>
-          <w:left w:val="single" w:sz="4" w:space="2" w:color="999999"/>
-          <w:bottom w:val="single" w:sz="4" w:space="2" w:color="999999"/>
-          <w:right w:val="single" w:sz="4" w:space="2" w:color="999999"/>
-        </w:pBdr>
-        <w:shd w:val="clear" w:color="auto" w:fill="F6F3EA"/>
-      </w:pPr>
-      <w:r>
-        <w:rPr>
-          <w:rFonts w:ascii="맑은 고딕" w:hAnsi="맑은 고딕" w:eastAsia="맑은 고딕"/>
-          <w:b w:val="0"/>
-          <w:sz w:val="17"/>
-          <w:u w:val="none"/>
-        </w:rPr>
-        <w:t>Creativity is the ability to generate novel and valuable ideas. It involves divergent thinking, imagination, and a willingness to experiment and take risks. While AI can be a powerful tool for creative efforts, it also carries the risk of limiting originality and innovation. AI algorithms are trained on existing datasets, often identifying patterns and trends in past creations. While this can be useful for generating new content in similar styles or formats, it can also lead to derivative works that lack genuine originality. If artists and designers rely too heavily on AI for inspiration and content generation, they may find themselves trapped in a cycle of imitation, unable to break free from the constraints of the AI’s training data. Moreover, the ease with which AI can generate content can discourage the kind of struggle and experimentation that often leads to breakthroughs. The creative process is often messy and repetitive, involving numerous failures and setbacks. It is through these challenges that we refine our skills, develop our unique perspectives, and push the boundaries of what is possible. If AI provides instant solutions, it can bypass this essential process of learning through trial and error, ultimately inhibiting the development of true creative talent.</w:t>
-      </w:r>
-    </w:p>
-    <w:p>
-      <w:pPr>
-        <w:spacing w:before="0" w:after="0" w:line="269" w:lineRule="auto"/>
-        <w:ind w:left="180" w:hanging="180"/>
-        <w:snapToGrid w:val="0"/>
-      </w:pPr>
-      <w:r>
-        <w:rPr>
-          <w:rFonts w:ascii="맑은 고딕" w:hAnsi="맑은 고딕" w:eastAsia="맑은 고딕"/>
-          <w:b w:val="0"/>
-          <w:sz w:val="17"/>
-          <w:u w:val="none"/>
-        </w:rPr>
-        <w:t>① The Hidden Cost of Easy Answers: How AI Can Hold Back Creativity</w:t>
-      </w:r>
-    </w:p>
-    <w:p>
-      <w:pPr>
-        <w:spacing w:before="0" w:after="0" w:line="269" w:lineRule="auto"/>
-        <w:ind w:left="180" w:hanging="180"/>
-        <w:snapToGrid w:val="0"/>
-      </w:pPr>
-      <w:r>
-        <w:rPr>
-          <w:rFonts w:ascii="맑은 고딕" w:hAnsi="맑은 고딕" w:eastAsia="맑은 고딕"/>
-          <w:b w:val="0"/>
-          <w:sz w:val="17"/>
-          <w:u w:val="none"/>
-        </w:rPr>
-        <w:t>② AI: The Key to Unlimited Originality</w:t>
-      </w:r>
-    </w:p>
-    <w:p>
-      <w:pPr>
-        <w:spacing w:before="0" w:after="0" w:line="269" w:lineRule="auto"/>
-        <w:ind w:left="180" w:hanging="180"/>
-        <w:snapToGrid w:val="0"/>
-      </w:pPr>
-      <w:r>
-        <w:rPr>
-          <w:rFonts w:ascii="맑은 고딕" w:hAnsi="맑은 고딕" w:eastAsia="맑은 고딕"/>
-          <w:b w:val="0"/>
-          <w:sz w:val="17"/>
-          <w:u w:val="none"/>
-        </w:rPr>
-        <w:t>③ How Algorithms Learn from Data</w:t>
-      </w:r>
-    </w:p>
-    <w:p>
-      <w:pPr>
-        <w:spacing w:before="0" w:after="0" w:line="269" w:lineRule="auto"/>
-        <w:ind w:left="180" w:hanging="180"/>
-        <w:snapToGrid w:val="0"/>
-      </w:pPr>
-      <w:r>
-        <w:rPr>
-          <w:rFonts w:ascii="맑은 고딕" w:hAnsi="맑은 고딕" w:eastAsia="맑은 고딕"/>
-          <w:b w:val="0"/>
-          <w:sz w:val="17"/>
-          <w:u w:val="none"/>
-        </w:rPr>
-        <w:t>④ Why Artists Should Avoid All Technology</w:t>
-      </w:r>
-    </w:p>
-    <w:p>
-      <w:pPr>
-        <w:spacing w:before="0" w:after="0" w:line="269" w:lineRule="auto"/>
-        <w:ind w:left="180" w:hanging="180"/>
-        <w:snapToGrid w:val="0"/>
-      </w:pPr>
-      <w:r>
-        <w:rPr>
-          <w:rFonts w:ascii="맑은 고딕" w:hAnsi="맑은 고딕" w:eastAsia="맑은 고딕"/>
-          <w:b w:val="0"/>
-          <w:sz w:val="17"/>
-          <w:u w:val="none"/>
-        </w:rPr>
-        <w:t>⑤ Failure: The Biggest Enemy of Creative Work</w:t>
-      </w:r>
-    </w:p>
-    <w:p>
-      <w:pPr>
-        <w:keepNext/>
-        <w:spacing w:before="80" w:after="20" w:line="276" w:lineRule="auto"/>
-        <w:snapToGrid w:val="0"/>
-      </w:pPr>
-      <w:r>
-        <w:rPr>
-          <w:rFonts w:ascii="맑은 고딕" w:hAnsi="맑은 고딕" w:eastAsia="맑은 고딕"/>
-          <w:b/>
-          <w:sz w:val="17"/>
-          <w:u w:val="none"/>
-        </w:rPr>
-        <w:t>41-7.</w:t>
-      </w:r>
-      <w:r>
-        <w:rPr>
-          <w:rFonts w:ascii="맑은 고딕" w:hAnsi="맑은 고딕" w:eastAsia="맑은 고딕"/>
-          <w:b w:val="0"/>
-          <w:sz w:val="17"/>
-          <w:u w:val="none"/>
-        </w:rPr>
-        <w:t xml:space="preserve"> 다음 글에서 전체 흐름과 관계 </w:t>
-      </w:r>
-      <w:r>
-        <w:rPr>
-          <w:rFonts w:ascii="맑은 고딕" w:hAnsi="맑은 고딕" w:eastAsia="맑은 고딕"/>
-          <w:b w:val="0"/>
-          <w:sz w:val="17"/>
-          <w:u w:val="single"/>
-        </w:rPr>
-        <w:t>없는</w:t>
-      </w:r>
-      <w:r>
-        <w:rPr>
-          <w:rFonts w:ascii="맑은 고딕" w:hAnsi="맑은 고딕" w:eastAsia="맑은 고딕"/>
-          <w:b w:val="0"/>
-          <w:sz w:val="17"/>
-          <w:u w:val="none"/>
-        </w:rPr>
-        <w:t xml:space="preserve"> 문장은? [3.0점]</w:t>
-      </w:r>
-    </w:p>
-    <w:p>
-      <w:pPr>
-        <w:spacing w:before="0" w:after="60" w:line="288" w:lineRule="auto"/>
-        <w:ind w:left="40"/>
-        <w:snapToGrid w:val="0"/>
-        <w:pBdr>
-          <w:top w:val="single" w:sz="4" w:space="2" w:color="999999"/>
-          <w:left w:val="single" w:sz="4" w:space="2" w:color="999999"/>
-          <w:bottom w:val="single" w:sz="4" w:space="2" w:color="999999"/>
-          <w:right w:val="single" w:sz="4" w:space="2" w:color="999999"/>
-        </w:pBdr>
-        <w:shd w:val="clear" w:color="auto" w:fill="F6F3EA"/>
-      </w:pPr>
-      <w:r>
-        <w:rPr>
-          <w:rFonts w:ascii="맑은 고딕" w:hAnsi="맑은 고딕" w:eastAsia="맑은 고딕"/>
-          <w:b w:val="0"/>
-          <w:sz w:val="17"/>
-          <w:u w:val="none"/>
-        </w:rPr>
-        <w:t>AI algorithms are trained on existing datasets, often identifying patterns and trends in past creations. ① While this can be useful for generating new content in similar styles or formats, it can also lead to derivative works that lack genuine originality. ② If artists and designers rely too heavily on AI for inspiration and content generation, they may find themselves trapped in a cycle of imitation, unable to break free from the constraints of the AI’s training data. ③ Moreover, the ease with which AI can generate content can discourage the kind of struggle and experimentation that often leads to breakthroughs. ④ Many companies now use AI chatbots to answer customer questions within seconds. ⑤ The creative process is often messy and repetitive, involving numerous failures and setbacks.</w:t>
-      </w:r>
-    </w:p>
-    <w:p>
-      <w:pPr>
-        <w:spacing w:before="0" w:after="20" w:line="276" w:lineRule="auto"/>
-        <w:ind w:left="80"/>
-        <w:snapToGrid w:val="0"/>
-      </w:pPr>
-      <w:r>
-        <w:rPr>
-          <w:rFonts w:ascii="맑은 고딕" w:hAnsi="맑은 고딕" w:eastAsia="맑은 고딕"/>
-          <w:b w:val="0"/>
-          <w:sz w:val="17"/>
-          <w:u w:val="none"/>
-        </w:rPr>
-        <w:t>① ①    ② ②    ③ ③    ④ ④    ⑤ ⑤</w:t>
-      </w:r>
-    </w:p>
-    <w:p>
-      <w:pPr>
-        <w:keepNext/>
-        <w:spacing w:before="80" w:after="40" w:line="276" w:lineRule="auto"/>
-        <w:snapToGrid w:val="0"/>
-        <w:shd w:val="clear" w:color="auto" w:fill="8A3A12"/>
-      </w:pPr>
-      <w:r>
-        <w:rPr>
-          <w:rFonts w:ascii="맑은 고딕" w:hAnsi="맑은 고딕" w:eastAsia="맑은 고딕"/>
-          <w:b/>
-          <w:color w:val="FFFFFF"/>
-          <w:sz w:val="17"/>
-          <w:u w:val="none"/>
-        </w:rPr>
-        <w:t>서답형  41-서1 ~ 41-서2</w:t>
-      </w:r>
-    </w:p>
-    <w:p>
-      <w:pPr>
-        <w:keepNext/>
-        <w:spacing w:before="80" w:after="20" w:line="276" w:lineRule="auto"/>
-        <w:snapToGrid w:val="0"/>
-      </w:pPr>
-      <w:r>
-        <w:rPr>
-          <w:rFonts w:ascii="맑은 고딕" w:hAnsi="맑은 고딕" w:eastAsia="맑은 고딕"/>
-          <w:b/>
-          <w:sz w:val="17"/>
-          <w:u w:val="none"/>
-        </w:rPr>
-        <w:t>41-서1.</w:t>
-      </w:r>
-      <w:r>
-        <w:rPr>
-          <w:rFonts w:ascii="맑은 고딕" w:hAnsi="맑은 고딕" w:eastAsia="맑은 고딕"/>
-          <w:b w:val="0"/>
-          <w:sz w:val="17"/>
-          <w:u w:val="none"/>
-        </w:rPr>
-        <w:t xml:space="preserve"> 다음 글의 내용을 요약하고자 한다. 빈칸 (1)~(3)에 들어갈 말을 본문에서 찾아 </w:t>
-      </w:r>
-      <w:r>
-        <w:rPr>
-          <w:rFonts w:ascii="맑은 고딕" w:hAnsi="맑은 고딕" w:eastAsia="맑은 고딕"/>
-          <w:b w:val="0"/>
-          <w:sz w:val="17"/>
-          <w:u w:val="single"/>
-        </w:rPr>
-        <w:t>반드시 변형하여</w:t>
-      </w:r>
-      <w:r>
-        <w:rPr>
-          <w:rFonts w:ascii="맑은 고딕" w:hAnsi="맑은 고딕" w:eastAsia="맑은 고딕"/>
-          <w:b w:val="0"/>
-          <w:sz w:val="17"/>
-          <w:u w:val="none"/>
-        </w:rPr>
-        <w:t xml:space="preserve"> 쓰시오. (한 칸에 한 단어) [각 1점, 총 3점] [3.0점]</w:t>
-      </w:r>
-    </w:p>
-    <w:p>
-      <w:pPr>
-        <w:spacing w:before="0" w:after="60" w:line="288" w:lineRule="auto"/>
-        <w:ind w:left="40"/>
-        <w:snapToGrid w:val="0"/>
-        <w:pBdr>
-          <w:top w:val="single" w:sz="4" w:space="2" w:color="999999"/>
-          <w:left w:val="single" w:sz="4" w:space="2" w:color="999999"/>
-          <w:bottom w:val="single" w:sz="4" w:space="2" w:color="999999"/>
-          <w:right w:val="single" w:sz="4" w:space="2" w:color="999999"/>
-        </w:pBdr>
-        <w:shd w:val="clear" w:color="auto" w:fill="F6F3EA"/>
-      </w:pPr>
-      <w:r>
-        <w:rPr>
-          <w:rFonts w:ascii="맑은 고딕" w:hAnsi="맑은 고딕" w:eastAsia="맑은 고딕"/>
-          <w:b w:val="0"/>
-          <w:sz w:val="17"/>
-          <w:u w:val="none"/>
-        </w:rPr>
-        <w:t>Creativity is the ability to generate novel and valuable ideas. It involves divergent thinking, imagination, and a willingness to experiment and take risks. While AI can be a powerful tool for creative efforts, it also carries the risk of limiting originality and innovation. AI algorithms are trained on existing datasets, often identifying patterns and trends in past creations. While this can be useful for generating new content in similar styles or formats, it can also lead to derivative works that lack genuine originality. If artists and designers rely too heavily on AI for inspiration and content generation, they may find themselves trapped in a cycle of imitation, unable to break free from the constraints of the AI’s training data. Moreover, the ease with which AI can generate content can discourage the kind of struggle and experimentation that often leads to breakthroughs. The creative process is often messy and repetitive, involving numerous failures and setbacks. It is through these challenges that we refine our skills, develop our unique perspectives, and push the boundaries of what is possible. If AI provides instant solutions, it can bypass this essential process of learning through trial and error, ultimately inhibiting the development of true creative talent.</w:t>
-      </w:r>
-    </w:p>
-    <w:p>
-      <w:pPr>
-        <w:spacing w:before="0" w:after="60" w:line="288" w:lineRule="auto"/>
-        <w:ind w:left="40"/>
-        <w:snapToGrid w:val="0"/>
-        <w:pBdr>
-          <w:top w:val="single" w:sz="4" w:space="2" w:color="C99B4E"/>
-          <w:left w:val="single" w:sz="4" w:space="2" w:color="C99B4E"/>
-          <w:bottom w:val="single" w:sz="4" w:space="2" w:color="C99B4E"/>
-          <w:right w:val="single" w:sz="4" w:space="2" w:color="C99B4E"/>
-        </w:pBdr>
-        <w:shd w:val="clear" w:color="auto" w:fill="FFF8E1"/>
-      </w:pPr>
-      <w:r>
-        <w:rPr>
-          <w:rFonts w:ascii="맑은 고딕" w:hAnsi="맑은 고딕" w:eastAsia="맑은 고딕"/>
-          <w:b w:val="0"/>
-          <w:sz w:val="17"/>
-          <w:u w:val="none"/>
-        </w:rPr>
-        <w:t>(1) ________ reliance on AI can make creative work (2) ________ and less (3) ________, because it skips the trial and error that builds true talent.</w:t>
-      </w:r>
-    </w:p>
-    <w:p>
-      <w:pPr>
-        <w:spacing w:before="0" w:after="0" w:line="288" w:lineRule="auto"/>
-        <w:ind w:left="40"/>
-        <w:snapToGrid w:val="0"/>
-        <w:pBdr>
-          <w:top w:val="single" w:sz="4" w:space="2" w:color="9B6BD0"/>
-          <w:left w:val="single" w:sz="4" w:space="2" w:color="9B6BD0"/>
-          <w:bottom w:val="single" w:sz="4" w:space="2" w:color="9B6BD0"/>
-          <w:right w:val="single" w:sz="4" w:space="2" w:color="9B6BD0"/>
-        </w:pBdr>
-        <w:shd w:val="clear" w:color="auto" w:fill="FAF5FF"/>
-      </w:pPr>
-      <w:r>
-        <w:rPr>
-          <w:rFonts w:ascii="맑은 고딕" w:hAnsi="맑은 고딕" w:eastAsia="맑은 고딕"/>
-          <w:b/>
-          <w:sz w:val="17"/>
-          <w:u w:val="none"/>
-        </w:rPr>
-        <w:t>&lt;조 건&gt;</w:t>
-      </w:r>
-    </w:p>
-    <w:p>
-      <w:pPr>
-        <w:spacing w:before="0" w:after="0" w:line="288" w:lineRule="auto"/>
-        <w:ind w:left="40"/>
-        <w:snapToGrid w:val="0"/>
-        <w:pBdr>
-          <w:top w:val="single" w:sz="4" w:space="2" w:color="9B6BD0"/>
-          <w:left w:val="single" w:sz="4" w:space="2" w:color="9B6BD0"/>
-          <w:bottom w:val="single" w:sz="4" w:space="2" w:color="9B6BD0"/>
-          <w:right w:val="single" w:sz="4" w:space="2" w:color="9B6BD0"/>
-        </w:pBdr>
-        <w:shd w:val="clear" w:color="auto" w:fill="FAF5FF"/>
-      </w:pPr>
-      <w:r>
-        <w:rPr>
-          <w:rFonts w:ascii="맑은 고딕" w:hAnsi="맑은 고딕" w:eastAsia="맑은 고딕"/>
-          <w:b w:val="0"/>
-          <w:sz w:val="17"/>
-          <w:u w:val="none"/>
-        </w:rPr>
-        <w:t>1. 본문의 단어를 반드시 변형(품사·어형)하여 쓸 것 — 본문 형태 그대로 쓰면 0점</w:t>
-      </w:r>
-    </w:p>
-    <w:p>
-      <w:pPr>
-        <w:spacing w:before="0" w:after="60" w:line="288" w:lineRule="auto"/>
-        <w:ind w:left="40"/>
-        <w:snapToGrid w:val="0"/>
-        <w:pBdr>
-          <w:top w:val="single" w:sz="4" w:space="2" w:color="9B6BD0"/>
-          <w:left w:val="single" w:sz="4" w:space="2" w:color="9B6BD0"/>
-          <w:bottom w:val="single" w:sz="4" w:space="2" w:color="9B6BD0"/>
-          <w:right w:val="single" w:sz="4" w:space="2" w:color="9B6BD0"/>
-        </w:pBdr>
-        <w:shd w:val="clear" w:color="auto" w:fill="FAF5FF"/>
-      </w:pPr>
-      <w:r>
-        <w:rPr>
-          <w:rFonts w:ascii="맑은 고딕" w:hAnsi="맑은 고딕" w:eastAsia="맑은 고딕"/>
-          <w:b w:val="0"/>
-          <w:sz w:val="17"/>
-          <w:u w:val="none"/>
-        </w:rPr>
-        <w:t>2. 답안지에 소문항 번호를 정확하게 기입할 것  예) 1-(1) 1-(2) 1-(3)</w:t>
-      </w:r>
-    </w:p>
-    <w:p>
-      <w:pPr>
-        <w:spacing w:before="0" w:after="40" w:line="360" w:lineRule="auto"/>
-        <w:snapToGrid w:val="0"/>
-      </w:pPr>
-      <w:r>
-        <w:rPr>
-          <w:rFonts w:ascii="맑은 고딕" w:hAnsi="맑은 고딕" w:eastAsia="맑은 고딕"/>
-          <w:b w:val="0"/>
-          <w:sz w:val="17"/>
-          <w:u w:val="none"/>
-        </w:rPr>
-        <w:t>(1) ______________   (2) ______________   (3) ______________</w:t>
-      </w:r>
-    </w:p>
-    <w:p>
-      <w:pPr>
-        <w:keepNext/>
-        <w:spacing w:before="80" w:after="20" w:line="276" w:lineRule="auto"/>
-        <w:snapToGrid w:val="0"/>
-      </w:pPr>
-      <w:r>
-        <w:rPr>
-          <w:rFonts w:ascii="맑은 고딕" w:hAnsi="맑은 고딕" w:eastAsia="맑은 고딕"/>
-          <w:b/>
-          <w:sz w:val="17"/>
-          <w:u w:val="none"/>
-        </w:rPr>
-        <w:t>41-서2.</w:t>
-      </w:r>
-      <w:r>
-        <w:rPr>
-          <w:rFonts w:ascii="맑은 고딕" w:hAnsi="맑은 고딕" w:eastAsia="맑은 고딕"/>
-          <w:b w:val="0"/>
-          <w:sz w:val="17"/>
-          <w:u w:val="none"/>
-        </w:rPr>
-        <w:t xml:space="preserve"> 다음 우리말과 같은 뜻이 되도록 &lt;보기&gt;의 표현을 사용하여 &lt;조건&gt;에 맞게 영작하시오. [3점] [3.0점]</w:t>
-      </w:r>
-    </w:p>
-    <w:p>
-      <w:pPr>
-        <w:spacing w:before="0" w:after="60" w:line="288" w:lineRule="auto"/>
-        <w:ind w:left="40"/>
-        <w:snapToGrid w:val="0"/>
-        <w:pBdr>
-          <w:top w:val="single" w:sz="4" w:space="2" w:color="999999"/>
-          <w:left w:val="single" w:sz="4" w:space="2" w:color="999999"/>
-          <w:bottom w:val="single" w:sz="4" w:space="2" w:color="999999"/>
-          <w:right w:val="single" w:sz="4" w:space="2" w:color="999999"/>
-        </w:pBdr>
-        <w:shd w:val="clear" w:color="auto" w:fill="F6F3EA"/>
-      </w:pPr>
-      <w:r>
-        <w:rPr>
-          <w:rFonts w:ascii="맑은 고딕" w:hAnsi="맑은 고딕" w:eastAsia="맑은 고딕"/>
-          <w:b w:val="0"/>
-          <w:sz w:val="17"/>
-          <w:u w:val="none"/>
-        </w:rPr>
-        <w:t>우리가 기술을 다듬고 고유한 관점을 키우는 것은 바로 이러한 도전들을 통해서이다.</w:t>
-      </w:r>
-    </w:p>
-    <w:p>
-      <w:pPr>
-        <w:spacing w:before="0" w:after="60" w:line="288" w:lineRule="auto"/>
-        <w:ind w:left="40"/>
-        <w:snapToGrid w:val="0"/>
-        <w:pBdr>
-          <w:top w:val="single" w:sz="4" w:space="2" w:color="9B6BD0"/>
-          <w:left w:val="single" w:sz="4" w:space="2" w:color="9B6BD0"/>
-          <w:bottom w:val="single" w:sz="4" w:space="2" w:color="9B6BD0"/>
-          <w:right w:val="single" w:sz="4" w:space="2" w:color="9B6BD0"/>
-        </w:pBdr>
-        <w:shd w:val="clear" w:color="auto" w:fill="FAF5FF"/>
-      </w:pPr>
-      <w:r>
-        <w:rPr>
-          <w:rFonts w:ascii="맑은 고딕" w:hAnsi="맑은 고딕" w:eastAsia="맑은 고딕"/>
-          <w:b/>
-          <w:sz w:val="17"/>
-          <w:u w:val="none"/>
-        </w:rPr>
-        <w:t>&lt;보 기&gt;</w:t>
-      </w:r>
-      <w:r>
-        <w:rPr>
-          <w:rFonts w:ascii="맑은 고딕" w:hAnsi="맑은 고딕" w:eastAsia="맑은 고딕"/>
-          <w:b w:val="0"/>
-          <w:sz w:val="17"/>
-          <w:u w:val="none"/>
-        </w:rPr>
-        <w:t xml:space="preserve"> it / is / through these challenges / that / what / we / refine / our skills / and / develop / our unique perspectives</w:t>
-      </w:r>
-    </w:p>
-    <w:p>
-      <w:pPr>
-        <w:spacing w:before="0" w:after="0" w:line="288" w:lineRule="auto"/>
-        <w:ind w:left="40"/>
-        <w:snapToGrid w:val="0"/>
-        <w:pBdr>
-          <w:top w:val="single" w:sz="4" w:space="2" w:color="9B6BD0"/>
-          <w:left w:val="single" w:sz="4" w:space="2" w:color="9B6BD0"/>
-          <w:bottom w:val="single" w:sz="4" w:space="2" w:color="9B6BD0"/>
-          <w:right w:val="single" w:sz="4" w:space="2" w:color="9B6BD0"/>
-        </w:pBdr>
-        <w:shd w:val="clear" w:color="auto" w:fill="FAF5FF"/>
-      </w:pPr>
-      <w:r>
-        <w:rPr>
-          <w:rFonts w:ascii="맑은 고딕" w:hAnsi="맑은 고딕" w:eastAsia="맑은 고딕"/>
-          <w:b/>
-          <w:sz w:val="17"/>
-          <w:u w:val="none"/>
-        </w:rPr>
-        <w:t>&lt;조 건&gt;</w:t>
-      </w:r>
-    </w:p>
-    <w:p>
-      <w:pPr>
-        <w:spacing w:before="0" w:after="0" w:line="288" w:lineRule="auto"/>
-        <w:ind w:left="40"/>
-        <w:snapToGrid w:val="0"/>
-        <w:pBdr>
-          <w:top w:val="single" w:sz="4" w:space="2" w:color="9B6BD0"/>
-          <w:left w:val="single" w:sz="4" w:space="2" w:color="9B6BD0"/>
-          <w:bottom w:val="single" w:sz="4" w:space="2" w:color="9B6BD0"/>
-          <w:right w:val="single" w:sz="4" w:space="2" w:color="9B6BD0"/>
-        </w:pBdr>
-        <w:shd w:val="clear" w:color="auto" w:fill="FAF5FF"/>
-      </w:pPr>
-      <w:r>
-        <w:rPr>
-          <w:rFonts w:ascii="맑은 고딕" w:hAnsi="맑은 고딕" w:eastAsia="맑은 고딕"/>
-          <w:b w:val="0"/>
-          <w:sz w:val="17"/>
-          <w:u w:val="none"/>
-        </w:rPr>
-        <w:t>1. &lt;보기&gt;에서 필요 없는 한 단어를 제외하고 나머지를 모두 한 번씩만 사용할 것</w:t>
-      </w:r>
-    </w:p>
-    <w:p>
-      <w:pPr>
-        <w:spacing w:before="0" w:after="0" w:line="288" w:lineRule="auto"/>
-        <w:ind w:left="40"/>
-        <w:snapToGrid w:val="0"/>
-        <w:pBdr>
-          <w:top w:val="single" w:sz="4" w:space="2" w:color="9B6BD0"/>
-          <w:left w:val="single" w:sz="4" w:space="2" w:color="9B6BD0"/>
-          <w:bottom w:val="single" w:sz="4" w:space="2" w:color="9B6BD0"/>
-          <w:right w:val="single" w:sz="4" w:space="2" w:color="9B6BD0"/>
-        </w:pBdr>
-        <w:shd w:val="clear" w:color="auto" w:fill="FAF5FF"/>
-      </w:pPr>
-      <w:r>
-        <w:rPr>
-          <w:rFonts w:ascii="맑은 고딕" w:hAnsi="맑은 고딕" w:eastAsia="맑은 고딕"/>
-          <w:b w:val="0"/>
-          <w:sz w:val="17"/>
-          <w:u w:val="none"/>
-        </w:rPr>
-        <w:t>2. 어형을 바꾸지 말고 다른 단어를 추가하지 말 것</w:t>
-      </w:r>
-    </w:p>
-    <w:p>
-      <w:pPr>
-        <w:spacing w:before="0" w:after="0" w:line="288" w:lineRule="auto"/>
-        <w:ind w:left="40"/>
-        <w:snapToGrid w:val="0"/>
-        <w:pBdr>
-          <w:top w:val="single" w:sz="4" w:space="2" w:color="9B6BD0"/>
-          <w:left w:val="single" w:sz="4" w:space="2" w:color="9B6BD0"/>
-          <w:bottom w:val="single" w:sz="4" w:space="2" w:color="9B6BD0"/>
-          <w:right w:val="single" w:sz="4" w:space="2" w:color="9B6BD0"/>
-        </w:pBdr>
-        <w:shd w:val="clear" w:color="auto" w:fill="FAF5FF"/>
-      </w:pPr>
-      <w:r>
-        <w:rPr>
-          <w:rFonts w:ascii="맑은 고딕" w:hAnsi="맑은 고딕" w:eastAsia="맑은 고딕"/>
-          <w:b w:val="0"/>
-          <w:sz w:val="17"/>
-          <w:u w:val="none"/>
-        </w:rPr>
-        <w:t>3. ‘It is ~ that …’ 강조구문으로 부사구를 강조할 것</w:t>
-      </w:r>
-    </w:p>
-    <w:p>
-      <w:pPr>
-        <w:spacing w:before="0" w:after="0" w:line="288" w:lineRule="auto"/>
-        <w:ind w:left="40"/>
-        <w:snapToGrid w:val="0"/>
-        <w:pBdr>
-          <w:top w:val="single" w:sz="4" w:space="2" w:color="9B6BD0"/>
-          <w:left w:val="single" w:sz="4" w:space="2" w:color="9B6BD0"/>
-          <w:bottom w:val="single" w:sz="4" w:space="2" w:color="9B6BD0"/>
-          <w:right w:val="single" w:sz="4" w:space="2" w:color="9B6BD0"/>
-        </w:pBdr>
-        <w:shd w:val="clear" w:color="auto" w:fill="FAF5FF"/>
-      </w:pPr>
-      <w:r>
-        <w:rPr>
-          <w:rFonts w:ascii="맑은 고딕" w:hAnsi="맑은 고딕" w:eastAsia="맑은 고딕"/>
-          <w:b w:val="0"/>
-          <w:sz w:val="17"/>
-          <w:u w:val="none"/>
-        </w:rPr>
-        <w:t>4. 총 15단어로 쓸 것</w:t>
-      </w:r>
-    </w:p>
-    <w:p>
-      <w:pPr>
-        <w:spacing w:before="0" w:after="60" w:line="288" w:lineRule="auto"/>
-        <w:ind w:left="40"/>
-        <w:snapToGrid w:val="0"/>
-        <w:pBdr>
-          <w:top w:val="single" w:sz="4" w:space="2" w:color="9B6BD0"/>
-          <w:left w:val="single" w:sz="4" w:space="2" w:color="9B6BD0"/>
-          <w:bottom w:val="single" w:sz="4" w:space="2" w:color="9B6BD0"/>
-          <w:right w:val="single" w:sz="4" w:space="2" w:color="9B6BD0"/>
-        </w:pBdr>
-        <w:shd w:val="clear" w:color="auto" w:fill="FAF5FF"/>
-      </w:pPr>
-      <w:r>
-        <w:rPr>
-          <w:rFonts w:ascii="맑은 고딕" w:hAnsi="맑은 고딕" w:eastAsia="맑은 고딕"/>
-          <w:b w:val="0"/>
-          <w:sz w:val="17"/>
-          <w:u w:val="none"/>
-        </w:rPr>
-        <w:t>5. 답안지에 소문항 번호를 정확하게 기입할 것</w:t>
-      </w:r>
-    </w:p>
-    <w:p>
-      <w:pPr>
-        <w:spacing w:before="0" w:after="40" w:line="360" w:lineRule="auto"/>
-        <w:snapToGrid w:val="0"/>
-      </w:pPr>
-      <w:r>
-        <w:rPr>
-          <w:rFonts w:ascii="맑은 고딕" w:hAnsi="맑은 고딕" w:eastAsia="맑은 고딕"/>
-          <w:b w:val="0"/>
-          <w:sz w:val="17"/>
-          <w:u w:val="none"/>
-        </w:rPr>
-        <w:t>⇒ It ______________________________________________________________ .</w:t>
-      </w:r>
-    </w:p>
-    <w:p>
-      <w:pPr>
-        <w:keepNext/>
-        <w:spacing w:before="80" w:after="40" w:line="276" w:lineRule="auto"/>
-        <w:snapToGrid w:val="0"/>
-        <w:shd w:val="clear" w:color="auto" w:fill="6B21A8"/>
-      </w:pPr>
-      <w:r>
-        <w:rPr>
-          <w:rFonts w:ascii="맑은 고딕" w:hAnsi="맑은 고딕" w:eastAsia="맑은 고딕"/>
-          <w:b/>
-          <w:color w:val="FFFFFF"/>
-          <w:sz w:val="17"/>
-          <w:u w:val="none"/>
-        </w:rPr>
-        <w:t>[지문 구조]  ※ 앞 문항을 모두 푼 뒤에 풀 것</w:t>
-      </w:r>
-    </w:p>
-    <w:p>
-      <w:pPr>
-        <w:keepNext/>
-        <w:spacing w:before="80" w:after="20" w:line="276" w:lineRule="auto"/>
-        <w:snapToGrid w:val="0"/>
-      </w:pPr>
-      <w:r>
-        <w:rPr>
-          <w:rFonts w:ascii="맑은 고딕" w:hAnsi="맑은 고딕" w:eastAsia="맑은 고딕"/>
-          <w:b/>
-          <w:sz w:val="17"/>
-          <w:u w:val="none"/>
-        </w:rPr>
-        <w:t>41-8.</w:t>
-      </w:r>
-      <w:r>
-        <w:rPr>
-          <w:rFonts w:ascii="맑은 고딕" w:hAnsi="맑은 고딕" w:eastAsia="맑은 고딕"/>
-          <w:b w:val="0"/>
-          <w:sz w:val="17"/>
-          <w:u w:val="none"/>
-        </w:rPr>
-        <w:t xml:space="preserve"> 주어진 글 다음에 이어질 글의 순서로 가장 적절한 것은? [2.7점]</w:t>
-      </w:r>
-    </w:p>
-    <w:p>
-      <w:pPr>
-        <w:spacing w:before="0" w:after="60" w:line="288" w:lineRule="auto"/>
-        <w:ind w:left="40"/>
-        <w:snapToGrid w:val="0"/>
-        <w:pBdr>
-          <w:top w:val="single" w:sz="4" w:space="2" w:color="C99B4E"/>
-          <w:left w:val="single" w:sz="4" w:space="2" w:color="C99B4E"/>
-          <w:bottom w:val="single" w:sz="4" w:space="2" w:color="C99B4E"/>
-          <w:right w:val="single" w:sz="4" w:space="2" w:color="C99B4E"/>
-        </w:pBdr>
-        <w:shd w:val="clear" w:color="auto" w:fill="FFF8E1"/>
-      </w:pPr>
-      <w:r>
-        <w:rPr>
-          <w:rFonts w:ascii="맑은 고딕" w:hAnsi="맑은 고딕" w:eastAsia="맑은 고딕"/>
-          <w:b w:val="0"/>
-          <w:sz w:val="17"/>
-          <w:u w:val="none"/>
-        </w:rPr>
-        <w:t>Creativity is the ability to generate novel and valuable ideas. It involves divergent thinking, imagination, and a willingness to experiment and take risks. While AI can be a powerful tool for creative efforts, it also carries the risk of limiting originality and innovation.</w:t>
-      </w:r>
-    </w:p>
-    <w:p>
-      <w:pPr>
-        <w:spacing w:before="0" w:after="0" w:line="288" w:lineRule="auto"/>
-        <w:ind w:left="40"/>
-        <w:snapToGrid w:val="0"/>
-        <w:pBdr>
-          <w:top w:val="single" w:sz="4" w:space="2" w:color="999999"/>
-          <w:left w:val="single" w:sz="4" w:space="2" w:color="999999"/>
-          <w:bottom w:val="single" w:sz="4" w:space="2" w:color="999999"/>
-          <w:right w:val="single" w:sz="4" w:space="2" w:color="999999"/>
-        </w:pBdr>
-        <w:shd w:val="clear" w:color="auto" w:fill="F6F3EA"/>
-      </w:pPr>
-      <w:r>
-        <w:rPr>
-          <w:rFonts w:ascii="맑은 고딕" w:hAnsi="맑은 고딕" w:eastAsia="맑은 고딕"/>
-          <w:b w:val="0"/>
-          <w:sz w:val="17"/>
-          <w:u w:val="none"/>
-        </w:rPr>
-        <w:t>(A) Moreover, the ease with which AI can generate content can discourage the kind of struggle and experimentation that often leads to breakthroughs. The creative process is often messy and repetitive, involving numerous failures and setbacks.</w:t>
-      </w:r>
-    </w:p>
-    <w:p>
-      <w:pPr>
-        <w:spacing w:before="0" w:after="0" w:line="288" w:lineRule="auto"/>
-        <w:ind w:left="40"/>
-        <w:snapToGrid w:val="0"/>
-        <w:pBdr>
-          <w:top w:val="single" w:sz="4" w:space="2" w:color="999999"/>
-          <w:left w:val="single" w:sz="4" w:space="2" w:color="999999"/>
-          <w:bottom w:val="single" w:sz="4" w:space="2" w:color="999999"/>
-          <w:right w:val="single" w:sz="4" w:space="2" w:color="999999"/>
-        </w:pBdr>
-        <w:shd w:val="clear" w:color="auto" w:fill="F6F3EA"/>
-      </w:pPr>
-      <w:r>
-        <w:rPr>
-          <w:rFonts w:ascii="맑은 고딕" w:hAnsi="맑은 고딕" w:eastAsia="맑은 고딕"/>
-          <w:b w:val="0"/>
-          <w:sz w:val="17"/>
-          <w:u w:val="none"/>
-        </w:rPr>
-        <w:t>(B) AI algorithms are trained on existing datasets, often identifying patterns and trends in past creations. While this can be useful for generating new content in similar styles or formats, it can also lead to derivative works that lack genuine originality.</w:t>
-      </w:r>
-    </w:p>
-    <w:p>
-      <w:pPr>
-        <w:spacing w:before="0" w:after="60" w:line="288" w:lineRule="auto"/>
-        <w:ind w:left="40"/>
-        <w:snapToGrid w:val="0"/>
-        <w:pBdr>
-          <w:top w:val="single" w:sz="4" w:space="2" w:color="999999"/>
-          <w:left w:val="single" w:sz="4" w:space="2" w:color="999999"/>
-          <w:bottom w:val="single" w:sz="4" w:space="2" w:color="999999"/>
-          <w:right w:val="single" w:sz="4" w:space="2" w:color="999999"/>
-        </w:pBdr>
-        <w:shd w:val="clear" w:color="auto" w:fill="F6F3EA"/>
-      </w:pPr>
-      <w:r>
-        <w:rPr>
-          <w:rFonts w:ascii="맑은 고딕" w:hAnsi="맑은 고딕" w:eastAsia="맑은 고딕"/>
-          <w:b w:val="0"/>
-          <w:sz w:val="17"/>
-          <w:u w:val="none"/>
-        </w:rPr>
-        <w:t>(C) If artists and designers rely too heavily on AI for inspiration and content generation, they may find themselves trapped in a cycle of imitation, unable to break free from the constraints of the AI’s training data.</w:t>
-      </w:r>
-    </w:p>
-    <w:p>
-      <w:pPr>
-        <w:spacing w:before="0" w:after="0" w:line="269" w:lineRule="auto"/>
-        <w:ind w:left="180" w:hanging="180"/>
-        <w:snapToGrid w:val="0"/>
-      </w:pPr>
-      <w:r>
-        <w:rPr>
-          <w:rFonts w:ascii="맑은 고딕" w:hAnsi="맑은 고딕" w:eastAsia="맑은 고딕"/>
-          <w:b w:val="0"/>
-          <w:sz w:val="17"/>
-          <w:u w:val="none"/>
-        </w:rPr>
-        <w:t>① (A) – (C) – (B)</w:t>
-      </w:r>
-    </w:p>
-    <w:p>
-      <w:pPr>
-        <w:spacing w:before="0" w:after="0" w:line="269" w:lineRule="auto"/>
-        <w:ind w:left="180" w:hanging="180"/>
-        <w:snapToGrid w:val="0"/>
-      </w:pPr>
-      <w:r>
-        <w:rPr>
-          <w:rFonts w:ascii="맑은 고딕" w:hAnsi="맑은 고딕" w:eastAsia="맑은 고딕"/>
-          <w:b w:val="0"/>
-          <w:sz w:val="17"/>
-          <w:u w:val="none"/>
-        </w:rPr>
-        <w:t>② (B) – (A) – (C)</w:t>
-      </w:r>
-    </w:p>
-    <w:p>
-      <w:pPr>
-        <w:spacing w:before="0" w:after="0" w:line="269" w:lineRule="auto"/>
-        <w:ind w:left="180" w:hanging="180"/>
-        <w:snapToGrid w:val="0"/>
-      </w:pPr>
-      <w:r>
-        <w:rPr>
-          <w:rFonts w:ascii="맑은 고딕" w:hAnsi="맑은 고딕" w:eastAsia="맑은 고딕"/>
-          <w:b w:val="0"/>
-          <w:sz w:val="17"/>
-          <w:u w:val="none"/>
-        </w:rPr>
-        <w:t>③ (B) – (C) – (A)</w:t>
-      </w:r>
-    </w:p>
-    <w:p>
-      <w:pPr>
-        <w:spacing w:before="0" w:after="0" w:line="269" w:lineRule="auto"/>
-        <w:ind w:left="180" w:hanging="180"/>
-        <w:snapToGrid w:val="0"/>
-      </w:pPr>
-      <w:r>
-        <w:rPr>
-          <w:rFonts w:ascii="맑은 고딕" w:hAnsi="맑은 고딕" w:eastAsia="맑은 고딕"/>
-          <w:b w:val="0"/>
-          <w:sz w:val="17"/>
-          <w:u w:val="none"/>
-        </w:rPr>
-        <w:t>④ (C) – (A) – (B)</w:t>
-      </w:r>
-    </w:p>
-    <w:p>
-      <w:pPr>
-        <w:spacing w:before="0" w:after="0" w:line="269" w:lineRule="auto"/>
-        <w:ind w:left="180" w:hanging="180"/>
-        <w:snapToGrid w:val="0"/>
-      </w:pPr>
-      <w:r>
-        <w:rPr>
-          <w:rFonts w:ascii="맑은 고딕" w:hAnsi="맑은 고딕" w:eastAsia="맑은 고딕"/>
-          <w:b w:val="0"/>
-          <w:sz w:val="17"/>
-          <w:u w:val="none"/>
-        </w:rPr>
-        <w:t>⑤ (C) – (B) – (A)</w:t>
+        <w:t>⑤ (C) - (A) - (B)</w:t>
       </w:r>
     </w:p>
     <w:p>
@@ -3256,7 +3525,7 @@
           <w:sz w:val="15"/>
           <w:u w:val="none"/>
         </w:rPr>
-        <w:t xml:space="preserve"> ★to generate (ability를 수식하는 to부정사)</w:t>
+        <w:t xml:space="preserve"> ★to generate (the ability + to부정사 ‘~하는 능력’)</w:t>
       </w:r>
     </w:p>
     <w:p>
@@ -3281,7 +3550,7 @@
           <w:sz w:val="15"/>
           <w:u w:val="none"/>
         </w:rPr>
-        <w:t xml:space="preserve"> divergent (확산적 ↔ convergent)</w:t>
+        <w:t xml:space="preserve"> novel (새로운 — 앞 문장 creativity의 정의; conventional은 반대)</w:t>
       </w:r>
     </w:p>
     <w:p>
@@ -3306,7 +3575,7 @@
           <w:sz w:val="15"/>
           <w:u w:val="none"/>
         </w:rPr>
-        <w:t xml:space="preserve"> risks</w:t>
+        <w:t xml:space="preserve"> divergent (thinking 수식 → 형용사 ‘확산적’)</w:t>
       </w:r>
     </w:p>
     <w:p>
@@ -3331,7 +3600,7 @@
           <w:sz w:val="15"/>
           <w:u w:val="none"/>
         </w:rPr>
-        <w:t xml:space="preserve"> ★limiting (전치사 of + 동명사 — risk of limiting)</w:t>
+        <w:t xml:space="preserve"> imagination</w:t>
       </w:r>
     </w:p>
     <w:p>
@@ -3356,7 +3625,7 @@
           <w:sz w:val="15"/>
           <w:u w:val="none"/>
         </w:rPr>
-        <w:t xml:space="preserve"> ★are trained (알고리즘이 ‘훈련되는’ 수동)</w:t>
+        <w:t xml:space="preserve"> ★limiting (전치사 of + 동명사 ‘제한할 위험’)</w:t>
       </w:r>
     </w:p>
     <w:p>
@@ -3381,7 +3650,7 @@
           <w:sz w:val="15"/>
           <w:u w:val="none"/>
         </w:rPr>
-        <w:t xml:space="preserve"> ★identifying (알고리즘이 ‘식별하는’ 능동 분사구문)</w:t>
+        <w:t xml:space="preserve"> originality</w:t>
       </w:r>
     </w:p>
     <w:p>
@@ -3406,7 +3675,7 @@
           <w:sz w:val="15"/>
           <w:u w:val="none"/>
         </w:rPr>
-        <w:t xml:space="preserve"> derivative (명사 works 수식 → 형용사)</w:t>
+        <w:t xml:space="preserve"> ★are trained (알고리즘이 ‘훈련되는’ 수동)</w:t>
       </w:r>
     </w:p>
     <w:p>
@@ -3431,7 +3700,7 @@
           <w:sz w:val="15"/>
           <w:u w:val="none"/>
         </w:rPr>
-        <w:t xml:space="preserve"> ★lack (선행사 works 복수)</w:t>
+        <w:t xml:space="preserve"> identifying (분사구문 — 알고리즘이 패턴을 ‘찾아내는’ 능동)</w:t>
       </w:r>
     </w:p>
     <w:p>
@@ -3456,7 +3725,7 @@
           <w:sz w:val="15"/>
           <w:u w:val="none"/>
         </w:rPr>
-        <w:t xml:space="preserve"> originality</w:t>
+        <w:t xml:space="preserve"> derivative (파생적인 — 뒤 lack genuine originality와 호응; original은 반대)</w:t>
       </w:r>
     </w:p>
     <w:p>
@@ -3481,7 +3750,7 @@
           <w:sz w:val="15"/>
           <w:u w:val="none"/>
         </w:rPr>
-        <w:t xml:space="preserve"> ★heavily (동사 rely 수식 → 부사)</w:t>
+        <w:t xml:space="preserve"> ★that (선행사 works + 불완전절(lack의 주어 없음) → 관계대명사)</w:t>
       </w:r>
     </w:p>
     <w:p>
@@ -3506,7 +3775,7 @@
           <w:sz w:val="15"/>
           <w:u w:val="none"/>
         </w:rPr>
-        <w:t xml:space="preserve"> ★trapped (자신이 ‘갇힌’ 수동 — find + O + p.p.)</w:t>
+        <w:t xml:space="preserve"> ★heavily (동사 rely 수식 → 부사)</w:t>
       </w:r>
     </w:p>
     <w:p>
@@ -3531,7 +3800,7 @@
           <w:sz w:val="15"/>
           <w:u w:val="none"/>
         </w:rPr>
-        <w:t xml:space="preserve"> imitation (전치사 of 뒤 → 명사)</w:t>
+        <w:t xml:space="preserve"> ★trapped (자신이 ‘갇힌’ 상태 → 과거분사; find oneself + p.p.)</w:t>
       </w:r>
     </w:p>
     <w:p>
@@ -3581,7 +3850,7 @@
           <w:sz w:val="15"/>
           <w:u w:val="none"/>
         </w:rPr>
-        <w:t xml:space="preserve"> ★with which (the ease with which ~할 수 있는 용이함 — 뒤가 완전한 절)</w:t>
+        <w:t xml:space="preserve"> ★leads (선행사 the kind … that — 단수 → leads; struggle and experimentation을 하나의 종류로 봄)</w:t>
       </w:r>
     </w:p>
     <w:p>
@@ -3606,7 +3875,7 @@
           <w:sz w:val="15"/>
           <w:u w:val="none"/>
         </w:rPr>
-        <w:t xml:space="preserve"> discourage (막다 ↔ encourage — 필자의 우려)</w:t>
+        <w:t xml:space="preserve"> repetitive (messy와 병렬 형용사)</w:t>
       </w:r>
     </w:p>
     <w:p>
@@ -3631,7 +3900,7 @@
           <w:sz w:val="15"/>
           <w:u w:val="none"/>
         </w:rPr>
-        <w:t xml:space="preserve"> breakthroughs</w:t>
+        <w:t xml:space="preserve"> ★involving (분사구문 — 과정이 실패를 ‘수반하는’ 능동)</w:t>
       </w:r>
     </w:p>
     <w:p>
@@ -3656,7 +3925,7 @@
           <w:sz w:val="15"/>
           <w:u w:val="none"/>
         </w:rPr>
-        <w:t xml:space="preserve"> repetitive (messy와 and 병렬 → 형용사)</w:t>
+        <w:t xml:space="preserve"> setbacks</w:t>
       </w:r>
     </w:p>
     <w:p>
@@ -3681,7 +3950,7 @@
           <w:sz w:val="15"/>
           <w:u w:val="none"/>
         </w:rPr>
-        <w:t xml:space="preserve"> ★It (It is ~ that 강조 구문)</w:t>
+        <w:t xml:space="preserve"> unique (고유한 관점 — 앞 ‘모방의 순환’과 대비; common은 반대)</w:t>
       </w:r>
     </w:p>
     <w:p>
@@ -3706,7 +3975,7 @@
           <w:sz w:val="15"/>
           <w:u w:val="none"/>
         </w:rPr>
-        <w:t xml:space="preserve"> instant (즉각적인 ↔ gradual)</w:t>
+        <w:t xml:space="preserve"> boundaries</w:t>
       </w:r>
     </w:p>
     <w:p>
@@ -3731,7 +4000,7 @@
           <w:sz w:val="15"/>
           <w:u w:val="none"/>
         </w:rPr>
-        <w:t xml:space="preserve"> error</w:t>
+        <w:t xml:space="preserve"> ★provides (조건 부사절에서는 현재시제가 미래를 대신)</w:t>
       </w:r>
     </w:p>
     <w:p>
@@ -3756,7 +4025,7 @@
           <w:sz w:val="15"/>
           <w:u w:val="none"/>
         </w:rPr>
-        <w:t xml:space="preserve"> inhibiting (결과 분사구문)</w:t>
+        <w:t xml:space="preserve"> ultimately (분사 inhibiting 수식 → 부사)</w:t>
       </w:r>
     </w:p>
     <w:p>
@@ -3781,7 +4050,7 @@
           <w:sz w:val="15"/>
           <w:u w:val="none"/>
         </w:rPr>
-        <w:t xml:space="preserve"> ★✕ — 바른 형태: can discourage (조동사 뒤 동사원형)</w:t>
+        <w:t xml:space="preserve"> ★✕ — 바른 형태: with which (generate content with ease → 전치사 with가 관계사 앞에 필요; which만 쓰면 뒤 절이 완전해 연결 불가)</w:t>
       </w:r>
     </w:p>
     <w:p>
@@ -3806,7 +4075,7 @@
           <w:sz w:val="15"/>
           <w:u w:val="none"/>
         </w:rPr>
-        <w:t xml:space="preserve"> ○ (주격 관계사절 = 현재분사 lacking)</w:t>
+        <w:t xml:space="preserve"> ○ (It is ~ that 강조 구문을 풀면 Through these challenges, we refine … — 의미 같음)</w:t>
       </w:r>
     </w:p>
     <w:p>
@@ -3831,7 +4100,7 @@
           <w:sz w:val="15"/>
           <w:u w:val="none"/>
         </w:rPr>
-        <w:t xml:space="preserve"> ○ (결과 분사구문 = 계속적 which + 동사)</w:t>
+        <w:t xml:space="preserve"> ○ (결과 분사구문 ultimately inhibiting = and (it) ultimately inhibits/inhibit — 동사 bypass와 병렬)</w:t>
       </w:r>
     </w:p>
     <w:p>
@@ -3856,7 +4125,7 @@
           <w:sz w:val="15"/>
           <w:u w:val="none"/>
         </w:rPr>
-        <w:t xml:space="preserve"> The creative process is often messy and repetitive, involving numerous failures and setbacks. (보충 often / 제외 repetition / involve→involving)</w:t>
+        <w:t xml:space="preserve"> AI algorithms are trained on existing datasets, often identifying patterns and trends in past creations. (보충 often / 제외 by / be→are, train→trained, identify→identifying)</w:t>
       </w:r>
     </w:p>
     <w:p>
@@ -3881,7 +4150,7 @@
           <w:sz w:val="15"/>
           <w:u w:val="none"/>
         </w:rPr>
-        <w:t xml:space="preserve"> It is through these challenges that we refine our skills. (보충 through / 제외 which)</w:t>
+        <w:t xml:space="preserve"> Moreover, the ease with which AI can generate content can discourage the kind of struggle and experimentation that often leads to breakthroughs. (보충 that / 제외 what / lead→leads)</w:t>
       </w:r>
     </w:p>
     <w:p>
@@ -3906,7 +4175,7 @@
           <w:sz w:val="15"/>
           <w:u w:val="none"/>
         </w:rPr>
-        <w:t xml:space="preserve"> AI algorithms are trained on existing datasets, often identifying patterns and trends in past creations. (identify→identifying)</w:t>
+        <w:t xml:space="preserve"> If AI provides instant solutions, it can bypass this essential process of learning through trial and error, ultimately inhibiting the development of true creative talent. (inhibit→inhibiting)</w:t>
       </w:r>
     </w:p>
     <w:p>
@@ -3956,7 +4225,7 @@
           <w:sz w:val="15"/>
           <w:u w:val="none"/>
         </w:rPr>
-        <w:t xml:space="preserve"> AI 알고리즘이 기존 데이터로 훈련되어 과거 창작물의 패턴과 경향을 식별하는 것</w:t>
+        <w:t xml:space="preserve"> AI 알고리즘이 과거 창작물의 패턴과 경향을 찾아내는 것</w:t>
       </w:r>
     </w:p>
     <w:p>
@@ -3981,7 +4250,7 @@
           <w:sz w:val="15"/>
           <w:u w:val="none"/>
         </w:rPr>
-        <w:t xml:space="preserve"> artists and designers</w:t>
+        <w:t xml:space="preserve"> numerous failures and setbacks</w:t>
       </w:r>
     </w:p>
     <w:p>
@@ -4006,7 +4275,7 @@
           <w:sz w:val="15"/>
           <w:u w:val="none"/>
         </w:rPr>
-        <w:t xml:space="preserve"> these challenges</w:t>
+        <w:t xml:space="preserve"> learning through trial and error</w:t>
       </w:r>
     </w:p>
     <w:p>
@@ -4031,7 +4300,7 @@
           <w:sz w:val="15"/>
           <w:u w:val="none"/>
         </w:rPr>
-        <w:t xml:space="preserve"> ★relies (선행사 A student 단수)</w:t>
+        <w:t xml:space="preserve"> ★follows (선행사 A driver 단수 — who follows)</w:t>
       </w:r>
     </w:p>
     <w:p>
@@ -4056,7 +4325,7 @@
           <w:sz w:val="15"/>
           <w:u w:val="none"/>
         </w:rPr>
-        <w:t xml:space="preserve"> ★spent (시간이 ‘쓰인’ 수동 — hours 수식)</w:t>
+        <w:t xml:space="preserve"> ★teach (주어 these(복수)의 보어절 what teach … — 선행사 포함 관계사 what의 동사가 복수 주어와 호응)</w:t>
       </w:r>
     </w:p>
     <w:p>
@@ -4081,7 +4350,7 @@
           <w:sz w:val="15"/>
           <w:u w:val="none"/>
         </w:rPr>
-        <w:t xml:space="preserve"> ★what (선행사 없음 — 보어 명사절)</w:t>
+        <w:t xml:space="preserve"> ★unable (주어 the driver의 상태를 나타내는 형용사 — (being) unable to)</w:t>
       </w:r>
     </w:p>
     <w:p>
@@ -4106,7 +4375,7 @@
           <w:sz w:val="15"/>
           <w:u w:val="none"/>
         </w:rPr>
-        <w:t xml:space="preserve"> struggle</w:t>
+        <w:t xml:space="preserve"> talent</w:t>
       </w:r>
     </w:p>
     <w:p>
@@ -4147,7 +4416,7 @@
           <w:sz w:val="15"/>
           <w:u w:val="none"/>
         </w:rPr>
-        <w:t xml:space="preserve"> 정답 ⑤ — (a) ○ (b) ✕ (c) ○ (d) ✕ (e) ○</w:t>
+        <w:t xml:space="preserve"> 정답 ③ — (A) ✕ (B) ○ (C) ○ (D) ✕</w:t>
       </w:r>
     </w:p>
     <w:p>
@@ -4172,7 +4441,7 @@
           <w:sz w:val="15"/>
           <w:u w:val="none"/>
         </w:rPr>
-        <w:t xml:space="preserve"> 정답 ② — ⓑ trapping → trapped / ⓓ which → with which / ⓕ that → what</w:t>
+        <w:t xml:space="preserve"> 정답 ④</w:t>
       </w:r>
     </w:p>
     <w:p>
@@ -4197,7 +4466,7 @@
           <w:sz w:val="15"/>
           <w:u w:val="none"/>
         </w:rPr>
-        <w:t xml:space="preserve"> 정답 ③ — limiting · discourage · inhibiting</w:t>
+        <w:t xml:space="preserve"> 정답 ①</w:t>
       </w:r>
     </w:p>
     <w:p>
@@ -4222,7 +4491,7 @@
           <w:sz w:val="15"/>
           <w:u w:val="none"/>
         </w:rPr>
-        <w:t xml:space="preserve"> 정답 ④</w:t>
+        <w:t xml:space="preserve"> 정답 ⑤ — tied · struggle</w:t>
       </w:r>
     </w:p>
     <w:p>
@@ -4297,7 +4566,7 @@
           <w:sz w:val="15"/>
           <w:u w:val="none"/>
         </w:rPr>
-        <w:t xml:space="preserve"> 정답 ④</w:t>
+        <w:t xml:space="preserve"> 정답 ③ — encourage → discourage</w:t>
       </w:r>
     </w:p>
     <w:p>
@@ -4322,7 +4591,7 @@
           <w:sz w:val="15"/>
           <w:u w:val="none"/>
         </w:rPr>
-        <w:t xml:space="preserve"> (1) Heavy  (2) imitative  (3) original</w:t>
+        <w:t xml:space="preserve"> Relying too heavily on AI for inspiration and content generation may leave artists and designers trapped in a cycle of imitation.</w:t>
       </w:r>
     </w:p>
     <w:p>
@@ -4347,7 +4616,7 @@
           <w:sz w:val="15"/>
           <w:u w:val="none"/>
         </w:rPr>
-        <w:t xml:space="preserve"> It is through these challenges that we refine our skills and develop our unique perspectives. (제외: what)</w:t>
+        <w:t xml:space="preserve"> Q1 (예시) Because AI learns from works that already exist, it mainly repeats patterns from the past, so the results look copied. / Q2 (예시) They lose the chance to learn through trial and error—the struggle and failures that build real creative skill.</w:t>
       </w:r>
     </w:p>
     <w:p>
@@ -4372,7 +4641,7 @@
           <w:sz w:val="15"/>
           <w:u w:val="none"/>
         </w:rPr>
-        <w:t xml:space="preserve"> 정답 ③</w:t>
+        <w:t xml:space="preserve"> 정답 ④</w:t>
       </w:r>
     </w:p>
     <w:p>
@@ -4422,7 +4691,7 @@
           <w:sz w:val="14"/>
           <w:u w:val="none"/>
         </w:rPr>
-        <w:t>(c)(e) [decoy]</w:t>
+        <w:t>(A) [예시 분류 함정]</w:t>
       </w:r>
       <w:r>
         <w:rPr>
@@ -4431,7 +4700,7 @@
           <w:sz w:val="14"/>
           <w:u w:val="none"/>
         </w:rPr>
-        <w:t xml:space="preserve"> 옳은 진술 — 고르면 ②·③·④. </w:t>
+        <w:t xml:space="preserve"> fresh·familiar가 긍정적으로 들리지만 필자는 그것을 ‘copied-looking work’로 연결한다. </w:t>
       </w:r>
       <w:r>
         <w:rPr>
@@ -4440,7 +4709,7 @@
           <w:sz w:val="14"/>
           <w:u w:val="none"/>
         </w:rPr>
-        <w:t>(b) [연결어 함정]</w:t>
+        <w:t>(D) [수일치 함정]</w:t>
       </w:r>
       <w:r>
         <w:rPr>
@@ -4449,7 +4718,7 @@
           <w:sz w:val="14"/>
           <w:u w:val="none"/>
         </w:rPr>
-        <w:t xml:space="preserve"> 앞뒤 모두 AI의 ‘위험’이므로 양보가 아닌 첨가. </w:t>
+        <w:t xml:space="preserve"> 주어가 길어 복수 creators를 주어로 착각하기 쉽다 — ④는 (C)까지 틀렸다고 본 경우. </w:t>
       </w:r>
       <w:r>
         <w:rPr>
@@ -4458,7 +4727,7 @@
           <w:sz w:val="14"/>
           <w:u w:val="none"/>
         </w:rPr>
-        <w:t>(d)</w:t>
+        <w:t>(B) [decoy]</w:t>
       </w:r>
       <w:r>
         <w:rPr>
@@ -4467,7 +4736,7 @@
           <w:sz w:val="14"/>
           <w:u w:val="none"/>
         </w:rPr>
-        <w:t xml:space="preserve"> lack genuine originality가 결정적 단서.</w:t>
+        <w:t xml:space="preserve"> which만으로 충분해 보이지만 뒤 절에 빈자리가 없다.</w:t>
       </w:r>
     </w:p>
     <w:p>
@@ -4501,7 +4770,7 @@
           <w:sz w:val="14"/>
           <w:u w:val="none"/>
         </w:rPr>
-        <w:t>ⓒ [decoy]</w:t>
+        <w:t>④ [열 교차]</w:t>
       </w:r>
       <w:r>
         <w:rPr>
@@ -4510,7 +4779,7 @@
           <w:sz w:val="14"/>
           <w:u w:val="none"/>
         </w:rPr>
-        <w:t xml:space="preserve"> 동사 없이 형용사로 시작해 틀려 보이지만 being이 생략된 분사구문 — ①·③은 이것을 틀렸다고 본 선지. </w:t>
+        <w:t xml:space="preserve"> ‘instant results’ 때문에 시행착오까지 ‘쉬워진 것’으로 착각하기 쉽지만, 도윤은 그 단계를 건너뛰어 혼자서는 여덟 마디도 못 쓰게 됐다고 말한다. </w:t>
       </w:r>
       <w:r>
         <w:rPr>
@@ -4519,7 +4788,7 @@
           <w:sz w:val="14"/>
           <w:u w:val="none"/>
         </w:rPr>
-        <w:t>ⓓ</w:t>
+        <w:t>③ [한 끗]</w:t>
       </w:r>
       <w:r>
         <w:rPr>
@@ -4528,7 +4797,7 @@
           <w:sz w:val="14"/>
           <w:u w:val="none"/>
         </w:rPr>
-        <w:t xml:space="preserve"> 관계사 뒤 절이 완전한지 확인하지 않으면 놓친다.</w:t>
+        <w:t xml:space="preserve"> 즉시 완성된 멜로디는 분명 ‘쉬워진 것’ — 그 결과가 나빴다고 해서 오른쪽 열로 옮기면 안 된다.</w:t>
       </w:r>
     </w:p>
     <w:p>
@@ -4562,7 +4831,7 @@
           <w:sz w:val="14"/>
           <w:u w:val="none"/>
         </w:rPr>
-        <w:t>⑤ [한 끗]</w:t>
+        <w:t>⑤ [반쪽 참 함정]</w:t>
       </w:r>
       <w:r>
         <w:rPr>
@@ -4571,7 +4840,7 @@
           <w:sz w:val="14"/>
           <w:u w:val="none"/>
         </w:rPr>
-        <w:t xml:space="preserve"> (A)(B)는 맞고 (C)만 promoting — bypass this essential process(필수 과정을 건너뛴다)의 결과가 될 수 없다. </w:t>
+        <w:t xml:space="preserve"> 쉽게 만드는 것은 사실이지만 필자는 그것을 ‘위험’으로 본다 — 빈칸은 양보 뒤의 부정적 주장 자리. </w:t>
       </w:r>
       <w:r>
         <w:rPr>
@@ -4580,7 +4849,7 @@
           <w:sz w:val="14"/>
           <w:u w:val="none"/>
         </w:rPr>
-        <w:t>①</w:t>
+        <w:t>④ [방향 역전]</w:t>
       </w:r>
       <w:r>
         <w:rPr>
@@ -4589,7 +4858,25 @@
           <w:sz w:val="14"/>
           <w:u w:val="none"/>
         </w:rPr>
-        <w:t xml:space="preserve"> risk와 expanding은 호응하지 않는다.</w:t>
+        <w:t xml:space="preserve"> 충실히 따를수록 모방의 순환에 갇힌다. </w:t>
+      </w:r>
+      <w:r>
+        <w:rPr>
+          <w:rFonts w:ascii="맑은 고딕" w:hAnsi="맑은 고딕" w:eastAsia="맑은 고딕"/>
+          <w:b/>
+          <w:sz w:val="14"/>
+          <w:u w:val="none"/>
+        </w:rPr>
+        <w:t>③</w:t>
+      </w:r>
+      <w:r>
+        <w:rPr>
+          <w:rFonts w:ascii="맑은 고딕" w:hAnsi="맑은 고딕" w:eastAsia="맑은 고딕"/>
+          <w:b w:val="0"/>
+          <w:sz w:val="14"/>
+          <w:u w:val="none"/>
+        </w:rPr>
+        <w:t xml:space="preserve"> 데이터 범위는 본문의 해법이 아니다.</w:t>
       </w:r>
     </w:p>
     <w:p>
@@ -4623,7 +4910,7 @@
           <w:sz w:val="14"/>
           <w:u w:val="none"/>
         </w:rPr>
-        <w:t>④ [속성 반전]</w:t>
+        <w:t>③ [한 끗]</w:t>
       </w:r>
       <w:r>
         <w:rPr>
@@ -4632,7 +4919,7 @@
           <w:sz w:val="14"/>
           <w:u w:val="none"/>
         </w:rPr>
-        <w:t xml:space="preserve"> messy and repetitive를 neat and quick으로 뒤집었다 — ‘빠름’은 오히려 AI의 instant solutions의 특징. </w:t>
+        <w:t xml:space="preserve"> (A)는 맞지만 shortcut(지름길)은 AI가 ‘주는’ 것이지 빼앗는 것이 아니다. </w:t>
       </w:r>
       <w:r>
         <w:rPr>
@@ -4641,7 +4928,7 @@
           <w:sz w:val="14"/>
           <w:u w:val="none"/>
         </w:rPr>
-        <w:t>②</w:t>
+        <w:t>② [반의어]</w:t>
       </w:r>
       <w:r>
         <w:rPr>
@@ -4650,7 +4937,25 @@
           <w:sz w:val="14"/>
           <w:u w:val="none"/>
         </w:rPr>
-        <w:t xml:space="preserve"> While this can be useful … — 참.</w:t>
+        <w:t xml:space="preserve"> open to past patterns는 ‘과거에 열려 있다’로 의미가 뒤집힌다. </w:t>
+      </w:r>
+      <w:r>
+        <w:rPr>
+          <w:rFonts w:ascii="맑은 고딕" w:hAnsi="맑은 고딕" w:eastAsia="맑은 고딕"/>
+          <w:b/>
+          <w:sz w:val="14"/>
+          <w:u w:val="none"/>
+        </w:rPr>
+        <w:t>④</w:t>
+      </w:r>
+      <w:r>
+        <w:rPr>
+          <w:rFonts w:ascii="맑은 고딕" w:hAnsi="맑은 고딕" w:eastAsia="맑은 고딕"/>
+          <w:b w:val="0"/>
+          <w:sz w:val="14"/>
+          <w:u w:val="none"/>
+        </w:rPr>
+        <w:t xml:space="preserve"> indifferent(무관심한)는 ‘갇혀 있다’는 본문과 맞지 않는다.</w:t>
       </w:r>
     </w:p>
     <w:p>
@@ -4684,7 +4989,7 @@
           <w:sz w:val="14"/>
           <w:u w:val="none"/>
         </w:rPr>
-        <w:t>③ [사실 왜곡]</w:t>
+        <w:t>② [인과 역전]</w:t>
       </w:r>
       <w:r>
         <w:rPr>
@@ -4693,7 +4998,7 @@
           <w:sz w:val="14"/>
           <w:u w:val="none"/>
         </w:rPr>
-        <w:t xml:space="preserve"> His homework was always complete and correct — 숙제는 했다. 문제는 ‘혼자 씨름하지 않은 것’. </w:t>
+        <w:t xml:space="preserve"> ease → encourage로 뒤집은 선지; 앞부분이 참이라 뒤를 놓치기 쉽다. </w:t>
       </w:r>
       <w:r>
         <w:rPr>
@@ -4702,7 +5007,7 @@
           <w:sz w:val="14"/>
           <w:u w:val="none"/>
         </w:rPr>
-        <w:t>④</w:t>
+        <w:t>⑤ [한 끗 정답지]</w:t>
       </w:r>
       <w:r>
         <w:rPr>
@@ -4711,7 +5016,25 @@
           <w:sz w:val="14"/>
           <w:u w:val="none"/>
         </w:rPr>
-        <w:t xml:space="preserve"> 두 글 모두 실패·고투가 필요하다는 입장.</w:t>
+        <w:t xml:space="preserve"> full of failures and setbacks + It is by working through such difficulties that we sharpen our skills를 결합한 환언 — 참. </w:t>
+      </w:r>
+      <w:r>
+        <w:rPr>
+          <w:rFonts w:ascii="맑은 고딕" w:hAnsi="맑은 고딕" w:eastAsia="맑은 고딕"/>
+          <w:b/>
+          <w:sz w:val="14"/>
+          <w:u w:val="none"/>
+        </w:rPr>
+        <w:t>④</w:t>
+      </w:r>
+      <w:r>
+        <w:rPr>
+          <w:rFonts w:ascii="맑은 고딕" w:hAnsi="맑은 고딕" w:eastAsia="맑은 고딕"/>
+          <w:b w:val="0"/>
+          <w:sz w:val="14"/>
+          <w:u w:val="none"/>
+        </w:rPr>
+        <w:t xml:space="preserve"> unable to escape the limits of the data — 참.</w:t>
       </w:r>
     </w:p>
     <w:p>
@@ -4745,7 +5068,7 @@
           <w:sz w:val="14"/>
           <w:u w:val="none"/>
         </w:rPr>
-        <w:t>④ [과잉 일반화]</w:t>
+        <w:t>④ [절대화]</w:t>
       </w:r>
       <w:r>
         <w:rPr>
@@ -4754,7 +5077,7 @@
           <w:sz w:val="14"/>
           <w:u w:val="none"/>
         </w:rPr>
-        <w:t xml:space="preserve"> 필자는 AI를 powerful tool로 인정 — ‘모든 기술 회피’가 아니라 ‘지나친 의존’ 경계. </w:t>
+        <w:t xml:space="preserve"> 필자는 AI를 ‘powerful aid’로 인정한다 — 전면 부정이 아니다. </w:t>
       </w:r>
       <w:r>
         <w:rPr>
@@ -4763,7 +5086,7 @@
           <w:sz w:val="14"/>
           <w:u w:val="none"/>
         </w:rPr>
-        <w:t>⑤ [방향 반전]</w:t>
+        <w:t>② [범위 이탈]</w:t>
       </w:r>
       <w:r>
         <w:rPr>
@@ -4772,7 +5095,25 @@
           <w:sz w:val="14"/>
           <w:u w:val="none"/>
         </w:rPr>
-        <w:t xml:space="preserve"> 실패는 기술을 다듬는 과정.</w:t>
+        <w:t xml:space="preserve"> 금지 같은 처방은 본문에 없다. </w:t>
+      </w:r>
+      <w:r>
+        <w:rPr>
+          <w:rFonts w:ascii="맑은 고딕" w:hAnsi="맑은 고딕" w:eastAsia="맑은 고딕"/>
+          <w:b/>
+          <w:sz w:val="14"/>
+          <w:u w:val="none"/>
+        </w:rPr>
+        <w:t>⑤ [방향 역전]</w:t>
+      </w:r>
+      <w:r>
+        <w:rPr>
+          <w:rFonts w:ascii="맑은 고딕" w:hAnsi="맑은 고딕" w:eastAsia="맑은 고딕"/>
+          <w:b w:val="0"/>
+          <w:sz w:val="14"/>
+          <w:u w:val="none"/>
+        </w:rPr>
+        <w:t xml:space="preserve"> 모방은 필자가 경고하는 ‘순환’.</w:t>
       </w:r>
     </w:p>
     <w:p>
@@ -4806,7 +5147,7 @@
           <w:sz w:val="14"/>
           <w:u w:val="none"/>
         </w:rPr>
-        <w:t>④ [소재어 재사용 함정]</w:t>
+        <w:t>② [어휘 함정]</w:t>
       </w:r>
       <w:r>
         <w:rPr>
@@ -4815,7 +5156,25 @@
           <w:sz w:val="14"/>
           <w:u w:val="none"/>
         </w:rPr>
-        <w:t xml:space="preserve"> AI·within seconds(빠름)로 자연스러워 보이지만 ‘창의성’과 무관. ④를 빼면 struggle → messy process가 바로 이어진다.</w:t>
+        <w:t xml:space="preserve"> derivative를 모르면 틀렸다고 보기 쉽지만 ‘파생적인·모방적인’으로 적절. </w:t>
+      </w:r>
+      <w:r>
+        <w:rPr>
+          <w:rFonts w:ascii="맑은 고딕" w:hAnsi="맑은 고딕" w:eastAsia="맑은 고딕"/>
+          <w:b/>
+          <w:sz w:val="14"/>
+          <w:u w:val="none"/>
+        </w:rPr>
+        <w:t>④ [한 끗]</w:t>
+      </w:r>
+      <w:r>
+        <w:rPr>
+          <w:rFonts w:ascii="맑은 고딕" w:hAnsi="맑은 고딕" w:eastAsia="맑은 고딕"/>
+          <w:b w:val="0"/>
+          <w:sz w:val="14"/>
+          <w:u w:val="none"/>
+        </w:rPr>
+        <w:t xml:space="preserve"> ‘창작 과정이 엉망’이 부정적으로 들려 부적절해 보일 수 있으나 필자는 그 엉망과 반복이 성장의 통로라고 본다.</w:t>
       </w:r>
     </w:p>
     <w:p>
@@ -4840,7 +5199,43 @@
           <w:sz w:val="14"/>
           <w:u w:val="none"/>
         </w:rPr>
-        <w:t xml:space="preserve"> (1) Heavily ✕ — 명사 수식. (2) imitation ✕ — 목적격보어 형용사(‘모방적인’). (3) originality ✕ — less + 형용사. [채점] 각 1점.</w:t>
+        <w:t xml:space="preserve"> </w:t>
+      </w:r>
+      <w:r>
+        <w:rPr>
+          <w:rFonts w:ascii="맑은 고딕" w:hAnsi="맑은 고딕" w:eastAsia="맑은 고딕"/>
+          <w:b/>
+          <w:sz w:val="14"/>
+          <w:u w:val="none"/>
+        </w:rPr>
+        <w:t>Relying … may leave trapped artists and designers</w:t>
+      </w:r>
+      <w:r>
+        <w:rPr>
+          <w:rFonts w:ascii="맑은 고딕" w:hAnsi="맑은 고딕" w:eastAsia="맑은 고딕"/>
+          <w:b w:val="0"/>
+          <w:sz w:val="14"/>
+          <w:u w:val="none"/>
+        </w:rPr>
+        <w:t xml:space="preserve"> ✕ — 목적어(사람)가 보어(trapped) 앞에 와야 한다. </w:t>
+      </w:r>
+      <w:r>
+        <w:rPr>
+          <w:rFonts w:ascii="맑은 고딕" w:hAnsi="맑은 고딕" w:eastAsia="맑은 고딕"/>
+          <w:b/>
+          <w:sz w:val="14"/>
+          <w:u w:val="none"/>
+        </w:rPr>
+        <w:t>Artists and designers relying too heavily … may leave</w:t>
+      </w:r>
+      <w:r>
+        <w:rPr>
+          <w:rFonts w:ascii="맑은 고딕" w:hAnsi="맑은 고딕" w:eastAsia="맑은 고딕"/>
+          <w:b w:val="0"/>
+          <w:sz w:val="14"/>
+          <w:u w:val="none"/>
+        </w:rPr>
+        <w:t xml:space="preserve"> ✕ — 조건 3(동명사가 주어, 사람은 목적어) 위반. [채점] 동명사 주어 + leave O C 구조 1.5 / 어순·보기 전부 사용 1 / 철자·단어 수 0.5.</w:t>
       </w:r>
     </w:p>
     <w:p>
@@ -4874,7 +5269,7 @@
           <w:sz w:val="14"/>
           <w:u w:val="none"/>
         </w:rPr>
-        <w:t>It is through these challenges what …</w:t>
+        <w:t>Q1에 ‘because AI is not creative’</w:t>
       </w:r>
       <w:r>
         <w:rPr>
@@ -4883,7 +5278,7 @@
           <w:sz w:val="14"/>
           <w:u w:val="none"/>
         </w:rPr>
-        <w:t xml:space="preserve"> ✕ — what은 강조구문에 쓸 수 없다. </w:t>
+        <w:t xml:space="preserve"> △ — 본문 근거(기존 데이터 학습)가 빠지면 내용 0.5. </w:t>
       </w:r>
       <w:r>
         <w:rPr>
@@ -4892,7 +5287,7 @@
           <w:sz w:val="14"/>
           <w:u w:val="none"/>
         </w:rPr>
-        <w:t>It is these challenges that we refine …</w:t>
+        <w:t>Q2에 ‘they lose their jobs’</w:t>
       </w:r>
       <w:r>
         <w:rPr>
@@ -4901,7 +5296,25 @@
           <w:sz w:val="14"/>
           <w:u w:val="none"/>
         </w:rPr>
-        <w:t xml:space="preserve"> ✕ — through 누락 시 의미 변화. [채점] 강조구문 1.5 / 어순 1 / 단어 수·철자 0.5.</w:t>
+        <w:t xml:space="preserve"> ✕ — 본문에 없는 내용. </w:t>
+      </w:r>
+      <w:r>
+        <w:rPr>
+          <w:rFonts w:ascii="맑은 고딕" w:hAnsi="맑은 고딕" w:eastAsia="맑은 고딕"/>
+          <w:b/>
+          <w:sz w:val="14"/>
+          <w:u w:val="none"/>
+        </w:rPr>
+        <w:t>본문 문장 복사</w:t>
+      </w:r>
+      <w:r>
+        <w:rPr>
+          <w:rFonts w:ascii="맑은 고딕" w:hAnsi="맑은 고딕" w:eastAsia="맑은 고딕"/>
+          <w:b w:val="0"/>
+          <w:sz w:val="14"/>
+          <w:u w:val="none"/>
+        </w:rPr>
+        <w:t xml:space="preserve"> → 조건 위반으로 내용 0.5 감점. [채점] 각 문항 내용 1 + 언어 0.5.</w:t>
       </w:r>
     </w:p>
     <w:p>
@@ -4935,7 +5348,7 @@
           <w:sz w:val="14"/>
           <w:u w:val="none"/>
         </w:rPr>
-        <w:t>② [한 끗]</w:t>
+        <w:t>⑤ [한 끗]</w:t>
       </w:r>
       <w:r>
         <w:rPr>
@@ -4944,7 +5357,25 @@
           <w:sz w:val="14"/>
           <w:u w:val="none"/>
         </w:rPr>
-        <w:t xml:space="preserve"> (B) 뒤 (A)를 두면 Moreover 뒤에 다시 첫 번째 위험의 결과((C))가 와서 논리가 역행한다.</w:t>
+        <w:t xml:space="preserve"> (C)-(A)-(B)는 (A)의 ‘고군분투의 가치’가 (B)의 Moreover(고군분투 억제)보다 먼저 나와 these challenges가 받을 struggle이 없다. </w:t>
+      </w:r>
+      <w:r>
+        <w:rPr>
+          <w:rFonts w:ascii="맑은 고딕" w:hAnsi="맑은 고딕" w:eastAsia="맑은 고딕"/>
+          <w:b/>
+          <w:sz w:val="14"/>
+          <w:u w:val="none"/>
+        </w:rPr>
+        <w:t>③</w:t>
+      </w:r>
+      <w:r>
+        <w:rPr>
+          <w:rFonts w:ascii="맑은 고딕" w:hAnsi="맑은 고딕" w:eastAsia="맑은 고딕"/>
+          <w:b w:val="0"/>
+          <w:sz w:val="14"/>
+          <w:u w:val="none"/>
+        </w:rPr>
+        <w:t xml:space="preserve"> (B)의 ‘training data의 제약’은 (C)의 ‘기존 데이터로 훈련’이 먼저 나와야 이해된다.</w:t>
       </w:r>
     </w:p>
     <w:p>
@@ -4969,7 +5400,7 @@
           <w:sz w:val="14"/>
           <w:u w:val="none"/>
         </w:rPr>
-        <w:t xml:space="preserve"> 창의성은 새롭고 가치 있는 아이디어를 만들어 내는 능력이다. 그것은 확산적 사고, 상상력, 그리고 기꺼이 실험하고 위험을 감수하려는 마음을 수반한다. AI는 창의적인 노력을 위한 강력한 도구가 될 수 있지만, 독창성과 혁신을 제한할 위험도 지닌다. AI 알고리즘은 기존의 데이터 세트로 훈련되어, 흔히 과거 창작물의 패턴과 경향을 찾아낸다. 이것은 비슷한 양식이나 형식의 새 콘텐츠를 만드는 데 유용할 수 있지만, 진정한 독창성이 없는 파생적인 작품으로 이어질 수도 있다. 예술가와 디자이너가 영감과 콘텐츠 생성을 AI에 지나치게 의존하면, 그들은 AI 훈련 데이터의 제약에서 벗어나지 못한 채 모방의 순환에 갇혀 있음을 알게 될지도 모른다. 게다가 AI가 콘텐츠를 생성할 수 있는 그 쉬움이, 흔히 돌파구로 이어지는 그런 고군분투와 실험을 억제할 수 있다. 창작 과정은 흔히 엉망이고 반복적이며, 수많은 실패와 좌절을 수반한다. 우리가 기술을 연마하고, 고유한 관점을 발전시키고, 가능한 것의 경계를 넓히는 것은 바로 이러한 어려움을 통해서이다. AI가 즉각적인 해결책을 제공하면, 시행착오를 통해 배우는 이 필수적인 과정을 건너뛰게 하여 결국 진정한 창의적 재능의 발달을 저해할 수 있다.</w:t>
+        <w:t xml:space="preserve"> ['창의성은 새롭고 가치 있는 아이디어를 만들어 내는 능력이다.', '그것은 확산적 사고, 상상력, 그리고 기꺼이 실험하고 위험을 감수하려는 마음을 수반한다.', 'AI는 창의적인 노력을 위한 강력한 도구가 될 수 있지만, 독창성과 혁신을 제한할 위험도 지닌다.', 'AI 알고리즘은 기존의 데이터 세트로 훈련되어, 흔히 과거 창작물의 패턴과 경향을 찾아낸다.', '이것은 비슷한 양식이나 형식의 새 콘텐츠를 만드는 데 유용할 수 있지만, 진정한 독창성이 없는 파생적인 작품으로 이어질 수도 있다.', '예술가와 디자이너가 영감과 콘텐츠 생성을 AI에 지나치게 의존하면, 그들은 AI 훈련 데이터의 제약에서 벗어나지 못한 채 모방의 순환에 갇혀 있음을 알게 될지도 모른다.', '게다가 AI가 콘텐츠를 생성할 수 있는 그 쉬움이, 흔히 돌파구로 이어지는 그런 고군분투와 실험을 억제할 수 있다.', '창작 과정은 흔히 엉망이고 반복적이며, 수많은 실패와 좌절을 수반한다.', '우리가 기술을 연마하고, 고유한 관점을 발전시키고, 가능한 것의 경계를 넓히는 것은 바로 이러한 어려움을 통해서이다.', 'AI가 즉각적인 해결책을 제공하면, 시행착오를 통해 배우는 이 필수적인 과정을 건너뛰게 하여 결국 진정한 창의적 재능의 발달을 저해할 수 있다.']</w:t>
       </w:r>
     </w:p>
     <w:p>
@@ -4994,7 +5425,7 @@
           <w:sz w:val="14"/>
           <w:u w:val="none"/>
         </w:rPr>
-        <w:t xml:space="preserve"> 음악가들도 자동 반주 앱으로 비슷한 위험에 직면한다. 모든 화음을 앱에 맡기는 학생은 첫날부터 매끄럽게 연주할지 모르지만, 왜 한 화음이 다른 화음 뒤에 오는지는 결코 배우지 못한다. 틀린 음을 치며 피아노 앞에서 씨름하며 보낸 시간이야말로 음악가의 귀를 만드는 것이다.</w:t>
+        <w:t xml:space="preserve"> ['내비게이션 앱을 둘러싸고도 비슷한 걱정이 있다.', '매일 길 안내를 그대로 따르는 운전자는 한 번도 길을 잘못 들지 않고 목적지마다 도착할지 모르지만, 도시의 심상 지도는 결코 만들지 못한다.', '잘못 든 길, 되돌아가기, 지형지물을 알아보는 순간 — 이런 것들이 뇌에게 거리들이 어떻게 이어지는지를 가르친다.', '그것들을 없애면 운전자는 화면에 의존한 채로 남아, 신호가 끊기는 순간 길을 찾지 못한다.']</w:t>
       </w:r>
     </w:p>
     <w:sectPr>

--- a/shinmok1/pack/2510/H1MOGO25-10_41-42_SET.docx
+++ b/shinmok1/pack/2510/H1MOGO25-10_41-42_SET.docx
@@ -1005,7 +1005,7 @@
           <w:sz w:val="16"/>
           <w:u w:val="none"/>
         </w:rPr>
-        <w:t xml:space="preserve">  주어진 말을 모두 사용 · 필요한 단어 1개만 어형 변형</w:t>
+        <w:t xml:space="preserve">  주어진 말을 모두 사용 · 어형 변형 2곳 · 조건의 단어 수·구문을 지킬 것</w:t>
       </w:r>
     </w:p>
     <w:p>
@@ -1029,9 +1029,19 @@
           <w:rFonts w:ascii="맑은 고딕" w:hAnsi="맑은 고딕" w:eastAsia="맑은 고딕"/>
           <w:b w:val="0"/>
           <w:sz w:val="17"/>
-          <w:u w:val="none"/>
-        </w:rPr>
-        <w:t>AI가 즉각적인 해결책을 제공하면, 시행착오를 통해 배우는 이 필수적인 과정을 건너뛰게 하여 결국 진정한 창의적 재능의 발달을 저해할 수 있다.</w:t>
+          <w:u w:val="single"/>
+        </w:rPr>
+        <w:t>If AI provides instant solutions, it can bypass this essential process of learning through trial and error, ultimately inhibiting the development of true creative talent.</w:t>
+      </w:r>
+      <w:r>
+        <w:rPr>
+          <w:rFonts w:ascii="맑은 고딕" w:hAnsi="맑은 고딕" w:eastAsia="맑은 고딕"/>
+          <w:b w:val="0"/>
+          <w:sz w:val="17"/>
+          <w:u w:val="none"/>
+        </w:rPr>
+        <w:br/>
+        <w:t>&lt;조건&gt; 밑줄 친 영문과 같은 뜻이 되도록 · 구문: 전치사가 뒤에 남는 관계절(the learning that … depends on) · 총 17단어</w:t>
       </w:r>
     </w:p>
     <w:p>
@@ -1048,7 +1058,7 @@
           <w:sz w:val="17"/>
           <w:u w:val="none"/>
         </w:rPr>
-        <w:t>provides / AI / instant solutions / can / bypass / if / it / of learning / ultimately / this essential process / through trial and error / inhibit / the development / of true creative talent</w:t>
+        <w:t>offer / AI / when / instant answers / people / the trial-and-error learning / true creative talent / depend / may skip / that / on</w:t>
       </w:r>
     </w:p>
     <w:p>
@@ -4175,7 +4185,7 @@
           <w:sz w:val="15"/>
           <w:u w:val="none"/>
         </w:rPr>
-        <w:t xml:space="preserve"> If AI provides instant solutions, it can bypass this essential process of learning through trial and error, ultimately inhibiting the development of true creative talent. (inhibit→inhibiting)</w:t>
+        <w:t xml:space="preserve"> When AI offers instant answers, people may skip the trial-and-error learning that true creative talent depends on. (영→영 재진술: bypass this essential process of learning through trial and error, inhibiting … true creative talent → skip the trial-and-error learning that true creative talent depends on / offer→offers · depend→depends / 17단어 / 전치사 잔류 관계절)</w:t>
       </w:r>
     </w:p>
     <w:p>
